--- a/Fejlesztői_Dokumentáció.docx
+++ b/Fejlesztői_Dokumentáció.docx
@@ -512,8 +512,445 @@
           <w:sz w:val="28"/>
           <w:szCs w:val="28"/>
         </w:rPr>
-        <w:t xml:space="preserve">Minden napi életünk részévé vált az online vásárlása webshopokon keresztül. </w:t>
-      </w:r>
+        <w:t>Minden ember életében részt ve</w:t>
+      </w:r>
+      <w:r>
+        <w:rPr>
+          <w:rFonts w:ascii="Times New Roman" w:hAnsi="Times New Roman" w:cs="Times New Roman"/>
+          <w:sz w:val="28"/>
+          <w:szCs w:val="28"/>
+        </w:rPr>
+        <w:t>sz</w:t>
+      </w:r>
+      <w:r>
+        <w:rPr>
+          <w:rFonts w:ascii="Times New Roman" w:hAnsi="Times New Roman" w:cs="Times New Roman"/>
+          <w:sz w:val="28"/>
+          <w:szCs w:val="28"/>
+        </w:rPr>
+        <w:t xml:space="preserve"> az online vásárlás, emiatt vizsgaremekünk témájának egy webshop elkészítését választott</w:t>
+      </w:r>
+      <w:r>
+        <w:rPr>
+          <w:rFonts w:ascii="Times New Roman" w:hAnsi="Times New Roman" w:cs="Times New Roman"/>
+          <w:sz w:val="28"/>
+          <w:szCs w:val="28"/>
+        </w:rPr>
+        <w:t>unk</w:t>
+      </w:r>
+      <w:r>
+        <w:rPr>
+          <w:rFonts w:ascii="Times New Roman" w:hAnsi="Times New Roman" w:cs="Times New Roman"/>
+          <w:sz w:val="28"/>
+          <w:szCs w:val="28"/>
+        </w:rPr>
+        <w:t>. Az már nehezebb döntés volt, hogy mit áruljon az ár</w:t>
+      </w:r>
+      <w:r>
+        <w:rPr>
+          <w:rFonts w:ascii="Times New Roman" w:hAnsi="Times New Roman" w:cs="Times New Roman"/>
+          <w:sz w:val="28"/>
+          <w:szCs w:val="28"/>
+        </w:rPr>
+        <w:t>u</w:t>
+      </w:r>
+      <w:r>
+        <w:rPr>
+          <w:rFonts w:ascii="Times New Roman" w:hAnsi="Times New Roman" w:cs="Times New Roman"/>
+          <w:sz w:val="28"/>
+          <w:szCs w:val="28"/>
+        </w:rPr>
+        <w:t>ház, ám végül arra jutottunk</w:t>
+      </w:r>
+      <w:r>
+        <w:rPr>
+          <w:rFonts w:ascii="Times New Roman" w:hAnsi="Times New Roman" w:cs="Times New Roman"/>
+          <w:sz w:val="28"/>
+          <w:szCs w:val="28"/>
+        </w:rPr>
+        <w:t>, hogy a webshop vadászati eszközöket és kiegészítőket áruljon.</w:t>
+      </w:r>
+    </w:p>
+    <w:p>
+      <w:pPr>
+        <w:rPr>
+          <w:rFonts w:ascii="Times New Roman" w:hAnsi="Times New Roman" w:cs="Times New Roman"/>
+          <w:sz w:val="28"/>
+          <w:szCs w:val="28"/>
+        </w:rPr>
+      </w:pPr>
+      <w:r>
+        <w:rPr>
+          <w:rFonts w:ascii="Times New Roman" w:hAnsi="Times New Roman" w:cs="Times New Roman"/>
+          <w:sz w:val="28"/>
+          <w:szCs w:val="28"/>
+        </w:rPr>
+        <w:t>A vadászat onnan jön, hogy egyes csapattársak ismerősei vadászattal foglalkoznak</w:t>
+      </w:r>
+      <w:r>
+        <w:rPr>
+          <w:rFonts w:ascii="Times New Roman" w:hAnsi="Times New Roman" w:cs="Times New Roman"/>
+          <w:sz w:val="28"/>
+          <w:szCs w:val="28"/>
+        </w:rPr>
+        <w:t>, és érdekesnek hangzik ez az elfoglaltság</w:t>
+      </w:r>
+      <w:r>
+        <w:rPr>
+          <w:rFonts w:ascii="Times New Roman" w:hAnsi="Times New Roman" w:cs="Times New Roman"/>
+          <w:sz w:val="28"/>
+          <w:szCs w:val="28"/>
+        </w:rPr>
+        <w:t xml:space="preserve">                                                                 </w:t>
+      </w:r>
+    </w:p>
+    <w:p>
+      <w:pPr>
+        <w:pStyle w:val="NormlWeb"/>
+        <w:rPr>
+          <w:sz w:val="28"/>
+          <w:szCs w:val="28"/>
+        </w:rPr>
+      </w:pPr>
+      <w:r>
+        <w:rPr>
+          <w:sz w:val="28"/>
+          <w:szCs w:val="28"/>
+        </w:rPr>
+        <w:t xml:space="preserve">Összességében azért választottuk ezt a témát, mert komplex feladatként jól bemutatja a tudásunkat, miközben egy kézzelfogható, saját </w:t>
+      </w:r>
+      <w:proofErr w:type="spellStart"/>
+      <w:r>
+        <w:rPr>
+          <w:sz w:val="28"/>
+          <w:szCs w:val="28"/>
+        </w:rPr>
+        <w:t>készítésű</w:t>
+      </w:r>
+      <w:proofErr w:type="spellEnd"/>
+      <w:r>
+        <w:rPr>
+          <w:sz w:val="28"/>
+          <w:szCs w:val="28"/>
+        </w:rPr>
+        <w:t xml:space="preserve"> eredményt hoztunk létre. </w:t>
+      </w:r>
+    </w:p>
+    <w:p>
+      <w:pPr>
+        <w:rPr>
+          <w:rFonts w:ascii="Times New Roman" w:hAnsi="Times New Roman" w:cs="Times New Roman"/>
+          <w:b/>
+          <w:bCs/>
+          <w:sz w:val="32"/>
+          <w:szCs w:val="32"/>
+        </w:rPr>
+      </w:pPr>
+      <w:r>
+        <w:rPr>
+          <w:rFonts w:ascii="Times New Roman" w:hAnsi="Times New Roman" w:cs="Times New Roman"/>
+          <w:b/>
+          <w:bCs/>
+          <w:sz w:val="32"/>
+          <w:szCs w:val="32"/>
+        </w:rPr>
+        <w:t>Alkalmazott fejlesztői eszközök</w:t>
+      </w:r>
+      <w:r>
+        <w:rPr>
+          <w:rFonts w:ascii="Times New Roman" w:hAnsi="Times New Roman" w:cs="Times New Roman"/>
+          <w:b/>
+          <w:bCs/>
+          <w:sz w:val="32"/>
+          <w:szCs w:val="32"/>
+        </w:rPr>
+        <w:t>:</w:t>
+      </w:r>
+    </w:p>
+    <w:p>
+      <w:pPr>
+        <w:pStyle w:val="Listaszerbekezds"/>
+        <w:numPr>
+          <w:ilvl w:val="0"/>
+          <w:numId w:val="1"/>
+        </w:numPr>
+        <w:rPr>
+          <w:rFonts w:ascii="Times New Roman" w:hAnsi="Times New Roman" w:cs="Times New Roman"/>
+          <w:sz w:val="28"/>
+          <w:szCs w:val="28"/>
+        </w:rPr>
+      </w:pPr>
+      <w:r>
+        <w:rPr>
+          <w:rFonts w:ascii="Times New Roman" w:hAnsi="Times New Roman" w:cs="Times New Roman"/>
+          <w:sz w:val="28"/>
+          <w:szCs w:val="28"/>
+        </w:rPr>
+        <w:t>HTML</w:t>
+      </w:r>
+    </w:p>
+    <w:p>
+      <w:pPr>
+        <w:pStyle w:val="Listaszerbekezds"/>
+        <w:numPr>
+          <w:ilvl w:val="0"/>
+          <w:numId w:val="1"/>
+        </w:numPr>
+        <w:rPr>
+          <w:rFonts w:ascii="Times New Roman" w:hAnsi="Times New Roman" w:cs="Times New Roman"/>
+          <w:sz w:val="28"/>
+          <w:szCs w:val="28"/>
+        </w:rPr>
+      </w:pPr>
+      <w:r>
+        <w:rPr>
+          <w:rFonts w:ascii="Times New Roman" w:hAnsi="Times New Roman" w:cs="Times New Roman"/>
+          <w:sz w:val="28"/>
+          <w:szCs w:val="28"/>
+        </w:rPr>
+        <w:t>CSS</w:t>
+      </w:r>
+    </w:p>
+    <w:p>
+      <w:pPr>
+        <w:pStyle w:val="Listaszerbekezds"/>
+        <w:numPr>
+          <w:ilvl w:val="0"/>
+          <w:numId w:val="1"/>
+        </w:numPr>
+        <w:rPr>
+          <w:rFonts w:ascii="Times New Roman" w:hAnsi="Times New Roman" w:cs="Times New Roman"/>
+          <w:sz w:val="28"/>
+          <w:szCs w:val="28"/>
+        </w:rPr>
+      </w:pPr>
+      <w:r>
+        <w:rPr>
+          <w:rFonts w:ascii="Times New Roman" w:hAnsi="Times New Roman" w:cs="Times New Roman"/>
+          <w:sz w:val="28"/>
+          <w:szCs w:val="28"/>
+        </w:rPr>
+        <w:t>JavaScript</w:t>
+      </w:r>
+    </w:p>
+    <w:p>
+      <w:pPr>
+        <w:pStyle w:val="Listaszerbekezds"/>
+        <w:numPr>
+          <w:ilvl w:val="0"/>
+          <w:numId w:val="1"/>
+        </w:numPr>
+        <w:rPr>
+          <w:rFonts w:ascii="Times New Roman" w:hAnsi="Times New Roman" w:cs="Times New Roman"/>
+          <w:sz w:val="28"/>
+          <w:szCs w:val="28"/>
+        </w:rPr>
+      </w:pPr>
+      <w:r>
+        <w:rPr>
+          <w:rFonts w:ascii="Times New Roman" w:hAnsi="Times New Roman" w:cs="Times New Roman"/>
+          <w:sz w:val="28"/>
+          <w:szCs w:val="28"/>
+        </w:rPr>
+        <w:t>PHP</w:t>
+      </w:r>
+    </w:p>
+    <w:p>
+      <w:pPr>
+        <w:pStyle w:val="Listaszerbekezds"/>
+        <w:numPr>
+          <w:ilvl w:val="0"/>
+          <w:numId w:val="1"/>
+        </w:numPr>
+        <w:rPr>
+          <w:rFonts w:ascii="Times New Roman" w:hAnsi="Times New Roman" w:cs="Times New Roman"/>
+          <w:sz w:val="28"/>
+          <w:szCs w:val="28"/>
+        </w:rPr>
+      </w:pPr>
+      <w:proofErr w:type="spellStart"/>
+      <w:r>
+        <w:rPr>
+          <w:rFonts w:ascii="Times New Roman" w:hAnsi="Times New Roman" w:cs="Times New Roman"/>
+          <w:sz w:val="28"/>
+          <w:szCs w:val="28"/>
+        </w:rPr>
+        <w:t>Bootstrap</w:t>
+      </w:r>
+      <w:proofErr w:type="spellEnd"/>
+    </w:p>
+    <w:p>
+      <w:pPr>
+        <w:pStyle w:val="Listaszerbekezds"/>
+        <w:numPr>
+          <w:ilvl w:val="0"/>
+          <w:numId w:val="1"/>
+        </w:numPr>
+        <w:rPr>
+          <w:rFonts w:ascii="Times New Roman" w:hAnsi="Times New Roman" w:cs="Times New Roman"/>
+          <w:sz w:val="28"/>
+          <w:szCs w:val="28"/>
+        </w:rPr>
+      </w:pPr>
+      <w:r>
+        <w:rPr>
+          <w:rFonts w:ascii="Times New Roman" w:hAnsi="Times New Roman" w:cs="Times New Roman"/>
+          <w:sz w:val="28"/>
+          <w:szCs w:val="28"/>
+        </w:rPr>
+        <w:t xml:space="preserve">Visual </w:t>
+      </w:r>
+      <w:proofErr w:type="spellStart"/>
+      <w:r>
+        <w:rPr>
+          <w:rFonts w:ascii="Times New Roman" w:hAnsi="Times New Roman" w:cs="Times New Roman"/>
+          <w:sz w:val="28"/>
+          <w:szCs w:val="28"/>
+        </w:rPr>
+        <w:t>Studio</w:t>
+      </w:r>
+      <w:proofErr w:type="spellEnd"/>
+      <w:r>
+        <w:rPr>
+          <w:rFonts w:ascii="Times New Roman" w:hAnsi="Times New Roman" w:cs="Times New Roman"/>
+          <w:sz w:val="28"/>
+          <w:szCs w:val="28"/>
+        </w:rPr>
+        <w:t xml:space="preserve"> </w:t>
+      </w:r>
+      <w:proofErr w:type="spellStart"/>
+      <w:r>
+        <w:rPr>
+          <w:rFonts w:ascii="Times New Roman" w:hAnsi="Times New Roman" w:cs="Times New Roman"/>
+          <w:sz w:val="28"/>
+          <w:szCs w:val="28"/>
+        </w:rPr>
+        <w:t>Code</w:t>
+      </w:r>
+      <w:proofErr w:type="spellEnd"/>
+    </w:p>
+    <w:p>
+      <w:pPr>
+        <w:pStyle w:val="Listaszerbekezds"/>
+        <w:numPr>
+          <w:ilvl w:val="0"/>
+          <w:numId w:val="1"/>
+        </w:numPr>
+        <w:rPr>
+          <w:rFonts w:ascii="Times New Roman" w:hAnsi="Times New Roman" w:cs="Times New Roman"/>
+          <w:sz w:val="28"/>
+          <w:szCs w:val="28"/>
+        </w:rPr>
+      </w:pPr>
+      <w:r>
+        <w:rPr>
+          <w:rFonts w:ascii="Times New Roman" w:hAnsi="Times New Roman" w:cs="Times New Roman"/>
+          <w:sz w:val="28"/>
+          <w:szCs w:val="28"/>
+        </w:rPr>
+        <w:t>XAMPP</w:t>
+      </w:r>
+    </w:p>
+    <w:p>
+      <w:pPr>
+        <w:pStyle w:val="Listaszerbekezds"/>
+        <w:numPr>
+          <w:ilvl w:val="0"/>
+          <w:numId w:val="1"/>
+        </w:numPr>
+        <w:rPr>
+          <w:rFonts w:ascii="Times New Roman" w:hAnsi="Times New Roman" w:cs="Times New Roman"/>
+          <w:sz w:val="28"/>
+          <w:szCs w:val="28"/>
+        </w:rPr>
+      </w:pPr>
+      <w:proofErr w:type="spellStart"/>
+      <w:r>
+        <w:rPr>
+          <w:rFonts w:ascii="Times New Roman" w:hAnsi="Times New Roman" w:cs="Times New Roman"/>
+          <w:sz w:val="28"/>
+          <w:szCs w:val="28"/>
+        </w:rPr>
+        <w:t>Github</w:t>
+      </w:r>
+      <w:proofErr w:type="spellEnd"/>
+    </w:p>
+    <w:p>
+      <w:pPr>
+        <w:pStyle w:val="Listaszerbekezds"/>
+        <w:numPr>
+          <w:ilvl w:val="0"/>
+          <w:numId w:val="1"/>
+        </w:numPr>
+        <w:rPr>
+          <w:rFonts w:ascii="Times New Roman" w:hAnsi="Times New Roman" w:cs="Times New Roman"/>
+          <w:sz w:val="28"/>
+          <w:szCs w:val="28"/>
+        </w:rPr>
+      </w:pPr>
+      <w:proofErr w:type="spellStart"/>
+      <w:r>
+        <w:rPr>
+          <w:rFonts w:ascii="Times New Roman" w:hAnsi="Times New Roman" w:cs="Times New Roman"/>
+          <w:sz w:val="28"/>
+          <w:szCs w:val="28"/>
+        </w:rPr>
+        <w:t>Paint</w:t>
+      </w:r>
+      <w:proofErr w:type="spellEnd"/>
+    </w:p>
+    <w:p>
+      <w:pPr>
+        <w:pStyle w:val="Listaszerbekezds"/>
+        <w:numPr>
+          <w:ilvl w:val="0"/>
+          <w:numId w:val="1"/>
+        </w:numPr>
+        <w:rPr>
+          <w:rFonts w:ascii="Times New Roman" w:hAnsi="Times New Roman" w:cs="Times New Roman"/>
+          <w:sz w:val="28"/>
+          <w:szCs w:val="28"/>
+        </w:rPr>
+      </w:pPr>
+      <w:r>
+        <w:rPr>
+          <w:rFonts w:ascii="Times New Roman" w:hAnsi="Times New Roman" w:cs="Times New Roman"/>
+          <w:sz w:val="28"/>
+          <w:szCs w:val="28"/>
+        </w:rPr>
+        <w:t xml:space="preserve">Bejelentkezéshez: </w:t>
+      </w:r>
+      <w:r>
+        <w:rPr>
+          <w:rFonts w:ascii="Times New Roman" w:hAnsi="Times New Roman" w:cs="Times New Roman"/>
+          <w:sz w:val="28"/>
+          <w:szCs w:val="28"/>
+        </w:rPr>
+        <w:t>PHP-JWT (</w:t>
+      </w:r>
+      <w:hyperlink r:id="rId5" w:history="1">
+        <w:r>
+          <w:rPr>
+            <w:rStyle w:val="Hiperhivatkozs"/>
+            <w:rFonts w:ascii="Segoe UI" w:hAnsi="Segoe UI" w:cs="Segoe UI"/>
+            <w:color w:val="0969DA"/>
+            <w:shd w:val="clear" w:color="auto" w:fill="FFFFFF"/>
+          </w:rPr>
+          <w:t>https://github.com/firebase/php-jwt</w:t>
+        </w:r>
+      </w:hyperlink>
+      <w:r>
+        <w:t>)</w:t>
+      </w:r>
+    </w:p>
+    <w:p>
+      <w:pPr>
+        <w:rPr>
+          <w:rFonts w:ascii="Times New Roman" w:hAnsi="Times New Roman" w:cs="Times New Roman"/>
+          <w:sz w:val="28"/>
+          <w:szCs w:val="28"/>
+        </w:rPr>
+      </w:pPr>
     </w:p>
     <w:sectPr>
       <w:pgSz w:w="11906" w:h="16838"/>
@@ -523,6 +960,127 @@
     </w:sectPr>
   </w:body>
 </w:document>
+</file>
+
+<file path=word/numbering.xml><?xml version="1.0" encoding="utf-8"?>
+<w:numbering xmlns:wpc="http://schemas.microsoft.com/office/word/2010/wordprocessingCanvas" xmlns:cx="http://schemas.microsoft.com/office/drawing/2014/chartex" xmlns:cx1="http://schemas.microsoft.com/office/drawing/2015/9/8/chartex" xmlns:cx2="http://schemas.microsoft.com/office/drawing/2015/10/21/chartex" xmlns:cx3="http://schemas.microsoft.com/office/drawing/2016/5/9/chartex" xmlns:cx4="http://schemas.microsoft.com/office/drawing/2016/5/10/chartex" xmlns:cx5="http://schemas.microsoft.com/office/drawing/2016/5/11/chartex" xmlns:cx6="http://schemas.microsoft.com/office/drawing/2016/5/12/chartex" xmlns:cx7="http://schemas.microsoft.com/office/drawing/2016/5/13/chartex" xmlns:cx8="http://schemas.microsoft.com/office/drawing/2016/5/14/chartex" xmlns:mc="http://schemas.openxmlformats.org/markup-compatibility/2006" xmlns:aink="http://schemas.microsoft.com/office/drawing/2016/ink" xmlns:am3d="http://schemas.microsoft.com/office/drawing/2017/model3d" xmlns:o="urn:schemas-microsoft-com:office:office" xmlns:r="http://schemas.openxmlformats.org/officeDocument/2006/relationships" xmlns:m="http://schemas.openxmlformats.org/officeDocument/2006/math" xmlns:v="urn:schemas-microsoft-com:vml" xmlns:wp14="http://schemas.microsoft.com/office/word/2010/wordprocessingDrawing" xmlns:wp="http://schemas.openxmlformats.org/drawingml/2006/wordprocessingDrawing" xmlns:w10="urn:schemas-microsoft-com:office:word" xmlns:w="http://schemas.openxmlformats.org/wordprocessingml/2006/main" xmlns:w14="http://schemas.microsoft.com/office/word/2010/wordml" xmlns:w15="http://schemas.microsoft.com/office/word/2012/wordml" xmlns:w16cex="http://schemas.microsoft.com/office/word/2018/wordml/cex" xmlns:w16cid="http://schemas.microsoft.com/office/word/2016/wordml/cid" xmlns:w16="http://schemas.microsoft.com/office/word/2018/wordml" xmlns:w16sdtdh="http://schemas.microsoft.com/office/word/2020/wordml/sdtdatahash" xmlns:w16se="http://schemas.microsoft.com/office/word/2015/wordml/symex" xmlns:wpg="http://schemas.microsoft.com/office/word/2010/wordprocessingGroup" xmlns:wpi="http://schemas.microsoft.com/office/word/2010/wordprocessingInk" xmlns:wne="http://schemas.microsoft.com/office/word/2006/wordml" xmlns:wps="http://schemas.microsoft.com/office/word/2010/wordprocessingShape" mc:Ignorable="w14 w15 w16se w16cid w16 w16cex w16sdtdh wp14">
+  <w:abstractNum w:abstractNumId="0" w15:restartNumberingAfterBreak="0">
+    <w:nsid w:val="70BF1CA4"/>
+    <w:multiLevelType w:val="hybridMultilevel"/>
+    <w:tmpl w:val="FC0860B6"/>
+    <w:lvl w:ilvl="0" w:tplc="040E0001">
+      <w:start w:val="1"/>
+      <w:numFmt w:val="bullet"/>
+      <w:lvlText w:val=""/>
+      <w:lvlJc w:val="left"/>
+      <w:pPr>
+        <w:ind w:left="720" w:hanging="360"/>
+      </w:pPr>
+      <w:rPr>
+        <w:rFonts w:ascii="Symbol" w:hAnsi="Symbol" w:hint="default"/>
+      </w:rPr>
+    </w:lvl>
+    <w:lvl w:ilvl="1" w:tplc="040E0003" w:tentative="1">
+      <w:start w:val="1"/>
+      <w:numFmt w:val="bullet"/>
+      <w:lvlText w:val="o"/>
+      <w:lvlJc w:val="left"/>
+      <w:pPr>
+        <w:ind w:left="1440" w:hanging="360"/>
+      </w:pPr>
+      <w:rPr>
+        <w:rFonts w:ascii="Courier New" w:hAnsi="Courier New" w:cs="Courier New" w:hint="default"/>
+      </w:rPr>
+    </w:lvl>
+    <w:lvl w:ilvl="2" w:tplc="040E0005" w:tentative="1">
+      <w:start w:val="1"/>
+      <w:numFmt w:val="bullet"/>
+      <w:lvlText w:val=""/>
+      <w:lvlJc w:val="left"/>
+      <w:pPr>
+        <w:ind w:left="2160" w:hanging="360"/>
+      </w:pPr>
+      <w:rPr>
+        <w:rFonts w:ascii="Wingdings" w:hAnsi="Wingdings" w:hint="default"/>
+      </w:rPr>
+    </w:lvl>
+    <w:lvl w:ilvl="3" w:tplc="040E0001" w:tentative="1">
+      <w:start w:val="1"/>
+      <w:numFmt w:val="bullet"/>
+      <w:lvlText w:val=""/>
+      <w:lvlJc w:val="left"/>
+      <w:pPr>
+        <w:ind w:left="2880" w:hanging="360"/>
+      </w:pPr>
+      <w:rPr>
+        <w:rFonts w:ascii="Symbol" w:hAnsi="Symbol" w:hint="default"/>
+      </w:rPr>
+    </w:lvl>
+    <w:lvl w:ilvl="4" w:tplc="040E0003" w:tentative="1">
+      <w:start w:val="1"/>
+      <w:numFmt w:val="bullet"/>
+      <w:lvlText w:val="o"/>
+      <w:lvlJc w:val="left"/>
+      <w:pPr>
+        <w:ind w:left="3600" w:hanging="360"/>
+      </w:pPr>
+      <w:rPr>
+        <w:rFonts w:ascii="Courier New" w:hAnsi="Courier New" w:cs="Courier New" w:hint="default"/>
+      </w:rPr>
+    </w:lvl>
+    <w:lvl w:ilvl="5" w:tplc="040E0005" w:tentative="1">
+      <w:start w:val="1"/>
+      <w:numFmt w:val="bullet"/>
+      <w:lvlText w:val=""/>
+      <w:lvlJc w:val="left"/>
+      <w:pPr>
+        <w:ind w:left="4320" w:hanging="360"/>
+      </w:pPr>
+      <w:rPr>
+        <w:rFonts w:ascii="Wingdings" w:hAnsi="Wingdings" w:hint="default"/>
+      </w:rPr>
+    </w:lvl>
+    <w:lvl w:ilvl="6" w:tplc="040E0001" w:tentative="1">
+      <w:start w:val="1"/>
+      <w:numFmt w:val="bullet"/>
+      <w:lvlText w:val=""/>
+      <w:lvlJc w:val="left"/>
+      <w:pPr>
+        <w:ind w:left="5040" w:hanging="360"/>
+      </w:pPr>
+      <w:rPr>
+        <w:rFonts w:ascii="Symbol" w:hAnsi="Symbol" w:hint="default"/>
+      </w:rPr>
+    </w:lvl>
+    <w:lvl w:ilvl="7" w:tplc="040E0003" w:tentative="1">
+      <w:start w:val="1"/>
+      <w:numFmt w:val="bullet"/>
+      <w:lvlText w:val="o"/>
+      <w:lvlJc w:val="left"/>
+      <w:pPr>
+        <w:ind w:left="5760" w:hanging="360"/>
+      </w:pPr>
+      <w:rPr>
+        <w:rFonts w:ascii="Courier New" w:hAnsi="Courier New" w:cs="Courier New" w:hint="default"/>
+      </w:rPr>
+    </w:lvl>
+    <w:lvl w:ilvl="8" w:tplc="040E0005" w:tentative="1">
+      <w:start w:val="1"/>
+      <w:numFmt w:val="bullet"/>
+      <w:lvlText w:val=""/>
+      <w:lvlJc w:val="left"/>
+      <w:pPr>
+        <w:ind w:left="6480" w:hanging="360"/>
+      </w:pPr>
+      <w:rPr>
+        <w:rFonts w:ascii="Wingdings" w:hAnsi="Wingdings" w:hint="default"/>
+      </w:rPr>
+    </w:lvl>
+  </w:abstractNum>
+  <w:num w:numId="1">
+    <w:abstractNumId w:val="0"/>
+  </w:num>
+</w:numbering>
 </file>
 
 <file path=word/styles.xml><?xml version="1.0" encoding="utf-8"?>
@@ -952,6 +1510,50 @@
     <w:semiHidden/>
     <w:unhideWhenUsed/>
   </w:style>
+  <w:style w:type="paragraph" w:styleId="NormlWeb">
+    <w:name w:val="Normal (Web)"/>
+    <w:basedOn w:val="Norml"/>
+    <w:uiPriority w:val="99"/>
+    <w:unhideWhenUsed/>
+    <w:rsid w:val="002C7D0F"/>
+    <w:pPr>
+      <w:spacing w:before="100" w:beforeAutospacing="1" w:after="100" w:afterAutospacing="1" w:line="240" w:lineRule="auto"/>
+    </w:pPr>
+    <w:rPr>
+      <w:rFonts w:ascii="Times New Roman" w:eastAsia="Times New Roman" w:hAnsi="Times New Roman" w:cs="Times New Roman"/>
+      <w:sz w:val="24"/>
+      <w:szCs w:val="24"/>
+      <w:lang w:eastAsia="hu-HU"/>
+    </w:rPr>
+  </w:style>
+  <w:style w:type="character" w:customStyle="1" w:styleId="whitespace-normal">
+    <w:name w:val="whitespace-normal"/>
+    <w:basedOn w:val="Bekezdsalapbettpusa"/>
+    <w:rsid w:val="002C7D0F"/>
+  </w:style>
+  <w:style w:type="paragraph" w:styleId="Listaszerbekezds">
+    <w:name w:val="List Paragraph"/>
+    <w:basedOn w:val="Norml"/>
+    <w:uiPriority w:val="34"/>
+    <w:qFormat/>
+    <w:rsid w:val="004F090F"/>
+    <w:pPr>
+      <w:ind w:left="720"/>
+      <w:contextualSpacing/>
+    </w:pPr>
+  </w:style>
+  <w:style w:type="character" w:styleId="Hiperhivatkozs">
+    <w:name w:val="Hyperlink"/>
+    <w:basedOn w:val="Bekezdsalapbettpusa"/>
+    <w:uiPriority w:val="99"/>
+    <w:semiHidden/>
+    <w:unhideWhenUsed/>
+    <w:rsid w:val="00734445"/>
+    <w:rPr>
+      <w:color w:val="0000FF"/>
+      <w:u w:val="single"/>
+    </w:rPr>
+  </w:style>
 </w:styles>
 </file>
 

--- a/Fejlesztői_Dokumentáció.docx
+++ b/Fejlesztői_Dokumentáció.docx
@@ -1,6 +1,6 @@
 
 <file path=word/document.xml><?xml version="1.0" encoding="utf-8"?>
-<w:document xmlns:wpc="http://schemas.microsoft.com/office/word/2010/wordprocessingCanvas" xmlns:cx="http://schemas.microsoft.com/office/drawing/2014/chartex" xmlns:cx1="http://schemas.microsoft.com/office/drawing/2015/9/8/chartex" xmlns:cx2="http://schemas.microsoft.com/office/drawing/2015/10/21/chartex" xmlns:cx3="http://schemas.microsoft.com/office/drawing/2016/5/9/chartex" xmlns:cx4="http://schemas.microsoft.com/office/drawing/2016/5/10/chartex" xmlns:cx5="http://schemas.microsoft.com/office/drawing/2016/5/11/chartex" xmlns:cx6="http://schemas.microsoft.com/office/drawing/2016/5/12/chartex" xmlns:cx7="http://schemas.microsoft.com/office/drawing/2016/5/13/chartex" xmlns:cx8="http://schemas.microsoft.com/office/drawing/2016/5/14/chartex" xmlns:mc="http://schemas.openxmlformats.org/markup-compatibility/2006" xmlns:aink="http://schemas.microsoft.com/office/drawing/2016/ink" xmlns:am3d="http://schemas.microsoft.com/office/drawing/2017/model3d" xmlns:o="urn:schemas-microsoft-com:office:office" xmlns:r="http://schemas.openxmlformats.org/officeDocument/2006/relationships" xmlns:m="http://schemas.openxmlformats.org/officeDocument/2006/math" xmlns:v="urn:schemas-microsoft-com:vml" xmlns:wp14="http://schemas.microsoft.com/office/word/2010/wordprocessingDrawing" xmlns:wp="http://schemas.openxmlformats.org/drawingml/2006/wordprocessingDrawing" xmlns:w10="urn:schemas-microsoft-com:office:word" xmlns:w="http://schemas.openxmlformats.org/wordprocessingml/2006/main" xmlns:w14="http://schemas.microsoft.com/office/word/2010/wordml" xmlns:w15="http://schemas.microsoft.com/office/word/2012/wordml" xmlns:w16cex="http://schemas.microsoft.com/office/word/2018/wordml/cex" xmlns:w16cid="http://schemas.microsoft.com/office/word/2016/wordml/cid" xmlns:w16="http://schemas.microsoft.com/office/word/2018/wordml" xmlns:w16sdtdh="http://schemas.microsoft.com/office/word/2020/wordml/sdtdatahash" xmlns:w16se="http://schemas.microsoft.com/office/word/2015/wordml/symex" xmlns:wpg="http://schemas.microsoft.com/office/word/2010/wordprocessingGroup" xmlns:wpi="http://schemas.microsoft.com/office/word/2010/wordprocessingInk" xmlns:wne="http://schemas.microsoft.com/office/word/2006/wordml" xmlns:wps="http://schemas.microsoft.com/office/word/2010/wordprocessingShape" mc:Ignorable="w14 w15 w16se w16cid w16 w16cex w16sdtdh wp14">
+<w:document xmlns:wpc="http://schemas.microsoft.com/office/word/2010/wordprocessingCanvas" xmlns:cx="http://schemas.microsoft.com/office/drawing/2014/chartex" xmlns:cx1="http://schemas.microsoft.com/office/drawing/2015/9/8/chartex" xmlns:cx2="http://schemas.microsoft.com/office/drawing/2015/10/21/chartex" xmlns:cx3="http://schemas.microsoft.com/office/drawing/2016/5/9/chartex" xmlns:cx4="http://schemas.microsoft.com/office/drawing/2016/5/10/chartex" xmlns:cx5="http://schemas.microsoft.com/office/drawing/2016/5/11/chartex" xmlns:cx6="http://schemas.microsoft.com/office/drawing/2016/5/12/chartex" xmlns:cx7="http://schemas.microsoft.com/office/drawing/2016/5/13/chartex" xmlns:cx8="http://schemas.microsoft.com/office/drawing/2016/5/14/chartex" xmlns:mc="http://schemas.openxmlformats.org/markup-compatibility/2006" xmlns:aink="http://schemas.microsoft.com/office/drawing/2016/ink" xmlns:am3d="http://schemas.microsoft.com/office/drawing/2017/model3d" xmlns:o="urn:schemas-microsoft-com:office:office" xmlns:oel="http://schemas.microsoft.com/office/2019/extlst" xmlns:r="http://schemas.openxmlformats.org/officeDocument/2006/relationships" xmlns:m="http://schemas.openxmlformats.org/officeDocument/2006/math" xmlns:v="urn:schemas-microsoft-com:vml" xmlns:wp14="http://schemas.microsoft.com/office/word/2010/wordprocessingDrawing" xmlns:wp="http://schemas.openxmlformats.org/drawingml/2006/wordprocessingDrawing" xmlns:w10="urn:schemas-microsoft-com:office:word" xmlns:w="http://schemas.openxmlformats.org/wordprocessingml/2006/main" xmlns:w14="http://schemas.microsoft.com/office/word/2010/wordml" xmlns:w15="http://schemas.microsoft.com/office/word/2012/wordml" xmlns:w16cex="http://schemas.microsoft.com/office/word/2018/wordml/cex" xmlns:w16cid="http://schemas.microsoft.com/office/word/2016/wordml/cid" xmlns:w16="http://schemas.microsoft.com/office/word/2018/wordml" xmlns:w16du="http://schemas.microsoft.com/office/word/2023/wordml/word16du" xmlns:w16sdtdh="http://schemas.microsoft.com/office/word/2020/wordml/sdtdatahash" xmlns:w16sdtfl="http://schemas.microsoft.com/office/word/2024/wordml/sdtformatlock" xmlns:w16se="http://schemas.microsoft.com/office/word/2015/wordml/symex" xmlns:wpg="http://schemas.microsoft.com/office/word/2010/wordprocessingGroup" xmlns:wpi="http://schemas.microsoft.com/office/word/2010/wordprocessingInk" xmlns:wne="http://schemas.microsoft.com/office/word/2006/wordml" xmlns:wps="http://schemas.microsoft.com/office/word/2010/wordprocessingShape" mc:Ignorable="w14 w15 w16se w16cid w16 w16cex w16sdtdh w16sdtfl w16du wp14">
   <w:body>
     <w:p>
       <w:pPr>
@@ -478,12 +478,11 @@
     </w:p>
     <w:p>
       <w:pPr>
+        <w:pStyle w:val="Heading1"/>
         <w:rPr>
           <w:rFonts w:ascii="Times New Roman" w:hAnsi="Times New Roman" w:cs="Times New Roman"/>
           <w:b/>
           <w:bCs/>
-          <w:sz w:val="32"/>
-          <w:szCs w:val="32"/>
         </w:rPr>
       </w:pPr>
       <w:r>
@@ -491,8 +490,6 @@
           <w:rFonts w:ascii="Times New Roman" w:hAnsi="Times New Roman" w:cs="Times New Roman"/>
           <w:b/>
           <w:bCs/>
-          <w:sz w:val="32"/>
-          <w:szCs w:val="32"/>
         </w:rPr>
         <w:lastRenderedPageBreak/>
         <w:t>Témaválasztás indoklása:</w:t>
@@ -606,7 +603,7 @@
     </w:p>
     <w:p>
       <w:pPr>
-        <w:pStyle w:val="NormlWeb"/>
+        <w:pStyle w:val="NormalWeb"/>
         <w:rPr>
           <w:sz w:val="28"/>
           <w:szCs w:val="28"/>
@@ -638,12 +635,11 @@
     </w:p>
     <w:p>
       <w:pPr>
+        <w:pStyle w:val="Heading1"/>
         <w:rPr>
           <w:rFonts w:ascii="Times New Roman" w:hAnsi="Times New Roman" w:cs="Times New Roman"/>
           <w:b/>
           <w:bCs/>
-          <w:sz w:val="32"/>
-          <w:szCs w:val="32"/>
         </w:rPr>
       </w:pPr>
       <w:r>
@@ -651,25 +647,13 @@
           <w:rFonts w:ascii="Times New Roman" w:hAnsi="Times New Roman" w:cs="Times New Roman"/>
           <w:b/>
           <w:bCs/>
-          <w:sz w:val="32"/>
-          <w:szCs w:val="32"/>
-        </w:rPr>
-        <w:t>Alkalmazott fejlesztői eszközök</w:t>
-      </w:r>
-      <w:r>
-        <w:rPr>
-          <w:rFonts w:ascii="Times New Roman" w:hAnsi="Times New Roman" w:cs="Times New Roman"/>
-          <w:b/>
-          <w:bCs/>
-          <w:sz w:val="32"/>
-          <w:szCs w:val="32"/>
-        </w:rPr>
-        <w:t>:</w:t>
-      </w:r>
-    </w:p>
-    <w:p>
-      <w:pPr>
-        <w:pStyle w:val="Listaszerbekezds"/>
+        </w:rPr>
+        <w:t>Alkalmazott fejlesztői eszközök:</w:t>
+      </w:r>
+    </w:p>
+    <w:p>
+      <w:pPr>
+        <w:pStyle w:val="ListParagraph"/>
         <w:numPr>
           <w:ilvl w:val="0"/>
           <w:numId w:val="1"/>
@@ -691,7 +675,7 @@
     </w:p>
     <w:p>
       <w:pPr>
-        <w:pStyle w:val="Listaszerbekezds"/>
+        <w:pStyle w:val="ListParagraph"/>
         <w:numPr>
           <w:ilvl w:val="0"/>
           <w:numId w:val="1"/>
@@ -713,7 +697,7 @@
     </w:p>
     <w:p>
       <w:pPr>
-        <w:pStyle w:val="Listaszerbekezds"/>
+        <w:pStyle w:val="ListParagraph"/>
         <w:numPr>
           <w:ilvl w:val="0"/>
           <w:numId w:val="1"/>
@@ -735,7 +719,7 @@
     </w:p>
     <w:p>
       <w:pPr>
-        <w:pStyle w:val="Listaszerbekezds"/>
+        <w:pStyle w:val="ListParagraph"/>
         <w:numPr>
           <w:ilvl w:val="0"/>
           <w:numId w:val="1"/>
@@ -757,7 +741,7 @@
     </w:p>
     <w:p>
       <w:pPr>
-        <w:pStyle w:val="Listaszerbekezds"/>
+        <w:pStyle w:val="ListParagraph"/>
         <w:numPr>
           <w:ilvl w:val="0"/>
           <w:numId w:val="1"/>
@@ -781,7 +765,7 @@
     </w:p>
     <w:p>
       <w:pPr>
-        <w:pStyle w:val="Listaszerbekezds"/>
+        <w:pStyle w:val="ListParagraph"/>
         <w:numPr>
           <w:ilvl w:val="0"/>
           <w:numId w:val="1"/>
@@ -831,7 +815,7 @@
     </w:p>
     <w:p>
       <w:pPr>
-        <w:pStyle w:val="Listaszerbekezds"/>
+        <w:pStyle w:val="ListParagraph"/>
         <w:numPr>
           <w:ilvl w:val="0"/>
           <w:numId w:val="1"/>
@@ -853,7 +837,7 @@
     </w:p>
     <w:p>
       <w:pPr>
-        <w:pStyle w:val="Listaszerbekezds"/>
+        <w:pStyle w:val="ListParagraph"/>
         <w:numPr>
           <w:ilvl w:val="0"/>
           <w:numId w:val="1"/>
@@ -877,7 +861,7 @@
     </w:p>
     <w:p>
       <w:pPr>
-        <w:pStyle w:val="Listaszerbekezds"/>
+        <w:pStyle w:val="ListParagraph"/>
         <w:numPr>
           <w:ilvl w:val="0"/>
           <w:numId w:val="1"/>
@@ -901,7 +885,7 @@
     </w:p>
     <w:p>
       <w:pPr>
-        <w:pStyle w:val="Listaszerbekezds"/>
+        <w:pStyle w:val="ListParagraph"/>
         <w:numPr>
           <w:ilvl w:val="0"/>
           <w:numId w:val="1"/>
@@ -931,7 +915,7 @@
       <w:hyperlink r:id="rId5" w:history="1">
         <w:r>
           <w:rPr>
-            <w:rStyle w:val="Hiperhivatkozs"/>
+            <w:rStyle w:val="Hyperlink"/>
             <w:rFonts w:ascii="Segoe UI" w:hAnsi="Segoe UI" w:cs="Segoe UI"/>
             <w:color w:val="0969DA"/>
             <w:shd w:val="clear" w:color="auto" w:fill="FFFFFF"/>
@@ -945,12 +929,536 @@
     </w:p>
     <w:p>
       <w:pPr>
-        <w:rPr>
-          <w:rFonts w:ascii="Times New Roman" w:hAnsi="Times New Roman" w:cs="Times New Roman"/>
-          <w:sz w:val="28"/>
-          <w:szCs w:val="28"/>
-        </w:rPr>
-      </w:pPr>
+        <w:pStyle w:val="Heading1"/>
+        <w:rPr>
+          <w:rFonts w:ascii="Times New Roman" w:hAnsi="Times New Roman" w:cs="Times New Roman"/>
+          <w:b/>
+          <w:bCs/>
+        </w:rPr>
+      </w:pPr>
+      <w:r>
+        <w:rPr>
+          <w:rFonts w:ascii="Times New Roman" w:hAnsi="Times New Roman" w:cs="Times New Roman"/>
+          <w:b/>
+          <w:bCs/>
+        </w:rPr>
+        <w:t>Adatmodell leírása:</w:t>
+      </w:r>
+    </w:p>
+    <w:p/>
+    <w:p>
+      <w:pPr>
+        <w:pStyle w:val="Heading1"/>
+        <w:rPr>
+          <w:rFonts w:ascii="Times New Roman" w:hAnsi="Times New Roman" w:cs="Times New Roman"/>
+          <w:b/>
+          <w:bCs/>
+        </w:rPr>
+      </w:pPr>
+      <w:r>
+        <w:rPr>
+          <w:rFonts w:ascii="Times New Roman" w:hAnsi="Times New Roman" w:cs="Times New Roman"/>
+          <w:b/>
+          <w:bCs/>
+        </w:rPr>
+        <w:t>Részletes feladatspecifikáció</w:t>
+      </w:r>
+      <w:r>
+        <w:rPr>
+          <w:rFonts w:ascii="Times New Roman" w:hAnsi="Times New Roman" w:cs="Times New Roman"/>
+          <w:b/>
+          <w:bCs/>
+        </w:rPr>
+        <w:t>:</w:t>
+      </w:r>
+    </w:p>
+    <w:p>
+      <w:pPr>
+        <w:pStyle w:val="Heading2"/>
+      </w:pPr>
+      <w:r>
+        <w:t>A bejelentkezés működése</w:t>
+      </w:r>
+      <w:r>
+        <w:t xml:space="preserve"> elvei:</w:t>
+      </w:r>
+    </w:p>
+    <w:p>
+      <w:r>
+        <w:t>Frontend:</w:t>
+      </w:r>
+      <w:r>
+        <w:rPr>
+          <w:noProof/>
+        </w:rPr>
+        <w:t xml:space="preserve"> </w:t>
+      </w:r>
+      <w:r>
+        <w:rPr>
+          <w:noProof/>
+        </w:rPr>
+        <w:drawing>
+          <wp:inline distT="0" distB="0" distL="0" distR="0" wp14:anchorId="4FE955F3" wp14:editId="5898999A">
+            <wp:extent cx="5760720" cy="3420110"/>
+            <wp:effectExtent l="0" t="0" r="0" b="8890"/>
+            <wp:docPr id="1739915897" name="Picture 1"/>
+            <wp:cNvGraphicFramePr>
+              <a:graphicFrameLocks xmlns:a="http://schemas.openxmlformats.org/drawingml/2006/main" noChangeAspect="1"/>
+            </wp:cNvGraphicFramePr>
+            <a:graphic xmlns:a="http://schemas.openxmlformats.org/drawingml/2006/main">
+              <a:graphicData uri="http://schemas.openxmlformats.org/drawingml/2006/picture">
+                <pic:pic xmlns:pic="http://schemas.openxmlformats.org/drawingml/2006/picture">
+                  <pic:nvPicPr>
+                    <pic:cNvPr id="1739915897" name=""/>
+                    <pic:cNvPicPr/>
+                  </pic:nvPicPr>
+                  <pic:blipFill>
+                    <a:blip r:embed="rId6"/>
+                    <a:stretch>
+                      <a:fillRect/>
+                    </a:stretch>
+                  </pic:blipFill>
+                  <pic:spPr>
+                    <a:xfrm>
+                      <a:off x="0" y="0"/>
+                      <a:ext cx="5760720" cy="3420110"/>
+                    </a:xfrm>
+                    <a:prstGeom prst="rect">
+                      <a:avLst/>
+                    </a:prstGeom>
+                  </pic:spPr>
+                </pic:pic>
+              </a:graphicData>
+            </a:graphic>
+          </wp:inline>
+        </w:drawing>
+      </w:r>
+    </w:p>
+    <w:p>
+      <w:r>
+        <w:t>A bejelentkezés gombra rányomva fut le a következő függvény:</w:t>
+      </w:r>
+    </w:p>
+    <w:p>
+      <w:pPr>
+        <w:rPr>
+          <w:rFonts w:ascii="Times New Roman" w:hAnsi="Times New Roman" w:cs="Times New Roman"/>
+          <w:sz w:val="24"/>
+          <w:szCs w:val="24"/>
+        </w:rPr>
+      </w:pPr>
+      <w:r>
+        <w:rPr>
+          <w:noProof/>
+        </w:rPr>
+        <w:lastRenderedPageBreak/>
+        <w:drawing>
+          <wp:inline distT="0" distB="0" distL="0" distR="0" wp14:anchorId="53A85DBE" wp14:editId="22351ED4">
+            <wp:extent cx="5760720" cy="3789045"/>
+            <wp:effectExtent l="0" t="0" r="0" b="1905"/>
+            <wp:docPr id="814544492" name="Picture 1"/>
+            <wp:cNvGraphicFramePr>
+              <a:graphicFrameLocks xmlns:a="http://schemas.openxmlformats.org/drawingml/2006/main" noChangeAspect="1"/>
+            </wp:cNvGraphicFramePr>
+            <a:graphic xmlns:a="http://schemas.openxmlformats.org/drawingml/2006/main">
+              <a:graphicData uri="http://schemas.openxmlformats.org/drawingml/2006/picture">
+                <pic:pic xmlns:pic="http://schemas.openxmlformats.org/drawingml/2006/picture">
+                  <pic:nvPicPr>
+                    <pic:cNvPr id="814544492" name=""/>
+                    <pic:cNvPicPr/>
+                  </pic:nvPicPr>
+                  <pic:blipFill>
+                    <a:blip r:embed="rId7"/>
+                    <a:stretch>
+                      <a:fillRect/>
+                    </a:stretch>
+                  </pic:blipFill>
+                  <pic:spPr>
+                    <a:xfrm>
+                      <a:off x="0" y="0"/>
+                      <a:ext cx="5760720" cy="3789045"/>
+                    </a:xfrm>
+                    <a:prstGeom prst="rect">
+                      <a:avLst/>
+                    </a:prstGeom>
+                  </pic:spPr>
+                </pic:pic>
+              </a:graphicData>
+            </a:graphic>
+          </wp:inline>
+        </w:drawing>
+      </w:r>
+    </w:p>
+    <w:p>
+      <w:pPr>
+        <w:rPr>
+          <w:rFonts w:ascii="Times New Roman" w:hAnsi="Times New Roman" w:cs="Times New Roman"/>
+          <w:sz w:val="24"/>
+          <w:szCs w:val="24"/>
+        </w:rPr>
+      </w:pPr>
+      <w:r>
+        <w:rPr>
+          <w:rFonts w:ascii="Times New Roman" w:hAnsi="Times New Roman" w:cs="Times New Roman"/>
+          <w:sz w:val="24"/>
+          <w:szCs w:val="24"/>
+        </w:rPr>
+        <w:t>Először megnézzük, hogy a captcha helyesen lett megoldva, ha nem akkor megnézi milyen nyelv van beállítva és annak megfelelően ír ki hiba üzenetet, majd újabb captchát generál. Következő lépésként elküld PUT kérést „/backend/</w:t>
+      </w:r>
+      <w:proofErr w:type="spellStart"/>
+      <w:r>
+        <w:rPr>
+          <w:rFonts w:ascii="Times New Roman" w:hAnsi="Times New Roman" w:cs="Times New Roman"/>
+          <w:sz w:val="24"/>
+          <w:szCs w:val="24"/>
+        </w:rPr>
+        <w:t>bejelentkezes</w:t>
+      </w:r>
+      <w:proofErr w:type="spellEnd"/>
+      <w:r>
+        <w:rPr>
+          <w:rFonts w:ascii="Times New Roman" w:hAnsi="Times New Roman" w:cs="Times New Roman"/>
+          <w:sz w:val="24"/>
+          <w:szCs w:val="24"/>
+        </w:rPr>
+        <w:t>/</w:t>
+      </w:r>
+      <w:proofErr w:type="spellStart"/>
+      <w:r>
+        <w:rPr>
+          <w:rFonts w:ascii="Times New Roman" w:hAnsi="Times New Roman" w:cs="Times New Roman"/>
+          <w:sz w:val="24"/>
+          <w:szCs w:val="24"/>
+        </w:rPr>
+        <w:t>login.php</w:t>
+      </w:r>
+      <w:proofErr w:type="spellEnd"/>
+      <w:r>
+        <w:rPr>
+          <w:rFonts w:ascii="Times New Roman" w:hAnsi="Times New Roman" w:cs="Times New Roman"/>
+          <w:sz w:val="24"/>
+          <w:szCs w:val="24"/>
+        </w:rPr>
+        <w:t xml:space="preserve">” végpontra az input mezőbe írt felhasználónévvel és jelszóval. Ha 200 státusz kóddal tér vissza, akkor </w:t>
+      </w:r>
+      <w:proofErr w:type="spellStart"/>
+      <w:r>
+        <w:rPr>
+          <w:rFonts w:ascii="Times New Roman" w:hAnsi="Times New Roman" w:cs="Times New Roman"/>
+          <w:sz w:val="24"/>
+          <w:szCs w:val="24"/>
+        </w:rPr>
+        <w:t>localstorage-ba</w:t>
+      </w:r>
+      <w:proofErr w:type="spellEnd"/>
+      <w:r>
+        <w:rPr>
+          <w:rFonts w:ascii="Times New Roman" w:hAnsi="Times New Roman" w:cs="Times New Roman"/>
+          <w:sz w:val="24"/>
+          <w:szCs w:val="24"/>
+        </w:rPr>
+        <w:t xml:space="preserve"> eltárolja a felhasználó </w:t>
+      </w:r>
+      <w:proofErr w:type="spellStart"/>
+      <w:r>
+        <w:rPr>
+          <w:rFonts w:ascii="Times New Roman" w:hAnsi="Times New Roman" w:cs="Times New Roman"/>
+          <w:sz w:val="24"/>
+          <w:szCs w:val="24"/>
+        </w:rPr>
+        <w:t>token</w:t>
+      </w:r>
+      <w:proofErr w:type="spellEnd"/>
+      <w:r>
+        <w:rPr>
+          <w:rFonts w:ascii="Times New Roman" w:hAnsi="Times New Roman" w:cs="Times New Roman"/>
+          <w:sz w:val="24"/>
+          <w:szCs w:val="24"/>
+        </w:rPr>
+        <w:t>-jét.</w:t>
+      </w:r>
+      <w:r>
+        <w:rPr>
+          <w:rFonts w:ascii="Times New Roman" w:hAnsi="Times New Roman" w:cs="Times New Roman"/>
+          <w:sz w:val="24"/>
+          <w:szCs w:val="24"/>
+        </w:rPr>
+        <w:t xml:space="preserve"> A nem 200 státusz kódú válaszoknál megnézi </w:t>
+      </w:r>
+      <w:r>
+        <w:rPr>
+          <w:rFonts w:ascii="Times New Roman" w:hAnsi="Times New Roman" w:cs="Times New Roman"/>
+          <w:sz w:val="24"/>
+          <w:szCs w:val="24"/>
+        </w:rPr>
+        <w:lastRenderedPageBreak/>
+        <w:t>a nyelvet, majd kiírja azon hiba kódot</w:t>
+      </w:r>
+      <w:r>
+        <w:rPr>
+          <w:noProof/>
+        </w:rPr>
+        <w:drawing>
+          <wp:inline distT="0" distB="0" distL="0" distR="0" wp14:anchorId="5A3A9909" wp14:editId="1AAB271D">
+            <wp:extent cx="5760720" cy="5454650"/>
+            <wp:effectExtent l="0" t="0" r="0" b="0"/>
+            <wp:docPr id="2137857050" name="Picture 1"/>
+            <wp:cNvGraphicFramePr>
+              <a:graphicFrameLocks xmlns:a="http://schemas.openxmlformats.org/drawingml/2006/main" noChangeAspect="1"/>
+            </wp:cNvGraphicFramePr>
+            <a:graphic xmlns:a="http://schemas.openxmlformats.org/drawingml/2006/main">
+              <a:graphicData uri="http://schemas.openxmlformats.org/drawingml/2006/picture">
+                <pic:pic xmlns:pic="http://schemas.openxmlformats.org/drawingml/2006/picture">
+                  <pic:nvPicPr>
+                    <pic:cNvPr id="2137857050" name=""/>
+                    <pic:cNvPicPr/>
+                  </pic:nvPicPr>
+                  <pic:blipFill>
+                    <a:blip r:embed="rId8"/>
+                    <a:stretch>
+                      <a:fillRect/>
+                    </a:stretch>
+                  </pic:blipFill>
+                  <pic:spPr>
+                    <a:xfrm>
+                      <a:off x="0" y="0"/>
+                      <a:ext cx="5760720" cy="5454650"/>
+                    </a:xfrm>
+                    <a:prstGeom prst="rect">
+                      <a:avLst/>
+                    </a:prstGeom>
+                  </pic:spPr>
+                </pic:pic>
+              </a:graphicData>
+            </a:graphic>
+          </wp:inline>
+        </w:drawing>
+      </w:r>
+    </w:p>
+    <w:p>
+      <w:r>
+        <w:t>A backenden kezeljük azt, hogy hibát dobjon vissza, ha nincs kitöltve a felhasználónév és a jelszó. Ezután megkeressük a felhasználót és ellenőrizzük, hogy a jelszó egyezik a megadottal, ha nem hibát dob vissza. Sikeres lefutás végén generálunk egy tókent</w:t>
+      </w:r>
+      <w:r>
+        <w:t xml:space="preserve"> és azt visszaküldjük.</w:t>
+      </w:r>
+    </w:p>
+    <w:p>
+      <w:pPr>
+        <w:pStyle w:val="Heading2"/>
+      </w:pPr>
+      <w:r>
+        <w:lastRenderedPageBreak/>
+        <w:t>Kosárba adás működési elvei:</w:t>
+      </w:r>
+    </w:p>
+    <w:p>
+      <w:r>
+        <w:rPr>
+          <w:noProof/>
+        </w:rPr>
+        <w:drawing>
+          <wp:inline distT="0" distB="0" distL="0" distR="0" wp14:anchorId="40D71665" wp14:editId="7940B2D9">
+            <wp:extent cx="1862870" cy="2857500"/>
+            <wp:effectExtent l="0" t="0" r="4445" b="0"/>
+            <wp:docPr id="1827442647" name="Picture 1"/>
+            <wp:cNvGraphicFramePr>
+              <a:graphicFrameLocks xmlns:a="http://schemas.openxmlformats.org/drawingml/2006/main" noChangeAspect="1"/>
+            </wp:cNvGraphicFramePr>
+            <a:graphic xmlns:a="http://schemas.openxmlformats.org/drawingml/2006/main">
+              <a:graphicData uri="http://schemas.openxmlformats.org/drawingml/2006/picture">
+                <pic:pic xmlns:pic="http://schemas.openxmlformats.org/drawingml/2006/picture">
+                  <pic:nvPicPr>
+                    <pic:cNvPr id="1827442647" name=""/>
+                    <pic:cNvPicPr/>
+                  </pic:nvPicPr>
+                  <pic:blipFill>
+                    <a:blip r:embed="rId9">
+                      <a:extLst>
+                        <a:ext uri="{28A0092B-C50C-407E-A947-70E740481C1C}">
+                          <a14:useLocalDpi xmlns:a14="http://schemas.microsoft.com/office/drawing/2010/main" val="0"/>
+                        </a:ext>
+                      </a:extLst>
+                    </a:blip>
+                    <a:stretch>
+                      <a:fillRect/>
+                    </a:stretch>
+                  </pic:blipFill>
+                  <pic:spPr>
+                    <a:xfrm>
+                      <a:off x="0" y="0"/>
+                      <a:ext cx="1862870" cy="2857500"/>
+                    </a:xfrm>
+                    <a:prstGeom prst="rect">
+                      <a:avLst/>
+                    </a:prstGeom>
+                  </pic:spPr>
+                </pic:pic>
+              </a:graphicData>
+            </a:graphic>
+          </wp:inline>
+        </w:drawing>
+      </w:r>
+    </w:p>
+    <w:p>
+      <w:r>
+        <w:t xml:space="preserve">A „Kosárba” gomb tartalmazza a termék azonosítóját a </w:t>
+      </w:r>
+      <w:proofErr w:type="spellStart"/>
+      <w:r>
+        <w:t>data</w:t>
+      </w:r>
+      <w:proofErr w:type="spellEnd"/>
+      <w:r>
+        <w:t>-</w:t>
+      </w:r>
+      <w:proofErr w:type="spellStart"/>
+      <w:r>
+        <w:t>id</w:t>
+      </w:r>
+      <w:proofErr w:type="spellEnd"/>
+      <w:r>
+        <w:t>-ban. Rányomáskor lefuttatja a „</w:t>
+      </w:r>
+      <w:proofErr w:type="spellStart"/>
+      <w:r>
+        <w:t>Kosarba</w:t>
+      </w:r>
+      <w:proofErr w:type="spellEnd"/>
+      <w:r>
+        <w:t>” függvényt.</w:t>
+      </w:r>
+    </w:p>
+    <w:p>
+      <w:r>
+        <w:rPr>
+          <w:noProof/>
+        </w:rPr>
+        <w:drawing>
+          <wp:inline distT="0" distB="0" distL="0" distR="0" wp14:anchorId="0ADBFF8D" wp14:editId="03E629EA">
+            <wp:extent cx="5760720" cy="2288540"/>
+            <wp:effectExtent l="0" t="0" r="0" b="0"/>
+            <wp:docPr id="2123165680" name="Picture 1"/>
+            <wp:cNvGraphicFramePr>
+              <a:graphicFrameLocks xmlns:a="http://schemas.openxmlformats.org/drawingml/2006/main" noChangeAspect="1"/>
+            </wp:cNvGraphicFramePr>
+            <a:graphic xmlns:a="http://schemas.openxmlformats.org/drawingml/2006/main">
+              <a:graphicData uri="http://schemas.openxmlformats.org/drawingml/2006/picture">
+                <pic:pic xmlns:pic="http://schemas.openxmlformats.org/drawingml/2006/picture">
+                  <pic:nvPicPr>
+                    <pic:cNvPr id="2123165680" name=""/>
+                    <pic:cNvPicPr/>
+                  </pic:nvPicPr>
+                  <pic:blipFill>
+                    <a:blip r:embed="rId10"/>
+                    <a:stretch>
+                      <a:fillRect/>
+                    </a:stretch>
+                  </pic:blipFill>
+                  <pic:spPr>
+                    <a:xfrm>
+                      <a:off x="0" y="0"/>
+                      <a:ext cx="5760720" cy="2288540"/>
+                    </a:xfrm>
+                    <a:prstGeom prst="rect">
+                      <a:avLst/>
+                    </a:prstGeom>
+                  </pic:spPr>
+                </pic:pic>
+              </a:graphicData>
+            </a:graphic>
+          </wp:inline>
+        </w:drawing>
+      </w:r>
+    </w:p>
+    <w:p>
+      <w:r>
+        <w:t>Először lekérjük a termék azonosítóját, majd megnézzük, hogy be van jelentkezve a felhasználó. Aki nincsen bejelentkezve azt a bejelentkezés oldalra átirányítunk.</w:t>
+      </w:r>
+      <w:r>
+        <w:t xml:space="preserve"> A bejelentkezett felhasználóknál elküldünk egy POST kérést a „/backend/</w:t>
+      </w:r>
+      <w:proofErr w:type="spellStart"/>
+      <w:r>
+        <w:t>termekek</w:t>
+      </w:r>
+      <w:proofErr w:type="spellEnd"/>
+      <w:r>
+        <w:t>/</w:t>
+      </w:r>
+      <w:proofErr w:type="spellStart"/>
+      <w:r>
+        <w:t>index.php</w:t>
+      </w:r>
+      <w:proofErr w:type="spellEnd"/>
+      <w:r>
+        <w:t>/</w:t>
+      </w:r>
+      <w:proofErr w:type="spellStart"/>
+      <w:r>
+        <w:t>kosarHozaadad</w:t>
+      </w:r>
+      <w:proofErr w:type="spellEnd"/>
+      <w:r>
+        <w:t>” végpontra</w:t>
+      </w:r>
+    </w:p>
+    <w:p>
+      <w:r>
+        <w:rPr>
+          <w:noProof/>
+        </w:rPr>
+        <w:lastRenderedPageBreak/>
+        <w:drawing>
+          <wp:inline distT="0" distB="0" distL="0" distR="0" wp14:anchorId="23DDC61F" wp14:editId="65E4530D">
+            <wp:extent cx="5760720" cy="2726055"/>
+            <wp:effectExtent l="0" t="0" r="0" b="0"/>
+            <wp:docPr id="877353455" name="Picture 1"/>
+            <wp:cNvGraphicFramePr>
+              <a:graphicFrameLocks xmlns:a="http://schemas.openxmlformats.org/drawingml/2006/main" noChangeAspect="1"/>
+            </wp:cNvGraphicFramePr>
+            <a:graphic xmlns:a="http://schemas.openxmlformats.org/drawingml/2006/main">
+              <a:graphicData uri="http://schemas.openxmlformats.org/drawingml/2006/picture">
+                <pic:pic xmlns:pic="http://schemas.openxmlformats.org/drawingml/2006/picture">
+                  <pic:nvPicPr>
+                    <pic:cNvPr id="877353455" name=""/>
+                    <pic:cNvPicPr/>
+                  </pic:nvPicPr>
+                  <pic:blipFill>
+                    <a:blip r:embed="rId11"/>
+                    <a:stretch>
+                      <a:fillRect/>
+                    </a:stretch>
+                  </pic:blipFill>
+                  <pic:spPr>
+                    <a:xfrm>
+                      <a:off x="0" y="0"/>
+                      <a:ext cx="5760720" cy="2726055"/>
+                    </a:xfrm>
+                    <a:prstGeom prst="rect">
+                      <a:avLst/>
+                    </a:prstGeom>
+                  </pic:spPr>
+                </pic:pic>
+              </a:graphicData>
+            </a:graphic>
+          </wp:inline>
+        </w:drawing>
+      </w:r>
+    </w:p>
+    <w:p>
+      <w:r>
+        <w:t>A végpont először megnéz</w:t>
+      </w:r>
+      <w:r>
+        <w:t>zük</w:t>
+      </w:r>
+      <w:r>
+        <w:t>, hogy be van</w:t>
+      </w:r>
+      <w:r>
+        <w:t>-e jelentkezve a felhasználó, majd lekérjük a felhasználó kosarát, és megnézzük, hogy tartalmazza a kívánt terméket. Ha nem akkor hozzáad, ha igen akkor annak terméknek a mennyiségét növeli eggyel.</w:t>
+      </w:r>
     </w:p>
     <w:sectPr>
       <w:pgSz w:w="11906" w:h="16838"/>
@@ -963,7 +1471,7 @@
 </file>
 
 <file path=word/numbering.xml><?xml version="1.0" encoding="utf-8"?>
-<w:numbering xmlns:wpc="http://schemas.microsoft.com/office/word/2010/wordprocessingCanvas" xmlns:cx="http://schemas.microsoft.com/office/drawing/2014/chartex" xmlns:cx1="http://schemas.microsoft.com/office/drawing/2015/9/8/chartex" xmlns:cx2="http://schemas.microsoft.com/office/drawing/2015/10/21/chartex" xmlns:cx3="http://schemas.microsoft.com/office/drawing/2016/5/9/chartex" xmlns:cx4="http://schemas.microsoft.com/office/drawing/2016/5/10/chartex" xmlns:cx5="http://schemas.microsoft.com/office/drawing/2016/5/11/chartex" xmlns:cx6="http://schemas.microsoft.com/office/drawing/2016/5/12/chartex" xmlns:cx7="http://schemas.microsoft.com/office/drawing/2016/5/13/chartex" xmlns:cx8="http://schemas.microsoft.com/office/drawing/2016/5/14/chartex" xmlns:mc="http://schemas.openxmlformats.org/markup-compatibility/2006" xmlns:aink="http://schemas.microsoft.com/office/drawing/2016/ink" xmlns:am3d="http://schemas.microsoft.com/office/drawing/2017/model3d" xmlns:o="urn:schemas-microsoft-com:office:office" xmlns:r="http://schemas.openxmlformats.org/officeDocument/2006/relationships" xmlns:m="http://schemas.openxmlformats.org/officeDocument/2006/math" xmlns:v="urn:schemas-microsoft-com:vml" xmlns:wp14="http://schemas.microsoft.com/office/word/2010/wordprocessingDrawing" xmlns:wp="http://schemas.openxmlformats.org/drawingml/2006/wordprocessingDrawing" xmlns:w10="urn:schemas-microsoft-com:office:word" xmlns:w="http://schemas.openxmlformats.org/wordprocessingml/2006/main" xmlns:w14="http://schemas.microsoft.com/office/word/2010/wordml" xmlns:w15="http://schemas.microsoft.com/office/word/2012/wordml" xmlns:w16cex="http://schemas.microsoft.com/office/word/2018/wordml/cex" xmlns:w16cid="http://schemas.microsoft.com/office/word/2016/wordml/cid" xmlns:w16="http://schemas.microsoft.com/office/word/2018/wordml" xmlns:w16sdtdh="http://schemas.microsoft.com/office/word/2020/wordml/sdtdatahash" xmlns:w16se="http://schemas.microsoft.com/office/word/2015/wordml/symex" xmlns:wpg="http://schemas.microsoft.com/office/word/2010/wordprocessingGroup" xmlns:wpi="http://schemas.microsoft.com/office/word/2010/wordprocessingInk" xmlns:wne="http://schemas.microsoft.com/office/word/2006/wordml" xmlns:wps="http://schemas.microsoft.com/office/word/2010/wordprocessingShape" mc:Ignorable="w14 w15 w16se w16cid w16 w16cex w16sdtdh wp14">
+<w:numbering xmlns:wpc="http://schemas.microsoft.com/office/word/2010/wordprocessingCanvas" xmlns:cx="http://schemas.microsoft.com/office/drawing/2014/chartex" xmlns:cx1="http://schemas.microsoft.com/office/drawing/2015/9/8/chartex" xmlns:cx2="http://schemas.microsoft.com/office/drawing/2015/10/21/chartex" xmlns:cx3="http://schemas.microsoft.com/office/drawing/2016/5/9/chartex" xmlns:cx4="http://schemas.microsoft.com/office/drawing/2016/5/10/chartex" xmlns:cx5="http://schemas.microsoft.com/office/drawing/2016/5/11/chartex" xmlns:cx6="http://schemas.microsoft.com/office/drawing/2016/5/12/chartex" xmlns:cx7="http://schemas.microsoft.com/office/drawing/2016/5/13/chartex" xmlns:cx8="http://schemas.microsoft.com/office/drawing/2016/5/14/chartex" xmlns:mc="http://schemas.openxmlformats.org/markup-compatibility/2006" xmlns:aink="http://schemas.microsoft.com/office/drawing/2016/ink" xmlns:am3d="http://schemas.microsoft.com/office/drawing/2017/model3d" xmlns:o="urn:schemas-microsoft-com:office:office" xmlns:oel="http://schemas.microsoft.com/office/2019/extlst" xmlns:r="http://schemas.openxmlformats.org/officeDocument/2006/relationships" xmlns:m="http://schemas.openxmlformats.org/officeDocument/2006/math" xmlns:v="urn:schemas-microsoft-com:vml" xmlns:wp14="http://schemas.microsoft.com/office/word/2010/wordprocessingDrawing" xmlns:wp="http://schemas.openxmlformats.org/drawingml/2006/wordprocessingDrawing" xmlns:w10="urn:schemas-microsoft-com:office:word" xmlns:w="http://schemas.openxmlformats.org/wordprocessingml/2006/main" xmlns:w14="http://schemas.microsoft.com/office/word/2010/wordml" xmlns:w15="http://schemas.microsoft.com/office/word/2012/wordml" xmlns:w16cex="http://schemas.microsoft.com/office/word/2018/wordml/cex" xmlns:w16cid="http://schemas.microsoft.com/office/word/2016/wordml/cid" xmlns:w16="http://schemas.microsoft.com/office/word/2018/wordml" xmlns:w16du="http://schemas.microsoft.com/office/word/2023/wordml/word16du" xmlns:w16sdtdh="http://schemas.microsoft.com/office/word/2020/wordml/sdtdatahash" xmlns:w16sdtfl="http://schemas.microsoft.com/office/word/2024/wordml/sdtformatlock" xmlns:w16se="http://schemas.microsoft.com/office/word/2015/wordml/symex" xmlns:wpg="http://schemas.microsoft.com/office/word/2010/wordprocessingGroup" xmlns:wpi="http://schemas.microsoft.com/office/word/2010/wordprocessingInk" xmlns:wne="http://schemas.microsoft.com/office/word/2006/wordml" xmlns:wps="http://schemas.microsoft.com/office/word/2010/wordprocessingShape" mc:Ignorable="w14 w15 w16se w16cid w16 w16cex w16sdtdh w16sdtfl w16du wp14">
   <w:abstractNum w:abstractNumId="0" w15:restartNumberingAfterBreak="0">
     <w:nsid w:val="70BF1CA4"/>
     <w:multiLevelType w:val="hybridMultilevel"/>
@@ -1077,14 +1585,14 @@
       </w:rPr>
     </w:lvl>
   </w:abstractNum>
-  <w:num w:numId="1">
+  <w:num w:numId="1" w16cid:durableId="1091195399">
     <w:abstractNumId w:val="0"/>
   </w:num>
 </w:numbering>
 </file>
 
 <file path=word/styles.xml><?xml version="1.0" encoding="utf-8"?>
-<w:styles xmlns:mc="http://schemas.openxmlformats.org/markup-compatibility/2006" xmlns:r="http://schemas.openxmlformats.org/officeDocument/2006/relationships" xmlns:w="http://schemas.openxmlformats.org/wordprocessingml/2006/main" xmlns:w14="http://schemas.microsoft.com/office/word/2010/wordml" xmlns:w15="http://schemas.microsoft.com/office/word/2012/wordml" xmlns:w16cex="http://schemas.microsoft.com/office/word/2018/wordml/cex" xmlns:w16cid="http://schemas.microsoft.com/office/word/2016/wordml/cid" xmlns:w16="http://schemas.microsoft.com/office/word/2018/wordml" xmlns:w16sdtdh="http://schemas.microsoft.com/office/word/2020/wordml/sdtdatahash" xmlns:w16se="http://schemas.microsoft.com/office/word/2015/wordml/symex" mc:Ignorable="w14 w15 w16se w16cid w16 w16cex w16sdtdh">
+<w:styles xmlns:mc="http://schemas.openxmlformats.org/markup-compatibility/2006" xmlns:r="http://schemas.openxmlformats.org/officeDocument/2006/relationships" xmlns:w="http://schemas.openxmlformats.org/wordprocessingml/2006/main" xmlns:w14="http://schemas.microsoft.com/office/word/2010/wordml" xmlns:w15="http://schemas.microsoft.com/office/word/2012/wordml" xmlns:w16cex="http://schemas.microsoft.com/office/word/2018/wordml/cex" xmlns:w16cid="http://schemas.microsoft.com/office/word/2016/wordml/cid" xmlns:w16="http://schemas.microsoft.com/office/word/2018/wordml" xmlns:w16du="http://schemas.microsoft.com/office/word/2023/wordml/word16du" xmlns:w16sdtdh="http://schemas.microsoft.com/office/word/2020/wordml/sdtdatahash" xmlns:w16sdtfl="http://schemas.microsoft.com/office/word/2024/wordml/sdtformatlock" xmlns:w16se="http://schemas.microsoft.com/office/word/2015/wordml/symex" mc:Ignorable="w14 w15 w16se w16cid w16 w16cex w16sdtdh w16sdtfl w16du">
   <w:docDefaults>
     <w:rPrDefault>
       <w:rPr>
@@ -1478,18 +1986,59 @@
     <w:lsdException w:name="Unresolved Mention" w:semiHidden="1" w:unhideWhenUsed="1"/>
     <w:lsdException w:name="Smart Link" w:semiHidden="1" w:unhideWhenUsed="1"/>
   </w:latentStyles>
-  <w:style w:type="paragraph" w:default="1" w:styleId="Norml">
+  <w:style w:type="paragraph" w:default="1" w:styleId="Normal">
     <w:name w:val="Normal"/>
     <w:qFormat/>
     <w:rsid w:val="00BA3AA0"/>
   </w:style>
-  <w:style w:type="character" w:default="1" w:styleId="Bekezdsalapbettpusa">
+  <w:style w:type="paragraph" w:styleId="Heading1">
+    <w:name w:val="heading 1"/>
+    <w:basedOn w:val="Normal"/>
+    <w:next w:val="Normal"/>
+    <w:link w:val="Heading1Char"/>
+    <w:uiPriority w:val="9"/>
+    <w:qFormat/>
+    <w:rsid w:val="00402772"/>
+    <w:pPr>
+      <w:keepNext/>
+      <w:keepLines/>
+      <w:spacing w:before="240" w:after="0"/>
+      <w:outlineLvl w:val="0"/>
+    </w:pPr>
+    <w:rPr>
+      <w:rFonts w:asciiTheme="majorHAnsi" w:eastAsiaTheme="majorEastAsia" w:hAnsiTheme="majorHAnsi" w:cstheme="majorBidi"/>
+      <w:sz w:val="32"/>
+      <w:szCs w:val="32"/>
+    </w:rPr>
+  </w:style>
+  <w:style w:type="paragraph" w:styleId="Heading2">
+    <w:name w:val="heading 2"/>
+    <w:basedOn w:val="Normal"/>
+    <w:next w:val="Normal"/>
+    <w:link w:val="Heading2Char"/>
+    <w:uiPriority w:val="9"/>
+    <w:unhideWhenUsed/>
+    <w:qFormat/>
+    <w:rsid w:val="001969A1"/>
+    <w:pPr>
+      <w:keepNext/>
+      <w:keepLines/>
+      <w:spacing w:before="40" w:after="0"/>
+      <w:outlineLvl w:val="1"/>
+    </w:pPr>
+    <w:rPr>
+      <w:rFonts w:asciiTheme="majorHAnsi" w:eastAsiaTheme="majorEastAsia" w:hAnsiTheme="majorHAnsi" w:cstheme="majorBidi"/>
+      <w:sz w:val="26"/>
+      <w:szCs w:val="26"/>
+    </w:rPr>
+  </w:style>
+  <w:style w:type="character" w:default="1" w:styleId="DefaultParagraphFont">
     <w:name w:val="Default Paragraph Font"/>
     <w:uiPriority w:val="1"/>
     <w:semiHidden/>
     <w:unhideWhenUsed/>
   </w:style>
-  <w:style w:type="table" w:default="1" w:styleId="Normltblzat">
+  <w:style w:type="table" w:default="1" w:styleId="TableNormal">
     <w:name w:val="Normal Table"/>
     <w:uiPriority w:val="99"/>
     <w:semiHidden/>
@@ -1504,15 +2053,15 @@
       </w:tblCellMar>
     </w:tblPr>
   </w:style>
-  <w:style w:type="numbering" w:default="1" w:styleId="Nemlista">
+  <w:style w:type="numbering" w:default="1" w:styleId="NoList">
     <w:name w:val="No List"/>
     <w:uiPriority w:val="99"/>
     <w:semiHidden/>
     <w:unhideWhenUsed/>
   </w:style>
-  <w:style w:type="paragraph" w:styleId="NormlWeb">
+  <w:style w:type="paragraph" w:styleId="NormalWeb">
     <w:name w:val="Normal (Web)"/>
-    <w:basedOn w:val="Norml"/>
+    <w:basedOn w:val="Normal"/>
     <w:uiPriority w:val="99"/>
     <w:unhideWhenUsed/>
     <w:rsid w:val="002C7D0F"/>
@@ -1528,12 +2077,12 @@
   </w:style>
   <w:style w:type="character" w:customStyle="1" w:styleId="whitespace-normal">
     <w:name w:val="whitespace-normal"/>
-    <w:basedOn w:val="Bekezdsalapbettpusa"/>
+    <w:basedOn w:val="DefaultParagraphFont"/>
     <w:rsid w:val="002C7D0F"/>
   </w:style>
-  <w:style w:type="paragraph" w:styleId="Listaszerbekezds">
+  <w:style w:type="paragraph" w:styleId="ListParagraph">
     <w:name w:val="List Paragraph"/>
-    <w:basedOn w:val="Norml"/>
+    <w:basedOn w:val="Normal"/>
     <w:uiPriority w:val="34"/>
     <w:qFormat/>
     <w:rsid w:val="004F090F"/>
@@ -1542,9 +2091,9 @@
       <w:contextualSpacing/>
     </w:pPr>
   </w:style>
-  <w:style w:type="character" w:styleId="Hiperhivatkozs">
+  <w:style w:type="character" w:styleId="Hyperlink">
     <w:name w:val="Hyperlink"/>
-    <w:basedOn w:val="Bekezdsalapbettpusa"/>
+    <w:basedOn w:val="DefaultParagraphFont"/>
     <w:uiPriority w:val="99"/>
     <w:semiHidden/>
     <w:unhideWhenUsed/>
@@ -1552,6 +2101,30 @@
     <w:rPr>
       <w:color w:val="0000FF"/>
       <w:u w:val="single"/>
+    </w:rPr>
+  </w:style>
+  <w:style w:type="character" w:customStyle="1" w:styleId="Heading1Char">
+    <w:name w:val="Heading 1 Char"/>
+    <w:basedOn w:val="DefaultParagraphFont"/>
+    <w:link w:val="Heading1"/>
+    <w:uiPriority w:val="9"/>
+    <w:rsid w:val="00402772"/>
+    <w:rPr>
+      <w:rFonts w:asciiTheme="majorHAnsi" w:eastAsiaTheme="majorEastAsia" w:hAnsiTheme="majorHAnsi" w:cstheme="majorBidi"/>
+      <w:sz w:val="32"/>
+      <w:szCs w:val="32"/>
+    </w:rPr>
+  </w:style>
+  <w:style w:type="character" w:customStyle="1" w:styleId="Heading2Char">
+    <w:name w:val="Heading 2 Char"/>
+    <w:basedOn w:val="DefaultParagraphFont"/>
+    <w:link w:val="Heading2"/>
+    <w:uiPriority w:val="9"/>
+    <w:rsid w:val="001969A1"/>
+    <w:rPr>
+      <w:rFonts w:asciiTheme="majorHAnsi" w:eastAsiaTheme="majorEastAsia" w:hAnsiTheme="majorHAnsi" w:cstheme="majorBidi"/>
+      <w:sz w:val="26"/>
+      <w:szCs w:val="26"/>
     </w:rPr>
   </w:style>
 </w:styles>

--- a/Fejlesztői_Dokumentáció.docx
+++ b/Fejlesztői_Dokumentáció.docx
@@ -478,7 +478,7 @@
     </w:p>
     <w:p>
       <w:pPr>
-        <w:pStyle w:val="Heading1"/>
+        <w:pStyle w:val="Cmsor1"/>
         <w:rPr>
           <w:rFonts w:ascii="Times New Roman" w:hAnsi="Times New Roman" w:cs="Times New Roman"/>
           <w:b/>
@@ -499,143 +499,205 @@
       <w:pPr>
         <w:rPr>
           <w:rFonts w:ascii="Times New Roman" w:hAnsi="Times New Roman" w:cs="Times New Roman"/>
-          <w:sz w:val="28"/>
-          <w:szCs w:val="28"/>
-        </w:rPr>
-      </w:pPr>
-      <w:r>
-        <w:rPr>
-          <w:rFonts w:ascii="Times New Roman" w:hAnsi="Times New Roman" w:cs="Times New Roman"/>
-          <w:sz w:val="28"/>
-          <w:szCs w:val="28"/>
-        </w:rPr>
-        <w:t>Minden ember életében részt ve</w:t>
-      </w:r>
-      <w:r>
-        <w:rPr>
-          <w:rFonts w:ascii="Times New Roman" w:hAnsi="Times New Roman" w:cs="Times New Roman"/>
-          <w:sz w:val="28"/>
-          <w:szCs w:val="28"/>
-        </w:rPr>
-        <w:t>sz</w:t>
-      </w:r>
-      <w:r>
-        <w:rPr>
-          <w:rFonts w:ascii="Times New Roman" w:hAnsi="Times New Roman" w:cs="Times New Roman"/>
-          <w:sz w:val="28"/>
-          <w:szCs w:val="28"/>
-        </w:rPr>
-        <w:t xml:space="preserve"> az online vásárlás, emiatt vizsgaremekünk témájának egy webshop elkészítését választott</w:t>
-      </w:r>
-      <w:r>
-        <w:rPr>
-          <w:rFonts w:ascii="Times New Roman" w:hAnsi="Times New Roman" w:cs="Times New Roman"/>
-          <w:sz w:val="28"/>
-          <w:szCs w:val="28"/>
-        </w:rPr>
-        <w:t>unk</w:t>
-      </w:r>
-      <w:r>
-        <w:rPr>
-          <w:rFonts w:ascii="Times New Roman" w:hAnsi="Times New Roman" w:cs="Times New Roman"/>
-          <w:sz w:val="28"/>
-          <w:szCs w:val="28"/>
-        </w:rPr>
-        <w:t>. Az már nehezebb döntés volt, hogy mit áruljon az ár</w:t>
-      </w:r>
-      <w:r>
-        <w:rPr>
-          <w:rFonts w:ascii="Times New Roman" w:hAnsi="Times New Roman" w:cs="Times New Roman"/>
-          <w:sz w:val="28"/>
-          <w:szCs w:val="28"/>
+          <w:sz w:val="24"/>
+          <w:szCs w:val="24"/>
+        </w:rPr>
+      </w:pPr>
+      <w:r>
+        <w:rPr>
+          <w:rFonts w:ascii="Times New Roman" w:hAnsi="Times New Roman" w:cs="Times New Roman"/>
+          <w:sz w:val="24"/>
+          <w:szCs w:val="24"/>
+        </w:rPr>
+        <w:t>Mivel az online vásárlás ma már mindenki életének része, vizsgaremekünk témájául</w:t>
+      </w:r>
+      <w:r>
+        <w:rPr>
+          <w:rFonts w:ascii="Times New Roman" w:hAnsi="Times New Roman" w:cs="Times New Roman"/>
+          <w:sz w:val="24"/>
+          <w:szCs w:val="24"/>
+        </w:rPr>
+        <w:t xml:space="preserve"> egy webshop elkészítését választottuk.</w:t>
+      </w:r>
+      <w:r>
+        <w:rPr>
+          <w:rFonts w:ascii="Times New Roman" w:hAnsi="Times New Roman" w:cs="Times New Roman"/>
+          <w:sz w:val="24"/>
+          <w:szCs w:val="24"/>
+        </w:rPr>
+        <w:t xml:space="preserve"> </w:t>
+      </w:r>
+      <w:r>
+        <w:rPr>
+          <w:rFonts w:ascii="Times New Roman" w:hAnsi="Times New Roman" w:cs="Times New Roman"/>
+          <w:sz w:val="24"/>
+          <w:szCs w:val="24"/>
+        </w:rPr>
+        <w:t>Nehezebb döntésnek bizonyult azonban</w:t>
+      </w:r>
+      <w:r>
+        <w:rPr>
+          <w:rFonts w:ascii="Times New Roman" w:hAnsi="Times New Roman" w:cs="Times New Roman"/>
+          <w:sz w:val="24"/>
+          <w:szCs w:val="24"/>
+        </w:rPr>
+        <w:t>, hogy mit áruljon az ár</w:t>
+      </w:r>
+      <w:r>
+        <w:rPr>
+          <w:rFonts w:ascii="Times New Roman" w:hAnsi="Times New Roman" w:cs="Times New Roman"/>
+          <w:sz w:val="24"/>
+          <w:szCs w:val="24"/>
         </w:rPr>
         <w:t>u</w:t>
       </w:r>
       <w:r>
         <w:rPr>
           <w:rFonts w:ascii="Times New Roman" w:hAnsi="Times New Roman" w:cs="Times New Roman"/>
-          <w:sz w:val="28"/>
-          <w:szCs w:val="28"/>
+          <w:sz w:val="24"/>
+          <w:szCs w:val="24"/>
         </w:rPr>
         <w:t>ház, ám végül arra jutottunk</w:t>
       </w:r>
       <w:r>
         <w:rPr>
           <w:rFonts w:ascii="Times New Roman" w:hAnsi="Times New Roman" w:cs="Times New Roman"/>
-          <w:sz w:val="28"/>
-          <w:szCs w:val="28"/>
-        </w:rPr>
-        <w:t>, hogy a webshop vadászati eszközöket és kiegészítőket áruljon.</w:t>
-      </w:r>
-    </w:p>
-    <w:p>
-      <w:pPr>
-        <w:rPr>
-          <w:rFonts w:ascii="Times New Roman" w:hAnsi="Times New Roman" w:cs="Times New Roman"/>
-          <w:sz w:val="28"/>
-          <w:szCs w:val="28"/>
-        </w:rPr>
-      </w:pPr>
-      <w:r>
-        <w:rPr>
-          <w:rFonts w:ascii="Times New Roman" w:hAnsi="Times New Roman" w:cs="Times New Roman"/>
-          <w:sz w:val="28"/>
-          <w:szCs w:val="28"/>
-        </w:rPr>
-        <w:t>A vadászat onnan jön, hogy egyes csapattársak ismerősei vadászattal foglalkoznak</w:t>
-      </w:r>
-      <w:r>
-        <w:rPr>
-          <w:rFonts w:ascii="Times New Roman" w:hAnsi="Times New Roman" w:cs="Times New Roman"/>
-          <w:sz w:val="28"/>
-          <w:szCs w:val="28"/>
-        </w:rPr>
-        <w:t>, és érdekesnek hangzik ez az elfoglaltság</w:t>
-      </w:r>
-      <w:r>
-        <w:rPr>
-          <w:rFonts w:ascii="Times New Roman" w:hAnsi="Times New Roman" w:cs="Times New Roman"/>
-          <w:sz w:val="28"/>
-          <w:szCs w:val="28"/>
+          <w:sz w:val="24"/>
+          <w:szCs w:val="24"/>
+        </w:rPr>
+        <w:t>, hogy a</w:t>
+      </w:r>
+      <w:r>
+        <w:rPr>
+          <w:rFonts w:ascii="Times New Roman" w:hAnsi="Times New Roman" w:cs="Times New Roman"/>
+          <w:sz w:val="24"/>
+          <w:szCs w:val="24"/>
+        </w:rPr>
+        <w:t xml:space="preserve">z online platform </w:t>
+      </w:r>
+      <w:r>
+        <w:rPr>
+          <w:rFonts w:ascii="Times New Roman" w:hAnsi="Times New Roman" w:cs="Times New Roman"/>
+          <w:sz w:val="24"/>
+          <w:szCs w:val="24"/>
+        </w:rPr>
+        <w:t>vadászati eszközöket és kiegészítőket áru</w:t>
+      </w:r>
+      <w:r>
+        <w:rPr>
+          <w:rFonts w:ascii="Times New Roman" w:hAnsi="Times New Roman" w:cs="Times New Roman"/>
+          <w:sz w:val="24"/>
+          <w:szCs w:val="24"/>
+        </w:rPr>
+        <w:t>sítson</w:t>
+      </w:r>
+      <w:r>
+        <w:rPr>
+          <w:rFonts w:ascii="Times New Roman" w:hAnsi="Times New Roman" w:cs="Times New Roman"/>
+          <w:sz w:val="24"/>
+          <w:szCs w:val="24"/>
+        </w:rPr>
+        <w:t>.</w:t>
+      </w:r>
+    </w:p>
+    <w:p>
+      <w:pPr>
+        <w:rPr>
+          <w:rFonts w:ascii="Times New Roman" w:hAnsi="Times New Roman" w:cs="Times New Roman"/>
+          <w:sz w:val="24"/>
+          <w:szCs w:val="24"/>
+        </w:rPr>
+      </w:pPr>
+      <w:r>
+        <w:rPr>
+          <w:rFonts w:ascii="Times New Roman" w:hAnsi="Times New Roman" w:cs="Times New Roman"/>
+          <w:sz w:val="24"/>
+          <w:szCs w:val="24"/>
+        </w:rPr>
+        <w:t>Választásunkat befolyásolta, hogy</w:t>
+      </w:r>
+      <w:r>
+        <w:rPr>
+          <w:rFonts w:ascii="Times New Roman" w:hAnsi="Times New Roman" w:cs="Times New Roman"/>
+          <w:sz w:val="24"/>
+          <w:szCs w:val="24"/>
+        </w:rPr>
+        <w:t xml:space="preserve"> </w:t>
+      </w:r>
+      <w:r>
+        <w:rPr>
+          <w:rFonts w:ascii="Times New Roman" w:hAnsi="Times New Roman" w:cs="Times New Roman"/>
+          <w:sz w:val="24"/>
+          <w:szCs w:val="24"/>
+        </w:rPr>
+        <w:t>egyes csapattársak ismerősei vadászattal foglalkoznak</w:t>
+      </w:r>
+      <w:r>
+        <w:rPr>
+          <w:rFonts w:ascii="Times New Roman" w:hAnsi="Times New Roman" w:cs="Times New Roman"/>
+          <w:sz w:val="24"/>
+          <w:szCs w:val="24"/>
+        </w:rPr>
+        <w:t xml:space="preserve">, és </w:t>
+      </w:r>
+      <w:r>
+        <w:rPr>
+          <w:rFonts w:ascii="Times New Roman" w:hAnsi="Times New Roman" w:cs="Times New Roman"/>
+          <w:sz w:val="24"/>
+          <w:szCs w:val="24"/>
+        </w:rPr>
+        <w:t>rendkívül érdekes</w:t>
+      </w:r>
+      <w:r>
+        <w:rPr>
+          <w:rFonts w:ascii="Times New Roman" w:hAnsi="Times New Roman" w:cs="Times New Roman"/>
+          <w:sz w:val="24"/>
+          <w:szCs w:val="24"/>
+        </w:rPr>
+        <w:t>nek</w:t>
+      </w:r>
+      <w:r>
+        <w:rPr>
+          <w:rFonts w:ascii="Times New Roman" w:hAnsi="Times New Roman" w:cs="Times New Roman"/>
+          <w:sz w:val="24"/>
+          <w:szCs w:val="24"/>
+        </w:rPr>
+        <w:t xml:space="preserve"> találtuk ezt a tevékenységet</w:t>
+      </w:r>
+      <w:r>
+        <w:rPr>
+          <w:rFonts w:ascii="Times New Roman" w:hAnsi="Times New Roman" w:cs="Times New Roman"/>
+          <w:sz w:val="24"/>
+          <w:szCs w:val="24"/>
+        </w:rPr>
+        <w:t>.</w:t>
+      </w:r>
+      <w:r>
+        <w:rPr>
+          <w:rFonts w:ascii="Times New Roman" w:hAnsi="Times New Roman" w:cs="Times New Roman"/>
+          <w:sz w:val="24"/>
+          <w:szCs w:val="24"/>
         </w:rPr>
         <w:t xml:space="preserve">                                                                 </w:t>
       </w:r>
     </w:p>
     <w:p>
       <w:pPr>
-        <w:pStyle w:val="NormalWeb"/>
-        <w:rPr>
-          <w:sz w:val="28"/>
-          <w:szCs w:val="28"/>
-        </w:rPr>
-      </w:pPr>
-      <w:r>
-        <w:rPr>
-          <w:sz w:val="28"/>
-          <w:szCs w:val="28"/>
-        </w:rPr>
-        <w:t xml:space="preserve">Összességében azért választottuk ezt a témát, mert komplex feladatként jól bemutatja a tudásunkat, miközben egy kézzelfogható, saját </w:t>
-      </w:r>
-      <w:proofErr w:type="spellStart"/>
-      <w:r>
-        <w:rPr>
-          <w:sz w:val="28"/>
-          <w:szCs w:val="28"/>
-        </w:rPr>
-        <w:t>készítésű</w:t>
-      </w:r>
-      <w:proofErr w:type="spellEnd"/>
-      <w:r>
-        <w:rPr>
-          <w:sz w:val="28"/>
-          <w:szCs w:val="28"/>
-        </w:rPr>
-        <w:t xml:space="preserve"> eredményt hoztunk létre. </w:t>
-      </w:r>
-    </w:p>
-    <w:p>
-      <w:pPr>
-        <w:pStyle w:val="Heading1"/>
+        <w:pStyle w:val="NormlWeb"/>
+      </w:pPr>
+      <w:r>
+        <w:t>Összességében azért választottuk ezt a témát, mert komplex feladatként jól bemutatja a tudásunkat, miközben egy kézzelfogható, saját készítésű eredményt hoztunk létre</w:t>
+      </w:r>
+      <w:r>
+        <w:t xml:space="preserve"> a projekt során</w:t>
+      </w:r>
+      <w:r>
+        <w:t xml:space="preserve">. </w:t>
+      </w:r>
+    </w:p>
+    <w:p>
+      <w:pPr>
+        <w:pStyle w:val="Cmsor1"/>
         <w:rPr>
           <w:rFonts w:ascii="Times New Roman" w:hAnsi="Times New Roman" w:cs="Times New Roman"/>
           <w:b/>
@@ -653,7 +715,7 @@
     </w:p>
     <w:p>
       <w:pPr>
-        <w:pStyle w:val="ListParagraph"/>
+        <w:pStyle w:val="Listaszerbekezds"/>
         <w:numPr>
           <w:ilvl w:val="0"/>
           <w:numId w:val="1"/>
@@ -675,7 +737,7 @@
     </w:p>
     <w:p>
       <w:pPr>
-        <w:pStyle w:val="ListParagraph"/>
+        <w:pStyle w:val="Listaszerbekezds"/>
         <w:numPr>
           <w:ilvl w:val="0"/>
           <w:numId w:val="1"/>
@@ -697,7 +759,7 @@
     </w:p>
     <w:p>
       <w:pPr>
-        <w:pStyle w:val="ListParagraph"/>
+        <w:pStyle w:val="Listaszerbekezds"/>
         <w:numPr>
           <w:ilvl w:val="0"/>
           <w:numId w:val="1"/>
@@ -719,7 +781,7 @@
     </w:p>
     <w:p>
       <w:pPr>
-        <w:pStyle w:val="ListParagraph"/>
+        <w:pStyle w:val="Listaszerbekezds"/>
         <w:numPr>
           <w:ilvl w:val="0"/>
           <w:numId w:val="1"/>
@@ -741,7 +803,7 @@
     </w:p>
     <w:p>
       <w:pPr>
-        <w:pStyle w:val="ListParagraph"/>
+        <w:pStyle w:val="Listaszerbekezds"/>
         <w:numPr>
           <w:ilvl w:val="0"/>
           <w:numId w:val="1"/>
@@ -765,7 +827,7 @@
     </w:p>
     <w:p>
       <w:pPr>
-        <w:pStyle w:val="ListParagraph"/>
+        <w:pStyle w:val="Listaszerbekezds"/>
         <w:numPr>
           <w:ilvl w:val="0"/>
           <w:numId w:val="1"/>
@@ -815,7 +877,7 @@
     </w:p>
     <w:p>
       <w:pPr>
-        <w:pStyle w:val="ListParagraph"/>
+        <w:pStyle w:val="Listaszerbekezds"/>
         <w:numPr>
           <w:ilvl w:val="0"/>
           <w:numId w:val="1"/>
@@ -837,7 +899,7 @@
     </w:p>
     <w:p>
       <w:pPr>
-        <w:pStyle w:val="ListParagraph"/>
+        <w:pStyle w:val="Listaszerbekezds"/>
         <w:numPr>
           <w:ilvl w:val="0"/>
           <w:numId w:val="1"/>
@@ -861,7 +923,7 @@
     </w:p>
     <w:p>
       <w:pPr>
-        <w:pStyle w:val="ListParagraph"/>
+        <w:pStyle w:val="Listaszerbekezds"/>
         <w:numPr>
           <w:ilvl w:val="0"/>
           <w:numId w:val="1"/>
@@ -885,7 +947,7 @@
     </w:p>
     <w:p>
       <w:pPr>
-        <w:pStyle w:val="ListParagraph"/>
+        <w:pStyle w:val="Listaszerbekezds"/>
         <w:numPr>
           <w:ilvl w:val="0"/>
           <w:numId w:val="1"/>
@@ -915,7 +977,7 @@
       <w:hyperlink r:id="rId5" w:history="1">
         <w:r>
           <w:rPr>
-            <w:rStyle w:val="Hyperlink"/>
+            <w:rStyle w:val="Hiperhivatkozs"/>
             <w:rFonts w:ascii="Segoe UI" w:hAnsi="Segoe UI" w:cs="Segoe UI"/>
             <w:color w:val="0969DA"/>
             <w:shd w:val="clear" w:color="auto" w:fill="FFFFFF"/>
@@ -929,7 +991,7 @@
     </w:p>
     <w:p>
       <w:pPr>
-        <w:pStyle w:val="Heading1"/>
+        <w:pStyle w:val="Cmsor1"/>
         <w:rPr>
           <w:rFonts w:ascii="Times New Roman" w:hAnsi="Times New Roman" w:cs="Times New Roman"/>
           <w:b/>
@@ -945,14 +1007,149 @@
         <w:t>Adatmodell leírása:</w:t>
       </w:r>
     </w:p>
-    <w:p/>
-    <w:p>
-      <w:pPr>
-        <w:pStyle w:val="Heading1"/>
+    <w:p>
+      <w:pPr>
+        <w:rPr>
+          <w:rFonts w:ascii="Times New Roman" w:hAnsi="Times New Roman" w:cs="Times New Roman"/>
+          <w:sz w:val="24"/>
+          <w:szCs w:val="24"/>
+        </w:rPr>
+      </w:pPr>
+      <w:r>
+        <w:rPr>
+          <w:rFonts w:ascii="Times New Roman" w:hAnsi="Times New Roman" w:cs="Times New Roman"/>
+          <w:sz w:val="24"/>
+          <w:szCs w:val="24"/>
+        </w:rPr>
+        <w:t xml:space="preserve">Az Arany Agancs webshop adatbázisa </w:t>
+      </w:r>
+      <w:proofErr w:type="spellStart"/>
+      <w:r>
+        <w:rPr>
+          <w:rFonts w:ascii="Times New Roman" w:hAnsi="Times New Roman" w:cs="Times New Roman"/>
+          <w:sz w:val="24"/>
+          <w:szCs w:val="24"/>
+        </w:rPr>
+        <w:t>MariaDB</w:t>
+      </w:r>
+      <w:proofErr w:type="spellEnd"/>
+      <w:r>
+        <w:rPr>
+          <w:rFonts w:ascii="Times New Roman" w:hAnsi="Times New Roman" w:cs="Times New Roman"/>
+          <w:sz w:val="24"/>
+          <w:szCs w:val="24"/>
+        </w:rPr>
+        <w:t xml:space="preserve"> alapon készült, utf8mb4_hungarian_ci karakterkészlettel, amely lehetővé teszi a magyar ékezetes karakterek helyes kezelését. Az adatbázis </w:t>
+      </w:r>
+      <w:r>
+        <w:rPr>
+          <w:rFonts w:ascii="Times New Roman" w:hAnsi="Times New Roman" w:cs="Times New Roman"/>
+          <w:sz w:val="24"/>
+          <w:szCs w:val="24"/>
+        </w:rPr>
+        <w:t>10</w:t>
+      </w:r>
+      <w:r>
+        <w:rPr>
+          <w:rFonts w:ascii="Times New Roman" w:hAnsi="Times New Roman" w:cs="Times New Roman"/>
+          <w:sz w:val="24"/>
+          <w:szCs w:val="24"/>
+        </w:rPr>
+        <w:t xml:space="preserve"> táblából áll, amelyek együttesen lefedik a webshop teljes működését: a felhasználókezeléstől a rendelések nyomkövetésén át a </w:t>
+      </w:r>
+      <w:r>
+        <w:rPr>
+          <w:rFonts w:ascii="Times New Roman" w:hAnsi="Times New Roman" w:cs="Times New Roman"/>
+          <w:sz w:val="24"/>
+          <w:szCs w:val="24"/>
+        </w:rPr>
+        <w:t>termékkatalógusig</w:t>
+      </w:r>
+      <w:r>
+        <w:rPr>
+          <w:rFonts w:ascii="Times New Roman" w:hAnsi="Times New Roman" w:cs="Times New Roman"/>
+          <w:sz w:val="24"/>
+          <w:szCs w:val="24"/>
+        </w:rPr>
+        <w:t>.</w:t>
+      </w:r>
+    </w:p>
+    <w:p>
+      <w:r>
+        <w:lastRenderedPageBreak/>
+        <w:drawing>
+          <wp:anchor distT="0" distB="0" distL="114300" distR="114300" simplePos="0" relativeHeight="251660288" behindDoc="0" locked="0" layoutInCell="1" allowOverlap="1" wp14:anchorId="4B11E9E6" wp14:editId="491B9ED0">
+            <wp:simplePos x="0" y="0"/>
+            <wp:positionH relativeFrom="margin">
+              <wp:align>right</wp:align>
+            </wp:positionH>
+            <wp:positionV relativeFrom="paragraph">
+              <wp:posOffset>0</wp:posOffset>
+            </wp:positionV>
+            <wp:extent cx="5730875" cy="2819400"/>
+            <wp:effectExtent l="0" t="0" r="3175" b="0"/>
+            <wp:wrapSquare wrapText="bothSides"/>
+            <wp:docPr id="1517072443" name="Kép 5"/>
+            <wp:cNvGraphicFramePr>
+              <a:graphicFrameLocks xmlns:a="http://schemas.openxmlformats.org/drawingml/2006/main" noChangeAspect="1"/>
+            </wp:cNvGraphicFramePr>
+            <a:graphic xmlns:a="http://schemas.openxmlformats.org/drawingml/2006/main">
+              <a:graphicData uri="http://schemas.openxmlformats.org/drawingml/2006/picture">
+                <pic:pic xmlns:pic="http://schemas.openxmlformats.org/drawingml/2006/picture">
+                  <pic:nvPicPr>
+                    <pic:cNvPr id="0" name="Picture 13"/>
+                    <pic:cNvPicPr>
+                      <a:picLocks noChangeAspect="1" noChangeArrowheads="1"/>
+                    </pic:cNvPicPr>
+                  </pic:nvPicPr>
+                  <pic:blipFill>
+                    <a:blip r:embed="rId6" cstate="print">
+                      <a:extLst>
+                        <a:ext uri="{28A0092B-C50C-407E-A947-70E740481C1C}">
+                          <a14:useLocalDpi xmlns:a14="http://schemas.microsoft.com/office/drawing/2010/main" val="0"/>
+                        </a:ext>
+                      </a:extLst>
+                    </a:blip>
+                    <a:srcRect/>
+                    <a:stretch>
+                      <a:fillRect/>
+                    </a:stretch>
+                  </pic:blipFill>
+                  <pic:spPr bwMode="auto">
+                    <a:xfrm>
+                      <a:off x="0" y="0"/>
+                      <a:ext cx="5730875" cy="2819400"/>
+                    </a:xfrm>
+                    <a:prstGeom prst="rect">
+                      <a:avLst/>
+                    </a:prstGeom>
+                    <a:noFill/>
+                    <a:ln>
+                      <a:noFill/>
+                    </a:ln>
+                  </pic:spPr>
+                </pic:pic>
+              </a:graphicData>
+            </a:graphic>
+            <wp14:sizeRelH relativeFrom="margin">
+              <wp14:pctWidth>0</wp14:pctWidth>
+            </wp14:sizeRelH>
+            <wp14:sizeRelV relativeFrom="margin">
+              <wp14:pctHeight>0</wp14:pctHeight>
+            </wp14:sizeRelV>
+          </wp:anchor>
+        </w:drawing>
+      </w:r>
+    </w:p>
+    <w:p>
+      <w:pPr>
+        <w:spacing w:after="0"/>
         <w:rPr>
           <w:rFonts w:ascii="Times New Roman" w:hAnsi="Times New Roman" w:cs="Times New Roman"/>
           <w:b/>
           <w:bCs/>
+          <w:sz w:val="26"/>
+          <w:szCs w:val="26"/>
         </w:rPr>
       </w:pPr>
       <w:r>
@@ -960,21 +1157,1650 @@
           <w:rFonts w:ascii="Times New Roman" w:hAnsi="Times New Roman" w:cs="Times New Roman"/>
           <w:b/>
           <w:bCs/>
-        </w:rPr>
-        <w:t>Részletes feladatspecifikáció</w:t>
-      </w:r>
-      <w:r>
+          <w:sz w:val="26"/>
+          <w:szCs w:val="26"/>
+        </w:rPr>
+        <w:t>Táblák leírása:</w:t>
+      </w:r>
+    </w:p>
+    <w:p>
+      <w:pPr>
+        <w:spacing w:afterLines="160" w:after="384"/>
+        <w:rPr>
+          <w:rFonts w:ascii="Times New Roman" w:hAnsi="Times New Roman" w:cs="Times New Roman"/>
+          <w:sz w:val="24"/>
+          <w:szCs w:val="24"/>
+          <w:u w:val="single"/>
+        </w:rPr>
+      </w:pPr>
+      <w:proofErr w:type="spellStart"/>
+      <w:r>
+        <w:rPr>
+          <w:rFonts w:ascii="Times New Roman" w:hAnsi="Times New Roman" w:cs="Times New Roman"/>
+          <w:sz w:val="24"/>
+          <w:szCs w:val="24"/>
+          <w:u w:val="single"/>
+        </w:rPr>
+        <w:t>felhasznalo</w:t>
+      </w:r>
+      <w:proofErr w:type="spellEnd"/>
+    </w:p>
+    <w:p>
+      <w:pPr>
+        <w:rPr>
+          <w:rFonts w:ascii="Times New Roman" w:hAnsi="Times New Roman" w:cs="Times New Roman"/>
+          <w:sz w:val="24"/>
+          <w:szCs w:val="24"/>
+        </w:rPr>
+      </w:pPr>
+      <w:r>
+        <w:rPr>
+          <w:rFonts w:ascii="Times New Roman" w:hAnsi="Times New Roman" w:cs="Times New Roman"/>
+          <w:sz w:val="24"/>
+          <w:szCs w:val="24"/>
+        </w:rPr>
+        <w:t xml:space="preserve">A felhasználó tábla tárolja az oldal összes regisztrált felhasználójának adatait. Az elsődleges kulcs a </w:t>
+      </w:r>
+      <w:proofErr w:type="spellStart"/>
+      <w:r>
+        <w:rPr>
+          <w:rFonts w:ascii="Times New Roman" w:hAnsi="Times New Roman" w:cs="Times New Roman"/>
+          <w:sz w:val="24"/>
+          <w:szCs w:val="24"/>
+        </w:rPr>
+        <w:t>felhasznalonev</w:t>
+      </w:r>
+      <w:proofErr w:type="spellEnd"/>
+      <w:r>
+        <w:rPr>
+          <w:rFonts w:ascii="Times New Roman" w:hAnsi="Times New Roman" w:cs="Times New Roman"/>
+          <w:sz w:val="24"/>
+          <w:szCs w:val="24"/>
+        </w:rPr>
+        <w:t xml:space="preserve"> mező, amely egyedi azonosítóként szolgál. A </w:t>
+      </w:r>
+      <w:proofErr w:type="spellStart"/>
+      <w:r>
+        <w:rPr>
+          <w:rFonts w:ascii="Times New Roman" w:hAnsi="Times New Roman" w:cs="Times New Roman"/>
+          <w:sz w:val="24"/>
+          <w:szCs w:val="24"/>
+        </w:rPr>
+        <w:t>jelszo</w:t>
+      </w:r>
+      <w:proofErr w:type="spellEnd"/>
+      <w:r>
+        <w:rPr>
+          <w:rFonts w:ascii="Times New Roman" w:hAnsi="Times New Roman" w:cs="Times New Roman"/>
+          <w:sz w:val="24"/>
+          <w:szCs w:val="24"/>
+        </w:rPr>
+        <w:t xml:space="preserve"> mező bcrypt </w:t>
+      </w:r>
+      <w:r>
+        <w:rPr>
+          <w:rFonts w:ascii="Times New Roman" w:hAnsi="Times New Roman" w:cs="Times New Roman"/>
+          <w:sz w:val="24"/>
+          <w:szCs w:val="24"/>
+        </w:rPr>
+        <w:t>algoritmussal</w:t>
+      </w:r>
+      <w:r>
+        <w:rPr>
+          <w:rFonts w:ascii="Times New Roman" w:hAnsi="Times New Roman" w:cs="Times New Roman"/>
+          <w:sz w:val="24"/>
+          <w:szCs w:val="24"/>
+        </w:rPr>
+        <w:t xml:space="preserve"> van hashelve, ez biztosítja a jelszavak biztonságos tárolását. A tábla tartalmaz számlázási cím adatokat is (ország, irányítószám, város, utca), amelyek a rendelések során kerülnek felhasználásra. A </w:t>
+      </w:r>
+      <w:proofErr w:type="spellStart"/>
+      <w:r>
+        <w:rPr>
+          <w:rFonts w:ascii="Times New Roman" w:hAnsi="Times New Roman" w:cs="Times New Roman"/>
+          <w:sz w:val="24"/>
+          <w:szCs w:val="24"/>
+        </w:rPr>
+        <w:t>rangId</w:t>
+      </w:r>
+      <w:proofErr w:type="spellEnd"/>
+      <w:r>
+        <w:rPr>
+          <w:rFonts w:ascii="Times New Roman" w:hAnsi="Times New Roman" w:cs="Times New Roman"/>
+          <w:sz w:val="24"/>
+          <w:szCs w:val="24"/>
+        </w:rPr>
+        <w:t xml:space="preserve"> idegen kulcsként kapcsolódik a rang táblához, meghatározva a felhasználó jogosultsági szintjét.</w:t>
+      </w:r>
+    </w:p>
+    <w:p>
+      <w:pPr>
+        <w:rPr>
+          <w:rFonts w:ascii="Times New Roman" w:hAnsi="Times New Roman" w:cs="Times New Roman"/>
+          <w:sz w:val="24"/>
+          <w:szCs w:val="24"/>
+          <w:u w:val="single"/>
+        </w:rPr>
+      </w:pPr>
+      <w:r>
+        <w:rPr>
+          <w:rFonts w:ascii="Times New Roman" w:hAnsi="Times New Roman" w:cs="Times New Roman"/>
+          <w:sz w:val="24"/>
+          <w:szCs w:val="24"/>
+          <w:u w:val="single"/>
+        </w:rPr>
+        <w:t>rang</w:t>
+      </w:r>
+    </w:p>
+    <w:p>
+      <w:pPr>
+        <w:rPr>
+          <w:rFonts w:ascii="Times New Roman" w:hAnsi="Times New Roman" w:cs="Times New Roman"/>
+          <w:sz w:val="24"/>
+          <w:szCs w:val="24"/>
+        </w:rPr>
+      </w:pPr>
+      <w:r>
+        <w:rPr>
+          <w:rFonts w:ascii="Times New Roman" w:hAnsi="Times New Roman" w:cs="Times New Roman"/>
+          <w:sz w:val="24"/>
+          <w:szCs w:val="24"/>
+        </w:rPr>
+        <w:t>A rang tábla a rendszer jogosultsági szintjeit határozza meg. Három szerepkört tartalmaz: Admin (1), Dolgozó (2) és Vásárló (3). Ez a háromszintű rendszer lehetővé teszi, hogy az adminisztrátorok teljes hozzáféréssel rendelkezzenek, a dolgozók kezeljék a rendeléseket, a vásárlók pedig csak a saját fiókjukhoz és a vásárláshoz kapcsolódó funkciókhoz férhessenek hozzá.</w:t>
+      </w:r>
+    </w:p>
+    <w:p>
+      <w:pPr>
+        <w:rPr>
+          <w:rFonts w:ascii="Times New Roman" w:hAnsi="Times New Roman" w:cs="Times New Roman"/>
+          <w:sz w:val="24"/>
+          <w:szCs w:val="24"/>
+          <w:u w:val="single"/>
+        </w:rPr>
+      </w:pPr>
+      <w:proofErr w:type="spellStart"/>
+      <w:r>
+        <w:rPr>
+          <w:rFonts w:ascii="Times New Roman" w:hAnsi="Times New Roman" w:cs="Times New Roman"/>
+          <w:sz w:val="24"/>
+          <w:szCs w:val="24"/>
+          <w:u w:val="single"/>
+        </w:rPr>
+        <w:t>szallitasicimek</w:t>
+      </w:r>
+      <w:proofErr w:type="spellEnd"/>
+    </w:p>
+    <w:p>
+      <w:pPr>
+        <w:rPr>
+          <w:rFonts w:ascii="Times New Roman" w:hAnsi="Times New Roman" w:cs="Times New Roman"/>
+          <w:sz w:val="24"/>
+          <w:szCs w:val="24"/>
+        </w:rPr>
+      </w:pPr>
+      <w:r>
+        <w:rPr>
+          <w:rFonts w:ascii="Times New Roman" w:hAnsi="Times New Roman" w:cs="Times New Roman"/>
+          <w:sz w:val="24"/>
+          <w:szCs w:val="24"/>
+        </w:rPr>
+        <w:t xml:space="preserve">A szállítási címek tábla a felhasználók alternatív szállítási címeit tárolja. Egy felhasználóhoz több szállítási cím is tartozhat, mivel a </w:t>
+      </w:r>
+      <w:proofErr w:type="spellStart"/>
+      <w:r>
+        <w:rPr>
+          <w:rFonts w:ascii="Times New Roman" w:hAnsi="Times New Roman" w:cs="Times New Roman"/>
+          <w:sz w:val="24"/>
+          <w:szCs w:val="24"/>
+        </w:rPr>
+        <w:t>felhasznalo</w:t>
+      </w:r>
+      <w:proofErr w:type="spellEnd"/>
+      <w:r>
+        <w:rPr>
+          <w:rFonts w:ascii="Times New Roman" w:hAnsi="Times New Roman" w:cs="Times New Roman"/>
+          <w:sz w:val="24"/>
+          <w:szCs w:val="24"/>
+        </w:rPr>
+        <w:t xml:space="preserve"> mező idegen kulcsként hivatkozik a </w:t>
+      </w:r>
+      <w:proofErr w:type="spellStart"/>
+      <w:r>
+        <w:rPr>
+          <w:rFonts w:ascii="Times New Roman" w:hAnsi="Times New Roman" w:cs="Times New Roman"/>
+          <w:sz w:val="24"/>
+          <w:szCs w:val="24"/>
+        </w:rPr>
+        <w:t>felhasznalo</w:t>
+      </w:r>
+      <w:proofErr w:type="spellEnd"/>
+      <w:r>
+        <w:rPr>
+          <w:rFonts w:ascii="Times New Roman" w:hAnsi="Times New Roman" w:cs="Times New Roman"/>
+          <w:sz w:val="24"/>
+          <w:szCs w:val="24"/>
+        </w:rPr>
+        <w:t xml:space="preserve"> táblára. A tábla tartalmaz ország, irányítószám, város és utca mezőket, amelyek a rendelés feladásakor választhatók ki szállítási címként.</w:t>
+      </w:r>
+    </w:p>
+    <w:p>
+      <w:pPr>
+        <w:rPr>
+          <w:rFonts w:ascii="Times New Roman" w:hAnsi="Times New Roman" w:cs="Times New Roman"/>
+          <w:sz w:val="24"/>
+          <w:szCs w:val="24"/>
+          <w:u w:val="single"/>
+        </w:rPr>
+      </w:pPr>
+      <w:proofErr w:type="spellStart"/>
+      <w:r>
+        <w:rPr>
+          <w:rFonts w:ascii="Times New Roman" w:hAnsi="Times New Roman" w:cs="Times New Roman"/>
+          <w:sz w:val="24"/>
+          <w:szCs w:val="24"/>
+          <w:u w:val="single"/>
+        </w:rPr>
+        <w:t>rendeles</w:t>
+      </w:r>
+      <w:proofErr w:type="spellEnd"/>
+    </w:p>
+    <w:p>
+      <w:pPr>
+        <w:rPr>
+          <w:rFonts w:ascii="Times New Roman" w:hAnsi="Times New Roman" w:cs="Times New Roman"/>
+          <w:sz w:val="24"/>
+          <w:szCs w:val="24"/>
+        </w:rPr>
+      </w:pPr>
+      <w:r>
+        <w:rPr>
+          <w:rFonts w:ascii="Times New Roman" w:hAnsi="Times New Roman" w:cs="Times New Roman"/>
+          <w:sz w:val="24"/>
+          <w:szCs w:val="24"/>
+        </w:rPr>
+        <w:t xml:space="preserve">A </w:t>
+      </w:r>
+      <w:proofErr w:type="spellStart"/>
+      <w:r>
+        <w:rPr>
+          <w:rFonts w:ascii="Times New Roman" w:hAnsi="Times New Roman" w:cs="Times New Roman"/>
+          <w:sz w:val="24"/>
+          <w:szCs w:val="24"/>
+        </w:rPr>
+        <w:t>rendeles</w:t>
+      </w:r>
+      <w:proofErr w:type="spellEnd"/>
+      <w:r>
+        <w:rPr>
+          <w:rFonts w:ascii="Times New Roman" w:hAnsi="Times New Roman" w:cs="Times New Roman"/>
+          <w:sz w:val="24"/>
+          <w:szCs w:val="24"/>
+        </w:rPr>
+        <w:t xml:space="preserve"> tábla a webshop központi eleme, amely az összes </w:t>
+      </w:r>
+      <w:r>
+        <w:rPr>
+          <w:rFonts w:ascii="Times New Roman" w:hAnsi="Times New Roman" w:cs="Times New Roman"/>
+          <w:sz w:val="24"/>
+          <w:szCs w:val="24"/>
+        </w:rPr>
+        <w:t>leadott</w:t>
+      </w:r>
+      <w:r>
+        <w:rPr>
+          <w:rFonts w:ascii="Times New Roman" w:hAnsi="Times New Roman" w:cs="Times New Roman"/>
+          <w:sz w:val="24"/>
+          <w:szCs w:val="24"/>
+        </w:rPr>
+        <w:t xml:space="preserve"> rendelést nyilvántartja. A </w:t>
+      </w:r>
+      <w:proofErr w:type="spellStart"/>
+      <w:r>
+        <w:rPr>
+          <w:rFonts w:ascii="Times New Roman" w:hAnsi="Times New Roman" w:cs="Times New Roman"/>
+          <w:sz w:val="24"/>
+          <w:szCs w:val="24"/>
+        </w:rPr>
+        <w:t>felhasznalo</w:t>
+      </w:r>
+      <w:proofErr w:type="spellEnd"/>
+      <w:r>
+        <w:rPr>
+          <w:rFonts w:ascii="Times New Roman" w:hAnsi="Times New Roman" w:cs="Times New Roman"/>
+          <w:sz w:val="24"/>
+          <w:szCs w:val="24"/>
+        </w:rPr>
+        <w:t xml:space="preserve"> mező idegen kulcsként kapcsolódik a felhasználó táblához. A fizetve (</w:t>
+      </w:r>
+      <w:proofErr w:type="spellStart"/>
+      <w:r>
+        <w:rPr>
+          <w:rFonts w:ascii="Times New Roman" w:hAnsi="Times New Roman" w:cs="Times New Roman"/>
+          <w:sz w:val="24"/>
+          <w:szCs w:val="24"/>
+        </w:rPr>
+        <w:t>tinyint</w:t>
+      </w:r>
+      <w:proofErr w:type="spellEnd"/>
+      <w:r>
+        <w:rPr>
+          <w:rFonts w:ascii="Times New Roman" w:hAnsi="Times New Roman" w:cs="Times New Roman"/>
+          <w:sz w:val="24"/>
+          <w:szCs w:val="24"/>
+        </w:rPr>
+        <w:t xml:space="preserve">) mező jelzi, hogy a rendelés ki van-e fizetve, a </w:t>
+      </w:r>
+      <w:proofErr w:type="spellStart"/>
+      <w:r>
+        <w:rPr>
+          <w:rFonts w:ascii="Times New Roman" w:hAnsi="Times New Roman" w:cs="Times New Roman"/>
+          <w:sz w:val="24"/>
+          <w:szCs w:val="24"/>
+        </w:rPr>
+        <w:t>fizetesIdeje</w:t>
+      </w:r>
+      <w:proofErr w:type="spellEnd"/>
+      <w:r>
+        <w:rPr>
+          <w:rFonts w:ascii="Times New Roman" w:hAnsi="Times New Roman" w:cs="Times New Roman"/>
+          <w:sz w:val="24"/>
+          <w:szCs w:val="24"/>
+        </w:rPr>
+        <w:t xml:space="preserve"> pedig rögzíti a fizetés pontos időpontját. Az </w:t>
+      </w:r>
+      <w:proofErr w:type="spellStart"/>
+      <w:r>
+        <w:rPr>
+          <w:rFonts w:ascii="Times New Roman" w:hAnsi="Times New Roman" w:cs="Times New Roman"/>
+          <w:sz w:val="24"/>
+          <w:szCs w:val="24"/>
+        </w:rPr>
+        <w:t>elkuldve</w:t>
+      </w:r>
+      <w:proofErr w:type="spellEnd"/>
+      <w:r>
+        <w:rPr>
+          <w:rFonts w:ascii="Times New Roman" w:hAnsi="Times New Roman" w:cs="Times New Roman"/>
+          <w:sz w:val="24"/>
+          <w:szCs w:val="24"/>
+        </w:rPr>
+        <w:t xml:space="preserve"> és </w:t>
+      </w:r>
+      <w:proofErr w:type="spellStart"/>
+      <w:r>
+        <w:rPr>
+          <w:rFonts w:ascii="Times New Roman" w:hAnsi="Times New Roman" w:cs="Times New Roman"/>
+          <w:sz w:val="24"/>
+          <w:szCs w:val="24"/>
+        </w:rPr>
+        <w:t>teljesitve</w:t>
+      </w:r>
+      <w:proofErr w:type="spellEnd"/>
+      <w:r>
+        <w:rPr>
+          <w:rFonts w:ascii="Times New Roman" w:hAnsi="Times New Roman" w:cs="Times New Roman"/>
+          <w:sz w:val="24"/>
+          <w:szCs w:val="24"/>
+        </w:rPr>
+        <w:t xml:space="preserve"> mezők a rendelés logisztikai állapotát követik nyomon: mikor küldték ki a csomagot, és mikor vette át a vásárló. A </w:t>
+      </w:r>
+      <w:proofErr w:type="spellStart"/>
+      <w:r>
+        <w:rPr>
+          <w:rFonts w:ascii="Times New Roman" w:hAnsi="Times New Roman" w:cs="Times New Roman"/>
+          <w:sz w:val="24"/>
+          <w:szCs w:val="24"/>
+        </w:rPr>
+        <w:t>szallitasId</w:t>
+      </w:r>
+      <w:proofErr w:type="spellEnd"/>
+      <w:r>
+        <w:rPr>
+          <w:rFonts w:ascii="Times New Roman" w:hAnsi="Times New Roman" w:cs="Times New Roman"/>
+          <w:sz w:val="24"/>
+          <w:szCs w:val="24"/>
+        </w:rPr>
+        <w:t xml:space="preserve"> mező az aktív szállítási címre mutat a </w:t>
+      </w:r>
+      <w:proofErr w:type="spellStart"/>
+      <w:r>
+        <w:rPr>
+          <w:rFonts w:ascii="Times New Roman" w:hAnsi="Times New Roman" w:cs="Times New Roman"/>
+          <w:sz w:val="24"/>
+          <w:szCs w:val="24"/>
+        </w:rPr>
+        <w:t>szallitasicimek</w:t>
+      </w:r>
+      <w:proofErr w:type="spellEnd"/>
+      <w:r>
+        <w:rPr>
+          <w:rFonts w:ascii="Times New Roman" w:hAnsi="Times New Roman" w:cs="Times New Roman"/>
+          <w:sz w:val="24"/>
+          <w:szCs w:val="24"/>
+        </w:rPr>
+        <w:t xml:space="preserve"> táblában.</w:t>
+      </w:r>
+    </w:p>
+    <w:p>
+      <w:pPr>
+        <w:rPr>
+          <w:rFonts w:ascii="Times New Roman" w:hAnsi="Times New Roman" w:cs="Times New Roman"/>
+          <w:sz w:val="24"/>
+          <w:szCs w:val="24"/>
+          <w:u w:val="single"/>
+        </w:rPr>
+      </w:pPr>
+      <w:proofErr w:type="spellStart"/>
+      <w:r>
+        <w:rPr>
+          <w:rFonts w:ascii="Times New Roman" w:hAnsi="Times New Roman" w:cs="Times New Roman"/>
+          <w:sz w:val="24"/>
+          <w:szCs w:val="24"/>
+          <w:u w:val="single"/>
+        </w:rPr>
+        <w:lastRenderedPageBreak/>
+        <w:t>tetelek</w:t>
+      </w:r>
+      <w:proofErr w:type="spellEnd"/>
+    </w:p>
+    <w:p>
+      <w:pPr>
+        <w:rPr>
+          <w:rFonts w:ascii="Times New Roman" w:hAnsi="Times New Roman" w:cs="Times New Roman"/>
+          <w:sz w:val="24"/>
+          <w:szCs w:val="24"/>
+        </w:rPr>
+      </w:pPr>
+      <w:r>
+        <w:rPr>
+          <w:rFonts w:ascii="Times New Roman" w:hAnsi="Times New Roman" w:cs="Times New Roman"/>
+          <w:sz w:val="24"/>
+          <w:szCs w:val="24"/>
+        </w:rPr>
+        <w:t xml:space="preserve">A </w:t>
+      </w:r>
+      <w:proofErr w:type="spellStart"/>
+      <w:r>
+        <w:rPr>
+          <w:rFonts w:ascii="Times New Roman" w:hAnsi="Times New Roman" w:cs="Times New Roman"/>
+          <w:sz w:val="24"/>
+          <w:szCs w:val="24"/>
+        </w:rPr>
+        <w:t>tetelek</w:t>
+      </w:r>
+      <w:proofErr w:type="spellEnd"/>
+      <w:r>
+        <w:rPr>
+          <w:rFonts w:ascii="Times New Roman" w:hAnsi="Times New Roman" w:cs="Times New Roman"/>
+          <w:sz w:val="24"/>
+          <w:szCs w:val="24"/>
+        </w:rPr>
+        <w:t xml:space="preserve"> tábla a rendelések és a termékek közötti kapcsoló (</w:t>
+      </w:r>
+      <w:proofErr w:type="spellStart"/>
+      <w:r>
+        <w:rPr>
+          <w:rFonts w:ascii="Times New Roman" w:hAnsi="Times New Roman" w:cs="Times New Roman"/>
+          <w:sz w:val="24"/>
+          <w:szCs w:val="24"/>
+        </w:rPr>
+        <w:t>junction</w:t>
+      </w:r>
+      <w:proofErr w:type="spellEnd"/>
+      <w:r>
+        <w:rPr>
+          <w:rFonts w:ascii="Times New Roman" w:hAnsi="Times New Roman" w:cs="Times New Roman"/>
+          <w:sz w:val="24"/>
+          <w:szCs w:val="24"/>
+        </w:rPr>
+        <w:t xml:space="preserve">) tábla, amely megvalósítja a több-a-többhöz kapcsolatot. Minden sor egy adott rendelésben szereplő terméksort: </w:t>
+      </w:r>
+      <w:proofErr w:type="spellStart"/>
+      <w:r>
+        <w:rPr>
+          <w:rFonts w:ascii="Times New Roman" w:hAnsi="Times New Roman" w:cs="Times New Roman"/>
+          <w:sz w:val="24"/>
+          <w:szCs w:val="24"/>
+        </w:rPr>
+        <w:t>rendelesId</w:t>
+      </w:r>
+      <w:proofErr w:type="spellEnd"/>
+      <w:r>
+        <w:rPr>
+          <w:rFonts w:ascii="Times New Roman" w:hAnsi="Times New Roman" w:cs="Times New Roman"/>
+          <w:sz w:val="24"/>
+          <w:szCs w:val="24"/>
+        </w:rPr>
+        <w:t xml:space="preserve"> és </w:t>
+      </w:r>
+      <w:proofErr w:type="spellStart"/>
+      <w:r>
+        <w:rPr>
+          <w:rFonts w:ascii="Times New Roman" w:hAnsi="Times New Roman" w:cs="Times New Roman"/>
+          <w:sz w:val="24"/>
+          <w:szCs w:val="24"/>
+        </w:rPr>
+        <w:t>termekId</w:t>
+      </w:r>
+      <w:proofErr w:type="spellEnd"/>
+      <w:r>
+        <w:rPr>
+          <w:rFonts w:ascii="Times New Roman" w:hAnsi="Times New Roman" w:cs="Times New Roman"/>
+          <w:sz w:val="24"/>
+          <w:szCs w:val="24"/>
+        </w:rPr>
+        <w:t xml:space="preserve"> idegen kulcsokkal azonosítja a rendelést és a terméket, a </w:t>
+      </w:r>
+      <w:proofErr w:type="spellStart"/>
+      <w:r>
+        <w:rPr>
+          <w:rFonts w:ascii="Times New Roman" w:hAnsi="Times New Roman" w:cs="Times New Roman"/>
+          <w:sz w:val="24"/>
+          <w:szCs w:val="24"/>
+        </w:rPr>
+        <w:t>mennyiseg</w:t>
+      </w:r>
+      <w:proofErr w:type="spellEnd"/>
+      <w:r>
+        <w:rPr>
+          <w:rFonts w:ascii="Times New Roman" w:hAnsi="Times New Roman" w:cs="Times New Roman"/>
+          <w:sz w:val="24"/>
+          <w:szCs w:val="24"/>
+        </w:rPr>
+        <w:t xml:space="preserve"> mező pedig megadja, hogy abban a rendelésben hány darab került megrendelésre az adott termékből.</w:t>
+      </w:r>
+    </w:p>
+    <w:p>
+      <w:pPr>
+        <w:rPr>
+          <w:rFonts w:ascii="Times New Roman" w:hAnsi="Times New Roman" w:cs="Times New Roman"/>
+          <w:sz w:val="24"/>
+          <w:szCs w:val="24"/>
+          <w:u w:val="single"/>
+        </w:rPr>
+      </w:pPr>
+      <w:r>
+        <w:rPr>
+          <w:rFonts w:ascii="Times New Roman" w:hAnsi="Times New Roman" w:cs="Times New Roman"/>
+          <w:sz w:val="24"/>
+          <w:szCs w:val="24"/>
+          <w:u w:val="single"/>
+        </w:rPr>
+        <w:t>termek</w:t>
+      </w:r>
+    </w:p>
+    <w:p>
+      <w:pPr>
+        <w:rPr>
+          <w:rFonts w:ascii="Times New Roman" w:hAnsi="Times New Roman" w:cs="Times New Roman"/>
+          <w:sz w:val="24"/>
+          <w:szCs w:val="24"/>
+        </w:rPr>
+      </w:pPr>
+      <w:r>
+        <w:rPr>
+          <w:rFonts w:ascii="Times New Roman" w:hAnsi="Times New Roman" w:cs="Times New Roman"/>
+          <w:sz w:val="24"/>
+          <w:szCs w:val="24"/>
+        </w:rPr>
+        <w:t>A termek tábla tartalmazza a webshop összes árusított termékének adatait. A név és leírás mezők kétnyelvűek (</w:t>
+      </w:r>
+      <w:proofErr w:type="spellStart"/>
+      <w:r>
+        <w:rPr>
+          <w:rFonts w:ascii="Times New Roman" w:hAnsi="Times New Roman" w:cs="Times New Roman"/>
+          <w:sz w:val="24"/>
+          <w:szCs w:val="24"/>
+        </w:rPr>
+        <w:t>nev</w:t>
+      </w:r>
+      <w:proofErr w:type="spellEnd"/>
+      <w:r>
+        <w:rPr>
+          <w:rFonts w:ascii="Times New Roman" w:hAnsi="Times New Roman" w:cs="Times New Roman"/>
+          <w:sz w:val="24"/>
+          <w:szCs w:val="24"/>
+        </w:rPr>
+        <w:t>/</w:t>
+      </w:r>
+      <w:proofErr w:type="spellStart"/>
+      <w:r>
+        <w:rPr>
+          <w:rFonts w:ascii="Times New Roman" w:hAnsi="Times New Roman" w:cs="Times New Roman"/>
+          <w:sz w:val="24"/>
+          <w:szCs w:val="24"/>
+        </w:rPr>
+        <w:t>nevEn</w:t>
+      </w:r>
+      <w:proofErr w:type="spellEnd"/>
+      <w:r>
+        <w:rPr>
+          <w:rFonts w:ascii="Times New Roman" w:hAnsi="Times New Roman" w:cs="Times New Roman"/>
+          <w:sz w:val="24"/>
+          <w:szCs w:val="24"/>
+        </w:rPr>
+        <w:t xml:space="preserve">, </w:t>
+      </w:r>
+      <w:proofErr w:type="spellStart"/>
+      <w:r>
+        <w:rPr>
+          <w:rFonts w:ascii="Times New Roman" w:hAnsi="Times New Roman" w:cs="Times New Roman"/>
+          <w:sz w:val="24"/>
+          <w:szCs w:val="24"/>
+        </w:rPr>
+        <w:t>leiras</w:t>
+      </w:r>
+      <w:proofErr w:type="spellEnd"/>
+      <w:r>
+        <w:rPr>
+          <w:rFonts w:ascii="Times New Roman" w:hAnsi="Times New Roman" w:cs="Times New Roman"/>
+          <w:sz w:val="24"/>
+          <w:szCs w:val="24"/>
+        </w:rPr>
+        <w:t>/</w:t>
+      </w:r>
+      <w:proofErr w:type="spellStart"/>
+      <w:r>
+        <w:rPr>
+          <w:rFonts w:ascii="Times New Roman" w:hAnsi="Times New Roman" w:cs="Times New Roman"/>
+          <w:sz w:val="24"/>
+          <w:szCs w:val="24"/>
+        </w:rPr>
+        <w:t>leirasEn</w:t>
+      </w:r>
+      <w:proofErr w:type="spellEnd"/>
+      <w:r>
+        <w:rPr>
+          <w:rFonts w:ascii="Times New Roman" w:hAnsi="Times New Roman" w:cs="Times New Roman"/>
+          <w:sz w:val="24"/>
+          <w:szCs w:val="24"/>
+        </w:rPr>
+        <w:t xml:space="preserve">), támogatva a magyar és angol nyelvváltást. Az </w:t>
+      </w:r>
+      <w:proofErr w:type="spellStart"/>
+      <w:r>
+        <w:rPr>
+          <w:rFonts w:ascii="Times New Roman" w:hAnsi="Times New Roman" w:cs="Times New Roman"/>
+          <w:sz w:val="24"/>
+          <w:szCs w:val="24"/>
+        </w:rPr>
+        <w:t>ar</w:t>
+      </w:r>
+      <w:proofErr w:type="spellEnd"/>
+      <w:r>
+        <w:rPr>
+          <w:rFonts w:ascii="Times New Roman" w:hAnsi="Times New Roman" w:cs="Times New Roman"/>
+          <w:sz w:val="24"/>
+          <w:szCs w:val="24"/>
+        </w:rPr>
+        <w:t xml:space="preserve"> mező tárolja az aktuális eladási árat. A </w:t>
+      </w:r>
+      <w:proofErr w:type="spellStart"/>
+      <w:r>
+        <w:rPr>
+          <w:rFonts w:ascii="Times New Roman" w:hAnsi="Times New Roman" w:cs="Times New Roman"/>
+          <w:sz w:val="24"/>
+          <w:szCs w:val="24"/>
+        </w:rPr>
+        <w:t>kategoriaId</w:t>
+      </w:r>
+      <w:proofErr w:type="spellEnd"/>
+      <w:r>
+        <w:rPr>
+          <w:rFonts w:ascii="Times New Roman" w:hAnsi="Times New Roman" w:cs="Times New Roman"/>
+          <w:sz w:val="24"/>
+          <w:szCs w:val="24"/>
+        </w:rPr>
+        <w:t xml:space="preserve"> idegen kulcsként a </w:t>
+      </w:r>
+      <w:proofErr w:type="spellStart"/>
+      <w:r>
+        <w:rPr>
+          <w:rFonts w:ascii="Times New Roman" w:hAnsi="Times New Roman" w:cs="Times New Roman"/>
+          <w:sz w:val="24"/>
+          <w:szCs w:val="24"/>
+        </w:rPr>
+        <w:t>kategoria</w:t>
+      </w:r>
+      <w:proofErr w:type="spellEnd"/>
+      <w:r>
+        <w:rPr>
+          <w:rFonts w:ascii="Times New Roman" w:hAnsi="Times New Roman" w:cs="Times New Roman"/>
+          <w:sz w:val="24"/>
+          <w:szCs w:val="24"/>
+        </w:rPr>
+        <w:t xml:space="preserve"> táblára, a </w:t>
+      </w:r>
+      <w:proofErr w:type="spellStart"/>
+      <w:r>
+        <w:rPr>
+          <w:rFonts w:ascii="Times New Roman" w:hAnsi="Times New Roman" w:cs="Times New Roman"/>
+          <w:sz w:val="24"/>
+          <w:szCs w:val="24"/>
+        </w:rPr>
+        <w:t>learazasid</w:t>
+      </w:r>
+      <w:proofErr w:type="spellEnd"/>
+      <w:r>
+        <w:rPr>
+          <w:rFonts w:ascii="Times New Roman" w:hAnsi="Times New Roman" w:cs="Times New Roman"/>
+          <w:sz w:val="24"/>
+          <w:szCs w:val="24"/>
+        </w:rPr>
+        <w:t xml:space="preserve"> a </w:t>
+      </w:r>
+      <w:proofErr w:type="spellStart"/>
+      <w:r>
+        <w:rPr>
+          <w:rFonts w:ascii="Times New Roman" w:hAnsi="Times New Roman" w:cs="Times New Roman"/>
+          <w:sz w:val="24"/>
+          <w:szCs w:val="24"/>
+        </w:rPr>
+        <w:t>learazas</w:t>
+      </w:r>
+      <w:proofErr w:type="spellEnd"/>
+      <w:r>
+        <w:rPr>
+          <w:rFonts w:ascii="Times New Roman" w:hAnsi="Times New Roman" w:cs="Times New Roman"/>
+          <w:sz w:val="24"/>
+          <w:szCs w:val="24"/>
+        </w:rPr>
+        <w:t xml:space="preserve"> táblára mutat. A </w:t>
+      </w:r>
+      <w:proofErr w:type="spellStart"/>
+      <w:r>
+        <w:rPr>
+          <w:rFonts w:ascii="Times New Roman" w:hAnsi="Times New Roman" w:cs="Times New Roman"/>
+          <w:sz w:val="24"/>
+          <w:szCs w:val="24"/>
+        </w:rPr>
+        <w:t>keszlet</w:t>
+      </w:r>
+      <w:proofErr w:type="spellEnd"/>
+      <w:r>
+        <w:rPr>
+          <w:rFonts w:ascii="Times New Roman" w:hAnsi="Times New Roman" w:cs="Times New Roman"/>
+          <w:sz w:val="24"/>
+          <w:szCs w:val="24"/>
+        </w:rPr>
+        <w:t xml:space="preserve"> mező nyilvántartja az aktuális készletet, a </w:t>
+      </w:r>
+      <w:proofErr w:type="spellStart"/>
+      <w:r>
+        <w:rPr>
+          <w:rFonts w:ascii="Times New Roman" w:hAnsi="Times New Roman" w:cs="Times New Roman"/>
+          <w:sz w:val="24"/>
+          <w:szCs w:val="24"/>
+        </w:rPr>
+        <w:t>kep</w:t>
+      </w:r>
+      <w:proofErr w:type="spellEnd"/>
+      <w:r>
+        <w:rPr>
+          <w:rFonts w:ascii="Times New Roman" w:hAnsi="Times New Roman" w:cs="Times New Roman"/>
+          <w:sz w:val="24"/>
+          <w:szCs w:val="24"/>
+        </w:rPr>
+        <w:t xml:space="preserve"> mező pedig a termék képének elérési útját tárolja.</w:t>
+      </w:r>
+    </w:p>
+    <w:p>
+      <w:pPr>
+        <w:rPr>
+          <w:rFonts w:ascii="Times New Roman" w:hAnsi="Times New Roman" w:cs="Times New Roman"/>
+          <w:sz w:val="24"/>
+          <w:szCs w:val="24"/>
+          <w:u w:val="single"/>
+        </w:rPr>
+      </w:pPr>
+      <w:proofErr w:type="spellStart"/>
+      <w:r>
+        <w:rPr>
+          <w:rFonts w:ascii="Times New Roman" w:hAnsi="Times New Roman" w:cs="Times New Roman"/>
+          <w:sz w:val="24"/>
+          <w:szCs w:val="24"/>
+          <w:u w:val="single"/>
+        </w:rPr>
+        <w:t>kategoria</w:t>
+      </w:r>
+      <w:proofErr w:type="spellEnd"/>
+    </w:p>
+    <w:p>
+      <w:pPr>
+        <w:rPr>
+          <w:rFonts w:ascii="Times New Roman" w:hAnsi="Times New Roman" w:cs="Times New Roman"/>
+          <w:sz w:val="24"/>
+          <w:szCs w:val="24"/>
+        </w:rPr>
+      </w:pPr>
+      <w:r>
+        <w:rPr>
+          <w:rFonts w:ascii="Times New Roman" w:hAnsi="Times New Roman" w:cs="Times New Roman"/>
+          <w:sz w:val="24"/>
+          <w:szCs w:val="24"/>
+        </w:rPr>
+        <w:t xml:space="preserve">A </w:t>
+      </w:r>
+      <w:proofErr w:type="spellStart"/>
+      <w:r>
+        <w:rPr>
+          <w:rFonts w:ascii="Times New Roman" w:hAnsi="Times New Roman" w:cs="Times New Roman"/>
+          <w:sz w:val="24"/>
+          <w:szCs w:val="24"/>
+        </w:rPr>
+        <w:t>kategoria</w:t>
+      </w:r>
+      <w:proofErr w:type="spellEnd"/>
+      <w:r>
+        <w:rPr>
+          <w:rFonts w:ascii="Times New Roman" w:hAnsi="Times New Roman" w:cs="Times New Roman"/>
+          <w:sz w:val="24"/>
+          <w:szCs w:val="24"/>
+        </w:rPr>
+        <w:t xml:space="preserve"> tábla a termékek csoportosítására szolgál. Minden kategória két név mezővel rendelkezik: </w:t>
+      </w:r>
+      <w:proofErr w:type="spellStart"/>
+      <w:r>
+        <w:rPr>
+          <w:rFonts w:ascii="Times New Roman" w:hAnsi="Times New Roman" w:cs="Times New Roman"/>
+          <w:sz w:val="24"/>
+          <w:szCs w:val="24"/>
+        </w:rPr>
+        <w:t>kategoria</w:t>
+      </w:r>
+      <w:proofErr w:type="spellEnd"/>
+      <w:r>
+        <w:rPr>
+          <w:rFonts w:ascii="Times New Roman" w:hAnsi="Times New Roman" w:cs="Times New Roman"/>
+          <w:sz w:val="24"/>
+          <w:szCs w:val="24"/>
+        </w:rPr>
+        <w:t xml:space="preserve"> (magyar) és </w:t>
+      </w:r>
+      <w:proofErr w:type="spellStart"/>
+      <w:r>
+        <w:rPr>
+          <w:rFonts w:ascii="Times New Roman" w:hAnsi="Times New Roman" w:cs="Times New Roman"/>
+          <w:sz w:val="24"/>
+          <w:szCs w:val="24"/>
+        </w:rPr>
+        <w:t>kategoriaEn</w:t>
+      </w:r>
+      <w:proofErr w:type="spellEnd"/>
+      <w:r>
+        <w:rPr>
+          <w:rFonts w:ascii="Times New Roman" w:hAnsi="Times New Roman" w:cs="Times New Roman"/>
+          <w:sz w:val="24"/>
+          <w:szCs w:val="24"/>
+        </w:rPr>
+        <w:t xml:space="preserve"> (angol), megvalósítva a kétnyelvű </w:t>
+      </w:r>
+      <w:r>
+        <w:rPr>
+          <w:rFonts w:ascii="Times New Roman" w:hAnsi="Times New Roman" w:cs="Times New Roman"/>
+          <w:sz w:val="24"/>
+          <w:szCs w:val="24"/>
+        </w:rPr>
+        <w:t>termék böngészést</w:t>
+      </w:r>
+      <w:r>
+        <w:rPr>
+          <w:rFonts w:ascii="Times New Roman" w:hAnsi="Times New Roman" w:cs="Times New Roman"/>
+          <w:sz w:val="24"/>
+          <w:szCs w:val="24"/>
+        </w:rPr>
+        <w:t xml:space="preserve">. A webshopban 20 kategória található, például </w:t>
+      </w:r>
+      <w:r>
+        <w:rPr>
+          <w:rFonts w:ascii="Times New Roman" w:hAnsi="Times New Roman" w:cs="Times New Roman"/>
+          <w:sz w:val="24"/>
+          <w:szCs w:val="24"/>
+        </w:rPr>
+        <w:t>v</w:t>
+      </w:r>
+      <w:r>
+        <w:rPr>
+          <w:rFonts w:ascii="Times New Roman" w:hAnsi="Times New Roman" w:cs="Times New Roman"/>
+          <w:sz w:val="24"/>
+          <w:szCs w:val="24"/>
+        </w:rPr>
+        <w:t xml:space="preserve">adászruházat, </w:t>
+      </w:r>
+      <w:r>
+        <w:rPr>
+          <w:rFonts w:ascii="Times New Roman" w:hAnsi="Times New Roman" w:cs="Times New Roman"/>
+          <w:sz w:val="24"/>
+          <w:szCs w:val="24"/>
+        </w:rPr>
+        <w:t>f</w:t>
+      </w:r>
+      <w:r>
+        <w:rPr>
+          <w:rFonts w:ascii="Times New Roman" w:hAnsi="Times New Roman" w:cs="Times New Roman"/>
+          <w:sz w:val="24"/>
+          <w:szCs w:val="24"/>
+        </w:rPr>
+        <w:t xml:space="preserve">egyver </w:t>
+      </w:r>
+      <w:r>
+        <w:rPr>
+          <w:rFonts w:ascii="Times New Roman" w:hAnsi="Times New Roman" w:cs="Times New Roman"/>
+          <w:sz w:val="24"/>
+          <w:szCs w:val="24"/>
+        </w:rPr>
+        <w:t>alkatrészek</w:t>
+      </w:r>
+      <w:r>
+        <w:rPr>
+          <w:rFonts w:ascii="Times New Roman" w:hAnsi="Times New Roman" w:cs="Times New Roman"/>
+          <w:sz w:val="24"/>
+          <w:szCs w:val="24"/>
+        </w:rPr>
+        <w:t xml:space="preserve">, </w:t>
+      </w:r>
+      <w:r>
+        <w:rPr>
+          <w:rFonts w:ascii="Times New Roman" w:hAnsi="Times New Roman" w:cs="Times New Roman"/>
+          <w:sz w:val="24"/>
+          <w:szCs w:val="24"/>
+        </w:rPr>
+        <w:t>t</w:t>
+      </w:r>
+      <w:r>
+        <w:rPr>
+          <w:rFonts w:ascii="Times New Roman" w:hAnsi="Times New Roman" w:cs="Times New Roman"/>
+          <w:sz w:val="24"/>
+          <w:szCs w:val="24"/>
+        </w:rPr>
+        <w:t xml:space="preserve">ávcsövek, </w:t>
+      </w:r>
+      <w:r>
+        <w:rPr>
+          <w:rFonts w:ascii="Times New Roman" w:hAnsi="Times New Roman" w:cs="Times New Roman"/>
+          <w:sz w:val="24"/>
+          <w:szCs w:val="24"/>
+        </w:rPr>
+        <w:t>k</w:t>
+      </w:r>
+      <w:r>
+        <w:rPr>
+          <w:rFonts w:ascii="Times New Roman" w:hAnsi="Times New Roman" w:cs="Times New Roman"/>
+          <w:sz w:val="24"/>
+          <w:szCs w:val="24"/>
+        </w:rPr>
+        <w:t>ések stb.</w:t>
+      </w:r>
+    </w:p>
+    <w:p>
+      <w:pPr>
+        <w:rPr>
+          <w:rFonts w:ascii="Times New Roman" w:hAnsi="Times New Roman" w:cs="Times New Roman"/>
+          <w:sz w:val="24"/>
+          <w:szCs w:val="24"/>
+          <w:u w:val="single"/>
+        </w:rPr>
+      </w:pPr>
+      <w:proofErr w:type="spellStart"/>
+      <w:r>
+        <w:rPr>
+          <w:rFonts w:ascii="Times New Roman" w:hAnsi="Times New Roman" w:cs="Times New Roman"/>
+          <w:sz w:val="24"/>
+          <w:szCs w:val="24"/>
+          <w:u w:val="single"/>
+        </w:rPr>
+        <w:t>learazas</w:t>
+      </w:r>
+      <w:proofErr w:type="spellEnd"/>
+    </w:p>
+    <w:p>
+      <w:pPr>
+        <w:rPr>
+          <w:rFonts w:ascii="Times New Roman" w:hAnsi="Times New Roman" w:cs="Times New Roman"/>
+          <w:sz w:val="24"/>
+          <w:szCs w:val="24"/>
+        </w:rPr>
+      </w:pPr>
+      <w:r>
+        <w:rPr>
+          <w:rFonts w:ascii="Times New Roman" w:hAnsi="Times New Roman" w:cs="Times New Roman"/>
+          <w:sz w:val="24"/>
+          <w:szCs w:val="24"/>
+        </w:rPr>
+        <w:t xml:space="preserve">A </w:t>
+      </w:r>
+      <w:proofErr w:type="spellStart"/>
+      <w:r>
+        <w:rPr>
+          <w:rFonts w:ascii="Times New Roman" w:hAnsi="Times New Roman" w:cs="Times New Roman"/>
+          <w:sz w:val="24"/>
+          <w:szCs w:val="24"/>
+        </w:rPr>
+        <w:t>learazas</w:t>
+      </w:r>
+      <w:proofErr w:type="spellEnd"/>
+      <w:r>
+        <w:rPr>
+          <w:rFonts w:ascii="Times New Roman" w:hAnsi="Times New Roman" w:cs="Times New Roman"/>
+          <w:sz w:val="24"/>
+          <w:szCs w:val="24"/>
+        </w:rPr>
+        <w:t xml:space="preserve"> tábla az előre definiált kedvezményértékeket tartalmazza, amelyek termékekre alkalmazhatók. A </w:t>
+      </w:r>
+      <w:proofErr w:type="spellStart"/>
+      <w:r>
+        <w:rPr>
+          <w:rFonts w:ascii="Times New Roman" w:hAnsi="Times New Roman" w:cs="Times New Roman"/>
+          <w:sz w:val="24"/>
+          <w:szCs w:val="24"/>
+        </w:rPr>
+        <w:t>LearazasMerteke</w:t>
+      </w:r>
+      <w:proofErr w:type="spellEnd"/>
+      <w:r>
+        <w:rPr>
+          <w:rFonts w:ascii="Times New Roman" w:hAnsi="Times New Roman" w:cs="Times New Roman"/>
+          <w:sz w:val="24"/>
+          <w:szCs w:val="24"/>
+        </w:rPr>
+        <w:t xml:space="preserve"> mező százalékos értékeket tartalmaz 0-tól 95%-</w:t>
+      </w:r>
+      <w:proofErr w:type="spellStart"/>
+      <w:r>
+        <w:rPr>
+          <w:rFonts w:ascii="Times New Roman" w:hAnsi="Times New Roman" w:cs="Times New Roman"/>
+          <w:sz w:val="24"/>
+          <w:szCs w:val="24"/>
+        </w:rPr>
+        <w:t>ig</w:t>
+      </w:r>
+      <w:proofErr w:type="spellEnd"/>
+      <w:r>
+        <w:rPr>
+          <w:rFonts w:ascii="Times New Roman" w:hAnsi="Times New Roman" w:cs="Times New Roman"/>
+          <w:sz w:val="24"/>
+          <w:szCs w:val="24"/>
+        </w:rPr>
+        <w:t xml:space="preserve">, 5%-os lépésekben. Ha egy termék </w:t>
+      </w:r>
+      <w:proofErr w:type="spellStart"/>
+      <w:r>
+        <w:rPr>
+          <w:rFonts w:ascii="Times New Roman" w:hAnsi="Times New Roman" w:cs="Times New Roman"/>
+          <w:sz w:val="24"/>
+          <w:szCs w:val="24"/>
+        </w:rPr>
+        <w:t>learazasid</w:t>
+      </w:r>
+      <w:proofErr w:type="spellEnd"/>
+      <w:r>
+        <w:rPr>
+          <w:rFonts w:ascii="Times New Roman" w:hAnsi="Times New Roman" w:cs="Times New Roman"/>
+          <w:sz w:val="24"/>
+          <w:szCs w:val="24"/>
+        </w:rPr>
+        <w:t xml:space="preserve"> mezője az id=1 rekordra mutat (amelynek értéke 0%), az azt jelenti, hogy a termék nincs leárazva.</w:t>
+      </w:r>
+    </w:p>
+    <w:p>
+      <w:pPr>
+        <w:rPr>
+          <w:rFonts w:ascii="Times New Roman" w:hAnsi="Times New Roman" w:cs="Times New Roman"/>
+          <w:sz w:val="24"/>
+          <w:szCs w:val="24"/>
+          <w:u w:val="single"/>
+        </w:rPr>
+      </w:pPr>
+      <w:proofErr w:type="spellStart"/>
+      <w:r>
+        <w:rPr>
+          <w:rFonts w:ascii="Times New Roman" w:hAnsi="Times New Roman" w:cs="Times New Roman"/>
+          <w:sz w:val="24"/>
+          <w:szCs w:val="24"/>
+          <w:u w:val="single"/>
+        </w:rPr>
+        <w:t>szoveg</w:t>
+      </w:r>
+      <w:proofErr w:type="spellEnd"/>
+    </w:p>
+    <w:p>
+      <w:pPr>
+        <w:rPr>
+          <w:rFonts w:ascii="Times New Roman" w:hAnsi="Times New Roman" w:cs="Times New Roman"/>
+          <w:sz w:val="24"/>
+          <w:szCs w:val="24"/>
+        </w:rPr>
+      </w:pPr>
+      <w:r>
+        <w:rPr>
+          <w:rFonts w:ascii="Times New Roman" w:hAnsi="Times New Roman" w:cs="Times New Roman"/>
+          <w:sz w:val="24"/>
+          <w:szCs w:val="24"/>
+        </w:rPr>
+        <w:t xml:space="preserve">A </w:t>
+      </w:r>
+      <w:proofErr w:type="spellStart"/>
+      <w:r>
+        <w:rPr>
+          <w:rFonts w:ascii="Times New Roman" w:hAnsi="Times New Roman" w:cs="Times New Roman"/>
+          <w:sz w:val="24"/>
+          <w:szCs w:val="24"/>
+        </w:rPr>
+        <w:t>szoveg</w:t>
+      </w:r>
+      <w:proofErr w:type="spellEnd"/>
+      <w:r>
+        <w:rPr>
+          <w:rFonts w:ascii="Times New Roman" w:hAnsi="Times New Roman" w:cs="Times New Roman"/>
+          <w:sz w:val="24"/>
+          <w:szCs w:val="24"/>
+        </w:rPr>
+        <w:t xml:space="preserve"> tábla az oldal statikus, kétnyelvű szövegeit tárolja (</w:t>
+      </w:r>
+      <w:proofErr w:type="spellStart"/>
+      <w:r>
+        <w:rPr>
+          <w:rFonts w:ascii="Times New Roman" w:hAnsi="Times New Roman" w:cs="Times New Roman"/>
+          <w:sz w:val="24"/>
+          <w:szCs w:val="24"/>
+        </w:rPr>
+        <w:t>szoveg</w:t>
+      </w:r>
+      <w:proofErr w:type="spellEnd"/>
+      <w:r>
+        <w:rPr>
+          <w:rFonts w:ascii="Times New Roman" w:hAnsi="Times New Roman" w:cs="Times New Roman"/>
+          <w:sz w:val="24"/>
+          <w:szCs w:val="24"/>
+        </w:rPr>
+        <w:t xml:space="preserve">: magyar, </w:t>
+      </w:r>
+      <w:proofErr w:type="spellStart"/>
+      <w:r>
+        <w:rPr>
+          <w:rFonts w:ascii="Times New Roman" w:hAnsi="Times New Roman" w:cs="Times New Roman"/>
+          <w:sz w:val="24"/>
+          <w:szCs w:val="24"/>
+        </w:rPr>
+        <w:t>szoveg_en</w:t>
+      </w:r>
+      <w:proofErr w:type="spellEnd"/>
+      <w:r>
+        <w:rPr>
+          <w:rFonts w:ascii="Times New Roman" w:hAnsi="Times New Roman" w:cs="Times New Roman"/>
+          <w:sz w:val="24"/>
+          <w:szCs w:val="24"/>
+        </w:rPr>
+        <w:t>: angol). Ez a megoldás lehetővé teszi, hogy az adminisztrátorok az adatbázison keresztül módosítsák az oldal szöveges tartalmait anélkül, hogy a forráskódhoz kellene nyúlniuk.</w:t>
+      </w:r>
+    </w:p>
+    <w:p>
+      <w:pPr>
+        <w:spacing w:afterLines="160" w:after="384"/>
+        <w:rPr>
+          <w:rFonts w:ascii="Times New Roman" w:hAnsi="Times New Roman" w:cs="Times New Roman"/>
+          <w:sz w:val="24"/>
+          <w:szCs w:val="24"/>
+          <w:u w:val="single"/>
+        </w:rPr>
+      </w:pPr>
+      <w:proofErr w:type="spellStart"/>
+      <w:r>
+        <w:rPr>
+          <w:rFonts w:ascii="Times New Roman" w:hAnsi="Times New Roman" w:cs="Times New Roman"/>
+          <w:sz w:val="24"/>
+          <w:szCs w:val="24"/>
+          <w:u w:val="single"/>
+        </w:rPr>
+        <w:t>jelszo_visszaallitas</w:t>
+      </w:r>
+      <w:proofErr w:type="spellEnd"/>
+    </w:p>
+    <w:p>
+      <w:pPr>
+        <w:spacing w:afterLines="160" w:after="384"/>
+        <w:rPr>
+          <w:rFonts w:ascii="Times New Roman" w:hAnsi="Times New Roman" w:cs="Times New Roman"/>
+          <w:sz w:val="24"/>
+          <w:szCs w:val="24"/>
+        </w:rPr>
+      </w:pPr>
+      <w:r>
+        <w:rPr>
+          <w:rFonts w:ascii="Times New Roman" w:hAnsi="Times New Roman" w:cs="Times New Roman"/>
+          <w:sz w:val="24"/>
+          <w:szCs w:val="24"/>
+        </w:rPr>
+        <w:t xml:space="preserve">A </w:t>
+      </w:r>
+      <w:proofErr w:type="spellStart"/>
+      <w:r>
+        <w:rPr>
+          <w:rFonts w:ascii="Times New Roman" w:hAnsi="Times New Roman" w:cs="Times New Roman"/>
+          <w:sz w:val="24"/>
+          <w:szCs w:val="24"/>
+        </w:rPr>
+        <w:t>jelszo_visszaallitas</w:t>
+      </w:r>
+      <w:proofErr w:type="spellEnd"/>
+      <w:r>
+        <w:rPr>
+          <w:rFonts w:ascii="Times New Roman" w:hAnsi="Times New Roman" w:cs="Times New Roman"/>
+          <w:sz w:val="24"/>
+          <w:szCs w:val="24"/>
+        </w:rPr>
+        <w:t xml:space="preserve"> tábla </w:t>
+      </w:r>
+      <w:r>
+        <w:rPr>
+          <w:rFonts w:ascii="Times New Roman" w:hAnsi="Times New Roman" w:cs="Times New Roman"/>
+          <w:sz w:val="24"/>
+          <w:szCs w:val="24"/>
+        </w:rPr>
+        <w:t>az</w:t>
+      </w:r>
+      <w:r>
+        <w:rPr>
+          <w:rFonts w:ascii="Times New Roman" w:hAnsi="Times New Roman" w:cs="Times New Roman"/>
+          <w:sz w:val="24"/>
+          <w:szCs w:val="24"/>
+        </w:rPr>
+        <w:t xml:space="preserve"> elfelejtett jelszó funkció működését támogatja. Amikor egy felhasználó jelszó-visszaállítást kér, a rendszer egy egyedi </w:t>
+      </w:r>
+      <w:proofErr w:type="spellStart"/>
+      <w:r>
+        <w:rPr>
+          <w:rFonts w:ascii="Times New Roman" w:hAnsi="Times New Roman" w:cs="Times New Roman"/>
+          <w:sz w:val="24"/>
+          <w:szCs w:val="24"/>
+        </w:rPr>
+        <w:t>tokent</w:t>
+      </w:r>
+      <w:proofErr w:type="spellEnd"/>
+      <w:r>
+        <w:rPr>
+          <w:rFonts w:ascii="Times New Roman" w:hAnsi="Times New Roman" w:cs="Times New Roman"/>
+          <w:sz w:val="24"/>
+          <w:szCs w:val="24"/>
+        </w:rPr>
+        <w:t xml:space="preserve"> generál, amelyet ebben a táblában tárol el az érintett e-mail címmel együtt. A </w:t>
+      </w:r>
+      <w:proofErr w:type="spellStart"/>
+      <w:r>
+        <w:rPr>
+          <w:rFonts w:ascii="Times New Roman" w:hAnsi="Times New Roman" w:cs="Times New Roman"/>
+          <w:sz w:val="24"/>
+          <w:szCs w:val="24"/>
+        </w:rPr>
+        <w:t>lejarat</w:t>
+      </w:r>
+      <w:proofErr w:type="spellEnd"/>
+      <w:r>
+        <w:rPr>
+          <w:rFonts w:ascii="Times New Roman" w:hAnsi="Times New Roman" w:cs="Times New Roman"/>
+          <w:sz w:val="24"/>
+          <w:szCs w:val="24"/>
+        </w:rPr>
+        <w:t xml:space="preserve"> mező datetime típusú, és meghatározza, hogy meddig érvényes a visszaállítási link — ezzel megakadályozva a régi </w:t>
+      </w:r>
+      <w:proofErr w:type="spellStart"/>
+      <w:r>
+        <w:rPr>
+          <w:rFonts w:ascii="Times New Roman" w:hAnsi="Times New Roman" w:cs="Times New Roman"/>
+          <w:sz w:val="24"/>
+          <w:szCs w:val="24"/>
+        </w:rPr>
+        <w:t>tokenek</w:t>
+      </w:r>
+      <w:proofErr w:type="spellEnd"/>
+      <w:r>
+        <w:rPr>
+          <w:rFonts w:ascii="Times New Roman" w:hAnsi="Times New Roman" w:cs="Times New Roman"/>
+          <w:sz w:val="24"/>
+          <w:szCs w:val="24"/>
+        </w:rPr>
+        <w:t xml:space="preserve"> visszaélésszerű felhasználását. A sikeres jelszócsere után a megfelelő sor törlődik a táblából.</w:t>
+      </w:r>
+    </w:p>
+    <w:p>
+      <w:pPr>
+        <w:spacing w:afterLines="160" w:after="384"/>
         <w:rPr>
           <w:rFonts w:ascii="Times New Roman" w:hAnsi="Times New Roman" w:cs="Times New Roman"/>
           <w:b/>
           <w:bCs/>
+          <w:sz w:val="26"/>
+          <w:szCs w:val="26"/>
+        </w:rPr>
+      </w:pPr>
+      <w:r>
+        <w:rPr>
+          <w:rFonts w:ascii="Times New Roman" w:hAnsi="Times New Roman" w:cs="Times New Roman"/>
+          <w:b/>
+          <w:bCs/>
+          <w:sz w:val="26"/>
+          <w:szCs w:val="26"/>
+        </w:rPr>
+        <w:t>Táblák közötti kapcsolatok</w:t>
+      </w:r>
+      <w:r>
+        <w:rPr>
+          <w:rFonts w:ascii="Times New Roman" w:hAnsi="Times New Roman" w:cs="Times New Roman"/>
+          <w:b/>
+          <w:bCs/>
+          <w:sz w:val="26"/>
+          <w:szCs w:val="26"/>
         </w:rPr>
         <w:t>:</w:t>
       </w:r>
     </w:p>
     <w:p>
       <w:pPr>
-        <w:pStyle w:val="Heading2"/>
+        <w:spacing w:afterLines="160" w:after="384"/>
+        <w:rPr>
+          <w:rFonts w:ascii="Times New Roman" w:hAnsi="Times New Roman" w:cs="Times New Roman"/>
+          <w:sz w:val="24"/>
+          <w:szCs w:val="24"/>
+        </w:rPr>
+      </w:pPr>
+      <w:r>
+        <w:rPr>
+          <w:rFonts w:ascii="Times New Roman" w:hAnsi="Times New Roman" w:cs="Times New Roman"/>
+          <w:sz w:val="24"/>
+          <w:szCs w:val="24"/>
+        </w:rPr>
+        <w:t xml:space="preserve">Az adatbázis kapcsolatrendszere a következőképpen épül fel. A </w:t>
+      </w:r>
+      <w:proofErr w:type="spellStart"/>
+      <w:r>
+        <w:rPr>
+          <w:rFonts w:ascii="Times New Roman" w:hAnsi="Times New Roman" w:cs="Times New Roman"/>
+          <w:sz w:val="24"/>
+          <w:szCs w:val="24"/>
+        </w:rPr>
+        <w:t>felhasznalo</w:t>
+      </w:r>
+      <w:proofErr w:type="spellEnd"/>
+      <w:r>
+        <w:rPr>
+          <w:rFonts w:ascii="Times New Roman" w:hAnsi="Times New Roman" w:cs="Times New Roman"/>
+          <w:sz w:val="24"/>
+          <w:szCs w:val="24"/>
+        </w:rPr>
+        <w:t xml:space="preserve"> tábla kapcsolódik a rang táblához (</w:t>
+      </w:r>
+      <w:proofErr w:type="spellStart"/>
+      <w:r>
+        <w:rPr>
+          <w:rFonts w:ascii="Times New Roman" w:hAnsi="Times New Roman" w:cs="Times New Roman"/>
+          <w:sz w:val="24"/>
+          <w:szCs w:val="24"/>
+        </w:rPr>
+        <w:t>rangId</w:t>
+      </w:r>
+      <w:proofErr w:type="spellEnd"/>
+      <w:r>
+        <w:rPr>
+          <w:rFonts w:ascii="Times New Roman" w:hAnsi="Times New Roman" w:cs="Times New Roman"/>
+          <w:sz w:val="24"/>
+          <w:szCs w:val="24"/>
+        </w:rPr>
+        <w:t xml:space="preserve"> idegen kulcson keresztül), a </w:t>
+      </w:r>
+      <w:proofErr w:type="spellStart"/>
+      <w:r>
+        <w:rPr>
+          <w:rFonts w:ascii="Times New Roman" w:hAnsi="Times New Roman" w:cs="Times New Roman"/>
+          <w:sz w:val="24"/>
+          <w:szCs w:val="24"/>
+        </w:rPr>
+        <w:t>szallitasicimek</w:t>
+      </w:r>
+      <w:proofErr w:type="spellEnd"/>
+      <w:r>
+        <w:rPr>
+          <w:rFonts w:ascii="Times New Roman" w:hAnsi="Times New Roman" w:cs="Times New Roman"/>
+          <w:sz w:val="24"/>
+          <w:szCs w:val="24"/>
+        </w:rPr>
+        <w:t xml:space="preserve"> táblához (egy felhasználónak több szállítási címe lehet), és a </w:t>
+      </w:r>
+      <w:proofErr w:type="spellStart"/>
+      <w:r>
+        <w:rPr>
+          <w:rFonts w:ascii="Times New Roman" w:hAnsi="Times New Roman" w:cs="Times New Roman"/>
+          <w:sz w:val="24"/>
+          <w:szCs w:val="24"/>
+        </w:rPr>
+        <w:t>rendeles</w:t>
+      </w:r>
+      <w:proofErr w:type="spellEnd"/>
+      <w:r>
+        <w:rPr>
+          <w:rFonts w:ascii="Times New Roman" w:hAnsi="Times New Roman" w:cs="Times New Roman"/>
+          <w:sz w:val="24"/>
+          <w:szCs w:val="24"/>
+        </w:rPr>
+        <w:t xml:space="preserve"> táblához (egy felhasználónak több </w:t>
+      </w:r>
+      <w:r>
+        <w:rPr>
+          <w:rFonts w:ascii="Times New Roman" w:hAnsi="Times New Roman" w:cs="Times New Roman"/>
+          <w:sz w:val="24"/>
+          <w:szCs w:val="24"/>
+        </w:rPr>
+        <w:lastRenderedPageBreak/>
+        <w:t xml:space="preserve">rendelése lehet). A </w:t>
+      </w:r>
+      <w:proofErr w:type="spellStart"/>
+      <w:r>
+        <w:rPr>
+          <w:rFonts w:ascii="Times New Roman" w:hAnsi="Times New Roman" w:cs="Times New Roman"/>
+          <w:sz w:val="24"/>
+          <w:szCs w:val="24"/>
+        </w:rPr>
+        <w:t>rendeles</w:t>
+      </w:r>
+      <w:proofErr w:type="spellEnd"/>
+      <w:r>
+        <w:rPr>
+          <w:rFonts w:ascii="Times New Roman" w:hAnsi="Times New Roman" w:cs="Times New Roman"/>
+          <w:sz w:val="24"/>
+          <w:szCs w:val="24"/>
+        </w:rPr>
+        <w:t xml:space="preserve"> tábla kapcsolódik a </w:t>
+      </w:r>
+      <w:proofErr w:type="spellStart"/>
+      <w:r>
+        <w:rPr>
+          <w:rFonts w:ascii="Times New Roman" w:hAnsi="Times New Roman" w:cs="Times New Roman"/>
+          <w:sz w:val="24"/>
+          <w:szCs w:val="24"/>
+        </w:rPr>
+        <w:t>szallitasicimek</w:t>
+      </w:r>
+      <w:proofErr w:type="spellEnd"/>
+      <w:r>
+        <w:rPr>
+          <w:rFonts w:ascii="Times New Roman" w:hAnsi="Times New Roman" w:cs="Times New Roman"/>
+          <w:sz w:val="24"/>
+          <w:szCs w:val="24"/>
+        </w:rPr>
+        <w:t xml:space="preserve"> táblához (</w:t>
+      </w:r>
+      <w:proofErr w:type="spellStart"/>
+      <w:r>
+        <w:rPr>
+          <w:rFonts w:ascii="Times New Roman" w:hAnsi="Times New Roman" w:cs="Times New Roman"/>
+          <w:sz w:val="24"/>
+          <w:szCs w:val="24"/>
+        </w:rPr>
+        <w:t>szallitasId</w:t>
+      </w:r>
+      <w:proofErr w:type="spellEnd"/>
+      <w:r>
+        <w:rPr>
+          <w:rFonts w:ascii="Times New Roman" w:hAnsi="Times New Roman" w:cs="Times New Roman"/>
+          <w:sz w:val="24"/>
+          <w:szCs w:val="24"/>
+        </w:rPr>
+        <w:t xml:space="preserve"> idegen kulcson), és a </w:t>
+      </w:r>
+      <w:proofErr w:type="spellStart"/>
+      <w:r>
+        <w:rPr>
+          <w:rFonts w:ascii="Times New Roman" w:hAnsi="Times New Roman" w:cs="Times New Roman"/>
+          <w:sz w:val="24"/>
+          <w:szCs w:val="24"/>
+        </w:rPr>
+        <w:t>tetelek</w:t>
+      </w:r>
+      <w:proofErr w:type="spellEnd"/>
+      <w:r>
+        <w:rPr>
+          <w:rFonts w:ascii="Times New Roman" w:hAnsi="Times New Roman" w:cs="Times New Roman"/>
+          <w:sz w:val="24"/>
+          <w:szCs w:val="24"/>
+        </w:rPr>
+        <w:t xml:space="preserve"> táblán keresztül a termek táblához. A termek tábla kapcsolódik a </w:t>
+      </w:r>
+      <w:proofErr w:type="spellStart"/>
+      <w:r>
+        <w:rPr>
+          <w:rFonts w:ascii="Times New Roman" w:hAnsi="Times New Roman" w:cs="Times New Roman"/>
+          <w:sz w:val="24"/>
+          <w:szCs w:val="24"/>
+        </w:rPr>
+        <w:t>kategoria</w:t>
+      </w:r>
+      <w:proofErr w:type="spellEnd"/>
+      <w:r>
+        <w:rPr>
+          <w:rFonts w:ascii="Times New Roman" w:hAnsi="Times New Roman" w:cs="Times New Roman"/>
+          <w:sz w:val="24"/>
+          <w:szCs w:val="24"/>
+        </w:rPr>
+        <w:t xml:space="preserve"> táblához (</w:t>
+      </w:r>
+      <w:proofErr w:type="spellStart"/>
+      <w:r>
+        <w:rPr>
+          <w:rFonts w:ascii="Times New Roman" w:hAnsi="Times New Roman" w:cs="Times New Roman"/>
+          <w:sz w:val="24"/>
+          <w:szCs w:val="24"/>
+        </w:rPr>
+        <w:t>kategoriaId</w:t>
+      </w:r>
+      <w:proofErr w:type="spellEnd"/>
+      <w:r>
+        <w:rPr>
+          <w:rFonts w:ascii="Times New Roman" w:hAnsi="Times New Roman" w:cs="Times New Roman"/>
+          <w:sz w:val="24"/>
+          <w:szCs w:val="24"/>
+        </w:rPr>
+        <w:t xml:space="preserve">) és a </w:t>
+      </w:r>
+      <w:proofErr w:type="spellStart"/>
+      <w:r>
+        <w:rPr>
+          <w:rFonts w:ascii="Times New Roman" w:hAnsi="Times New Roman" w:cs="Times New Roman"/>
+          <w:sz w:val="24"/>
+          <w:szCs w:val="24"/>
+        </w:rPr>
+        <w:t>learazas</w:t>
+      </w:r>
+      <w:proofErr w:type="spellEnd"/>
+      <w:r>
+        <w:rPr>
+          <w:rFonts w:ascii="Times New Roman" w:hAnsi="Times New Roman" w:cs="Times New Roman"/>
+          <w:sz w:val="24"/>
+          <w:szCs w:val="24"/>
+        </w:rPr>
+        <w:t xml:space="preserve"> táblához (</w:t>
+      </w:r>
+      <w:proofErr w:type="spellStart"/>
+      <w:r>
+        <w:rPr>
+          <w:rFonts w:ascii="Times New Roman" w:hAnsi="Times New Roman" w:cs="Times New Roman"/>
+          <w:sz w:val="24"/>
+          <w:szCs w:val="24"/>
+        </w:rPr>
+        <w:t>learazasid</w:t>
+      </w:r>
+      <w:proofErr w:type="spellEnd"/>
+      <w:r>
+        <w:rPr>
+          <w:rFonts w:ascii="Times New Roman" w:hAnsi="Times New Roman" w:cs="Times New Roman"/>
+          <w:sz w:val="24"/>
+          <w:szCs w:val="24"/>
+        </w:rPr>
+        <w:t xml:space="preserve">). A </w:t>
+      </w:r>
+      <w:proofErr w:type="spellStart"/>
+      <w:r>
+        <w:rPr>
+          <w:rFonts w:ascii="Times New Roman" w:hAnsi="Times New Roman" w:cs="Times New Roman"/>
+          <w:sz w:val="24"/>
+          <w:szCs w:val="24"/>
+        </w:rPr>
+        <w:t>jelszo_visszaallitas</w:t>
+      </w:r>
+      <w:proofErr w:type="spellEnd"/>
+      <w:r>
+        <w:rPr>
+          <w:rFonts w:ascii="Times New Roman" w:hAnsi="Times New Roman" w:cs="Times New Roman"/>
+          <w:sz w:val="24"/>
+          <w:szCs w:val="24"/>
+        </w:rPr>
+        <w:t xml:space="preserve"> tábla önállóan működik: a felhasználó e-mail címén keresztül közvetve kapcsolódik a </w:t>
+      </w:r>
+      <w:proofErr w:type="spellStart"/>
+      <w:r>
+        <w:rPr>
+          <w:rFonts w:ascii="Times New Roman" w:hAnsi="Times New Roman" w:cs="Times New Roman"/>
+          <w:sz w:val="24"/>
+          <w:szCs w:val="24"/>
+        </w:rPr>
+        <w:t>felhasznalo</w:t>
+      </w:r>
+      <w:proofErr w:type="spellEnd"/>
+      <w:r>
+        <w:rPr>
+          <w:rFonts w:ascii="Times New Roman" w:hAnsi="Times New Roman" w:cs="Times New Roman"/>
+          <w:sz w:val="24"/>
+          <w:szCs w:val="24"/>
+        </w:rPr>
+        <w:t xml:space="preserve"> táblához, de közvetlen idegen kulcs kapcsolat nincs köztük. A fenti kapcsolatok normalizált, 3NF-nek megfelelő adatbázisszerkezetet alkotnak, amelyben az adatredundancia minimálisra csökkentett.</w:t>
+      </w:r>
+    </w:p>
+    <w:p>
+      <w:pPr>
+        <w:pStyle w:val="Cmsor1"/>
+        <w:rPr>
+          <w:rFonts w:ascii="Times New Roman" w:hAnsi="Times New Roman" w:cs="Times New Roman"/>
+          <w:b/>
+          <w:bCs/>
+        </w:rPr>
+      </w:pPr>
+      <w:r>
+        <w:rPr>
+          <w:rFonts w:ascii="Times New Roman" w:hAnsi="Times New Roman" w:cs="Times New Roman"/>
+          <w:b/>
+          <w:bCs/>
+        </w:rPr>
+        <w:t>Részletes feladatspecifikáció</w:t>
+      </w:r>
+      <w:r>
+        <w:rPr>
+          <w:rFonts w:ascii="Times New Roman" w:hAnsi="Times New Roman" w:cs="Times New Roman"/>
+          <w:b/>
+          <w:bCs/>
+        </w:rPr>
+        <w:t>:</w:t>
+      </w:r>
+    </w:p>
+    <w:p>
+      <w:pPr>
+        <w:pStyle w:val="Cmsor2"/>
       </w:pPr>
       <w:r>
         <w:t>A bejelentkezés működése</w:t>
@@ -1013,7 +2839,7 @@
                     <pic:cNvPicPr/>
                   </pic:nvPicPr>
                   <pic:blipFill>
-                    <a:blip r:embed="rId6"/>
+                    <a:blip r:embed="rId7"/>
                     <a:stretch>
                       <a:fillRect/>
                     </a:stretch>
@@ -1068,7 +2894,7 @@
                     <pic:cNvPicPr/>
                   </pic:nvPicPr>
                   <pic:blipFill>
-                    <a:blip r:embed="rId7"/>
+                    <a:blip r:embed="rId8"/>
                     <a:stretch>
                       <a:fillRect/>
                     </a:stretch>
@@ -1103,7 +2929,23 @@
           <w:sz w:val="24"/>
           <w:szCs w:val="24"/>
         </w:rPr>
-        <w:t>Először megnézzük, hogy a captcha helyesen lett megoldva, ha nem akkor megnézi milyen nyelv van beállítva és annak megfelelően ír ki hiba üzenetet, majd újabb captchát generál. Következő lépésként elküld PUT kérést „/backend/</w:t>
+        <w:t>Először megnézzük, hogy a captcha helyesen lett megoldva, ha nem akkor megnézi milyen nyelv van beállítva és annak megfelelően ír ki hiba üzenetet, majd újabb captchát generál. Következő lépésként elküld</w:t>
+      </w:r>
+      <w:r>
+        <w:rPr>
+          <w:rFonts w:ascii="Times New Roman" w:hAnsi="Times New Roman" w:cs="Times New Roman"/>
+          <w:sz w:val="24"/>
+          <w:szCs w:val="24"/>
+        </w:rPr>
+        <w:t xml:space="preserve"> egy</w:t>
+      </w:r>
+      <w:r>
+        <w:rPr>
+          <w:rFonts w:ascii="Times New Roman" w:hAnsi="Times New Roman" w:cs="Times New Roman"/>
+          <w:sz w:val="24"/>
+          <w:szCs w:val="24"/>
+        </w:rPr>
+        <w:t xml:space="preserve"> PUT kérést „/backend/</w:t>
       </w:r>
       <w:proofErr w:type="spellStart"/>
       <w:r>
@@ -1193,6 +3035,14 @@
         </w:rPr>
         <w:lastRenderedPageBreak/>
         <w:t>a nyelvet, majd kiírja azon hiba kódot</w:t>
+      </w:r>
+      <w:r>
+        <w:rPr>
+          <w:rFonts w:ascii="Times New Roman" w:hAnsi="Times New Roman" w:cs="Times New Roman"/>
+          <w:sz w:val="24"/>
+          <w:szCs w:val="24"/>
+        </w:rPr>
+        <w:t>.</w:t>
       </w:r>
       <w:r>
         <w:rPr>
@@ -1214,7 +3064,7 @@
                     <pic:cNvPicPr/>
                   </pic:nvPicPr>
                   <pic:blipFill>
-                    <a:blip r:embed="rId8"/>
+                    <a:blip r:embed="rId9"/>
                     <a:stretch>
                       <a:fillRect/>
                     </a:stretch>
@@ -1245,7 +3095,7 @@
     </w:p>
     <w:p>
       <w:pPr>
-        <w:pStyle w:val="Heading2"/>
+        <w:pStyle w:val="Cmsor2"/>
       </w:pPr>
       <w:r>
         <w:lastRenderedPageBreak/>
@@ -1273,7 +3123,7 @@
                     <pic:cNvPicPr/>
                   </pic:nvPicPr>
                   <pic:blipFill>
-                    <a:blip r:embed="rId9">
+                    <a:blip r:embed="rId10">
                       <a:extLst>
                         <a:ext uri="{28A0092B-C50C-407E-A947-70E740481C1C}">
                           <a14:useLocalDpi xmlns:a14="http://schemas.microsoft.com/office/drawing/2010/main" val="0"/>
@@ -1310,15 +3160,7 @@
       </w:r>
       <w:proofErr w:type="spellEnd"/>
       <w:r>
-        <w:t>-</w:t>
-      </w:r>
-      <w:proofErr w:type="spellStart"/>
-      <w:r>
-        <w:t>id</w:t>
-      </w:r>
-      <w:proofErr w:type="spellEnd"/>
-      <w:r>
-        <w:t>-ban. Rányomáskor lefuttatja a „</w:t>
+        <w:t>-id-ban. Rányomáskor lefuttatja a „</w:t>
       </w:r>
       <w:proofErr w:type="spellStart"/>
       <w:r>
@@ -1350,7 +3192,7 @@
                     <pic:cNvPicPr/>
                   </pic:nvPicPr>
                   <pic:blipFill>
-                    <a:blip r:embed="rId10"/>
+                    <a:blip r:embed="rId11"/>
                     <a:stretch>
                       <a:fillRect/>
                     </a:stretch>
@@ -1425,7 +3267,7 @@
                     <pic:cNvPicPr/>
                   </pic:nvPicPr>
                   <pic:blipFill>
-                    <a:blip r:embed="rId11"/>
+                    <a:blip r:embed="rId12"/>
                     <a:stretch>
                       <a:fillRect/>
                     </a:stretch>
@@ -1448,7 +3290,13 @@
     </w:p>
     <w:p>
       <w:r>
-        <w:t>A végpont először megnéz</w:t>
+        <w:t>A végpont</w:t>
+      </w:r>
+      <w:r>
+        <w:t>on</w:t>
+      </w:r>
+      <w:r>
+        <w:t xml:space="preserve"> először megnéz</w:t>
       </w:r>
       <w:r>
         <w:t>zük</w:t>
@@ -1457,7 +3305,19 @@
         <w:t>, hogy be van</w:t>
       </w:r>
       <w:r>
-        <w:t>-e jelentkezve a felhasználó, majd lekérjük a felhasználó kosarát, és megnézzük, hogy tartalmazza a kívánt terméket. Ha nem akkor hozzáad, ha igen akkor annak terméknek a mennyiségét növeli eggyel.</w:t>
+        <w:t>-e jelentkezve a felhasználó, majd lekérjük a felhasználó kosarát, és megnézzük, hogy tartalmazza</w:t>
+      </w:r>
+      <w:r>
+        <w:t>-e</w:t>
+      </w:r>
+      <w:r>
+        <w:t xml:space="preserve"> a kívánt terméket. Ha nem akkor hozzáad, ha igen akkor annak </w:t>
+      </w:r>
+      <w:r>
+        <w:t xml:space="preserve">a </w:t>
+      </w:r>
+      <w:r>
+        <w:t>terméknek a mennyiségét növeli eggyel.</w:t>
       </w:r>
     </w:p>
     <w:sectPr>
@@ -1986,16 +3846,16 @@
     <w:lsdException w:name="Unresolved Mention" w:semiHidden="1" w:unhideWhenUsed="1"/>
     <w:lsdException w:name="Smart Link" w:semiHidden="1" w:unhideWhenUsed="1"/>
   </w:latentStyles>
-  <w:style w:type="paragraph" w:default="1" w:styleId="Normal">
+  <w:style w:type="paragraph" w:default="1" w:styleId="Norml">
     <w:name w:val="Normal"/>
     <w:qFormat/>
     <w:rsid w:val="00BA3AA0"/>
   </w:style>
-  <w:style w:type="paragraph" w:styleId="Heading1">
+  <w:style w:type="paragraph" w:styleId="Cmsor1">
     <w:name w:val="heading 1"/>
-    <w:basedOn w:val="Normal"/>
-    <w:next w:val="Normal"/>
-    <w:link w:val="Heading1Char"/>
+    <w:basedOn w:val="Norml"/>
+    <w:next w:val="Norml"/>
+    <w:link w:val="Cmsor1Char"/>
     <w:uiPriority w:val="9"/>
     <w:qFormat/>
     <w:rsid w:val="00402772"/>
@@ -2011,11 +3871,11 @@
       <w:szCs w:val="32"/>
     </w:rPr>
   </w:style>
-  <w:style w:type="paragraph" w:styleId="Heading2">
+  <w:style w:type="paragraph" w:styleId="Cmsor2">
     <w:name w:val="heading 2"/>
-    <w:basedOn w:val="Normal"/>
-    <w:next w:val="Normal"/>
-    <w:link w:val="Heading2Char"/>
+    <w:basedOn w:val="Norml"/>
+    <w:next w:val="Norml"/>
+    <w:link w:val="Cmsor2Char"/>
     <w:uiPriority w:val="9"/>
     <w:unhideWhenUsed/>
     <w:qFormat/>
@@ -2032,13 +3892,12 @@
       <w:szCs w:val="26"/>
     </w:rPr>
   </w:style>
-  <w:style w:type="character" w:default="1" w:styleId="DefaultParagraphFont">
+  <w:style w:type="character" w:default="1" w:styleId="Bekezdsalapbettpusa">
     <w:name w:val="Default Paragraph Font"/>
     <w:uiPriority w:val="1"/>
-    <w:semiHidden/>
     <w:unhideWhenUsed/>
   </w:style>
-  <w:style w:type="table" w:default="1" w:styleId="TableNormal">
+  <w:style w:type="table" w:default="1" w:styleId="Normltblzat">
     <w:name w:val="Normal Table"/>
     <w:uiPriority w:val="99"/>
     <w:semiHidden/>
@@ -2053,15 +3912,15 @@
       </w:tblCellMar>
     </w:tblPr>
   </w:style>
-  <w:style w:type="numbering" w:default="1" w:styleId="NoList">
+  <w:style w:type="numbering" w:default="1" w:styleId="Nemlista">
     <w:name w:val="No List"/>
     <w:uiPriority w:val="99"/>
     <w:semiHidden/>
     <w:unhideWhenUsed/>
   </w:style>
-  <w:style w:type="paragraph" w:styleId="NormalWeb">
+  <w:style w:type="paragraph" w:styleId="NormlWeb">
     <w:name w:val="Normal (Web)"/>
-    <w:basedOn w:val="Normal"/>
+    <w:basedOn w:val="Norml"/>
     <w:uiPriority w:val="99"/>
     <w:unhideWhenUsed/>
     <w:rsid w:val="002C7D0F"/>
@@ -2077,12 +3936,12 @@
   </w:style>
   <w:style w:type="character" w:customStyle="1" w:styleId="whitespace-normal">
     <w:name w:val="whitespace-normal"/>
-    <w:basedOn w:val="DefaultParagraphFont"/>
+    <w:basedOn w:val="Bekezdsalapbettpusa"/>
     <w:rsid w:val="002C7D0F"/>
   </w:style>
-  <w:style w:type="paragraph" w:styleId="ListParagraph">
+  <w:style w:type="paragraph" w:styleId="Listaszerbekezds">
     <w:name w:val="List Paragraph"/>
-    <w:basedOn w:val="Normal"/>
+    <w:basedOn w:val="Norml"/>
     <w:uiPriority w:val="34"/>
     <w:qFormat/>
     <w:rsid w:val="004F090F"/>
@@ -2091,9 +3950,9 @@
       <w:contextualSpacing/>
     </w:pPr>
   </w:style>
-  <w:style w:type="character" w:styleId="Hyperlink">
+  <w:style w:type="character" w:styleId="Hiperhivatkozs">
     <w:name w:val="Hyperlink"/>
-    <w:basedOn w:val="DefaultParagraphFont"/>
+    <w:basedOn w:val="Bekezdsalapbettpusa"/>
     <w:uiPriority w:val="99"/>
     <w:semiHidden/>
     <w:unhideWhenUsed/>
@@ -2103,10 +3962,10 @@
       <w:u w:val="single"/>
     </w:rPr>
   </w:style>
-  <w:style w:type="character" w:customStyle="1" w:styleId="Heading1Char">
-    <w:name w:val="Heading 1 Char"/>
-    <w:basedOn w:val="DefaultParagraphFont"/>
-    <w:link w:val="Heading1"/>
+  <w:style w:type="character" w:customStyle="1" w:styleId="Cmsor1Char">
+    <w:name w:val="Címsor 1 Char"/>
+    <w:basedOn w:val="Bekezdsalapbettpusa"/>
+    <w:link w:val="Cmsor1"/>
     <w:uiPriority w:val="9"/>
     <w:rsid w:val="00402772"/>
     <w:rPr>
@@ -2115,10 +3974,10 @@
       <w:szCs w:val="32"/>
     </w:rPr>
   </w:style>
-  <w:style w:type="character" w:customStyle="1" w:styleId="Heading2Char">
-    <w:name w:val="Heading 2 Char"/>
-    <w:basedOn w:val="DefaultParagraphFont"/>
-    <w:link w:val="Heading2"/>
+  <w:style w:type="character" w:customStyle="1" w:styleId="Cmsor2Char">
+    <w:name w:val="Címsor 2 Char"/>
+    <w:basedOn w:val="Bekezdsalapbettpusa"/>
+    <w:link w:val="Cmsor2"/>
     <w:uiPriority w:val="9"/>
     <w:rsid w:val="001969A1"/>
     <w:rPr>

--- a/Fejlesztői_Dokumentáció.docx
+++ b/Fejlesztői_Dokumentáció.docx
@@ -478,7 +478,7 @@
     </w:p>
     <w:p>
       <w:pPr>
-        <w:pStyle w:val="Cmsor1"/>
+        <w:pStyle w:val="Heading1"/>
         <w:rPr>
           <w:rFonts w:ascii="Times New Roman" w:hAnsi="Times New Roman" w:cs="Times New Roman"/>
           <w:b/>
@@ -509,15 +509,7 @@
           <w:sz w:val="24"/>
           <w:szCs w:val="24"/>
         </w:rPr>
-        <w:t>Mivel az online vásárlás ma már mindenki életének része, vizsgaremekünk témájául</w:t>
-      </w:r>
-      <w:r>
-        <w:rPr>
-          <w:rFonts w:ascii="Times New Roman" w:hAnsi="Times New Roman" w:cs="Times New Roman"/>
-          <w:sz w:val="24"/>
-          <w:szCs w:val="24"/>
-        </w:rPr>
-        <w:t xml:space="preserve"> egy webshop elkészítését választottuk.</w:t>
+        <w:t>Mivel az online vásárlás ma már mindenki életének része, vizsgaremekünk témájául egy webshop elkészítését választottuk.</w:t>
       </w:r>
       <w:r>
         <w:rPr>
@@ -614,15 +606,7 @@
           <w:sz w:val="24"/>
           <w:szCs w:val="24"/>
         </w:rPr>
-        <w:t>Választásunkat befolyásolta, hogy</w:t>
-      </w:r>
-      <w:r>
-        <w:rPr>
-          <w:rFonts w:ascii="Times New Roman" w:hAnsi="Times New Roman" w:cs="Times New Roman"/>
-          <w:sz w:val="24"/>
-          <w:szCs w:val="24"/>
-        </w:rPr>
-        <w:t xml:space="preserve"> </w:t>
+        <w:t xml:space="preserve">Választásunkat befolyásolta, hogy </w:t>
       </w:r>
       <w:r>
         <w:rPr>
@@ -646,23 +630,7 @@
           <w:sz w:val="24"/>
           <w:szCs w:val="24"/>
         </w:rPr>
-        <w:t>rendkívül érdekes</w:t>
-      </w:r>
-      <w:r>
-        <w:rPr>
-          <w:rFonts w:ascii="Times New Roman" w:hAnsi="Times New Roman" w:cs="Times New Roman"/>
-          <w:sz w:val="24"/>
-          <w:szCs w:val="24"/>
-        </w:rPr>
-        <w:t>nek</w:t>
-      </w:r>
-      <w:r>
-        <w:rPr>
-          <w:rFonts w:ascii="Times New Roman" w:hAnsi="Times New Roman" w:cs="Times New Roman"/>
-          <w:sz w:val="24"/>
-          <w:szCs w:val="24"/>
-        </w:rPr>
-        <w:t xml:space="preserve"> találtuk ezt a tevékenységet</w:t>
+        <w:t>rendkívül érdekesnek találtuk ezt a tevékenységet</w:t>
       </w:r>
       <w:r>
         <w:rPr>
@@ -683,7 +651,7 @@
     </w:p>
     <w:p>
       <w:pPr>
-        <w:pStyle w:val="NormlWeb"/>
+        <w:pStyle w:val="NormalWeb"/>
       </w:pPr>
       <w:r>
         <w:t>Összességében azért választottuk ezt a témát, mert komplex feladatként jól bemutatja a tudásunkat, miközben egy kézzelfogható, saját készítésű eredményt hoztunk létre</w:t>
@@ -697,7 +665,7 @@
     </w:p>
     <w:p>
       <w:pPr>
-        <w:pStyle w:val="Cmsor1"/>
+        <w:pStyle w:val="Heading1"/>
         <w:rPr>
           <w:rFonts w:ascii="Times New Roman" w:hAnsi="Times New Roman" w:cs="Times New Roman"/>
           <w:b/>
@@ -715,7 +683,7 @@
     </w:p>
     <w:p>
       <w:pPr>
-        <w:pStyle w:val="Listaszerbekezds"/>
+        <w:pStyle w:val="ListParagraph"/>
         <w:numPr>
           <w:ilvl w:val="0"/>
           <w:numId w:val="1"/>
@@ -737,7 +705,7 @@
     </w:p>
     <w:p>
       <w:pPr>
-        <w:pStyle w:val="Listaszerbekezds"/>
+        <w:pStyle w:val="ListParagraph"/>
         <w:numPr>
           <w:ilvl w:val="0"/>
           <w:numId w:val="1"/>
@@ -759,7 +727,7 @@
     </w:p>
     <w:p>
       <w:pPr>
-        <w:pStyle w:val="Listaszerbekezds"/>
+        <w:pStyle w:val="ListParagraph"/>
         <w:numPr>
           <w:ilvl w:val="0"/>
           <w:numId w:val="1"/>
@@ -781,7 +749,7 @@
     </w:p>
     <w:p>
       <w:pPr>
-        <w:pStyle w:val="Listaszerbekezds"/>
+        <w:pStyle w:val="ListParagraph"/>
         <w:numPr>
           <w:ilvl w:val="0"/>
           <w:numId w:val="1"/>
@@ -803,7 +771,7 @@
     </w:p>
     <w:p>
       <w:pPr>
-        <w:pStyle w:val="Listaszerbekezds"/>
+        <w:pStyle w:val="ListParagraph"/>
         <w:numPr>
           <w:ilvl w:val="0"/>
           <w:numId w:val="1"/>
@@ -814,7 +782,6 @@
           <w:szCs w:val="28"/>
         </w:rPr>
       </w:pPr>
-      <w:proofErr w:type="spellStart"/>
       <w:r>
         <w:rPr>
           <w:rFonts w:ascii="Times New Roman" w:hAnsi="Times New Roman" w:cs="Times New Roman"/>
@@ -823,11 +790,10 @@
         </w:rPr>
         <w:t>Bootstrap</w:t>
       </w:r>
-      <w:proofErr w:type="spellEnd"/>
-    </w:p>
-    <w:p>
-      <w:pPr>
-        <w:pStyle w:val="Listaszerbekezds"/>
+    </w:p>
+    <w:p>
+      <w:pPr>
+        <w:pStyle w:val="ListParagraph"/>
         <w:numPr>
           <w:ilvl w:val="0"/>
           <w:numId w:val="1"/>
@@ -844,40 +810,12 @@
           <w:sz w:val="28"/>
           <w:szCs w:val="28"/>
         </w:rPr>
-        <w:t xml:space="preserve">Visual </w:t>
-      </w:r>
-      <w:proofErr w:type="spellStart"/>
-      <w:r>
-        <w:rPr>
-          <w:rFonts w:ascii="Times New Roman" w:hAnsi="Times New Roman" w:cs="Times New Roman"/>
-          <w:sz w:val="28"/>
-          <w:szCs w:val="28"/>
-        </w:rPr>
-        <w:t>Studio</w:t>
-      </w:r>
-      <w:proofErr w:type="spellEnd"/>
-      <w:r>
-        <w:rPr>
-          <w:rFonts w:ascii="Times New Roman" w:hAnsi="Times New Roman" w:cs="Times New Roman"/>
-          <w:sz w:val="28"/>
-          <w:szCs w:val="28"/>
-        </w:rPr>
-        <w:t xml:space="preserve"> </w:t>
-      </w:r>
-      <w:proofErr w:type="spellStart"/>
-      <w:r>
-        <w:rPr>
-          <w:rFonts w:ascii="Times New Roman" w:hAnsi="Times New Roman" w:cs="Times New Roman"/>
-          <w:sz w:val="28"/>
-          <w:szCs w:val="28"/>
-        </w:rPr>
-        <w:t>Code</w:t>
-      </w:r>
-      <w:proofErr w:type="spellEnd"/>
-    </w:p>
-    <w:p>
-      <w:pPr>
-        <w:pStyle w:val="Listaszerbekezds"/>
+        <w:t>Visual Studio Code</w:t>
+      </w:r>
+    </w:p>
+    <w:p>
+      <w:pPr>
+        <w:pStyle w:val="ListParagraph"/>
         <w:numPr>
           <w:ilvl w:val="0"/>
           <w:numId w:val="1"/>
@@ -899,7 +837,7 @@
     </w:p>
     <w:p>
       <w:pPr>
-        <w:pStyle w:val="Listaszerbekezds"/>
+        <w:pStyle w:val="ListParagraph"/>
         <w:numPr>
           <w:ilvl w:val="0"/>
           <w:numId w:val="1"/>
@@ -910,7 +848,6 @@
           <w:szCs w:val="28"/>
         </w:rPr>
       </w:pPr>
-      <w:proofErr w:type="spellStart"/>
       <w:r>
         <w:rPr>
           <w:rFonts w:ascii="Times New Roman" w:hAnsi="Times New Roman" w:cs="Times New Roman"/>
@@ -919,11 +856,10 @@
         </w:rPr>
         <w:t>Github</w:t>
       </w:r>
-      <w:proofErr w:type="spellEnd"/>
-    </w:p>
-    <w:p>
-      <w:pPr>
-        <w:pStyle w:val="Listaszerbekezds"/>
+    </w:p>
+    <w:p>
+      <w:pPr>
+        <w:pStyle w:val="ListParagraph"/>
         <w:numPr>
           <w:ilvl w:val="0"/>
           <w:numId w:val="1"/>
@@ -934,7 +870,6 @@
           <w:szCs w:val="28"/>
         </w:rPr>
       </w:pPr>
-      <w:proofErr w:type="spellStart"/>
       <w:r>
         <w:rPr>
           <w:rFonts w:ascii="Times New Roman" w:hAnsi="Times New Roman" w:cs="Times New Roman"/>
@@ -943,11 +878,10 @@
         </w:rPr>
         <w:t>Paint</w:t>
       </w:r>
-      <w:proofErr w:type="spellEnd"/>
-    </w:p>
-    <w:p>
-      <w:pPr>
-        <w:pStyle w:val="Listaszerbekezds"/>
+    </w:p>
+    <w:p>
+      <w:pPr>
+        <w:pStyle w:val="ListParagraph"/>
         <w:numPr>
           <w:ilvl w:val="0"/>
           <w:numId w:val="1"/>
@@ -964,6 +898,72 @@
           <w:sz w:val="28"/>
           <w:szCs w:val="28"/>
         </w:rPr>
+        <w:t>Cypress</w:t>
+      </w:r>
+    </w:p>
+    <w:p>
+      <w:pPr>
+        <w:pStyle w:val="ListParagraph"/>
+        <w:numPr>
+          <w:ilvl w:val="0"/>
+          <w:numId w:val="1"/>
+        </w:numPr>
+        <w:rPr>
+          <w:rFonts w:ascii="Times New Roman" w:hAnsi="Times New Roman" w:cs="Times New Roman"/>
+          <w:sz w:val="28"/>
+          <w:szCs w:val="28"/>
+        </w:rPr>
+      </w:pPr>
+      <w:r>
+        <w:rPr>
+          <w:rFonts w:ascii="Times New Roman" w:hAnsi="Times New Roman" w:cs="Times New Roman"/>
+          <w:sz w:val="28"/>
+          <w:szCs w:val="28"/>
+        </w:rPr>
+        <w:t>Postman</w:t>
+      </w:r>
+    </w:p>
+    <w:p>
+      <w:pPr>
+        <w:pStyle w:val="ListParagraph"/>
+        <w:numPr>
+          <w:ilvl w:val="0"/>
+          <w:numId w:val="1"/>
+        </w:numPr>
+        <w:rPr>
+          <w:rFonts w:ascii="Times New Roman" w:hAnsi="Times New Roman" w:cs="Times New Roman"/>
+          <w:sz w:val="28"/>
+          <w:szCs w:val="28"/>
+        </w:rPr>
+      </w:pPr>
+      <w:r>
+        <w:rPr>
+          <w:rFonts w:ascii="Times New Roman" w:hAnsi="Times New Roman" w:cs="Times New Roman"/>
+          <w:sz w:val="28"/>
+          <w:szCs w:val="28"/>
+        </w:rPr>
+        <w:t>Email: Phpmailer</w:t>
+      </w:r>
+    </w:p>
+    <w:p>
+      <w:pPr>
+        <w:pStyle w:val="ListParagraph"/>
+        <w:numPr>
+          <w:ilvl w:val="0"/>
+          <w:numId w:val="1"/>
+        </w:numPr>
+        <w:rPr>
+          <w:rFonts w:ascii="Times New Roman" w:hAnsi="Times New Roman" w:cs="Times New Roman"/>
+          <w:sz w:val="28"/>
+          <w:szCs w:val="28"/>
+        </w:rPr>
+      </w:pPr>
+      <w:r>
+        <w:rPr>
+          <w:rFonts w:ascii="Times New Roman" w:hAnsi="Times New Roman" w:cs="Times New Roman"/>
+          <w:sz w:val="28"/>
+          <w:szCs w:val="28"/>
+        </w:rPr>
         <w:t xml:space="preserve">Bejelentkezéshez: </w:t>
       </w:r>
       <w:r>
@@ -977,7 +977,7 @@
       <w:hyperlink r:id="rId5" w:history="1">
         <w:r>
           <w:rPr>
-            <w:rStyle w:val="Hiperhivatkozs"/>
+            <w:rStyle w:val="Hyperlink"/>
             <w:rFonts w:ascii="Segoe UI" w:hAnsi="Segoe UI" w:cs="Segoe UI"/>
             <w:color w:val="0969DA"/>
             <w:shd w:val="clear" w:color="auto" w:fill="FFFFFF"/>
@@ -991,7 +991,7 @@
     </w:p>
     <w:p>
       <w:pPr>
-        <w:pStyle w:val="Cmsor1"/>
+        <w:pStyle w:val="Heading1"/>
         <w:rPr>
           <w:rFonts w:ascii="Times New Roman" w:hAnsi="Times New Roman" w:cs="Times New Roman"/>
           <w:b/>
@@ -1021,25 +1021,7 @@
           <w:sz w:val="24"/>
           <w:szCs w:val="24"/>
         </w:rPr>
-        <w:t xml:space="preserve">Az Arany Agancs webshop adatbázisa </w:t>
-      </w:r>
-      <w:proofErr w:type="spellStart"/>
-      <w:r>
-        <w:rPr>
-          <w:rFonts w:ascii="Times New Roman" w:hAnsi="Times New Roman" w:cs="Times New Roman"/>
-          <w:sz w:val="24"/>
-          <w:szCs w:val="24"/>
-        </w:rPr>
-        <w:t>MariaDB</w:t>
-      </w:r>
-      <w:proofErr w:type="spellEnd"/>
-      <w:r>
-        <w:rPr>
-          <w:rFonts w:ascii="Times New Roman" w:hAnsi="Times New Roman" w:cs="Times New Roman"/>
-          <w:sz w:val="24"/>
-          <w:szCs w:val="24"/>
-        </w:rPr>
-        <w:t xml:space="preserve"> alapon készült, utf8mb4_hungarian_ci karakterkészlettel, amely lehetővé teszi a magyar ékezetes karakterek helyes kezelését. Az adatbázis </w:t>
+        <w:t xml:space="preserve">Az Arany Agancs webshop adatbázisa MariaDB alapon készült, utf8mb4_hungarian_ci karakterkészlettel, amely lehetővé teszi a magyar ékezetes karakterek helyes kezelését. Az adatbázis </w:t>
       </w:r>
       <w:r>
         <w:rPr>
@@ -1055,30 +1037,17 @@
           <w:sz w:val="24"/>
           <w:szCs w:val="24"/>
         </w:rPr>
-        <w:t xml:space="preserve"> táblából áll, amelyek együttesen lefedik a webshop teljes működését: a felhasználókezeléstől a rendelések nyomkövetésén át a </w:t>
-      </w:r>
-      <w:r>
-        <w:rPr>
-          <w:rFonts w:ascii="Times New Roman" w:hAnsi="Times New Roman" w:cs="Times New Roman"/>
-          <w:sz w:val="24"/>
-          <w:szCs w:val="24"/>
-        </w:rPr>
-        <w:t>termékkatalógusig</w:t>
-      </w:r>
-      <w:r>
-        <w:rPr>
-          <w:rFonts w:ascii="Times New Roman" w:hAnsi="Times New Roman" w:cs="Times New Roman"/>
-          <w:sz w:val="24"/>
-          <w:szCs w:val="24"/>
-        </w:rPr>
-        <w:t>.</w:t>
-      </w:r>
-    </w:p>
-    <w:p>
-      <w:r>
+        <w:t xml:space="preserve"> táblából áll, amelyek együttesen lefedik a webshop teljes működését: a felhasználókezeléstől a rendelések nyomkövetésén át a termékkatalógusig.</w:t>
+      </w:r>
+    </w:p>
+    <w:p>
+      <w:r>
+        <w:rPr>
+          <w:noProof/>
+        </w:rPr>
         <w:lastRenderedPageBreak/>
         <w:drawing>
-          <wp:anchor distT="0" distB="0" distL="114300" distR="114300" simplePos="0" relativeHeight="251660288" behindDoc="0" locked="0" layoutInCell="1" allowOverlap="1" wp14:anchorId="4B11E9E6" wp14:editId="491B9ED0">
+          <wp:anchor distT="0" distB="0" distL="114300" distR="114300" simplePos="0" relativeHeight="251660288" behindDoc="0" locked="0" layoutInCell="1" allowOverlap="1" wp14:anchorId="4B11E9E6" wp14:editId="116AC1CE">
             <wp:simplePos x="0" y="0"/>
             <wp:positionH relativeFrom="margin">
               <wp:align>right</wp:align>
@@ -1173,7 +1142,6 @@
           <w:u w:val="single"/>
         </w:rPr>
       </w:pPr>
-      <w:proofErr w:type="spellStart"/>
       <w:r>
         <w:rPr>
           <w:rFonts w:ascii="Times New Roman" w:hAnsi="Times New Roman" w:cs="Times New Roman"/>
@@ -1181,114 +1149,61 @@
           <w:szCs w:val="24"/>
           <w:u w:val="single"/>
         </w:rPr>
-        <w:t>felhasznalo</w:t>
-      </w:r>
-      <w:proofErr w:type="spellEnd"/>
-    </w:p>
-    <w:p>
-      <w:pPr>
-        <w:rPr>
-          <w:rFonts w:ascii="Times New Roman" w:hAnsi="Times New Roman" w:cs="Times New Roman"/>
-          <w:sz w:val="24"/>
-          <w:szCs w:val="24"/>
-        </w:rPr>
-      </w:pPr>
-      <w:r>
-        <w:rPr>
-          <w:rFonts w:ascii="Times New Roman" w:hAnsi="Times New Roman" w:cs="Times New Roman"/>
-          <w:sz w:val="24"/>
-          <w:szCs w:val="24"/>
-        </w:rPr>
-        <w:t xml:space="preserve">A felhasználó tábla tárolja az oldal összes regisztrált felhasználójának adatait. Az elsődleges kulcs a </w:t>
-      </w:r>
-      <w:proofErr w:type="spellStart"/>
-      <w:r>
-        <w:rPr>
-          <w:rFonts w:ascii="Times New Roman" w:hAnsi="Times New Roman" w:cs="Times New Roman"/>
-          <w:sz w:val="24"/>
-          <w:szCs w:val="24"/>
-        </w:rPr>
-        <w:t>felhasznalonev</w:t>
-      </w:r>
-      <w:proofErr w:type="spellEnd"/>
-      <w:r>
-        <w:rPr>
-          <w:rFonts w:ascii="Times New Roman" w:hAnsi="Times New Roman" w:cs="Times New Roman"/>
-          <w:sz w:val="24"/>
-          <w:szCs w:val="24"/>
-        </w:rPr>
-        <w:t xml:space="preserve"> mező, amely egyedi azonosítóként szolgál. A </w:t>
-      </w:r>
-      <w:proofErr w:type="spellStart"/>
-      <w:r>
-        <w:rPr>
-          <w:rFonts w:ascii="Times New Roman" w:hAnsi="Times New Roman" w:cs="Times New Roman"/>
-          <w:sz w:val="24"/>
-          <w:szCs w:val="24"/>
-        </w:rPr>
-        <w:t>jelszo</w:t>
-      </w:r>
-      <w:proofErr w:type="spellEnd"/>
-      <w:r>
-        <w:rPr>
-          <w:rFonts w:ascii="Times New Roman" w:hAnsi="Times New Roman" w:cs="Times New Roman"/>
-          <w:sz w:val="24"/>
-          <w:szCs w:val="24"/>
-        </w:rPr>
-        <w:t xml:space="preserve"> mező bcrypt </w:t>
-      </w:r>
-      <w:r>
-        <w:rPr>
-          <w:rFonts w:ascii="Times New Roman" w:hAnsi="Times New Roman" w:cs="Times New Roman"/>
-          <w:sz w:val="24"/>
-          <w:szCs w:val="24"/>
-        </w:rPr>
-        <w:t>algoritmussal</w:t>
-      </w:r>
-      <w:r>
-        <w:rPr>
-          <w:rFonts w:ascii="Times New Roman" w:hAnsi="Times New Roman" w:cs="Times New Roman"/>
-          <w:sz w:val="24"/>
-          <w:szCs w:val="24"/>
-        </w:rPr>
-        <w:t xml:space="preserve"> van hashelve, ez biztosítja a jelszavak biztonságos tárolását. A tábla tartalmaz számlázási cím adatokat is (ország, irányítószám, város, utca), amelyek a rendelések során kerülnek felhasználásra. A </w:t>
-      </w:r>
-      <w:proofErr w:type="spellStart"/>
-      <w:r>
-        <w:rPr>
-          <w:rFonts w:ascii="Times New Roman" w:hAnsi="Times New Roman" w:cs="Times New Roman"/>
-          <w:sz w:val="24"/>
-          <w:szCs w:val="24"/>
-        </w:rPr>
-        <w:t>rangId</w:t>
-      </w:r>
-      <w:proofErr w:type="spellEnd"/>
-      <w:r>
-        <w:rPr>
-          <w:rFonts w:ascii="Times New Roman" w:hAnsi="Times New Roman" w:cs="Times New Roman"/>
-          <w:sz w:val="24"/>
-          <w:szCs w:val="24"/>
-        </w:rPr>
-        <w:t xml:space="preserve"> idegen kulcsként kapcsolódik a rang táblához, meghatározva a felhasználó jogosultsági szintjét.</w:t>
-      </w:r>
-    </w:p>
-    <w:p>
-      <w:pPr>
+        <w:t>F</w:t>
+      </w:r>
+      <w:r>
         <w:rPr>
           <w:rFonts w:ascii="Times New Roman" w:hAnsi="Times New Roman" w:cs="Times New Roman"/>
           <w:sz w:val="24"/>
           <w:szCs w:val="24"/>
           <w:u w:val="single"/>
         </w:rPr>
-      </w:pPr>
-      <w:r>
+        <w:t>elhasznalo</w:t>
+      </w:r>
+    </w:p>
+    <w:p>
+      <w:pPr>
+        <w:rPr>
+          <w:rFonts w:ascii="Times New Roman" w:hAnsi="Times New Roman" w:cs="Times New Roman"/>
+          <w:sz w:val="24"/>
+          <w:szCs w:val="24"/>
+        </w:rPr>
+      </w:pPr>
+      <w:r>
+        <w:rPr>
+          <w:rFonts w:ascii="Times New Roman" w:hAnsi="Times New Roman" w:cs="Times New Roman"/>
+          <w:sz w:val="24"/>
+          <w:szCs w:val="24"/>
+        </w:rPr>
+        <w:t>A felhasználó tábla tárolja az oldal összes regisztrált felhasználójának adatait. Az elsődleges kulcs a felhasznalonev mező, amely egyedi azonosítóként szolgál. A jelszo mező bcrypt algoritmussal van hashelve, ez biztosítja a jelszavak biztonságos tárolását. A tábla tartalmaz számlázási cím adatokat is (ország, irányítószám, város, utca), amelyek a rendelések során kerülnek felhasználásra. A rangId idegen kulcsként kapcsolódik a rang táblához, meghatározva a felhasználó jogosultsági szintjét.</w:t>
+      </w:r>
+    </w:p>
+    <w:p>
+      <w:pPr>
         <w:rPr>
           <w:rFonts w:ascii="Times New Roman" w:hAnsi="Times New Roman" w:cs="Times New Roman"/>
           <w:sz w:val="24"/>
           <w:szCs w:val="24"/>
           <w:u w:val="single"/>
         </w:rPr>
-        <w:t>rang</w:t>
+      </w:pPr>
+      <w:r>
+        <w:rPr>
+          <w:rFonts w:ascii="Times New Roman" w:hAnsi="Times New Roman" w:cs="Times New Roman"/>
+          <w:sz w:val="24"/>
+          <w:szCs w:val="24"/>
+          <w:u w:val="single"/>
+        </w:rPr>
+        <w:t>R</w:t>
+      </w:r>
+      <w:r>
+        <w:rPr>
+          <w:rFonts w:ascii="Times New Roman" w:hAnsi="Times New Roman" w:cs="Times New Roman"/>
+          <w:sz w:val="24"/>
+          <w:szCs w:val="24"/>
+          <w:u w:val="single"/>
+        </w:rPr>
+        <w:t>ang</w:t>
       </w:r>
     </w:p>
     <w:p>
@@ -1317,7 +1232,6 @@
           <w:u w:val="single"/>
         </w:rPr>
       </w:pPr>
-      <w:proofErr w:type="spellStart"/>
       <w:r>
         <w:rPr>
           <w:rFonts w:ascii="Times New Roman" w:hAnsi="Times New Roman" w:cs="Times New Roman"/>
@@ -1325,271 +1239,53 @@
           <w:szCs w:val="24"/>
           <w:u w:val="single"/>
         </w:rPr>
-        <w:t>szallitasicimek</w:t>
-      </w:r>
-      <w:proofErr w:type="spellEnd"/>
-    </w:p>
-    <w:p>
-      <w:pPr>
-        <w:rPr>
-          <w:rFonts w:ascii="Times New Roman" w:hAnsi="Times New Roman" w:cs="Times New Roman"/>
-          <w:sz w:val="24"/>
-          <w:szCs w:val="24"/>
-        </w:rPr>
-      </w:pPr>
-      <w:r>
-        <w:rPr>
-          <w:rFonts w:ascii="Times New Roman" w:hAnsi="Times New Roman" w:cs="Times New Roman"/>
-          <w:sz w:val="24"/>
-          <w:szCs w:val="24"/>
-        </w:rPr>
-        <w:t xml:space="preserve">A szállítási címek tábla a felhasználók alternatív szállítási címeit tárolja. Egy felhasználóhoz több szállítási cím is tartozhat, mivel a </w:t>
-      </w:r>
-      <w:proofErr w:type="spellStart"/>
-      <w:r>
-        <w:rPr>
-          <w:rFonts w:ascii="Times New Roman" w:hAnsi="Times New Roman" w:cs="Times New Roman"/>
-          <w:sz w:val="24"/>
-          <w:szCs w:val="24"/>
-        </w:rPr>
-        <w:t>felhasznalo</w:t>
-      </w:r>
-      <w:proofErr w:type="spellEnd"/>
-      <w:r>
-        <w:rPr>
-          <w:rFonts w:ascii="Times New Roman" w:hAnsi="Times New Roman" w:cs="Times New Roman"/>
-          <w:sz w:val="24"/>
-          <w:szCs w:val="24"/>
-        </w:rPr>
-        <w:t xml:space="preserve"> mező idegen kulcsként hivatkozik a </w:t>
-      </w:r>
-      <w:proofErr w:type="spellStart"/>
-      <w:r>
-        <w:rPr>
-          <w:rFonts w:ascii="Times New Roman" w:hAnsi="Times New Roman" w:cs="Times New Roman"/>
-          <w:sz w:val="24"/>
-          <w:szCs w:val="24"/>
-        </w:rPr>
-        <w:t>felhasznalo</w:t>
-      </w:r>
-      <w:proofErr w:type="spellEnd"/>
-      <w:r>
-        <w:rPr>
-          <w:rFonts w:ascii="Times New Roman" w:hAnsi="Times New Roman" w:cs="Times New Roman"/>
-          <w:sz w:val="24"/>
-          <w:szCs w:val="24"/>
-        </w:rPr>
-        <w:t xml:space="preserve"> táblára. A tábla tartalmaz ország, irányítószám, város és utca mezőket, amelyek a rendelés feladásakor választhatók ki szállítási címként.</w:t>
-      </w:r>
-    </w:p>
-    <w:p>
-      <w:pPr>
+        <w:t>S</w:t>
+      </w:r>
+      <w:r>
         <w:rPr>
           <w:rFonts w:ascii="Times New Roman" w:hAnsi="Times New Roman" w:cs="Times New Roman"/>
           <w:sz w:val="24"/>
           <w:szCs w:val="24"/>
           <w:u w:val="single"/>
         </w:rPr>
-      </w:pPr>
-      <w:proofErr w:type="spellStart"/>
-      <w:r>
+        <w:t>zallitasicimek</w:t>
+      </w:r>
+    </w:p>
+    <w:p>
+      <w:pPr>
+        <w:rPr>
+          <w:rFonts w:ascii="Times New Roman" w:hAnsi="Times New Roman" w:cs="Times New Roman"/>
+          <w:sz w:val="24"/>
+          <w:szCs w:val="24"/>
+        </w:rPr>
+      </w:pPr>
+      <w:r>
+        <w:rPr>
+          <w:rFonts w:ascii="Times New Roman" w:hAnsi="Times New Roman" w:cs="Times New Roman"/>
+          <w:sz w:val="24"/>
+          <w:szCs w:val="24"/>
+        </w:rPr>
+        <w:t>A szállítási címek tábla a felhasználók alternatív szállítási címeit tárolja. Egy felhasználóhoz több szállítási cím is tartozhat, mivel a felhasznalo mező idegen kulcsként hivatkozik a felhasznalo táblára. A tábla tartalmaz ország, irányítószám, város és utca mezőket, amelyek a rendelés feladásakor választhatók ki szállítási címként.</w:t>
+      </w:r>
+    </w:p>
+    <w:p>
+      <w:pPr>
         <w:rPr>
           <w:rFonts w:ascii="Times New Roman" w:hAnsi="Times New Roman" w:cs="Times New Roman"/>
           <w:sz w:val="24"/>
           <w:szCs w:val="24"/>
           <w:u w:val="single"/>
         </w:rPr>
-        <w:t>rendeles</w:t>
-      </w:r>
-      <w:proofErr w:type="spellEnd"/>
-    </w:p>
-    <w:p>
-      <w:pPr>
-        <w:rPr>
-          <w:rFonts w:ascii="Times New Roman" w:hAnsi="Times New Roman" w:cs="Times New Roman"/>
-          <w:sz w:val="24"/>
-          <w:szCs w:val="24"/>
-        </w:rPr>
-      </w:pPr>
-      <w:r>
-        <w:rPr>
-          <w:rFonts w:ascii="Times New Roman" w:hAnsi="Times New Roman" w:cs="Times New Roman"/>
-          <w:sz w:val="24"/>
-          <w:szCs w:val="24"/>
-        </w:rPr>
-        <w:t xml:space="preserve">A </w:t>
-      </w:r>
-      <w:proofErr w:type="spellStart"/>
-      <w:r>
-        <w:rPr>
-          <w:rFonts w:ascii="Times New Roman" w:hAnsi="Times New Roman" w:cs="Times New Roman"/>
-          <w:sz w:val="24"/>
-          <w:szCs w:val="24"/>
-        </w:rPr>
-        <w:t>rendeles</w:t>
-      </w:r>
-      <w:proofErr w:type="spellEnd"/>
-      <w:r>
-        <w:rPr>
-          <w:rFonts w:ascii="Times New Roman" w:hAnsi="Times New Roman" w:cs="Times New Roman"/>
-          <w:sz w:val="24"/>
-          <w:szCs w:val="24"/>
-        </w:rPr>
-        <w:t xml:space="preserve"> tábla a webshop központi eleme, amely az összes </w:t>
-      </w:r>
-      <w:r>
-        <w:rPr>
-          <w:rFonts w:ascii="Times New Roman" w:hAnsi="Times New Roman" w:cs="Times New Roman"/>
-          <w:sz w:val="24"/>
-          <w:szCs w:val="24"/>
-        </w:rPr>
-        <w:t>leadott</w:t>
-      </w:r>
-      <w:r>
-        <w:rPr>
-          <w:rFonts w:ascii="Times New Roman" w:hAnsi="Times New Roman" w:cs="Times New Roman"/>
-          <w:sz w:val="24"/>
-          <w:szCs w:val="24"/>
-        </w:rPr>
-        <w:t xml:space="preserve"> rendelést nyilvántartja. A </w:t>
-      </w:r>
-      <w:proofErr w:type="spellStart"/>
-      <w:r>
-        <w:rPr>
-          <w:rFonts w:ascii="Times New Roman" w:hAnsi="Times New Roman" w:cs="Times New Roman"/>
-          <w:sz w:val="24"/>
-          <w:szCs w:val="24"/>
-        </w:rPr>
-        <w:t>felhasznalo</w:t>
-      </w:r>
-      <w:proofErr w:type="spellEnd"/>
-      <w:r>
-        <w:rPr>
-          <w:rFonts w:ascii="Times New Roman" w:hAnsi="Times New Roman" w:cs="Times New Roman"/>
-          <w:sz w:val="24"/>
-          <w:szCs w:val="24"/>
-        </w:rPr>
-        <w:t xml:space="preserve"> mező idegen kulcsként kapcsolódik a felhasználó táblához. A fizetve (</w:t>
-      </w:r>
-      <w:proofErr w:type="spellStart"/>
-      <w:r>
-        <w:rPr>
-          <w:rFonts w:ascii="Times New Roman" w:hAnsi="Times New Roman" w:cs="Times New Roman"/>
-          <w:sz w:val="24"/>
-          <w:szCs w:val="24"/>
-        </w:rPr>
-        <w:t>tinyint</w:t>
-      </w:r>
-      <w:proofErr w:type="spellEnd"/>
-      <w:r>
-        <w:rPr>
-          <w:rFonts w:ascii="Times New Roman" w:hAnsi="Times New Roman" w:cs="Times New Roman"/>
-          <w:sz w:val="24"/>
-          <w:szCs w:val="24"/>
-        </w:rPr>
-        <w:t xml:space="preserve">) mező jelzi, hogy a rendelés ki van-e fizetve, a </w:t>
-      </w:r>
-      <w:proofErr w:type="spellStart"/>
-      <w:r>
-        <w:rPr>
-          <w:rFonts w:ascii="Times New Roman" w:hAnsi="Times New Roman" w:cs="Times New Roman"/>
-          <w:sz w:val="24"/>
-          <w:szCs w:val="24"/>
-        </w:rPr>
-        <w:t>fizetesIdeje</w:t>
-      </w:r>
-      <w:proofErr w:type="spellEnd"/>
-      <w:r>
-        <w:rPr>
-          <w:rFonts w:ascii="Times New Roman" w:hAnsi="Times New Roman" w:cs="Times New Roman"/>
-          <w:sz w:val="24"/>
-          <w:szCs w:val="24"/>
-        </w:rPr>
-        <w:t xml:space="preserve"> pedig rögzíti a fizetés pontos időpontját. Az </w:t>
-      </w:r>
-      <w:proofErr w:type="spellStart"/>
-      <w:r>
-        <w:rPr>
-          <w:rFonts w:ascii="Times New Roman" w:hAnsi="Times New Roman" w:cs="Times New Roman"/>
-          <w:sz w:val="24"/>
-          <w:szCs w:val="24"/>
-        </w:rPr>
-        <w:t>elkuldve</w:t>
-      </w:r>
-      <w:proofErr w:type="spellEnd"/>
-      <w:r>
-        <w:rPr>
-          <w:rFonts w:ascii="Times New Roman" w:hAnsi="Times New Roman" w:cs="Times New Roman"/>
-          <w:sz w:val="24"/>
-          <w:szCs w:val="24"/>
-        </w:rPr>
-        <w:t xml:space="preserve"> és </w:t>
-      </w:r>
-      <w:proofErr w:type="spellStart"/>
-      <w:r>
-        <w:rPr>
-          <w:rFonts w:ascii="Times New Roman" w:hAnsi="Times New Roman" w:cs="Times New Roman"/>
-          <w:sz w:val="24"/>
-          <w:szCs w:val="24"/>
-        </w:rPr>
-        <w:t>teljesitve</w:t>
-      </w:r>
-      <w:proofErr w:type="spellEnd"/>
-      <w:r>
-        <w:rPr>
-          <w:rFonts w:ascii="Times New Roman" w:hAnsi="Times New Roman" w:cs="Times New Roman"/>
-          <w:sz w:val="24"/>
-          <w:szCs w:val="24"/>
-        </w:rPr>
-        <w:t xml:space="preserve"> mezők a rendelés logisztikai állapotát követik nyomon: mikor küldték ki a csomagot, és mikor vette át a vásárló. A </w:t>
-      </w:r>
-      <w:proofErr w:type="spellStart"/>
-      <w:r>
-        <w:rPr>
-          <w:rFonts w:ascii="Times New Roman" w:hAnsi="Times New Roman" w:cs="Times New Roman"/>
-          <w:sz w:val="24"/>
-          <w:szCs w:val="24"/>
-        </w:rPr>
-        <w:t>szallitasId</w:t>
-      </w:r>
-      <w:proofErr w:type="spellEnd"/>
-      <w:r>
-        <w:rPr>
-          <w:rFonts w:ascii="Times New Roman" w:hAnsi="Times New Roman" w:cs="Times New Roman"/>
-          <w:sz w:val="24"/>
-          <w:szCs w:val="24"/>
-        </w:rPr>
-        <w:t xml:space="preserve"> mező az aktív szállítási címre mutat a </w:t>
-      </w:r>
-      <w:proofErr w:type="spellStart"/>
-      <w:r>
-        <w:rPr>
-          <w:rFonts w:ascii="Times New Roman" w:hAnsi="Times New Roman" w:cs="Times New Roman"/>
-          <w:sz w:val="24"/>
-          <w:szCs w:val="24"/>
-        </w:rPr>
-        <w:t>szallitasicimek</w:t>
-      </w:r>
-      <w:proofErr w:type="spellEnd"/>
-      <w:r>
-        <w:rPr>
-          <w:rFonts w:ascii="Times New Roman" w:hAnsi="Times New Roman" w:cs="Times New Roman"/>
-          <w:sz w:val="24"/>
-          <w:szCs w:val="24"/>
-        </w:rPr>
-        <w:t xml:space="preserve"> táblában.</w:t>
-      </w:r>
-    </w:p>
-    <w:p>
-      <w:pPr>
+      </w:pPr>
+      <w:r>
         <w:rPr>
           <w:rFonts w:ascii="Times New Roman" w:hAnsi="Times New Roman" w:cs="Times New Roman"/>
           <w:sz w:val="24"/>
           <w:szCs w:val="24"/>
           <w:u w:val="single"/>
         </w:rPr>
-      </w:pPr>
-      <w:proofErr w:type="spellStart"/>
+        <w:t>R</w:t>
+      </w:r>
       <w:r>
         <w:rPr>
           <w:rFonts w:ascii="Times New Roman" w:hAnsi="Times New Roman" w:cs="Times New Roman"/>
@@ -1597,362 +1293,90 @@
           <w:szCs w:val="24"/>
           <w:u w:val="single"/>
         </w:rPr>
+        <w:t>endeles</w:t>
+      </w:r>
+    </w:p>
+    <w:p>
+      <w:pPr>
+        <w:rPr>
+          <w:rFonts w:ascii="Times New Roman" w:hAnsi="Times New Roman" w:cs="Times New Roman"/>
+          <w:sz w:val="24"/>
+          <w:szCs w:val="24"/>
+        </w:rPr>
+      </w:pPr>
+      <w:r>
+        <w:rPr>
+          <w:rFonts w:ascii="Times New Roman" w:hAnsi="Times New Roman" w:cs="Times New Roman"/>
+          <w:sz w:val="24"/>
+          <w:szCs w:val="24"/>
+        </w:rPr>
+        <w:t>A rendeles tábla a webshop központi eleme, amely az összes leadott rendelést nyilvántartja. A felhasznalo mező idegen kulcsként kapcsolódik a felhasználó táblához. A fizetve (tinyint) mező jelzi, hogy a rendelés ki van-e fizetve, a fizetesIdeje pedig rögzíti a fizetés pontos időpontját. Az elkuldve és teljesitve mezők a rendelés logisztikai állapotát követik nyomon: mikor küldték ki a csomagot, és mikor vette át a vásárló. A szallitasId mező az aktív szállítási címre mutat a szallitasicimek táblában.</w:t>
+      </w:r>
+    </w:p>
+    <w:p>
+      <w:pPr>
+        <w:rPr>
+          <w:rFonts w:ascii="Times New Roman" w:hAnsi="Times New Roman" w:cs="Times New Roman"/>
+          <w:sz w:val="24"/>
+          <w:szCs w:val="24"/>
+          <w:u w:val="single"/>
+        </w:rPr>
+      </w:pPr>
+      <w:r>
+        <w:rPr>
+          <w:rFonts w:ascii="Times New Roman" w:hAnsi="Times New Roman" w:cs="Times New Roman"/>
+          <w:sz w:val="24"/>
+          <w:szCs w:val="24"/>
+          <w:u w:val="single"/>
+        </w:rPr>
         <w:lastRenderedPageBreak/>
-        <w:t>tetelek</w:t>
-      </w:r>
-      <w:proofErr w:type="spellEnd"/>
-    </w:p>
-    <w:p>
-      <w:pPr>
-        <w:rPr>
-          <w:rFonts w:ascii="Times New Roman" w:hAnsi="Times New Roman" w:cs="Times New Roman"/>
-          <w:sz w:val="24"/>
-          <w:szCs w:val="24"/>
-        </w:rPr>
-      </w:pPr>
-      <w:r>
-        <w:rPr>
-          <w:rFonts w:ascii="Times New Roman" w:hAnsi="Times New Roman" w:cs="Times New Roman"/>
-          <w:sz w:val="24"/>
-          <w:szCs w:val="24"/>
-        </w:rPr>
-        <w:t xml:space="preserve">A </w:t>
-      </w:r>
-      <w:proofErr w:type="spellStart"/>
-      <w:r>
-        <w:rPr>
-          <w:rFonts w:ascii="Times New Roman" w:hAnsi="Times New Roman" w:cs="Times New Roman"/>
-          <w:sz w:val="24"/>
-          <w:szCs w:val="24"/>
-        </w:rPr>
-        <w:t>tetelek</w:t>
-      </w:r>
-      <w:proofErr w:type="spellEnd"/>
-      <w:r>
-        <w:rPr>
-          <w:rFonts w:ascii="Times New Roman" w:hAnsi="Times New Roman" w:cs="Times New Roman"/>
-          <w:sz w:val="24"/>
-          <w:szCs w:val="24"/>
-        </w:rPr>
-        <w:t xml:space="preserve"> tábla a rendelések és a termékek közötti kapcsoló (</w:t>
-      </w:r>
-      <w:proofErr w:type="spellStart"/>
-      <w:r>
-        <w:rPr>
-          <w:rFonts w:ascii="Times New Roman" w:hAnsi="Times New Roman" w:cs="Times New Roman"/>
-          <w:sz w:val="24"/>
-          <w:szCs w:val="24"/>
-        </w:rPr>
-        <w:t>junction</w:t>
-      </w:r>
-      <w:proofErr w:type="spellEnd"/>
-      <w:r>
-        <w:rPr>
-          <w:rFonts w:ascii="Times New Roman" w:hAnsi="Times New Roman" w:cs="Times New Roman"/>
-          <w:sz w:val="24"/>
-          <w:szCs w:val="24"/>
-        </w:rPr>
-        <w:t xml:space="preserve">) tábla, amely megvalósítja a több-a-többhöz kapcsolatot. Minden sor egy adott rendelésben szereplő terméksort: </w:t>
-      </w:r>
-      <w:proofErr w:type="spellStart"/>
-      <w:r>
-        <w:rPr>
-          <w:rFonts w:ascii="Times New Roman" w:hAnsi="Times New Roman" w:cs="Times New Roman"/>
-          <w:sz w:val="24"/>
-          <w:szCs w:val="24"/>
-        </w:rPr>
-        <w:t>rendelesId</w:t>
-      </w:r>
-      <w:proofErr w:type="spellEnd"/>
-      <w:r>
-        <w:rPr>
-          <w:rFonts w:ascii="Times New Roman" w:hAnsi="Times New Roman" w:cs="Times New Roman"/>
-          <w:sz w:val="24"/>
-          <w:szCs w:val="24"/>
-        </w:rPr>
-        <w:t xml:space="preserve"> és </w:t>
-      </w:r>
-      <w:proofErr w:type="spellStart"/>
-      <w:r>
-        <w:rPr>
-          <w:rFonts w:ascii="Times New Roman" w:hAnsi="Times New Roman" w:cs="Times New Roman"/>
-          <w:sz w:val="24"/>
-          <w:szCs w:val="24"/>
-        </w:rPr>
-        <w:t>termekId</w:t>
-      </w:r>
-      <w:proofErr w:type="spellEnd"/>
-      <w:r>
-        <w:rPr>
-          <w:rFonts w:ascii="Times New Roman" w:hAnsi="Times New Roman" w:cs="Times New Roman"/>
-          <w:sz w:val="24"/>
-          <w:szCs w:val="24"/>
-        </w:rPr>
-        <w:t xml:space="preserve"> idegen kulcsokkal azonosítja a rendelést és a terméket, a </w:t>
-      </w:r>
-      <w:proofErr w:type="spellStart"/>
-      <w:r>
-        <w:rPr>
-          <w:rFonts w:ascii="Times New Roman" w:hAnsi="Times New Roman" w:cs="Times New Roman"/>
-          <w:sz w:val="24"/>
-          <w:szCs w:val="24"/>
-        </w:rPr>
-        <w:t>mennyiseg</w:t>
-      </w:r>
-      <w:proofErr w:type="spellEnd"/>
-      <w:r>
-        <w:rPr>
-          <w:rFonts w:ascii="Times New Roman" w:hAnsi="Times New Roman" w:cs="Times New Roman"/>
-          <w:sz w:val="24"/>
-          <w:szCs w:val="24"/>
-        </w:rPr>
-        <w:t xml:space="preserve"> mező pedig megadja, hogy abban a rendelésben hány darab került megrendelésre az adott termékből.</w:t>
-      </w:r>
-    </w:p>
-    <w:p>
-      <w:pPr>
+        <w:t>T</w:t>
+      </w:r>
+      <w:r>
         <w:rPr>
           <w:rFonts w:ascii="Times New Roman" w:hAnsi="Times New Roman" w:cs="Times New Roman"/>
           <w:sz w:val="24"/>
           <w:szCs w:val="24"/>
           <w:u w:val="single"/>
         </w:rPr>
-      </w:pPr>
-      <w:r>
+        <w:t>etelek</w:t>
+      </w:r>
+    </w:p>
+    <w:p>
+      <w:pPr>
+        <w:rPr>
+          <w:rFonts w:ascii="Times New Roman" w:hAnsi="Times New Roman" w:cs="Times New Roman"/>
+          <w:sz w:val="24"/>
+          <w:szCs w:val="24"/>
+        </w:rPr>
+      </w:pPr>
+      <w:r>
+        <w:rPr>
+          <w:rFonts w:ascii="Times New Roman" w:hAnsi="Times New Roman" w:cs="Times New Roman"/>
+          <w:sz w:val="24"/>
+          <w:szCs w:val="24"/>
+        </w:rPr>
+        <w:t>A tetelek tábla a rendelések és a termékek közötti kapcsoló (junction) tábla, amely megvalósítja a több-a-többhöz kapcsolatot. Minden sor egy adott rendelésben szereplő terméksort: rendelesId és termekId idegen kulcsokkal azonosítja a rendelést és a terméket, a mennyiseg mező pedig megadja, hogy abban a rendelésben hány darab került megrendelésre az adott termékből.</w:t>
+      </w:r>
+    </w:p>
+    <w:p>
+      <w:pPr>
         <w:rPr>
           <w:rFonts w:ascii="Times New Roman" w:hAnsi="Times New Roman" w:cs="Times New Roman"/>
           <w:sz w:val="24"/>
           <w:szCs w:val="24"/>
           <w:u w:val="single"/>
         </w:rPr>
-        <w:t>termek</w:t>
-      </w:r>
-    </w:p>
-    <w:p>
-      <w:pPr>
-        <w:rPr>
-          <w:rFonts w:ascii="Times New Roman" w:hAnsi="Times New Roman" w:cs="Times New Roman"/>
-          <w:sz w:val="24"/>
-          <w:szCs w:val="24"/>
-        </w:rPr>
-      </w:pPr>
-      <w:r>
-        <w:rPr>
-          <w:rFonts w:ascii="Times New Roman" w:hAnsi="Times New Roman" w:cs="Times New Roman"/>
-          <w:sz w:val="24"/>
-          <w:szCs w:val="24"/>
-        </w:rPr>
-        <w:t>A termek tábla tartalmazza a webshop összes árusított termékének adatait. A név és leírás mezők kétnyelvűek (</w:t>
-      </w:r>
-      <w:proofErr w:type="spellStart"/>
-      <w:r>
-        <w:rPr>
-          <w:rFonts w:ascii="Times New Roman" w:hAnsi="Times New Roman" w:cs="Times New Roman"/>
-          <w:sz w:val="24"/>
-          <w:szCs w:val="24"/>
-        </w:rPr>
-        <w:t>nev</w:t>
-      </w:r>
-      <w:proofErr w:type="spellEnd"/>
-      <w:r>
-        <w:rPr>
-          <w:rFonts w:ascii="Times New Roman" w:hAnsi="Times New Roman" w:cs="Times New Roman"/>
-          <w:sz w:val="24"/>
-          <w:szCs w:val="24"/>
-        </w:rPr>
-        <w:t>/</w:t>
-      </w:r>
-      <w:proofErr w:type="spellStart"/>
-      <w:r>
-        <w:rPr>
-          <w:rFonts w:ascii="Times New Roman" w:hAnsi="Times New Roman" w:cs="Times New Roman"/>
-          <w:sz w:val="24"/>
-          <w:szCs w:val="24"/>
-        </w:rPr>
-        <w:t>nevEn</w:t>
-      </w:r>
-      <w:proofErr w:type="spellEnd"/>
-      <w:r>
-        <w:rPr>
-          <w:rFonts w:ascii="Times New Roman" w:hAnsi="Times New Roman" w:cs="Times New Roman"/>
-          <w:sz w:val="24"/>
-          <w:szCs w:val="24"/>
-        </w:rPr>
-        <w:t xml:space="preserve">, </w:t>
-      </w:r>
-      <w:proofErr w:type="spellStart"/>
-      <w:r>
-        <w:rPr>
-          <w:rFonts w:ascii="Times New Roman" w:hAnsi="Times New Roman" w:cs="Times New Roman"/>
-          <w:sz w:val="24"/>
-          <w:szCs w:val="24"/>
-        </w:rPr>
-        <w:t>leiras</w:t>
-      </w:r>
-      <w:proofErr w:type="spellEnd"/>
-      <w:r>
-        <w:rPr>
-          <w:rFonts w:ascii="Times New Roman" w:hAnsi="Times New Roman" w:cs="Times New Roman"/>
-          <w:sz w:val="24"/>
-          <w:szCs w:val="24"/>
-        </w:rPr>
-        <w:t>/</w:t>
-      </w:r>
-      <w:proofErr w:type="spellStart"/>
-      <w:r>
-        <w:rPr>
-          <w:rFonts w:ascii="Times New Roman" w:hAnsi="Times New Roman" w:cs="Times New Roman"/>
-          <w:sz w:val="24"/>
-          <w:szCs w:val="24"/>
-        </w:rPr>
-        <w:t>leirasEn</w:t>
-      </w:r>
-      <w:proofErr w:type="spellEnd"/>
-      <w:r>
-        <w:rPr>
-          <w:rFonts w:ascii="Times New Roman" w:hAnsi="Times New Roman" w:cs="Times New Roman"/>
-          <w:sz w:val="24"/>
-          <w:szCs w:val="24"/>
-        </w:rPr>
-        <w:t xml:space="preserve">), támogatva a magyar és angol nyelvváltást. Az </w:t>
-      </w:r>
-      <w:proofErr w:type="spellStart"/>
-      <w:r>
-        <w:rPr>
-          <w:rFonts w:ascii="Times New Roman" w:hAnsi="Times New Roman" w:cs="Times New Roman"/>
-          <w:sz w:val="24"/>
-          <w:szCs w:val="24"/>
-        </w:rPr>
-        <w:t>ar</w:t>
-      </w:r>
-      <w:proofErr w:type="spellEnd"/>
-      <w:r>
-        <w:rPr>
-          <w:rFonts w:ascii="Times New Roman" w:hAnsi="Times New Roman" w:cs="Times New Roman"/>
-          <w:sz w:val="24"/>
-          <w:szCs w:val="24"/>
-        </w:rPr>
-        <w:t xml:space="preserve"> mező tárolja az aktuális eladási árat. A </w:t>
-      </w:r>
-      <w:proofErr w:type="spellStart"/>
-      <w:r>
-        <w:rPr>
-          <w:rFonts w:ascii="Times New Roman" w:hAnsi="Times New Roman" w:cs="Times New Roman"/>
-          <w:sz w:val="24"/>
-          <w:szCs w:val="24"/>
-        </w:rPr>
-        <w:t>kategoriaId</w:t>
-      </w:r>
-      <w:proofErr w:type="spellEnd"/>
-      <w:r>
-        <w:rPr>
-          <w:rFonts w:ascii="Times New Roman" w:hAnsi="Times New Roman" w:cs="Times New Roman"/>
-          <w:sz w:val="24"/>
-          <w:szCs w:val="24"/>
-        </w:rPr>
-        <w:t xml:space="preserve"> idegen kulcsként a </w:t>
-      </w:r>
-      <w:proofErr w:type="spellStart"/>
-      <w:r>
-        <w:rPr>
-          <w:rFonts w:ascii="Times New Roman" w:hAnsi="Times New Roman" w:cs="Times New Roman"/>
-          <w:sz w:val="24"/>
-          <w:szCs w:val="24"/>
-        </w:rPr>
-        <w:t>kategoria</w:t>
-      </w:r>
-      <w:proofErr w:type="spellEnd"/>
-      <w:r>
-        <w:rPr>
-          <w:rFonts w:ascii="Times New Roman" w:hAnsi="Times New Roman" w:cs="Times New Roman"/>
-          <w:sz w:val="24"/>
-          <w:szCs w:val="24"/>
-        </w:rPr>
-        <w:t xml:space="preserve"> táblára, a </w:t>
-      </w:r>
-      <w:proofErr w:type="spellStart"/>
-      <w:r>
-        <w:rPr>
-          <w:rFonts w:ascii="Times New Roman" w:hAnsi="Times New Roman" w:cs="Times New Roman"/>
-          <w:sz w:val="24"/>
-          <w:szCs w:val="24"/>
-        </w:rPr>
-        <w:t>learazasid</w:t>
-      </w:r>
-      <w:proofErr w:type="spellEnd"/>
-      <w:r>
-        <w:rPr>
-          <w:rFonts w:ascii="Times New Roman" w:hAnsi="Times New Roman" w:cs="Times New Roman"/>
-          <w:sz w:val="24"/>
-          <w:szCs w:val="24"/>
-        </w:rPr>
-        <w:t xml:space="preserve"> a </w:t>
-      </w:r>
-      <w:proofErr w:type="spellStart"/>
-      <w:r>
-        <w:rPr>
-          <w:rFonts w:ascii="Times New Roman" w:hAnsi="Times New Roman" w:cs="Times New Roman"/>
-          <w:sz w:val="24"/>
-          <w:szCs w:val="24"/>
-        </w:rPr>
-        <w:t>learazas</w:t>
-      </w:r>
-      <w:proofErr w:type="spellEnd"/>
-      <w:r>
-        <w:rPr>
-          <w:rFonts w:ascii="Times New Roman" w:hAnsi="Times New Roman" w:cs="Times New Roman"/>
-          <w:sz w:val="24"/>
-          <w:szCs w:val="24"/>
-        </w:rPr>
-        <w:t xml:space="preserve"> táblára mutat. A </w:t>
-      </w:r>
-      <w:proofErr w:type="spellStart"/>
-      <w:r>
-        <w:rPr>
-          <w:rFonts w:ascii="Times New Roman" w:hAnsi="Times New Roman" w:cs="Times New Roman"/>
-          <w:sz w:val="24"/>
-          <w:szCs w:val="24"/>
-        </w:rPr>
-        <w:t>keszlet</w:t>
-      </w:r>
-      <w:proofErr w:type="spellEnd"/>
-      <w:r>
-        <w:rPr>
-          <w:rFonts w:ascii="Times New Roman" w:hAnsi="Times New Roman" w:cs="Times New Roman"/>
-          <w:sz w:val="24"/>
-          <w:szCs w:val="24"/>
-        </w:rPr>
-        <w:t xml:space="preserve"> mező nyilvántartja az aktuális készletet, a </w:t>
-      </w:r>
-      <w:proofErr w:type="spellStart"/>
-      <w:r>
-        <w:rPr>
-          <w:rFonts w:ascii="Times New Roman" w:hAnsi="Times New Roman" w:cs="Times New Roman"/>
-          <w:sz w:val="24"/>
-          <w:szCs w:val="24"/>
-        </w:rPr>
-        <w:t>kep</w:t>
-      </w:r>
-      <w:proofErr w:type="spellEnd"/>
-      <w:r>
-        <w:rPr>
-          <w:rFonts w:ascii="Times New Roman" w:hAnsi="Times New Roman" w:cs="Times New Roman"/>
-          <w:sz w:val="24"/>
-          <w:szCs w:val="24"/>
-        </w:rPr>
-        <w:t xml:space="preserve"> mező pedig a termék képének elérési útját tárolja.</w:t>
-      </w:r>
-    </w:p>
-    <w:p>
-      <w:pPr>
+      </w:pPr>
+      <w:r>
         <w:rPr>
           <w:rFonts w:ascii="Times New Roman" w:hAnsi="Times New Roman" w:cs="Times New Roman"/>
           <w:sz w:val="24"/>
           <w:szCs w:val="24"/>
           <w:u w:val="single"/>
         </w:rPr>
-      </w:pPr>
-      <w:proofErr w:type="spellStart"/>
+        <w:t>T</w:t>
+      </w:r>
       <w:r>
         <w:rPr>
           <w:rFonts w:ascii="Times New Roman" w:hAnsi="Times New Roman" w:cs="Times New Roman"/>
@@ -1960,95 +1384,69 @@
           <w:szCs w:val="24"/>
           <w:u w:val="single"/>
         </w:rPr>
-        <w:t>kategoria</w:t>
-      </w:r>
-      <w:proofErr w:type="spellEnd"/>
-    </w:p>
-    <w:p>
-      <w:pPr>
-        <w:rPr>
-          <w:rFonts w:ascii="Times New Roman" w:hAnsi="Times New Roman" w:cs="Times New Roman"/>
-          <w:sz w:val="24"/>
-          <w:szCs w:val="24"/>
-        </w:rPr>
-      </w:pPr>
-      <w:r>
-        <w:rPr>
-          <w:rFonts w:ascii="Times New Roman" w:hAnsi="Times New Roman" w:cs="Times New Roman"/>
-          <w:sz w:val="24"/>
-          <w:szCs w:val="24"/>
-        </w:rPr>
-        <w:t xml:space="preserve">A </w:t>
-      </w:r>
-      <w:proofErr w:type="spellStart"/>
-      <w:r>
-        <w:rPr>
-          <w:rFonts w:ascii="Times New Roman" w:hAnsi="Times New Roman" w:cs="Times New Roman"/>
-          <w:sz w:val="24"/>
-          <w:szCs w:val="24"/>
-        </w:rPr>
-        <w:t>kategoria</w:t>
-      </w:r>
-      <w:proofErr w:type="spellEnd"/>
-      <w:r>
-        <w:rPr>
-          <w:rFonts w:ascii="Times New Roman" w:hAnsi="Times New Roman" w:cs="Times New Roman"/>
-          <w:sz w:val="24"/>
-          <w:szCs w:val="24"/>
-        </w:rPr>
-        <w:t xml:space="preserve"> tábla a termékek csoportosítására szolgál. Minden kategória két név mezővel rendelkezik: </w:t>
-      </w:r>
-      <w:proofErr w:type="spellStart"/>
-      <w:r>
-        <w:rPr>
-          <w:rFonts w:ascii="Times New Roman" w:hAnsi="Times New Roman" w:cs="Times New Roman"/>
-          <w:sz w:val="24"/>
-          <w:szCs w:val="24"/>
-        </w:rPr>
-        <w:t>kategoria</w:t>
-      </w:r>
-      <w:proofErr w:type="spellEnd"/>
-      <w:r>
-        <w:rPr>
-          <w:rFonts w:ascii="Times New Roman" w:hAnsi="Times New Roman" w:cs="Times New Roman"/>
-          <w:sz w:val="24"/>
-          <w:szCs w:val="24"/>
-        </w:rPr>
-        <w:t xml:space="preserve"> (magyar) és </w:t>
-      </w:r>
-      <w:proofErr w:type="spellStart"/>
-      <w:r>
-        <w:rPr>
-          <w:rFonts w:ascii="Times New Roman" w:hAnsi="Times New Roman" w:cs="Times New Roman"/>
-          <w:sz w:val="24"/>
-          <w:szCs w:val="24"/>
-        </w:rPr>
-        <w:t>kategoriaEn</w:t>
-      </w:r>
-      <w:proofErr w:type="spellEnd"/>
-      <w:r>
-        <w:rPr>
-          <w:rFonts w:ascii="Times New Roman" w:hAnsi="Times New Roman" w:cs="Times New Roman"/>
-          <w:sz w:val="24"/>
-          <w:szCs w:val="24"/>
-        </w:rPr>
-        <w:t xml:space="preserve"> (angol), megvalósítva a kétnyelvű </w:t>
-      </w:r>
-      <w:r>
-        <w:rPr>
-          <w:rFonts w:ascii="Times New Roman" w:hAnsi="Times New Roman" w:cs="Times New Roman"/>
-          <w:sz w:val="24"/>
-          <w:szCs w:val="24"/>
-        </w:rPr>
-        <w:t>termék böngészést</w:t>
-      </w:r>
-      <w:r>
-        <w:rPr>
-          <w:rFonts w:ascii="Times New Roman" w:hAnsi="Times New Roman" w:cs="Times New Roman"/>
-          <w:sz w:val="24"/>
-          <w:szCs w:val="24"/>
-        </w:rPr>
-        <w:t xml:space="preserve">. A webshopban 20 kategória található, például </w:t>
+        <w:t>ermek</w:t>
+      </w:r>
+    </w:p>
+    <w:p>
+      <w:pPr>
+        <w:rPr>
+          <w:rFonts w:ascii="Times New Roman" w:hAnsi="Times New Roman" w:cs="Times New Roman"/>
+          <w:sz w:val="24"/>
+          <w:szCs w:val="24"/>
+        </w:rPr>
+      </w:pPr>
+      <w:r>
+        <w:rPr>
+          <w:rFonts w:ascii="Times New Roman" w:hAnsi="Times New Roman" w:cs="Times New Roman"/>
+          <w:sz w:val="24"/>
+          <w:szCs w:val="24"/>
+        </w:rPr>
+        <w:t>A termek tábla tartalmazza a webshop összes árusított termékének adatait. A név és leírás mezők kétnyelvűek (nev/nevEn, leiras/leirasEn), támogatva a magyar és angol nyelvváltást. Az ar mező tárolja az aktuális eladási árat. A kategoriaId idegen kulcsként a kategoria táblára, a learazasid a learazas táblára mutat. A keszlet mező nyilvántartja az aktuális készletet, a kep mező pedig a termék képének elérési útját tárolja.</w:t>
+      </w:r>
+    </w:p>
+    <w:p>
+      <w:pPr>
+        <w:rPr>
+          <w:rFonts w:ascii="Times New Roman" w:hAnsi="Times New Roman" w:cs="Times New Roman"/>
+          <w:sz w:val="24"/>
+          <w:szCs w:val="24"/>
+          <w:u w:val="single"/>
+        </w:rPr>
+      </w:pPr>
+      <w:r>
+        <w:rPr>
+          <w:rFonts w:ascii="Times New Roman" w:hAnsi="Times New Roman" w:cs="Times New Roman"/>
+          <w:sz w:val="24"/>
+          <w:szCs w:val="24"/>
+          <w:u w:val="single"/>
+        </w:rPr>
+        <w:t>K</w:t>
+      </w:r>
+      <w:r>
+        <w:rPr>
+          <w:rFonts w:ascii="Times New Roman" w:hAnsi="Times New Roman" w:cs="Times New Roman"/>
+          <w:sz w:val="24"/>
+          <w:szCs w:val="24"/>
+          <w:u w:val="single"/>
+        </w:rPr>
+        <w:t>ategoria</w:t>
+      </w:r>
+    </w:p>
+    <w:p>
+      <w:pPr>
+        <w:rPr>
+          <w:rFonts w:ascii="Times New Roman" w:hAnsi="Times New Roman" w:cs="Times New Roman"/>
+          <w:sz w:val="24"/>
+          <w:szCs w:val="24"/>
+        </w:rPr>
+      </w:pPr>
+      <w:r>
+        <w:rPr>
+          <w:rFonts w:ascii="Times New Roman" w:hAnsi="Times New Roman" w:cs="Times New Roman"/>
+          <w:sz w:val="24"/>
+          <w:szCs w:val="24"/>
+        </w:rPr>
+        <w:t xml:space="preserve">A kategoria tábla a termékek csoportosítására szolgál. Minden kategória két név mezővel rendelkezik: kategoria (magyar) és kategoriaEn (angol), megvalósítva a kétnyelvű termék böngészést. A webshopban 20 kategória található, például </w:t>
       </w:r>
       <w:r>
         <w:rPr>
@@ -2080,23 +1478,7 @@
           <w:sz w:val="24"/>
           <w:szCs w:val="24"/>
         </w:rPr>
-        <w:t xml:space="preserve">egyver </w:t>
-      </w:r>
-      <w:r>
-        <w:rPr>
-          <w:rFonts w:ascii="Times New Roman" w:hAnsi="Times New Roman" w:cs="Times New Roman"/>
-          <w:sz w:val="24"/>
-          <w:szCs w:val="24"/>
-        </w:rPr>
-        <w:t>alkatrészek</w:t>
-      </w:r>
-      <w:r>
-        <w:rPr>
-          <w:rFonts w:ascii="Times New Roman" w:hAnsi="Times New Roman" w:cs="Times New Roman"/>
-          <w:sz w:val="24"/>
-          <w:szCs w:val="24"/>
-        </w:rPr>
-        <w:t xml:space="preserve">, </w:t>
+        <w:t xml:space="preserve">egyver alkatrészek, </w:t>
       </w:r>
       <w:r>
         <w:rPr>
@@ -2140,7 +1522,6 @@
           <w:u w:val="single"/>
         </w:rPr>
       </w:pPr>
-      <w:proofErr w:type="spellStart"/>
       <w:r>
         <w:rPr>
           <w:rFonts w:ascii="Times New Roman" w:hAnsi="Times New Roman" w:cs="Times New Roman"/>
@@ -2148,189 +1529,78 @@
           <w:szCs w:val="24"/>
           <w:u w:val="single"/>
         </w:rPr>
-        <w:t>learazas</w:t>
-      </w:r>
-      <w:proofErr w:type="spellEnd"/>
-    </w:p>
-    <w:p>
-      <w:pPr>
-        <w:rPr>
-          <w:rFonts w:ascii="Times New Roman" w:hAnsi="Times New Roman" w:cs="Times New Roman"/>
-          <w:sz w:val="24"/>
-          <w:szCs w:val="24"/>
-        </w:rPr>
-      </w:pPr>
-      <w:r>
-        <w:rPr>
-          <w:rFonts w:ascii="Times New Roman" w:hAnsi="Times New Roman" w:cs="Times New Roman"/>
-          <w:sz w:val="24"/>
-          <w:szCs w:val="24"/>
-        </w:rPr>
-        <w:t xml:space="preserve">A </w:t>
-      </w:r>
-      <w:proofErr w:type="spellStart"/>
-      <w:r>
-        <w:rPr>
-          <w:rFonts w:ascii="Times New Roman" w:hAnsi="Times New Roman" w:cs="Times New Roman"/>
-          <w:sz w:val="24"/>
-          <w:szCs w:val="24"/>
-        </w:rPr>
-        <w:t>learazas</w:t>
-      </w:r>
-      <w:proofErr w:type="spellEnd"/>
-      <w:r>
-        <w:rPr>
-          <w:rFonts w:ascii="Times New Roman" w:hAnsi="Times New Roman" w:cs="Times New Roman"/>
-          <w:sz w:val="24"/>
-          <w:szCs w:val="24"/>
-        </w:rPr>
-        <w:t xml:space="preserve"> tábla az előre definiált kedvezményértékeket tartalmazza, amelyek termékekre alkalmazhatók. A </w:t>
-      </w:r>
-      <w:proofErr w:type="spellStart"/>
-      <w:r>
-        <w:rPr>
-          <w:rFonts w:ascii="Times New Roman" w:hAnsi="Times New Roman" w:cs="Times New Roman"/>
-          <w:sz w:val="24"/>
-          <w:szCs w:val="24"/>
-        </w:rPr>
-        <w:t>LearazasMerteke</w:t>
-      </w:r>
-      <w:proofErr w:type="spellEnd"/>
-      <w:r>
-        <w:rPr>
-          <w:rFonts w:ascii="Times New Roman" w:hAnsi="Times New Roman" w:cs="Times New Roman"/>
-          <w:sz w:val="24"/>
-          <w:szCs w:val="24"/>
-        </w:rPr>
-        <w:t xml:space="preserve"> mező százalékos értékeket tartalmaz 0-tól 95%-</w:t>
-      </w:r>
-      <w:proofErr w:type="spellStart"/>
-      <w:r>
-        <w:rPr>
-          <w:rFonts w:ascii="Times New Roman" w:hAnsi="Times New Roman" w:cs="Times New Roman"/>
-          <w:sz w:val="24"/>
-          <w:szCs w:val="24"/>
-        </w:rPr>
-        <w:t>ig</w:t>
-      </w:r>
-      <w:proofErr w:type="spellEnd"/>
-      <w:r>
-        <w:rPr>
-          <w:rFonts w:ascii="Times New Roman" w:hAnsi="Times New Roman" w:cs="Times New Roman"/>
-          <w:sz w:val="24"/>
-          <w:szCs w:val="24"/>
-        </w:rPr>
-        <w:t xml:space="preserve">, 5%-os lépésekben. Ha egy termék </w:t>
-      </w:r>
-      <w:proofErr w:type="spellStart"/>
-      <w:r>
-        <w:rPr>
-          <w:rFonts w:ascii="Times New Roman" w:hAnsi="Times New Roman" w:cs="Times New Roman"/>
-          <w:sz w:val="24"/>
-          <w:szCs w:val="24"/>
-        </w:rPr>
-        <w:t>learazasid</w:t>
-      </w:r>
-      <w:proofErr w:type="spellEnd"/>
-      <w:r>
-        <w:rPr>
-          <w:rFonts w:ascii="Times New Roman" w:hAnsi="Times New Roman" w:cs="Times New Roman"/>
-          <w:sz w:val="24"/>
-          <w:szCs w:val="24"/>
-        </w:rPr>
-        <w:t xml:space="preserve"> mezője az id=1 rekordra mutat (amelynek értéke 0%), az azt jelenti, hogy a termék nincs leárazva.</w:t>
-      </w:r>
-    </w:p>
-    <w:p>
-      <w:pPr>
+        <w:t>L</w:t>
+      </w:r>
+      <w:r>
         <w:rPr>
           <w:rFonts w:ascii="Times New Roman" w:hAnsi="Times New Roman" w:cs="Times New Roman"/>
           <w:sz w:val="24"/>
           <w:szCs w:val="24"/>
           <w:u w:val="single"/>
         </w:rPr>
-      </w:pPr>
-      <w:proofErr w:type="spellStart"/>
-      <w:r>
+        <w:t>earazas</w:t>
+      </w:r>
+    </w:p>
+    <w:p>
+      <w:pPr>
+        <w:rPr>
+          <w:rFonts w:ascii="Times New Roman" w:hAnsi="Times New Roman" w:cs="Times New Roman"/>
+          <w:sz w:val="24"/>
+          <w:szCs w:val="24"/>
+        </w:rPr>
+      </w:pPr>
+      <w:r>
+        <w:rPr>
+          <w:rFonts w:ascii="Times New Roman" w:hAnsi="Times New Roman" w:cs="Times New Roman"/>
+          <w:sz w:val="24"/>
+          <w:szCs w:val="24"/>
+        </w:rPr>
+        <w:t>A learazas tábla az előre definiált kedvezményértékeket tartalmazza, amelyek termékekre alkalmazhatók. A LearazasMerteke mező százalékos értékeket tartalmaz 0-tól 95%-ig, 5%-os lépésekben. Ha egy termék learazasid mezője az id=1 rekordra mutat (amelynek értéke 0%), az azt jelenti, hogy a termék nincs leárazva.</w:t>
+      </w:r>
+    </w:p>
+    <w:p>
+      <w:pPr>
         <w:rPr>
           <w:rFonts w:ascii="Times New Roman" w:hAnsi="Times New Roman" w:cs="Times New Roman"/>
           <w:sz w:val="24"/>
           <w:szCs w:val="24"/>
           <w:u w:val="single"/>
         </w:rPr>
-        <w:t>szoveg</w:t>
-      </w:r>
-      <w:proofErr w:type="spellEnd"/>
-    </w:p>
-    <w:p>
-      <w:pPr>
-        <w:rPr>
-          <w:rFonts w:ascii="Times New Roman" w:hAnsi="Times New Roman" w:cs="Times New Roman"/>
-          <w:sz w:val="24"/>
-          <w:szCs w:val="24"/>
-        </w:rPr>
-      </w:pPr>
-      <w:r>
-        <w:rPr>
-          <w:rFonts w:ascii="Times New Roman" w:hAnsi="Times New Roman" w:cs="Times New Roman"/>
-          <w:sz w:val="24"/>
-          <w:szCs w:val="24"/>
-        </w:rPr>
-        <w:t xml:space="preserve">A </w:t>
-      </w:r>
-      <w:proofErr w:type="spellStart"/>
-      <w:r>
-        <w:rPr>
-          <w:rFonts w:ascii="Times New Roman" w:hAnsi="Times New Roman" w:cs="Times New Roman"/>
-          <w:sz w:val="24"/>
-          <w:szCs w:val="24"/>
-        </w:rPr>
-        <w:t>szoveg</w:t>
-      </w:r>
-      <w:proofErr w:type="spellEnd"/>
-      <w:r>
-        <w:rPr>
-          <w:rFonts w:ascii="Times New Roman" w:hAnsi="Times New Roman" w:cs="Times New Roman"/>
-          <w:sz w:val="24"/>
-          <w:szCs w:val="24"/>
-        </w:rPr>
-        <w:t xml:space="preserve"> tábla az oldal statikus, kétnyelvű szövegeit tárolja (</w:t>
-      </w:r>
-      <w:proofErr w:type="spellStart"/>
-      <w:r>
-        <w:rPr>
-          <w:rFonts w:ascii="Times New Roman" w:hAnsi="Times New Roman" w:cs="Times New Roman"/>
-          <w:sz w:val="24"/>
-          <w:szCs w:val="24"/>
-        </w:rPr>
-        <w:t>szoveg</w:t>
-      </w:r>
-      <w:proofErr w:type="spellEnd"/>
-      <w:r>
-        <w:rPr>
-          <w:rFonts w:ascii="Times New Roman" w:hAnsi="Times New Roman" w:cs="Times New Roman"/>
-          <w:sz w:val="24"/>
-          <w:szCs w:val="24"/>
-        </w:rPr>
-        <w:t xml:space="preserve">: magyar, </w:t>
-      </w:r>
-      <w:proofErr w:type="spellStart"/>
-      <w:r>
-        <w:rPr>
-          <w:rFonts w:ascii="Times New Roman" w:hAnsi="Times New Roman" w:cs="Times New Roman"/>
-          <w:sz w:val="24"/>
-          <w:szCs w:val="24"/>
-        </w:rPr>
-        <w:t>szoveg_en</w:t>
-      </w:r>
-      <w:proofErr w:type="spellEnd"/>
-      <w:r>
-        <w:rPr>
-          <w:rFonts w:ascii="Times New Roman" w:hAnsi="Times New Roman" w:cs="Times New Roman"/>
-          <w:sz w:val="24"/>
-          <w:szCs w:val="24"/>
-        </w:rPr>
-        <w:t>: angol). Ez a megoldás lehetővé teszi, hogy az adminisztrátorok az adatbázison keresztül módosítsák az oldal szöveges tartalmait anélkül, hogy a forráskódhoz kellene nyúlniuk.</w:t>
+      </w:pPr>
+      <w:r>
+        <w:rPr>
+          <w:rFonts w:ascii="Times New Roman" w:hAnsi="Times New Roman" w:cs="Times New Roman"/>
+          <w:sz w:val="24"/>
+          <w:szCs w:val="24"/>
+          <w:u w:val="single"/>
+        </w:rPr>
+        <w:t>S</w:t>
+      </w:r>
+      <w:r>
+        <w:rPr>
+          <w:rFonts w:ascii="Times New Roman" w:hAnsi="Times New Roman" w:cs="Times New Roman"/>
+          <w:sz w:val="24"/>
+          <w:szCs w:val="24"/>
+          <w:u w:val="single"/>
+        </w:rPr>
+        <w:t>zoveg</w:t>
+      </w:r>
+    </w:p>
+    <w:p>
+      <w:pPr>
+        <w:rPr>
+          <w:rFonts w:ascii="Times New Roman" w:hAnsi="Times New Roman" w:cs="Times New Roman"/>
+          <w:sz w:val="24"/>
+          <w:szCs w:val="24"/>
+        </w:rPr>
+      </w:pPr>
+      <w:r>
+        <w:rPr>
+          <w:rFonts w:ascii="Times New Roman" w:hAnsi="Times New Roman" w:cs="Times New Roman"/>
+          <w:sz w:val="24"/>
+          <w:szCs w:val="24"/>
+        </w:rPr>
+        <w:t>A szoveg tábla az oldal statikus, kétnyelvű szövegeit tárolja (szoveg: magyar, szoveg_en: angol). Ez a megoldás lehetővé teszi, hogy az adminisztrátorok az adatbázison keresztül módosítsák az oldal szöveges tartalmait anélkül, hogy a forráskódhoz kellene nyúlniuk.</w:t>
       </w:r>
     </w:p>
     <w:p>
@@ -2343,7 +1613,6 @@
           <w:u w:val="single"/>
         </w:rPr>
       </w:pPr>
-      <w:proofErr w:type="spellStart"/>
       <w:r>
         <w:rPr>
           <w:rFonts w:ascii="Times New Roman" w:hAnsi="Times New Roman" w:cs="Times New Roman"/>
@@ -2351,9 +1620,17 @@
           <w:szCs w:val="24"/>
           <w:u w:val="single"/>
         </w:rPr>
-        <w:t>jelszo_visszaallitas</w:t>
-      </w:r>
-      <w:proofErr w:type="spellEnd"/>
+        <w:t>J</w:t>
+      </w:r>
+      <w:r>
+        <w:rPr>
+          <w:rFonts w:ascii="Times New Roman" w:hAnsi="Times New Roman" w:cs="Times New Roman"/>
+          <w:sz w:val="24"/>
+          <w:szCs w:val="24"/>
+          <w:u w:val="single"/>
+        </w:rPr>
+        <w:t>elszo_visszaallitas</w:t>
+      </w:r>
     </w:p>
     <w:p>
       <w:pPr>
@@ -2370,25 +1647,7 @@
           <w:sz w:val="24"/>
           <w:szCs w:val="24"/>
         </w:rPr>
-        <w:t xml:space="preserve">A </w:t>
-      </w:r>
-      <w:proofErr w:type="spellStart"/>
-      <w:r>
-        <w:rPr>
-          <w:rFonts w:ascii="Times New Roman" w:hAnsi="Times New Roman" w:cs="Times New Roman"/>
-          <w:sz w:val="24"/>
-          <w:szCs w:val="24"/>
-        </w:rPr>
-        <w:t>jelszo_visszaallitas</w:t>
-      </w:r>
-      <w:proofErr w:type="spellEnd"/>
-      <w:r>
-        <w:rPr>
-          <w:rFonts w:ascii="Times New Roman" w:hAnsi="Times New Roman" w:cs="Times New Roman"/>
-          <w:sz w:val="24"/>
-          <w:szCs w:val="24"/>
-        </w:rPr>
-        <w:t xml:space="preserve"> tábla </w:t>
+        <w:t xml:space="preserve">A jelszo_visszaallitas tábla </w:t>
       </w:r>
       <w:r>
         <w:rPr>
@@ -2404,61 +1663,7 @@
           <w:sz w:val="24"/>
           <w:szCs w:val="24"/>
         </w:rPr>
-        <w:t xml:space="preserve"> elfelejtett jelszó funkció működését támogatja. Amikor egy felhasználó jelszó-visszaállítást kér, a rendszer egy egyedi </w:t>
-      </w:r>
-      <w:proofErr w:type="spellStart"/>
-      <w:r>
-        <w:rPr>
-          <w:rFonts w:ascii="Times New Roman" w:hAnsi="Times New Roman" w:cs="Times New Roman"/>
-          <w:sz w:val="24"/>
-          <w:szCs w:val="24"/>
-        </w:rPr>
-        <w:t>tokent</w:t>
-      </w:r>
-      <w:proofErr w:type="spellEnd"/>
-      <w:r>
-        <w:rPr>
-          <w:rFonts w:ascii="Times New Roman" w:hAnsi="Times New Roman" w:cs="Times New Roman"/>
-          <w:sz w:val="24"/>
-          <w:szCs w:val="24"/>
-        </w:rPr>
-        <w:t xml:space="preserve"> generál, amelyet ebben a táblában tárol el az érintett e-mail címmel együtt. A </w:t>
-      </w:r>
-      <w:proofErr w:type="spellStart"/>
-      <w:r>
-        <w:rPr>
-          <w:rFonts w:ascii="Times New Roman" w:hAnsi="Times New Roman" w:cs="Times New Roman"/>
-          <w:sz w:val="24"/>
-          <w:szCs w:val="24"/>
-        </w:rPr>
-        <w:t>lejarat</w:t>
-      </w:r>
-      <w:proofErr w:type="spellEnd"/>
-      <w:r>
-        <w:rPr>
-          <w:rFonts w:ascii="Times New Roman" w:hAnsi="Times New Roman" w:cs="Times New Roman"/>
-          <w:sz w:val="24"/>
-          <w:szCs w:val="24"/>
-        </w:rPr>
-        <w:t xml:space="preserve"> mező datetime típusú, és meghatározza, hogy meddig érvényes a visszaállítási link — ezzel megakadályozva a régi </w:t>
-      </w:r>
-      <w:proofErr w:type="spellStart"/>
-      <w:r>
-        <w:rPr>
-          <w:rFonts w:ascii="Times New Roman" w:hAnsi="Times New Roman" w:cs="Times New Roman"/>
-          <w:sz w:val="24"/>
-          <w:szCs w:val="24"/>
-        </w:rPr>
-        <w:t>tokenek</w:t>
-      </w:r>
-      <w:proofErr w:type="spellEnd"/>
-      <w:r>
-        <w:rPr>
-          <w:rFonts w:ascii="Times New Roman" w:hAnsi="Times New Roman" w:cs="Times New Roman"/>
-          <w:sz w:val="24"/>
-          <w:szCs w:val="24"/>
-        </w:rPr>
-        <w:t xml:space="preserve"> visszaélésszerű felhasználását. A sikeres jelszócsere után a megfelelő sor törlődik a táblából.</w:t>
+        <w:t xml:space="preserve"> elfelejtett jelszó funkció működését támogatja. Amikor egy felhasználó jelszó-visszaállítást kér, a rendszer egy egyedi tokent generál, amelyet ebben a táblában tárol el az érintett e-mail címmel együtt. A lejarat mező datetime típusú, és meghatározza, hogy meddig érvényes a visszaállítási link — ezzel megakadályozva a régi tokenek visszaélésszerű felhasználását. A sikeres jelszócsere után a megfelelő sor törlődik a táblából.</w:t>
       </w:r>
     </w:p>
     <w:p>
@@ -2508,79 +1713,7 @@
           <w:sz w:val="24"/>
           <w:szCs w:val="24"/>
         </w:rPr>
-        <w:t xml:space="preserve">Az adatbázis kapcsolatrendszere a következőképpen épül fel. A </w:t>
-      </w:r>
-      <w:proofErr w:type="spellStart"/>
-      <w:r>
-        <w:rPr>
-          <w:rFonts w:ascii="Times New Roman" w:hAnsi="Times New Roman" w:cs="Times New Roman"/>
-          <w:sz w:val="24"/>
-          <w:szCs w:val="24"/>
-        </w:rPr>
-        <w:t>felhasznalo</w:t>
-      </w:r>
-      <w:proofErr w:type="spellEnd"/>
-      <w:r>
-        <w:rPr>
-          <w:rFonts w:ascii="Times New Roman" w:hAnsi="Times New Roman" w:cs="Times New Roman"/>
-          <w:sz w:val="24"/>
-          <w:szCs w:val="24"/>
-        </w:rPr>
-        <w:t xml:space="preserve"> tábla kapcsolódik a rang táblához (</w:t>
-      </w:r>
-      <w:proofErr w:type="spellStart"/>
-      <w:r>
-        <w:rPr>
-          <w:rFonts w:ascii="Times New Roman" w:hAnsi="Times New Roman" w:cs="Times New Roman"/>
-          <w:sz w:val="24"/>
-          <w:szCs w:val="24"/>
-        </w:rPr>
-        <w:t>rangId</w:t>
-      </w:r>
-      <w:proofErr w:type="spellEnd"/>
-      <w:r>
-        <w:rPr>
-          <w:rFonts w:ascii="Times New Roman" w:hAnsi="Times New Roman" w:cs="Times New Roman"/>
-          <w:sz w:val="24"/>
-          <w:szCs w:val="24"/>
-        </w:rPr>
-        <w:t xml:space="preserve"> idegen kulcson keresztül), a </w:t>
-      </w:r>
-      <w:proofErr w:type="spellStart"/>
-      <w:r>
-        <w:rPr>
-          <w:rFonts w:ascii="Times New Roman" w:hAnsi="Times New Roman" w:cs="Times New Roman"/>
-          <w:sz w:val="24"/>
-          <w:szCs w:val="24"/>
-        </w:rPr>
-        <w:t>szallitasicimek</w:t>
-      </w:r>
-      <w:proofErr w:type="spellEnd"/>
-      <w:r>
-        <w:rPr>
-          <w:rFonts w:ascii="Times New Roman" w:hAnsi="Times New Roman" w:cs="Times New Roman"/>
-          <w:sz w:val="24"/>
-          <w:szCs w:val="24"/>
-        </w:rPr>
-        <w:t xml:space="preserve"> táblához (egy felhasználónak több szállítási címe lehet), és a </w:t>
-      </w:r>
-      <w:proofErr w:type="spellStart"/>
-      <w:r>
-        <w:rPr>
-          <w:rFonts w:ascii="Times New Roman" w:hAnsi="Times New Roman" w:cs="Times New Roman"/>
-          <w:sz w:val="24"/>
-          <w:szCs w:val="24"/>
-        </w:rPr>
-        <w:t>rendeles</w:t>
-      </w:r>
-      <w:proofErr w:type="spellEnd"/>
-      <w:r>
-        <w:rPr>
-          <w:rFonts w:ascii="Times New Roman" w:hAnsi="Times New Roman" w:cs="Times New Roman"/>
-          <w:sz w:val="24"/>
-          <w:szCs w:val="24"/>
-        </w:rPr>
-        <w:t xml:space="preserve"> táblához (egy felhasználónak több </w:t>
+        <w:t xml:space="preserve">Az adatbázis kapcsolatrendszere a következőképpen épül fel. A felhasznalo tábla kapcsolódik a rang táblához (rangId idegen kulcson keresztül), a szallitasicimek táblához (egy felhasználónak több szállítási címe lehet), és a rendeles táblához (egy felhasználónak több </w:t>
       </w:r>
       <w:r>
         <w:rPr>
@@ -2589,192 +1722,12 @@
           <w:szCs w:val="24"/>
         </w:rPr>
         <w:lastRenderedPageBreak/>
-        <w:t xml:space="preserve">rendelése lehet). A </w:t>
-      </w:r>
-      <w:proofErr w:type="spellStart"/>
-      <w:r>
-        <w:rPr>
-          <w:rFonts w:ascii="Times New Roman" w:hAnsi="Times New Roman" w:cs="Times New Roman"/>
-          <w:sz w:val="24"/>
-          <w:szCs w:val="24"/>
-        </w:rPr>
-        <w:t>rendeles</w:t>
-      </w:r>
-      <w:proofErr w:type="spellEnd"/>
-      <w:r>
-        <w:rPr>
-          <w:rFonts w:ascii="Times New Roman" w:hAnsi="Times New Roman" w:cs="Times New Roman"/>
-          <w:sz w:val="24"/>
-          <w:szCs w:val="24"/>
-        </w:rPr>
-        <w:t xml:space="preserve"> tábla kapcsolódik a </w:t>
-      </w:r>
-      <w:proofErr w:type="spellStart"/>
-      <w:r>
-        <w:rPr>
-          <w:rFonts w:ascii="Times New Roman" w:hAnsi="Times New Roman" w:cs="Times New Roman"/>
-          <w:sz w:val="24"/>
-          <w:szCs w:val="24"/>
-        </w:rPr>
-        <w:t>szallitasicimek</w:t>
-      </w:r>
-      <w:proofErr w:type="spellEnd"/>
-      <w:r>
-        <w:rPr>
-          <w:rFonts w:ascii="Times New Roman" w:hAnsi="Times New Roman" w:cs="Times New Roman"/>
-          <w:sz w:val="24"/>
-          <w:szCs w:val="24"/>
-        </w:rPr>
-        <w:t xml:space="preserve"> táblához (</w:t>
-      </w:r>
-      <w:proofErr w:type="spellStart"/>
-      <w:r>
-        <w:rPr>
-          <w:rFonts w:ascii="Times New Roman" w:hAnsi="Times New Roman" w:cs="Times New Roman"/>
-          <w:sz w:val="24"/>
-          <w:szCs w:val="24"/>
-        </w:rPr>
-        <w:t>szallitasId</w:t>
-      </w:r>
-      <w:proofErr w:type="spellEnd"/>
-      <w:r>
-        <w:rPr>
-          <w:rFonts w:ascii="Times New Roman" w:hAnsi="Times New Roman" w:cs="Times New Roman"/>
-          <w:sz w:val="24"/>
-          <w:szCs w:val="24"/>
-        </w:rPr>
-        <w:t xml:space="preserve"> idegen kulcson), és a </w:t>
-      </w:r>
-      <w:proofErr w:type="spellStart"/>
-      <w:r>
-        <w:rPr>
-          <w:rFonts w:ascii="Times New Roman" w:hAnsi="Times New Roman" w:cs="Times New Roman"/>
-          <w:sz w:val="24"/>
-          <w:szCs w:val="24"/>
-        </w:rPr>
-        <w:t>tetelek</w:t>
-      </w:r>
-      <w:proofErr w:type="spellEnd"/>
-      <w:r>
-        <w:rPr>
-          <w:rFonts w:ascii="Times New Roman" w:hAnsi="Times New Roman" w:cs="Times New Roman"/>
-          <w:sz w:val="24"/>
-          <w:szCs w:val="24"/>
-        </w:rPr>
-        <w:t xml:space="preserve"> táblán keresztül a termek táblához. A termek tábla kapcsolódik a </w:t>
-      </w:r>
-      <w:proofErr w:type="spellStart"/>
-      <w:r>
-        <w:rPr>
-          <w:rFonts w:ascii="Times New Roman" w:hAnsi="Times New Roman" w:cs="Times New Roman"/>
-          <w:sz w:val="24"/>
-          <w:szCs w:val="24"/>
-        </w:rPr>
-        <w:t>kategoria</w:t>
-      </w:r>
-      <w:proofErr w:type="spellEnd"/>
-      <w:r>
-        <w:rPr>
-          <w:rFonts w:ascii="Times New Roman" w:hAnsi="Times New Roman" w:cs="Times New Roman"/>
-          <w:sz w:val="24"/>
-          <w:szCs w:val="24"/>
-        </w:rPr>
-        <w:t xml:space="preserve"> táblához (</w:t>
-      </w:r>
-      <w:proofErr w:type="spellStart"/>
-      <w:r>
-        <w:rPr>
-          <w:rFonts w:ascii="Times New Roman" w:hAnsi="Times New Roman" w:cs="Times New Roman"/>
-          <w:sz w:val="24"/>
-          <w:szCs w:val="24"/>
-        </w:rPr>
-        <w:t>kategoriaId</w:t>
-      </w:r>
-      <w:proofErr w:type="spellEnd"/>
-      <w:r>
-        <w:rPr>
-          <w:rFonts w:ascii="Times New Roman" w:hAnsi="Times New Roman" w:cs="Times New Roman"/>
-          <w:sz w:val="24"/>
-          <w:szCs w:val="24"/>
-        </w:rPr>
-        <w:t xml:space="preserve">) és a </w:t>
-      </w:r>
-      <w:proofErr w:type="spellStart"/>
-      <w:r>
-        <w:rPr>
-          <w:rFonts w:ascii="Times New Roman" w:hAnsi="Times New Roman" w:cs="Times New Roman"/>
-          <w:sz w:val="24"/>
-          <w:szCs w:val="24"/>
-        </w:rPr>
-        <w:t>learazas</w:t>
-      </w:r>
-      <w:proofErr w:type="spellEnd"/>
-      <w:r>
-        <w:rPr>
-          <w:rFonts w:ascii="Times New Roman" w:hAnsi="Times New Roman" w:cs="Times New Roman"/>
-          <w:sz w:val="24"/>
-          <w:szCs w:val="24"/>
-        </w:rPr>
-        <w:t xml:space="preserve"> táblához (</w:t>
-      </w:r>
-      <w:proofErr w:type="spellStart"/>
-      <w:r>
-        <w:rPr>
-          <w:rFonts w:ascii="Times New Roman" w:hAnsi="Times New Roman" w:cs="Times New Roman"/>
-          <w:sz w:val="24"/>
-          <w:szCs w:val="24"/>
-        </w:rPr>
-        <w:t>learazasid</w:t>
-      </w:r>
-      <w:proofErr w:type="spellEnd"/>
-      <w:r>
-        <w:rPr>
-          <w:rFonts w:ascii="Times New Roman" w:hAnsi="Times New Roman" w:cs="Times New Roman"/>
-          <w:sz w:val="24"/>
-          <w:szCs w:val="24"/>
-        </w:rPr>
-        <w:t xml:space="preserve">). A </w:t>
-      </w:r>
-      <w:proofErr w:type="spellStart"/>
-      <w:r>
-        <w:rPr>
-          <w:rFonts w:ascii="Times New Roman" w:hAnsi="Times New Roman" w:cs="Times New Roman"/>
-          <w:sz w:val="24"/>
-          <w:szCs w:val="24"/>
-        </w:rPr>
-        <w:t>jelszo_visszaallitas</w:t>
-      </w:r>
-      <w:proofErr w:type="spellEnd"/>
-      <w:r>
-        <w:rPr>
-          <w:rFonts w:ascii="Times New Roman" w:hAnsi="Times New Roman" w:cs="Times New Roman"/>
-          <w:sz w:val="24"/>
-          <w:szCs w:val="24"/>
-        </w:rPr>
-        <w:t xml:space="preserve"> tábla önállóan működik: a felhasználó e-mail címén keresztül közvetve kapcsolódik a </w:t>
-      </w:r>
-      <w:proofErr w:type="spellStart"/>
-      <w:r>
-        <w:rPr>
-          <w:rFonts w:ascii="Times New Roman" w:hAnsi="Times New Roman" w:cs="Times New Roman"/>
-          <w:sz w:val="24"/>
-          <w:szCs w:val="24"/>
-        </w:rPr>
-        <w:t>felhasznalo</w:t>
-      </w:r>
-      <w:proofErr w:type="spellEnd"/>
-      <w:r>
-        <w:rPr>
-          <w:rFonts w:ascii="Times New Roman" w:hAnsi="Times New Roman" w:cs="Times New Roman"/>
-          <w:sz w:val="24"/>
-          <w:szCs w:val="24"/>
-        </w:rPr>
-        <w:t xml:space="preserve"> táblához, de közvetlen idegen kulcs kapcsolat nincs köztük. A fenti kapcsolatok normalizált, 3NF-nek megfelelő adatbázisszerkezetet alkotnak, amelyben az adatredundancia minimálisra csökkentett.</w:t>
-      </w:r>
-    </w:p>
-    <w:p>
-      <w:pPr>
-        <w:pStyle w:val="Cmsor1"/>
+        <w:t>rendelése lehet). A rendeles tábla kapcsolódik a szallitasicimek táblához (szallitasId idegen kulcson), és a tetelek táblán keresztül a termek táblához. A termek tábla kapcsolódik a kategoria táblához (kategoriaId) és a learazas táblához (learazasid). A jelszo_visszaallitas tábla önállóan működik: a felhasználó e-mail címén keresztül közvetve kapcsolódik a felhasznalo táblához, de közvetlen idegen kulcs kapcsolat nincs köztük. A fenti kapcsolatok normalizált, 3NF-nek megfelelő adatbázisszerkezetet alkotnak, amelyben az adatredundancia minimálisra csökkentett.</w:t>
+      </w:r>
+    </w:p>
+    <w:p>
+      <w:pPr>
+        <w:pStyle w:val="Heading1"/>
         <w:rPr>
           <w:rFonts w:ascii="Times New Roman" w:hAnsi="Times New Roman" w:cs="Times New Roman"/>
           <w:b/>
@@ -2800,7 +1753,7 @@
     </w:p>
     <w:p>
       <w:pPr>
-        <w:pStyle w:val="Cmsor2"/>
+        <w:pStyle w:val="Heading2"/>
       </w:pPr>
       <w:r>
         <w:t>A bejelentkezés működése</w:t>
@@ -2945,79 +1898,7 @@
           <w:sz w:val="24"/>
           <w:szCs w:val="24"/>
         </w:rPr>
-        <w:t xml:space="preserve"> PUT kérést „/backend/</w:t>
-      </w:r>
-      <w:proofErr w:type="spellStart"/>
-      <w:r>
-        <w:rPr>
-          <w:rFonts w:ascii="Times New Roman" w:hAnsi="Times New Roman" w:cs="Times New Roman"/>
-          <w:sz w:val="24"/>
-          <w:szCs w:val="24"/>
-        </w:rPr>
-        <w:t>bejelentkezes</w:t>
-      </w:r>
-      <w:proofErr w:type="spellEnd"/>
-      <w:r>
-        <w:rPr>
-          <w:rFonts w:ascii="Times New Roman" w:hAnsi="Times New Roman" w:cs="Times New Roman"/>
-          <w:sz w:val="24"/>
-          <w:szCs w:val="24"/>
-        </w:rPr>
-        <w:t>/</w:t>
-      </w:r>
-      <w:proofErr w:type="spellStart"/>
-      <w:r>
-        <w:rPr>
-          <w:rFonts w:ascii="Times New Roman" w:hAnsi="Times New Roman" w:cs="Times New Roman"/>
-          <w:sz w:val="24"/>
-          <w:szCs w:val="24"/>
-        </w:rPr>
-        <w:t>login.php</w:t>
-      </w:r>
-      <w:proofErr w:type="spellEnd"/>
-      <w:r>
-        <w:rPr>
-          <w:rFonts w:ascii="Times New Roman" w:hAnsi="Times New Roman" w:cs="Times New Roman"/>
-          <w:sz w:val="24"/>
-          <w:szCs w:val="24"/>
-        </w:rPr>
-        <w:t xml:space="preserve">” végpontra az input mezőbe írt felhasználónévvel és jelszóval. Ha 200 státusz kóddal tér vissza, akkor </w:t>
-      </w:r>
-      <w:proofErr w:type="spellStart"/>
-      <w:r>
-        <w:rPr>
-          <w:rFonts w:ascii="Times New Roman" w:hAnsi="Times New Roman" w:cs="Times New Roman"/>
-          <w:sz w:val="24"/>
-          <w:szCs w:val="24"/>
-        </w:rPr>
-        <w:t>localstorage-ba</w:t>
-      </w:r>
-      <w:proofErr w:type="spellEnd"/>
-      <w:r>
-        <w:rPr>
-          <w:rFonts w:ascii="Times New Roman" w:hAnsi="Times New Roman" w:cs="Times New Roman"/>
-          <w:sz w:val="24"/>
-          <w:szCs w:val="24"/>
-        </w:rPr>
-        <w:t xml:space="preserve"> eltárolja a felhasználó </w:t>
-      </w:r>
-      <w:proofErr w:type="spellStart"/>
-      <w:r>
-        <w:rPr>
-          <w:rFonts w:ascii="Times New Roman" w:hAnsi="Times New Roman" w:cs="Times New Roman"/>
-          <w:sz w:val="24"/>
-          <w:szCs w:val="24"/>
-        </w:rPr>
-        <w:t>token</w:t>
-      </w:r>
-      <w:proofErr w:type="spellEnd"/>
-      <w:r>
-        <w:rPr>
-          <w:rFonts w:ascii="Times New Roman" w:hAnsi="Times New Roman" w:cs="Times New Roman"/>
-          <w:sz w:val="24"/>
-          <w:szCs w:val="24"/>
-        </w:rPr>
-        <w:t>-jét.</w:t>
+        <w:t xml:space="preserve"> PUT kérést „/backend/bejelentkezes/login.php” végpontra az input mezőbe írt felhasználónévvel és jelszóval. Ha 200 státusz kóddal tér vissza, akkor localstorage-ba eltárolja a felhasználó token-jét.</w:t>
       </w:r>
       <w:r>
         <w:rPr>
@@ -3095,7 +1976,7 @@
     </w:p>
     <w:p>
       <w:pPr>
-        <w:pStyle w:val="Cmsor2"/>
+        <w:pStyle w:val="Heading2"/>
       </w:pPr>
       <w:r>
         <w:lastRenderedPageBreak/>
@@ -3152,23 +2033,10 @@
     </w:p>
     <w:p>
       <w:r>
-        <w:t xml:space="preserve">A „Kosárba” gomb tartalmazza a termék azonosítóját a </w:t>
-      </w:r>
-      <w:proofErr w:type="spellStart"/>
-      <w:r>
-        <w:t>data</w:t>
-      </w:r>
-      <w:proofErr w:type="spellEnd"/>
-      <w:r>
-        <w:t>-id-ban. Rányomáskor lefuttatja a „</w:t>
-      </w:r>
-      <w:proofErr w:type="spellStart"/>
-      <w:r>
-        <w:t>Kosarba</w:t>
-      </w:r>
-      <w:proofErr w:type="spellEnd"/>
-      <w:r>
-        <w:t>” függvényt.</w:t>
+        <w:t>A „Kosárba” gomb tartalmazza a termék azonosítóját a data-id-ban. Rányomáskor lefuttatja a „</w:t>
+      </w:r>
+      <w:r>
+        <w:t>Kosarba” függvényt.</w:t>
       </w:r>
     </w:p>
     <w:p>
@@ -3218,31 +2086,7 @@
         <w:t>Először lekérjük a termék azonosítóját, majd megnézzük, hogy be van jelentkezve a felhasználó. Aki nincsen bejelentkezve azt a bejelentkezés oldalra átirányítunk.</w:t>
       </w:r>
       <w:r>
-        <w:t xml:space="preserve"> A bejelentkezett felhasználóknál elküldünk egy POST kérést a „/backend/</w:t>
-      </w:r>
-      <w:proofErr w:type="spellStart"/>
-      <w:r>
-        <w:t>termekek</w:t>
-      </w:r>
-      <w:proofErr w:type="spellEnd"/>
-      <w:r>
-        <w:t>/</w:t>
-      </w:r>
-      <w:proofErr w:type="spellStart"/>
-      <w:r>
-        <w:t>index.php</w:t>
-      </w:r>
-      <w:proofErr w:type="spellEnd"/>
-      <w:r>
-        <w:t>/</w:t>
-      </w:r>
-      <w:proofErr w:type="spellStart"/>
-      <w:r>
-        <w:t>kosarHozaadad</w:t>
-      </w:r>
-      <w:proofErr w:type="spellEnd"/>
-      <w:r>
-        <w:t>” végpontra</w:t>
+        <w:t xml:space="preserve"> A bejelentkezett felhasználóknál elküldünk egy POST kérést a „/backend/termekek/index.php/kosarHozaadad” végpontra</w:t>
       </w:r>
     </w:p>
     <w:p>
@@ -3320,6 +2164,411 @@
         <w:t>terméknek a mennyiségét növeli eggyel.</w:t>
       </w:r>
     </w:p>
+    <w:p>
+      <w:pPr>
+        <w:pStyle w:val="Heading1"/>
+        <w:rPr>
+          <w:rFonts w:ascii="Times New Roman" w:hAnsi="Times New Roman" w:cs="Times New Roman"/>
+        </w:rPr>
+      </w:pPr>
+      <w:r>
+        <w:rPr>
+          <w:rFonts w:ascii="Times New Roman" w:hAnsi="Times New Roman" w:cs="Times New Roman"/>
+        </w:rPr>
+        <w:t>Tesztelési dokumentáció:</w:t>
+      </w:r>
+    </w:p>
+    <w:p>
+      <w:pPr>
+        <w:pStyle w:val="Heading2"/>
+        <w:rPr>
+          <w:rFonts w:ascii="Times New Roman" w:hAnsi="Times New Roman" w:cs="Times New Roman"/>
+        </w:rPr>
+      </w:pPr>
+      <w:r>
+        <w:rPr>
+          <w:rFonts w:ascii="Times New Roman" w:hAnsi="Times New Roman" w:cs="Times New Roman"/>
+        </w:rPr>
+        <w:t>Frontend:</w:t>
+      </w:r>
+    </w:p>
+    <w:p>
+      <w:pPr>
+        <w:rPr>
+          <w:rFonts w:ascii="Times New Roman" w:hAnsi="Times New Roman" w:cs="Times New Roman"/>
+          <w:sz w:val="24"/>
+          <w:szCs w:val="24"/>
+        </w:rPr>
+      </w:pPr>
+      <w:r>
+        <w:rPr>
+          <w:rFonts w:ascii="Times New Roman" w:hAnsi="Times New Roman" w:cs="Times New Roman"/>
+          <w:sz w:val="24"/>
+          <w:szCs w:val="24"/>
+        </w:rPr>
+        <w:t>A frontend tesztek Cypress segítségével lettek elkészítve.</w:t>
+      </w:r>
+    </w:p>
+    <w:p>
+      <w:pPr>
+        <w:pStyle w:val="Heading2"/>
+        <w:rPr>
+          <w:rFonts w:ascii="Times New Roman" w:hAnsi="Times New Roman" w:cs="Times New Roman"/>
+        </w:rPr>
+      </w:pPr>
+      <w:r>
+        <w:rPr>
+          <w:rFonts w:ascii="Times New Roman" w:hAnsi="Times New Roman" w:cs="Times New Roman"/>
+        </w:rPr>
+        <w:t>Backend:</w:t>
+      </w:r>
+    </w:p>
+    <w:p>
+      <w:pPr>
+        <w:rPr>
+          <w:rFonts w:ascii="Times New Roman" w:hAnsi="Times New Roman" w:cs="Times New Roman"/>
+          <w:sz w:val="24"/>
+          <w:szCs w:val="24"/>
+        </w:rPr>
+      </w:pPr>
+      <w:r>
+        <w:rPr>
+          <w:rFonts w:ascii="Times New Roman" w:hAnsi="Times New Roman" w:cs="Times New Roman"/>
+          <w:sz w:val="24"/>
+          <w:szCs w:val="24"/>
+        </w:rPr>
+        <w:t xml:space="preserve">A backend tesztek Postman </w:t>
+      </w:r>
+      <w:r>
+        <w:rPr>
+          <w:rFonts w:ascii="Times New Roman" w:hAnsi="Times New Roman" w:cs="Times New Roman"/>
+          <w:sz w:val="24"/>
+          <w:szCs w:val="24"/>
+        </w:rPr>
+        <w:t>segítségével lettek elkészítve.</w:t>
+      </w:r>
+    </w:p>
+    <w:p>
+      <w:pPr>
+        <w:rPr>
+          <w:rFonts w:ascii="Times New Roman" w:hAnsi="Times New Roman" w:cs="Times New Roman"/>
+          <w:sz w:val="28"/>
+          <w:szCs w:val="28"/>
+          <w:u w:val="single"/>
+        </w:rPr>
+      </w:pPr>
+      <w:r>
+        <w:rPr>
+          <w:rFonts w:ascii="Times New Roman" w:hAnsi="Times New Roman" w:cs="Times New Roman"/>
+          <w:sz w:val="28"/>
+          <w:szCs w:val="28"/>
+          <w:u w:val="single"/>
+        </w:rPr>
+        <w:lastRenderedPageBreak/>
+        <w:t>Termékteszt:</w:t>
+      </w:r>
+      <w:r>
+        <w:rPr>
+          <w:noProof/>
+        </w:rPr>
+        <w:t xml:space="preserve"> </w:t>
+      </w:r>
+      <w:r>
+        <w:rPr>
+          <w:noProof/>
+        </w:rPr>
+        <w:drawing>
+          <wp:inline distT="0" distB="0" distL="0" distR="0" wp14:anchorId="59FA7DDF" wp14:editId="3192598B">
+            <wp:extent cx="5760720" cy="3970655"/>
+            <wp:effectExtent l="0" t="0" r="0" b="0"/>
+            <wp:docPr id="602781660" name="Picture 1"/>
+            <wp:cNvGraphicFramePr>
+              <a:graphicFrameLocks xmlns:a="http://schemas.openxmlformats.org/drawingml/2006/main" noChangeAspect="1"/>
+            </wp:cNvGraphicFramePr>
+            <a:graphic xmlns:a="http://schemas.openxmlformats.org/drawingml/2006/main">
+              <a:graphicData uri="http://schemas.openxmlformats.org/drawingml/2006/picture">
+                <pic:pic xmlns:pic="http://schemas.openxmlformats.org/drawingml/2006/picture">
+                  <pic:nvPicPr>
+                    <pic:cNvPr id="602781660" name=""/>
+                    <pic:cNvPicPr/>
+                  </pic:nvPicPr>
+                  <pic:blipFill>
+                    <a:blip r:embed="rId13"/>
+                    <a:stretch>
+                      <a:fillRect/>
+                    </a:stretch>
+                  </pic:blipFill>
+                  <pic:spPr>
+                    <a:xfrm>
+                      <a:off x="0" y="0"/>
+                      <a:ext cx="5760720" cy="3970655"/>
+                    </a:xfrm>
+                    <a:prstGeom prst="rect">
+                      <a:avLst/>
+                    </a:prstGeom>
+                  </pic:spPr>
+                </pic:pic>
+              </a:graphicData>
+            </a:graphic>
+          </wp:inline>
+        </w:drawing>
+      </w:r>
+    </w:p>
+    <w:p>
+      <w:pPr>
+        <w:rPr>
+          <w:rFonts w:ascii="Times New Roman" w:hAnsi="Times New Roman" w:cs="Times New Roman"/>
+          <w:sz w:val="24"/>
+          <w:szCs w:val="24"/>
+        </w:rPr>
+      </w:pPr>
+      <w:r>
+        <w:rPr>
+          <w:rFonts w:ascii="Times New Roman" w:hAnsi="Times New Roman" w:cs="Times New Roman"/>
+          <w:sz w:val="24"/>
+          <w:szCs w:val="24"/>
+        </w:rPr>
+        <w:t xml:space="preserve">Ebben a tesztben a </w:t>
+      </w:r>
+      <w:r>
+        <w:rPr>
+          <w:rFonts w:ascii="Times New Roman" w:hAnsi="Times New Roman" w:cs="Times New Roman"/>
+          <w:sz w:val="24"/>
+          <w:szCs w:val="24"/>
+        </w:rPr>
+        <w:t>„</w:t>
+      </w:r>
+      <w:r>
+        <w:rPr>
+          <w:rFonts w:ascii="Times New Roman" w:hAnsi="Times New Roman" w:cs="Times New Roman"/>
+          <w:sz w:val="24"/>
+          <w:szCs w:val="24"/>
+        </w:rPr>
+        <w:t>termekAdatok</w:t>
+      </w:r>
+      <w:r>
+        <w:rPr>
+          <w:rFonts w:ascii="Times New Roman" w:hAnsi="Times New Roman" w:cs="Times New Roman"/>
+          <w:sz w:val="24"/>
+          <w:szCs w:val="24"/>
+        </w:rPr>
+        <w:t>”</w:t>
+      </w:r>
+      <w:r>
+        <w:rPr>
+          <w:rFonts w:ascii="Times New Roman" w:hAnsi="Times New Roman" w:cs="Times New Roman"/>
+          <w:sz w:val="24"/>
+          <w:szCs w:val="24"/>
+        </w:rPr>
+        <w:t xml:space="preserve"> végpontot teszteljük. Megnézzük, hogy a 25-ös azonosítójú termék lekérésekor, hogy:</w:t>
+      </w:r>
+    </w:p>
+    <w:p>
+      <w:pPr>
+        <w:pStyle w:val="ListParagraph"/>
+        <w:numPr>
+          <w:ilvl w:val="0"/>
+          <w:numId w:val="2"/>
+        </w:numPr>
+        <w:rPr>
+          <w:rFonts w:ascii="Times New Roman" w:hAnsi="Times New Roman" w:cs="Times New Roman"/>
+          <w:sz w:val="24"/>
+          <w:szCs w:val="24"/>
+        </w:rPr>
+      </w:pPr>
+      <w:r>
+        <w:rPr>
+          <w:rFonts w:ascii="Times New Roman" w:hAnsi="Times New Roman" w:cs="Times New Roman"/>
+          <w:sz w:val="24"/>
+          <w:szCs w:val="24"/>
+        </w:rPr>
+        <w:t>200-as státusszal tér vissza</w:t>
+      </w:r>
+    </w:p>
+    <w:p>
+      <w:pPr>
+        <w:pStyle w:val="ListParagraph"/>
+        <w:numPr>
+          <w:ilvl w:val="0"/>
+          <w:numId w:val="2"/>
+        </w:numPr>
+        <w:rPr>
+          <w:rFonts w:ascii="Times New Roman" w:hAnsi="Times New Roman" w:cs="Times New Roman"/>
+          <w:sz w:val="24"/>
+          <w:szCs w:val="24"/>
+        </w:rPr>
+      </w:pPr>
+      <w:r>
+        <w:rPr>
+          <w:rFonts w:ascii="Times New Roman" w:hAnsi="Times New Roman" w:cs="Times New Roman"/>
+          <w:sz w:val="24"/>
+          <w:szCs w:val="24"/>
+        </w:rPr>
+        <w:t>A visszakapott adatok a megfelelő mezőket tartalmaz</w:t>
+      </w:r>
+    </w:p>
+    <w:p>
+      <w:pPr>
+        <w:pStyle w:val="ListParagraph"/>
+        <w:numPr>
+          <w:ilvl w:val="0"/>
+          <w:numId w:val="2"/>
+        </w:numPr>
+        <w:rPr>
+          <w:rFonts w:ascii="Times New Roman" w:hAnsi="Times New Roman" w:cs="Times New Roman"/>
+          <w:sz w:val="24"/>
+          <w:szCs w:val="24"/>
+        </w:rPr>
+      </w:pPr>
+      <w:r>
+        <w:rPr>
+          <w:rFonts w:ascii="Times New Roman" w:hAnsi="Times New Roman" w:cs="Times New Roman"/>
+          <w:sz w:val="24"/>
+          <w:szCs w:val="24"/>
+        </w:rPr>
+        <w:t>A termék adata megegyezik a kívánt termékkel</w:t>
+      </w:r>
+    </w:p>
+    <w:p>
+      <w:pPr>
+        <w:pStyle w:val="ListParagraph"/>
+        <w:numPr>
+          <w:ilvl w:val="0"/>
+          <w:numId w:val="2"/>
+        </w:numPr>
+        <w:rPr>
+          <w:rFonts w:ascii="Times New Roman" w:hAnsi="Times New Roman" w:cs="Times New Roman"/>
+          <w:sz w:val="24"/>
+          <w:szCs w:val="24"/>
+        </w:rPr>
+      </w:pPr>
+      <w:r>
+        <w:rPr>
+          <w:rFonts w:ascii="Times New Roman" w:hAnsi="Times New Roman" w:cs="Times New Roman"/>
+          <w:sz w:val="24"/>
+          <w:szCs w:val="24"/>
+        </w:rPr>
+        <w:t>A készleten 0-nál több van</w:t>
+      </w:r>
+    </w:p>
+    <w:p>
+      <w:pPr>
+        <w:pStyle w:val="Heading1"/>
+        <w:rPr>
+          <w:rFonts w:ascii="Times New Roman" w:hAnsi="Times New Roman" w:cs="Times New Roman"/>
+        </w:rPr>
+      </w:pPr>
+      <w:r>
+        <w:rPr>
+          <w:rFonts w:ascii="Times New Roman" w:hAnsi="Times New Roman" w:cs="Times New Roman"/>
+        </w:rPr>
+        <w:t>Továbbfejlesztési lehetőségek:</w:t>
+      </w:r>
+    </w:p>
+    <w:p>
+      <w:pPr>
+        <w:pStyle w:val="Heading1"/>
+        <w:rPr>
+          <w:rFonts w:ascii="Times New Roman" w:hAnsi="Times New Roman" w:cs="Times New Roman"/>
+        </w:rPr>
+      </w:pPr>
+      <w:r>
+        <w:rPr>
+          <w:rFonts w:ascii="Times New Roman" w:hAnsi="Times New Roman" w:cs="Times New Roman"/>
+        </w:rPr>
+        <w:t>Forrásmegjelölő, irodalomjegyzék:</w:t>
+      </w:r>
+    </w:p>
+    <w:p>
+      <w:pPr>
+        <w:pStyle w:val="ListParagraph"/>
+        <w:numPr>
+          <w:ilvl w:val="0"/>
+          <w:numId w:val="3"/>
+        </w:numPr>
+        <w:rPr>
+          <w:rFonts w:ascii="Times New Roman" w:hAnsi="Times New Roman" w:cs="Times New Roman"/>
+          <w:sz w:val="24"/>
+          <w:szCs w:val="24"/>
+        </w:rPr>
+      </w:pPr>
+      <w:r>
+        <w:rPr>
+          <w:rFonts w:ascii="Times New Roman" w:hAnsi="Times New Roman" w:cs="Times New Roman"/>
+          <w:sz w:val="24"/>
+          <w:szCs w:val="24"/>
+        </w:rPr>
+        <w:t>Kat</w:t>
+      </w:r>
+      <w:r>
+        <w:rPr>
+          <w:rFonts w:ascii="Times New Roman" w:hAnsi="Times New Roman" w:cs="Times New Roman"/>
+          <w:sz w:val="24"/>
+          <w:szCs w:val="24"/>
+        </w:rPr>
+        <w:t xml:space="preserve">tintható táblázat stackoverflow </w:t>
+      </w:r>
+      <w:hyperlink r:id="rId14" w:history="1">
+        <w:r>
+          <w:rPr>
+            <w:rStyle w:val="Hyperlink"/>
+            <w:rFonts w:ascii="Times New Roman" w:hAnsi="Times New Roman" w:cs="Times New Roman"/>
+            <w:sz w:val="24"/>
+            <w:szCs w:val="24"/>
+          </w:rPr>
+          <w:t>https://stackoverflow.com/questions/17147821/how-to-make-a-whole-row-in-a-table-clickable-as-a-link</w:t>
+        </w:r>
+      </w:hyperlink>
+      <w:r>
+        <w:rPr>
+          <w:rFonts w:ascii="Times New Roman" w:hAnsi="Times New Roman" w:cs="Times New Roman"/>
+          <w:sz w:val="24"/>
+          <w:szCs w:val="24"/>
+        </w:rPr>
+        <w:t xml:space="preserve"> (megtekintve: 2026. január 5.)</w:t>
+      </w:r>
+    </w:p>
+    <w:p>
+      <w:pPr>
+        <w:pStyle w:val="ListParagraph"/>
+        <w:numPr>
+          <w:ilvl w:val="0"/>
+          <w:numId w:val="3"/>
+        </w:numPr>
+        <w:rPr>
+          <w:rFonts w:ascii="Times New Roman" w:hAnsi="Times New Roman" w:cs="Times New Roman"/>
+          <w:sz w:val="24"/>
+          <w:szCs w:val="24"/>
+        </w:rPr>
+      </w:pPr>
+      <w:r>
+        <w:rPr>
+          <w:rFonts w:ascii="Times New Roman" w:hAnsi="Times New Roman" w:cs="Times New Roman"/>
+          <w:sz w:val="24"/>
+          <w:szCs w:val="24"/>
+        </w:rPr>
+        <w:t xml:space="preserve">Grafikonok W3schools </w:t>
+      </w:r>
+      <w:hyperlink r:id="rId15" w:history="1">
+        <w:r>
+          <w:rPr>
+            <w:rStyle w:val="Hyperlink"/>
+            <w:rFonts w:ascii="Times New Roman" w:hAnsi="Times New Roman" w:cs="Times New Roman"/>
+            <w:sz w:val="24"/>
+            <w:szCs w:val="24"/>
+          </w:rPr>
+          <w:t>https://www.w3schools.com/js/js_graphics_chartjs.asp</w:t>
+        </w:r>
+      </w:hyperlink>
+      <w:r>
+        <w:rPr>
+          <w:rFonts w:ascii="Times New Roman" w:hAnsi="Times New Roman" w:cs="Times New Roman"/>
+          <w:sz w:val="24"/>
+          <w:szCs w:val="24"/>
+        </w:rPr>
+        <w:t xml:space="preserve"> (megtekintve: 2026. március 22.)</w:t>
+      </w:r>
+    </w:p>
     <w:sectPr>
       <w:pgSz w:w="11906" w:h="16838"/>
       <w:pgMar w:top="1417" w:right="1417" w:bottom="1417" w:left="1417" w:header="708" w:footer="708" w:gutter="0"/>
@@ -3333,9 +2582,9 @@
 <file path=word/numbering.xml><?xml version="1.0" encoding="utf-8"?>
 <w:numbering xmlns:wpc="http://schemas.microsoft.com/office/word/2010/wordprocessingCanvas" xmlns:cx="http://schemas.microsoft.com/office/drawing/2014/chartex" xmlns:cx1="http://schemas.microsoft.com/office/drawing/2015/9/8/chartex" xmlns:cx2="http://schemas.microsoft.com/office/drawing/2015/10/21/chartex" xmlns:cx3="http://schemas.microsoft.com/office/drawing/2016/5/9/chartex" xmlns:cx4="http://schemas.microsoft.com/office/drawing/2016/5/10/chartex" xmlns:cx5="http://schemas.microsoft.com/office/drawing/2016/5/11/chartex" xmlns:cx6="http://schemas.microsoft.com/office/drawing/2016/5/12/chartex" xmlns:cx7="http://schemas.microsoft.com/office/drawing/2016/5/13/chartex" xmlns:cx8="http://schemas.microsoft.com/office/drawing/2016/5/14/chartex" xmlns:mc="http://schemas.openxmlformats.org/markup-compatibility/2006" xmlns:aink="http://schemas.microsoft.com/office/drawing/2016/ink" xmlns:am3d="http://schemas.microsoft.com/office/drawing/2017/model3d" xmlns:o="urn:schemas-microsoft-com:office:office" xmlns:oel="http://schemas.microsoft.com/office/2019/extlst" xmlns:r="http://schemas.openxmlformats.org/officeDocument/2006/relationships" xmlns:m="http://schemas.openxmlformats.org/officeDocument/2006/math" xmlns:v="urn:schemas-microsoft-com:vml" xmlns:wp14="http://schemas.microsoft.com/office/word/2010/wordprocessingDrawing" xmlns:wp="http://schemas.openxmlformats.org/drawingml/2006/wordprocessingDrawing" xmlns:w10="urn:schemas-microsoft-com:office:word" xmlns:w="http://schemas.openxmlformats.org/wordprocessingml/2006/main" xmlns:w14="http://schemas.microsoft.com/office/word/2010/wordml" xmlns:w15="http://schemas.microsoft.com/office/word/2012/wordml" xmlns:w16cex="http://schemas.microsoft.com/office/word/2018/wordml/cex" xmlns:w16cid="http://schemas.microsoft.com/office/word/2016/wordml/cid" xmlns:w16="http://schemas.microsoft.com/office/word/2018/wordml" xmlns:w16du="http://schemas.microsoft.com/office/word/2023/wordml/word16du" xmlns:w16sdtdh="http://schemas.microsoft.com/office/word/2020/wordml/sdtdatahash" xmlns:w16sdtfl="http://schemas.microsoft.com/office/word/2024/wordml/sdtformatlock" xmlns:w16se="http://schemas.microsoft.com/office/word/2015/wordml/symex" xmlns:wpg="http://schemas.microsoft.com/office/word/2010/wordprocessingGroup" xmlns:wpi="http://schemas.microsoft.com/office/word/2010/wordprocessingInk" xmlns:wne="http://schemas.microsoft.com/office/word/2006/wordml" xmlns:wps="http://schemas.microsoft.com/office/word/2010/wordprocessingShape" mc:Ignorable="w14 w15 w16se w16cid w16 w16cex w16sdtdh w16sdtfl w16du wp14">
   <w:abstractNum w:abstractNumId="0" w15:restartNumberingAfterBreak="0">
-    <w:nsid w:val="70BF1CA4"/>
+    <w:nsid w:val="43E26B94"/>
     <w:multiLevelType w:val="hybridMultilevel"/>
-    <w:tmpl w:val="FC0860B6"/>
+    <w:tmpl w:val="DB2A5DE8"/>
     <w:lvl w:ilvl="0" w:tplc="040E0001">
       <w:start w:val="1"/>
       <w:numFmt w:val="bullet"/>
@@ -3445,7 +2694,239 @@
       </w:rPr>
     </w:lvl>
   </w:abstractNum>
+  <w:abstractNum w:abstractNumId="1" w15:restartNumberingAfterBreak="0">
+    <w:nsid w:val="583354E3"/>
+    <w:multiLevelType w:val="hybridMultilevel"/>
+    <w:tmpl w:val="8850DE64"/>
+    <w:lvl w:ilvl="0" w:tplc="040E0001">
+      <w:start w:val="1"/>
+      <w:numFmt w:val="bullet"/>
+      <w:lvlText w:val=""/>
+      <w:lvlJc w:val="left"/>
+      <w:pPr>
+        <w:ind w:left="720" w:hanging="360"/>
+      </w:pPr>
+      <w:rPr>
+        <w:rFonts w:ascii="Symbol" w:hAnsi="Symbol" w:hint="default"/>
+      </w:rPr>
+    </w:lvl>
+    <w:lvl w:ilvl="1" w:tplc="040E0003" w:tentative="1">
+      <w:start w:val="1"/>
+      <w:numFmt w:val="bullet"/>
+      <w:lvlText w:val="o"/>
+      <w:lvlJc w:val="left"/>
+      <w:pPr>
+        <w:ind w:left="1440" w:hanging="360"/>
+      </w:pPr>
+      <w:rPr>
+        <w:rFonts w:ascii="Courier New" w:hAnsi="Courier New" w:cs="Courier New" w:hint="default"/>
+      </w:rPr>
+    </w:lvl>
+    <w:lvl w:ilvl="2" w:tplc="040E0005" w:tentative="1">
+      <w:start w:val="1"/>
+      <w:numFmt w:val="bullet"/>
+      <w:lvlText w:val=""/>
+      <w:lvlJc w:val="left"/>
+      <w:pPr>
+        <w:ind w:left="2160" w:hanging="360"/>
+      </w:pPr>
+      <w:rPr>
+        <w:rFonts w:ascii="Wingdings" w:hAnsi="Wingdings" w:hint="default"/>
+      </w:rPr>
+    </w:lvl>
+    <w:lvl w:ilvl="3" w:tplc="040E0001" w:tentative="1">
+      <w:start w:val="1"/>
+      <w:numFmt w:val="bullet"/>
+      <w:lvlText w:val=""/>
+      <w:lvlJc w:val="left"/>
+      <w:pPr>
+        <w:ind w:left="2880" w:hanging="360"/>
+      </w:pPr>
+      <w:rPr>
+        <w:rFonts w:ascii="Symbol" w:hAnsi="Symbol" w:hint="default"/>
+      </w:rPr>
+    </w:lvl>
+    <w:lvl w:ilvl="4" w:tplc="040E0003" w:tentative="1">
+      <w:start w:val="1"/>
+      <w:numFmt w:val="bullet"/>
+      <w:lvlText w:val="o"/>
+      <w:lvlJc w:val="left"/>
+      <w:pPr>
+        <w:ind w:left="3600" w:hanging="360"/>
+      </w:pPr>
+      <w:rPr>
+        <w:rFonts w:ascii="Courier New" w:hAnsi="Courier New" w:cs="Courier New" w:hint="default"/>
+      </w:rPr>
+    </w:lvl>
+    <w:lvl w:ilvl="5" w:tplc="040E0005" w:tentative="1">
+      <w:start w:val="1"/>
+      <w:numFmt w:val="bullet"/>
+      <w:lvlText w:val=""/>
+      <w:lvlJc w:val="left"/>
+      <w:pPr>
+        <w:ind w:left="4320" w:hanging="360"/>
+      </w:pPr>
+      <w:rPr>
+        <w:rFonts w:ascii="Wingdings" w:hAnsi="Wingdings" w:hint="default"/>
+      </w:rPr>
+    </w:lvl>
+    <w:lvl w:ilvl="6" w:tplc="040E0001" w:tentative="1">
+      <w:start w:val="1"/>
+      <w:numFmt w:val="bullet"/>
+      <w:lvlText w:val=""/>
+      <w:lvlJc w:val="left"/>
+      <w:pPr>
+        <w:ind w:left="5040" w:hanging="360"/>
+      </w:pPr>
+      <w:rPr>
+        <w:rFonts w:ascii="Symbol" w:hAnsi="Symbol" w:hint="default"/>
+      </w:rPr>
+    </w:lvl>
+    <w:lvl w:ilvl="7" w:tplc="040E0003" w:tentative="1">
+      <w:start w:val="1"/>
+      <w:numFmt w:val="bullet"/>
+      <w:lvlText w:val="o"/>
+      <w:lvlJc w:val="left"/>
+      <w:pPr>
+        <w:ind w:left="5760" w:hanging="360"/>
+      </w:pPr>
+      <w:rPr>
+        <w:rFonts w:ascii="Courier New" w:hAnsi="Courier New" w:cs="Courier New" w:hint="default"/>
+      </w:rPr>
+    </w:lvl>
+    <w:lvl w:ilvl="8" w:tplc="040E0005" w:tentative="1">
+      <w:start w:val="1"/>
+      <w:numFmt w:val="bullet"/>
+      <w:lvlText w:val=""/>
+      <w:lvlJc w:val="left"/>
+      <w:pPr>
+        <w:ind w:left="6480" w:hanging="360"/>
+      </w:pPr>
+      <w:rPr>
+        <w:rFonts w:ascii="Wingdings" w:hAnsi="Wingdings" w:hint="default"/>
+      </w:rPr>
+    </w:lvl>
+  </w:abstractNum>
+  <w:abstractNum w:abstractNumId="2" w15:restartNumberingAfterBreak="0">
+    <w:nsid w:val="70BF1CA4"/>
+    <w:multiLevelType w:val="hybridMultilevel"/>
+    <w:tmpl w:val="FC0860B6"/>
+    <w:lvl w:ilvl="0" w:tplc="040E0001">
+      <w:start w:val="1"/>
+      <w:numFmt w:val="bullet"/>
+      <w:lvlText w:val=""/>
+      <w:lvlJc w:val="left"/>
+      <w:pPr>
+        <w:ind w:left="720" w:hanging="360"/>
+      </w:pPr>
+      <w:rPr>
+        <w:rFonts w:ascii="Symbol" w:hAnsi="Symbol" w:hint="default"/>
+      </w:rPr>
+    </w:lvl>
+    <w:lvl w:ilvl="1" w:tplc="040E0003" w:tentative="1">
+      <w:start w:val="1"/>
+      <w:numFmt w:val="bullet"/>
+      <w:lvlText w:val="o"/>
+      <w:lvlJc w:val="left"/>
+      <w:pPr>
+        <w:ind w:left="1440" w:hanging="360"/>
+      </w:pPr>
+      <w:rPr>
+        <w:rFonts w:ascii="Courier New" w:hAnsi="Courier New" w:cs="Courier New" w:hint="default"/>
+      </w:rPr>
+    </w:lvl>
+    <w:lvl w:ilvl="2" w:tplc="040E0005" w:tentative="1">
+      <w:start w:val="1"/>
+      <w:numFmt w:val="bullet"/>
+      <w:lvlText w:val=""/>
+      <w:lvlJc w:val="left"/>
+      <w:pPr>
+        <w:ind w:left="2160" w:hanging="360"/>
+      </w:pPr>
+      <w:rPr>
+        <w:rFonts w:ascii="Wingdings" w:hAnsi="Wingdings" w:hint="default"/>
+      </w:rPr>
+    </w:lvl>
+    <w:lvl w:ilvl="3" w:tplc="040E0001" w:tentative="1">
+      <w:start w:val="1"/>
+      <w:numFmt w:val="bullet"/>
+      <w:lvlText w:val=""/>
+      <w:lvlJc w:val="left"/>
+      <w:pPr>
+        <w:ind w:left="2880" w:hanging="360"/>
+      </w:pPr>
+      <w:rPr>
+        <w:rFonts w:ascii="Symbol" w:hAnsi="Symbol" w:hint="default"/>
+      </w:rPr>
+    </w:lvl>
+    <w:lvl w:ilvl="4" w:tplc="040E0003" w:tentative="1">
+      <w:start w:val="1"/>
+      <w:numFmt w:val="bullet"/>
+      <w:lvlText w:val="o"/>
+      <w:lvlJc w:val="left"/>
+      <w:pPr>
+        <w:ind w:left="3600" w:hanging="360"/>
+      </w:pPr>
+      <w:rPr>
+        <w:rFonts w:ascii="Courier New" w:hAnsi="Courier New" w:cs="Courier New" w:hint="default"/>
+      </w:rPr>
+    </w:lvl>
+    <w:lvl w:ilvl="5" w:tplc="040E0005" w:tentative="1">
+      <w:start w:val="1"/>
+      <w:numFmt w:val="bullet"/>
+      <w:lvlText w:val=""/>
+      <w:lvlJc w:val="left"/>
+      <w:pPr>
+        <w:ind w:left="4320" w:hanging="360"/>
+      </w:pPr>
+      <w:rPr>
+        <w:rFonts w:ascii="Wingdings" w:hAnsi="Wingdings" w:hint="default"/>
+      </w:rPr>
+    </w:lvl>
+    <w:lvl w:ilvl="6" w:tplc="040E0001" w:tentative="1">
+      <w:start w:val="1"/>
+      <w:numFmt w:val="bullet"/>
+      <w:lvlText w:val=""/>
+      <w:lvlJc w:val="left"/>
+      <w:pPr>
+        <w:ind w:left="5040" w:hanging="360"/>
+      </w:pPr>
+      <w:rPr>
+        <w:rFonts w:ascii="Symbol" w:hAnsi="Symbol" w:hint="default"/>
+      </w:rPr>
+    </w:lvl>
+    <w:lvl w:ilvl="7" w:tplc="040E0003" w:tentative="1">
+      <w:start w:val="1"/>
+      <w:numFmt w:val="bullet"/>
+      <w:lvlText w:val="o"/>
+      <w:lvlJc w:val="left"/>
+      <w:pPr>
+        <w:ind w:left="5760" w:hanging="360"/>
+      </w:pPr>
+      <w:rPr>
+        <w:rFonts w:ascii="Courier New" w:hAnsi="Courier New" w:cs="Courier New" w:hint="default"/>
+      </w:rPr>
+    </w:lvl>
+    <w:lvl w:ilvl="8" w:tplc="040E0005" w:tentative="1">
+      <w:start w:val="1"/>
+      <w:numFmt w:val="bullet"/>
+      <w:lvlText w:val=""/>
+      <w:lvlJc w:val="left"/>
+      <w:pPr>
+        <w:ind w:left="6480" w:hanging="360"/>
+      </w:pPr>
+      <w:rPr>
+        <w:rFonts w:ascii="Wingdings" w:hAnsi="Wingdings" w:hint="default"/>
+      </w:rPr>
+    </w:lvl>
+  </w:abstractNum>
   <w:num w:numId="1" w16cid:durableId="1091195399">
+    <w:abstractNumId w:val="2"/>
+  </w:num>
+  <w:num w:numId="2" w16cid:durableId="1891261778">
+    <w:abstractNumId w:val="1"/>
+  </w:num>
+  <w:num w:numId="3" w16cid:durableId="398139325">
     <w:abstractNumId w:val="0"/>
   </w:num>
 </w:numbering>
@@ -3846,16 +3327,16 @@
     <w:lsdException w:name="Unresolved Mention" w:semiHidden="1" w:unhideWhenUsed="1"/>
     <w:lsdException w:name="Smart Link" w:semiHidden="1" w:unhideWhenUsed="1"/>
   </w:latentStyles>
-  <w:style w:type="paragraph" w:default="1" w:styleId="Norml">
+  <w:style w:type="paragraph" w:default="1" w:styleId="Normal">
     <w:name w:val="Normal"/>
     <w:qFormat/>
     <w:rsid w:val="00BA3AA0"/>
   </w:style>
-  <w:style w:type="paragraph" w:styleId="Cmsor1">
+  <w:style w:type="paragraph" w:styleId="Heading1">
     <w:name w:val="heading 1"/>
-    <w:basedOn w:val="Norml"/>
-    <w:next w:val="Norml"/>
-    <w:link w:val="Cmsor1Char"/>
+    <w:basedOn w:val="Normal"/>
+    <w:next w:val="Normal"/>
+    <w:link w:val="Heading1Char"/>
     <w:uiPriority w:val="9"/>
     <w:qFormat/>
     <w:rsid w:val="00402772"/>
@@ -3871,11 +3352,11 @@
       <w:szCs w:val="32"/>
     </w:rPr>
   </w:style>
-  <w:style w:type="paragraph" w:styleId="Cmsor2">
+  <w:style w:type="paragraph" w:styleId="Heading2">
     <w:name w:val="heading 2"/>
-    <w:basedOn w:val="Norml"/>
-    <w:next w:val="Norml"/>
-    <w:link w:val="Cmsor2Char"/>
+    <w:basedOn w:val="Normal"/>
+    <w:next w:val="Normal"/>
+    <w:link w:val="Heading2Char"/>
     <w:uiPriority w:val="9"/>
     <w:unhideWhenUsed/>
     <w:qFormat/>
@@ -3892,12 +3373,13 @@
       <w:szCs w:val="26"/>
     </w:rPr>
   </w:style>
-  <w:style w:type="character" w:default="1" w:styleId="Bekezdsalapbettpusa">
+  <w:style w:type="character" w:default="1" w:styleId="DefaultParagraphFont">
     <w:name w:val="Default Paragraph Font"/>
     <w:uiPriority w:val="1"/>
+    <w:semiHidden/>
     <w:unhideWhenUsed/>
   </w:style>
-  <w:style w:type="table" w:default="1" w:styleId="Normltblzat">
+  <w:style w:type="table" w:default="1" w:styleId="TableNormal">
     <w:name w:val="Normal Table"/>
     <w:uiPriority w:val="99"/>
     <w:semiHidden/>
@@ -3912,15 +3394,15 @@
       </w:tblCellMar>
     </w:tblPr>
   </w:style>
-  <w:style w:type="numbering" w:default="1" w:styleId="Nemlista">
+  <w:style w:type="numbering" w:default="1" w:styleId="NoList">
     <w:name w:val="No List"/>
     <w:uiPriority w:val="99"/>
     <w:semiHidden/>
     <w:unhideWhenUsed/>
   </w:style>
-  <w:style w:type="paragraph" w:styleId="NormlWeb">
+  <w:style w:type="paragraph" w:styleId="NormalWeb">
     <w:name w:val="Normal (Web)"/>
-    <w:basedOn w:val="Norml"/>
+    <w:basedOn w:val="Normal"/>
     <w:uiPriority w:val="99"/>
     <w:unhideWhenUsed/>
     <w:rsid w:val="002C7D0F"/>
@@ -3936,12 +3418,12 @@
   </w:style>
   <w:style w:type="character" w:customStyle="1" w:styleId="whitespace-normal">
     <w:name w:val="whitespace-normal"/>
-    <w:basedOn w:val="Bekezdsalapbettpusa"/>
+    <w:basedOn w:val="DefaultParagraphFont"/>
     <w:rsid w:val="002C7D0F"/>
   </w:style>
-  <w:style w:type="paragraph" w:styleId="Listaszerbekezds">
+  <w:style w:type="paragraph" w:styleId="ListParagraph">
     <w:name w:val="List Paragraph"/>
-    <w:basedOn w:val="Norml"/>
+    <w:basedOn w:val="Normal"/>
     <w:uiPriority w:val="34"/>
     <w:qFormat/>
     <w:rsid w:val="004F090F"/>
@@ -3950,11 +3432,10 @@
       <w:contextualSpacing/>
     </w:pPr>
   </w:style>
-  <w:style w:type="character" w:styleId="Hiperhivatkozs">
+  <w:style w:type="character" w:styleId="Hyperlink">
     <w:name w:val="Hyperlink"/>
-    <w:basedOn w:val="Bekezdsalapbettpusa"/>
+    <w:basedOn w:val="DefaultParagraphFont"/>
     <w:uiPriority w:val="99"/>
-    <w:semiHidden/>
     <w:unhideWhenUsed/>
     <w:rsid w:val="00734445"/>
     <w:rPr>
@@ -3962,10 +3443,10 @@
       <w:u w:val="single"/>
     </w:rPr>
   </w:style>
-  <w:style w:type="character" w:customStyle="1" w:styleId="Cmsor1Char">
-    <w:name w:val="Címsor 1 Char"/>
-    <w:basedOn w:val="Bekezdsalapbettpusa"/>
-    <w:link w:val="Cmsor1"/>
+  <w:style w:type="character" w:customStyle="1" w:styleId="Heading1Char">
+    <w:name w:val="Heading 1 Char"/>
+    <w:basedOn w:val="DefaultParagraphFont"/>
+    <w:link w:val="Heading1"/>
     <w:uiPriority w:val="9"/>
     <w:rsid w:val="00402772"/>
     <w:rPr>
@@ -3974,16 +3455,28 @@
       <w:szCs w:val="32"/>
     </w:rPr>
   </w:style>
-  <w:style w:type="character" w:customStyle="1" w:styleId="Cmsor2Char">
-    <w:name w:val="Címsor 2 Char"/>
-    <w:basedOn w:val="Bekezdsalapbettpusa"/>
-    <w:link w:val="Cmsor2"/>
+  <w:style w:type="character" w:customStyle="1" w:styleId="Heading2Char">
+    <w:name w:val="Heading 2 Char"/>
+    <w:basedOn w:val="DefaultParagraphFont"/>
+    <w:link w:val="Heading2"/>
     <w:uiPriority w:val="9"/>
     <w:rsid w:val="001969A1"/>
     <w:rPr>
       <w:rFonts w:asciiTheme="majorHAnsi" w:eastAsiaTheme="majorEastAsia" w:hAnsiTheme="majorHAnsi" w:cstheme="majorBidi"/>
       <w:sz w:val="26"/>
       <w:szCs w:val="26"/>
+    </w:rPr>
+  </w:style>
+  <w:style w:type="character" w:styleId="UnresolvedMention">
+    <w:name w:val="Unresolved Mention"/>
+    <w:basedOn w:val="DefaultParagraphFont"/>
+    <w:uiPriority w:val="99"/>
+    <w:semiHidden/>
+    <w:unhideWhenUsed/>
+    <w:rsid w:val="001E2F01"/>
+    <w:rPr>
+      <w:color w:val="605E5C"/>
+      <w:shd w:val="clear" w:color="auto" w:fill="E1DFDD"/>
     </w:rPr>
   </w:style>
 </w:styles>

--- a/Fejlesztői_Dokumentáció.docx
+++ b/Fejlesztői_Dokumentáció.docx
@@ -478,7 +478,7 @@
     </w:p>
     <w:p>
       <w:pPr>
-        <w:pStyle w:val="Heading1"/>
+        <w:pStyle w:val="Cmsor1"/>
         <w:rPr>
           <w:rFonts w:ascii="Times New Roman" w:hAnsi="Times New Roman" w:cs="Times New Roman"/>
           <w:b/>
@@ -651,7 +651,7 @@
     </w:p>
     <w:p>
       <w:pPr>
-        <w:pStyle w:val="NormalWeb"/>
+        <w:pStyle w:val="NormlWeb"/>
       </w:pPr>
       <w:r>
         <w:t>Összességében azért választottuk ezt a témát, mert komplex feladatként jól bemutatja a tudásunkat, miközben egy kézzelfogható, saját készítésű eredményt hoztunk létre</w:t>
@@ -665,7 +665,7 @@
     </w:p>
     <w:p>
       <w:pPr>
-        <w:pStyle w:val="Heading1"/>
+        <w:pStyle w:val="Cmsor1"/>
         <w:rPr>
           <w:rFonts w:ascii="Times New Roman" w:hAnsi="Times New Roman" w:cs="Times New Roman"/>
           <w:b/>
@@ -683,7 +683,7 @@
     </w:p>
     <w:p>
       <w:pPr>
-        <w:pStyle w:val="ListParagraph"/>
+        <w:pStyle w:val="Listaszerbekezds"/>
         <w:numPr>
           <w:ilvl w:val="0"/>
           <w:numId w:val="1"/>
@@ -705,7 +705,7 @@
     </w:p>
     <w:p>
       <w:pPr>
-        <w:pStyle w:val="ListParagraph"/>
+        <w:pStyle w:val="Listaszerbekezds"/>
         <w:numPr>
           <w:ilvl w:val="0"/>
           <w:numId w:val="1"/>
@@ -727,7 +727,7 @@
     </w:p>
     <w:p>
       <w:pPr>
-        <w:pStyle w:val="ListParagraph"/>
+        <w:pStyle w:val="Listaszerbekezds"/>
         <w:numPr>
           <w:ilvl w:val="0"/>
           <w:numId w:val="1"/>
@@ -749,7 +749,7 @@
     </w:p>
     <w:p>
       <w:pPr>
-        <w:pStyle w:val="ListParagraph"/>
+        <w:pStyle w:val="Listaszerbekezds"/>
         <w:numPr>
           <w:ilvl w:val="0"/>
           <w:numId w:val="1"/>
@@ -771,7 +771,7 @@
     </w:p>
     <w:p>
       <w:pPr>
-        <w:pStyle w:val="ListParagraph"/>
+        <w:pStyle w:val="Listaszerbekezds"/>
         <w:numPr>
           <w:ilvl w:val="0"/>
           <w:numId w:val="1"/>
@@ -793,7 +793,7 @@
     </w:p>
     <w:p>
       <w:pPr>
-        <w:pStyle w:val="ListParagraph"/>
+        <w:pStyle w:val="Listaszerbekezds"/>
         <w:numPr>
           <w:ilvl w:val="0"/>
           <w:numId w:val="1"/>
@@ -815,7 +815,7 @@
     </w:p>
     <w:p>
       <w:pPr>
-        <w:pStyle w:val="ListParagraph"/>
+        <w:pStyle w:val="Listaszerbekezds"/>
         <w:numPr>
           <w:ilvl w:val="0"/>
           <w:numId w:val="1"/>
@@ -837,7 +837,7 @@
     </w:p>
     <w:p>
       <w:pPr>
-        <w:pStyle w:val="ListParagraph"/>
+        <w:pStyle w:val="Listaszerbekezds"/>
         <w:numPr>
           <w:ilvl w:val="0"/>
           <w:numId w:val="1"/>
@@ -859,7 +859,7 @@
     </w:p>
     <w:p>
       <w:pPr>
-        <w:pStyle w:val="ListParagraph"/>
+        <w:pStyle w:val="Listaszerbekezds"/>
         <w:numPr>
           <w:ilvl w:val="0"/>
           <w:numId w:val="1"/>
@@ -881,7 +881,7 @@
     </w:p>
     <w:p>
       <w:pPr>
-        <w:pStyle w:val="ListParagraph"/>
+        <w:pStyle w:val="Listaszerbekezds"/>
         <w:numPr>
           <w:ilvl w:val="0"/>
           <w:numId w:val="1"/>
@@ -903,7 +903,7 @@
     </w:p>
     <w:p>
       <w:pPr>
-        <w:pStyle w:val="ListParagraph"/>
+        <w:pStyle w:val="Listaszerbekezds"/>
         <w:numPr>
           <w:ilvl w:val="0"/>
           <w:numId w:val="1"/>
@@ -925,7 +925,7 @@
     </w:p>
     <w:p>
       <w:pPr>
-        <w:pStyle w:val="ListParagraph"/>
+        <w:pStyle w:val="Listaszerbekezds"/>
         <w:numPr>
           <w:ilvl w:val="0"/>
           <w:numId w:val="1"/>
@@ -947,7 +947,7 @@
     </w:p>
     <w:p>
       <w:pPr>
-        <w:pStyle w:val="ListParagraph"/>
+        <w:pStyle w:val="Listaszerbekezds"/>
         <w:numPr>
           <w:ilvl w:val="0"/>
           <w:numId w:val="1"/>
@@ -977,7 +977,7 @@
       <w:hyperlink r:id="rId5" w:history="1">
         <w:r>
           <w:rPr>
-            <w:rStyle w:val="Hyperlink"/>
+            <w:rStyle w:val="Hiperhivatkozs"/>
             <w:rFonts w:ascii="Segoe UI" w:hAnsi="Segoe UI" w:cs="Segoe UI"/>
             <w:color w:val="0969DA"/>
             <w:shd w:val="clear" w:color="auto" w:fill="FFFFFF"/>
@@ -991,7 +991,7 @@
     </w:p>
     <w:p>
       <w:pPr>
-        <w:pStyle w:val="Heading1"/>
+        <w:pStyle w:val="Cmsor1"/>
         <w:rPr>
           <w:rFonts w:ascii="Times New Roman" w:hAnsi="Times New Roman" w:cs="Times New Roman"/>
           <w:b/>
@@ -1047,7 +1047,7 @@
         </w:rPr>
         <w:lastRenderedPageBreak/>
         <w:drawing>
-          <wp:anchor distT="0" distB="0" distL="114300" distR="114300" simplePos="0" relativeHeight="251660288" behindDoc="0" locked="0" layoutInCell="1" allowOverlap="1" wp14:anchorId="4B11E9E6" wp14:editId="116AC1CE">
+          <wp:anchor distT="0" distB="0" distL="114300" distR="114300" simplePos="0" relativeHeight="251660288" behindDoc="0" locked="0" layoutInCell="1" allowOverlap="1" wp14:anchorId="4B11E9E6" wp14:editId="725D8AE6">
             <wp:simplePos x="0" y="0"/>
             <wp:positionH relativeFrom="margin">
               <wp:align>right</wp:align>
@@ -1727,7 +1727,7 @@
     </w:p>
     <w:p>
       <w:pPr>
-        <w:pStyle w:val="Heading1"/>
+        <w:pStyle w:val="Cmsor1"/>
         <w:rPr>
           <w:rFonts w:ascii="Times New Roman" w:hAnsi="Times New Roman" w:cs="Times New Roman"/>
           <w:b/>
@@ -1753,7 +1753,7 @@
     </w:p>
     <w:p>
       <w:pPr>
-        <w:pStyle w:val="Heading2"/>
+        <w:pStyle w:val="Cmsor2"/>
       </w:pPr>
       <w:r>
         <w:t>A bejelentkezés működése</w:t>
@@ -1976,7 +1976,7 @@
     </w:p>
     <w:p>
       <w:pPr>
-        <w:pStyle w:val="Heading2"/>
+        <w:pStyle w:val="Cmsor2"/>
       </w:pPr>
       <w:r>
         <w:lastRenderedPageBreak/>
@@ -2166,7 +2166,7 @@
     </w:p>
     <w:p>
       <w:pPr>
-        <w:pStyle w:val="Heading1"/>
+        <w:pStyle w:val="Cmsor1"/>
         <w:rPr>
           <w:rFonts w:ascii="Times New Roman" w:hAnsi="Times New Roman" w:cs="Times New Roman"/>
         </w:rPr>
@@ -2180,7 +2180,7 @@
     </w:p>
     <w:p>
       <w:pPr>
-        <w:pStyle w:val="Heading2"/>
+        <w:pStyle w:val="Cmsor2"/>
         <w:rPr>
           <w:rFonts w:ascii="Times New Roman" w:hAnsi="Times New Roman" w:cs="Times New Roman"/>
         </w:rPr>
@@ -2211,7 +2211,7 @@
     </w:p>
     <w:p>
       <w:pPr>
-        <w:pStyle w:val="Heading2"/>
+        <w:pStyle w:val="Cmsor2"/>
         <w:rPr>
           <w:rFonts w:ascii="Times New Roman" w:hAnsi="Times New Roman" w:cs="Times New Roman"/>
         </w:rPr>
@@ -2237,15 +2237,7 @@
           <w:sz w:val="24"/>
           <w:szCs w:val="24"/>
         </w:rPr>
-        <w:t xml:space="preserve">A backend tesztek Postman </w:t>
-      </w:r>
-      <w:r>
-        <w:rPr>
-          <w:rFonts w:ascii="Times New Roman" w:hAnsi="Times New Roman" w:cs="Times New Roman"/>
-          <w:sz w:val="24"/>
-          <w:szCs w:val="24"/>
-        </w:rPr>
-        <w:t>segítségével lettek elkészítve.</w:t>
+        <w:t>A backend tesztek Postman segítségével lettek elkészítve.</w:t>
       </w:r>
     </w:p>
     <w:p>
@@ -2365,7 +2357,7 @@
     </w:p>
     <w:p>
       <w:pPr>
-        <w:pStyle w:val="ListParagraph"/>
+        <w:pStyle w:val="Listaszerbekezds"/>
         <w:numPr>
           <w:ilvl w:val="0"/>
           <w:numId w:val="2"/>
@@ -2387,7 +2379,7 @@
     </w:p>
     <w:p>
       <w:pPr>
-        <w:pStyle w:val="ListParagraph"/>
+        <w:pStyle w:val="Listaszerbekezds"/>
         <w:numPr>
           <w:ilvl w:val="0"/>
           <w:numId w:val="2"/>
@@ -2409,7 +2401,7 @@
     </w:p>
     <w:p>
       <w:pPr>
-        <w:pStyle w:val="ListParagraph"/>
+        <w:pStyle w:val="Listaszerbekezds"/>
         <w:numPr>
           <w:ilvl w:val="0"/>
           <w:numId w:val="2"/>
@@ -2431,7 +2423,7 @@
     </w:p>
     <w:p>
       <w:pPr>
-        <w:pStyle w:val="ListParagraph"/>
+        <w:pStyle w:val="Listaszerbekezds"/>
         <w:numPr>
           <w:ilvl w:val="0"/>
           <w:numId w:val="2"/>
@@ -2453,7 +2445,398 @@
     </w:p>
     <w:p>
       <w:pPr>
-        <w:pStyle w:val="Heading1"/>
+        <w:rPr>
+          <w:rFonts w:ascii="Times New Roman" w:hAnsi="Times New Roman" w:cs="Times New Roman"/>
+          <w:sz w:val="28"/>
+          <w:szCs w:val="28"/>
+          <w:u w:val="single"/>
+        </w:rPr>
+      </w:pPr>
+      <w:r>
+        <w:rPr>
+          <w:rFonts w:ascii="Times New Roman" w:hAnsi="Times New Roman" w:cs="Times New Roman"/>
+          <w:sz w:val="28"/>
+          <w:szCs w:val="28"/>
+          <w:u w:val="single"/>
+        </w:rPr>
+        <w:t>Felhasználóadat:</w:t>
+      </w:r>
+    </w:p>
+    <w:p>
+      <w:pPr>
+        <w:rPr>
+          <w:rFonts w:ascii="Times New Roman" w:hAnsi="Times New Roman" w:cs="Times New Roman"/>
+          <w:sz w:val="28"/>
+          <w:szCs w:val="28"/>
+        </w:rPr>
+      </w:pPr>
+      <w:r>
+        <w:rPr>
+          <w:rFonts w:ascii="Times New Roman" w:hAnsi="Times New Roman" w:cs="Times New Roman"/>
+          <w:sz w:val="24"/>
+          <w:szCs w:val="24"/>
+        </w:rPr>
+        <w:drawing>
+          <wp:anchor distT="0" distB="0" distL="114300" distR="114300" simplePos="0" relativeHeight="251661312" behindDoc="0" locked="0" layoutInCell="1" allowOverlap="1" wp14:anchorId="4954337D" wp14:editId="075677AA">
+            <wp:simplePos x="0" y="0"/>
+            <wp:positionH relativeFrom="column">
+              <wp:posOffset>-635</wp:posOffset>
+            </wp:positionH>
+            <wp:positionV relativeFrom="paragraph">
+              <wp:posOffset>1270</wp:posOffset>
+            </wp:positionV>
+            <wp:extent cx="5760720" cy="2401570"/>
+            <wp:effectExtent l="0" t="0" r="0" b="0"/>
+            <wp:wrapSquare wrapText="bothSides"/>
+            <wp:docPr id="1927040948" name="Kép 1"/>
+            <wp:cNvGraphicFramePr>
+              <a:graphicFrameLocks xmlns:a="http://schemas.openxmlformats.org/drawingml/2006/main" noChangeAspect="1"/>
+            </wp:cNvGraphicFramePr>
+            <a:graphic xmlns:a="http://schemas.openxmlformats.org/drawingml/2006/main">
+              <a:graphicData uri="http://schemas.openxmlformats.org/drawingml/2006/picture">
+                <pic:pic xmlns:pic="http://schemas.openxmlformats.org/drawingml/2006/picture">
+                  <pic:nvPicPr>
+                    <pic:cNvPr id="1927040948" name=""/>
+                    <pic:cNvPicPr/>
+                  </pic:nvPicPr>
+                  <pic:blipFill>
+                    <a:blip r:embed="rId14">
+                      <a:extLst>
+                        <a:ext uri="{28A0092B-C50C-407E-A947-70E740481C1C}">
+                          <a14:useLocalDpi xmlns:a14="http://schemas.microsoft.com/office/drawing/2010/main" val="0"/>
+                        </a:ext>
+                      </a:extLst>
+                    </a:blip>
+                    <a:stretch>
+                      <a:fillRect/>
+                    </a:stretch>
+                  </pic:blipFill>
+                  <pic:spPr>
+                    <a:xfrm>
+                      <a:off x="0" y="0"/>
+                      <a:ext cx="5760720" cy="2401570"/>
+                    </a:xfrm>
+                    <a:prstGeom prst="rect">
+                      <a:avLst/>
+                    </a:prstGeom>
+                  </pic:spPr>
+                </pic:pic>
+              </a:graphicData>
+            </a:graphic>
+          </wp:anchor>
+        </w:drawing>
+      </w:r>
+      <w:r>
+        <w:rPr>
+          <w:rFonts w:ascii="Times New Roman" w:hAnsi="Times New Roman" w:cs="Times New Roman"/>
+          <w:sz w:val="24"/>
+          <w:szCs w:val="24"/>
+        </w:rPr>
+        <w:t xml:space="preserve">Ebben a tesztben a </w:t>
+      </w:r>
+      <w:r>
+        <w:rPr>
+          <w:rFonts w:ascii="Times New Roman" w:hAnsi="Times New Roman" w:cs="Times New Roman"/>
+          <w:sz w:val="24"/>
+          <w:szCs w:val="24"/>
+        </w:rPr>
+        <w:t>„felhasznaloAdat”</w:t>
+      </w:r>
+      <w:r>
+        <w:rPr>
+          <w:rFonts w:ascii="Times New Roman" w:hAnsi="Times New Roman" w:cs="Times New Roman"/>
+          <w:sz w:val="24"/>
+          <w:szCs w:val="24"/>
+        </w:rPr>
+        <w:t xml:space="preserve"> végpontot teszteljük. Megnézzük, hogy a felhasználók lekérésekor</w:t>
+      </w:r>
+      <w:r>
+        <w:rPr>
+          <w:rFonts w:ascii="Times New Roman" w:hAnsi="Times New Roman" w:cs="Times New Roman"/>
+          <w:sz w:val="28"/>
+          <w:szCs w:val="28"/>
+        </w:rPr>
+        <w:t>:</w:t>
+      </w:r>
+    </w:p>
+    <w:p>
+      <w:pPr>
+        <w:pStyle w:val="Listaszerbekezds"/>
+        <w:numPr>
+          <w:ilvl w:val="0"/>
+          <w:numId w:val="5"/>
+        </w:numPr>
+        <w:rPr>
+          <w:rFonts w:ascii="Times New Roman" w:hAnsi="Times New Roman" w:cs="Times New Roman"/>
+          <w:sz w:val="24"/>
+          <w:szCs w:val="24"/>
+        </w:rPr>
+      </w:pPr>
+      <w:r>
+        <w:rPr>
+          <w:rFonts w:ascii="Times New Roman" w:hAnsi="Times New Roman" w:cs="Times New Roman"/>
+          <w:sz w:val="24"/>
+          <w:szCs w:val="24"/>
+        </w:rPr>
+        <w:lastRenderedPageBreak/>
+        <w:t>200-as státusszal tér vissza</w:t>
+      </w:r>
+    </w:p>
+    <w:p>
+      <w:pPr>
+        <w:pStyle w:val="Listaszerbekezds"/>
+        <w:numPr>
+          <w:ilvl w:val="0"/>
+          <w:numId w:val="5"/>
+        </w:numPr>
+        <w:rPr>
+          <w:rFonts w:ascii="Times New Roman" w:hAnsi="Times New Roman" w:cs="Times New Roman"/>
+          <w:sz w:val="24"/>
+          <w:szCs w:val="24"/>
+        </w:rPr>
+      </w:pPr>
+      <w:r>
+        <w:rPr>
+          <w:rFonts w:ascii="Times New Roman" w:hAnsi="Times New Roman" w:cs="Times New Roman"/>
+          <w:sz w:val="24"/>
+          <w:szCs w:val="24"/>
+        </w:rPr>
+        <w:t>A visszakapott adatok tömb formátumban érkeznek</w:t>
+      </w:r>
+    </w:p>
+    <w:p>
+      <w:pPr>
+        <w:pStyle w:val="Listaszerbekezds"/>
+        <w:numPr>
+          <w:ilvl w:val="0"/>
+          <w:numId w:val="5"/>
+        </w:numPr>
+        <w:rPr>
+          <w:rFonts w:ascii="Times New Roman" w:hAnsi="Times New Roman" w:cs="Times New Roman"/>
+          <w:sz w:val="24"/>
+          <w:szCs w:val="24"/>
+        </w:rPr>
+      </w:pPr>
+      <w:r>
+        <w:rPr>
+          <w:rFonts w:ascii="Times New Roman" w:hAnsi="Times New Roman" w:cs="Times New Roman"/>
+          <w:sz w:val="24"/>
+          <w:szCs w:val="24"/>
+        </w:rPr>
+        <w:t xml:space="preserve">A tömb elemei tartalmazzák a </w:t>
+      </w:r>
+      <w:r>
+        <w:rPr>
+          <w:rFonts w:ascii="Times New Roman" w:hAnsi="Times New Roman" w:cs="Times New Roman"/>
+          <w:sz w:val="24"/>
+          <w:szCs w:val="24"/>
+        </w:rPr>
+        <w:t>felhasznalonev es email</w:t>
+      </w:r>
+      <w:r>
+        <w:rPr>
+          <w:rFonts w:ascii="Times New Roman" w:hAnsi="Times New Roman" w:cs="Times New Roman"/>
+          <w:sz w:val="24"/>
+          <w:szCs w:val="24"/>
+        </w:rPr>
+        <w:t xml:space="preserve"> mezőket</w:t>
+      </w:r>
+    </w:p>
+    <w:p>
+      <w:pPr>
+        <w:rPr>
+          <w:rFonts w:ascii="Times New Roman" w:hAnsi="Times New Roman" w:cs="Times New Roman"/>
+          <w:sz w:val="28"/>
+          <w:szCs w:val="28"/>
+          <w:u w:val="single"/>
+        </w:rPr>
+      </w:pPr>
+      <w:r>
+        <w:rPr>
+          <w:rFonts w:ascii="Times New Roman" w:hAnsi="Times New Roman" w:cs="Times New Roman"/>
+          <w:sz w:val="24"/>
+          <w:szCs w:val="24"/>
+        </w:rPr>
+        <w:drawing>
+          <wp:anchor distT="0" distB="0" distL="114300" distR="114300" simplePos="0" relativeHeight="251662336" behindDoc="0" locked="0" layoutInCell="1" allowOverlap="1" wp14:anchorId="2307F49E" wp14:editId="3DDC163E">
+            <wp:simplePos x="0" y="0"/>
+            <wp:positionH relativeFrom="margin">
+              <wp:align>right</wp:align>
+            </wp:positionH>
+            <wp:positionV relativeFrom="paragraph">
+              <wp:posOffset>379095</wp:posOffset>
+            </wp:positionV>
+            <wp:extent cx="5760720" cy="2464435"/>
+            <wp:effectExtent l="0" t="0" r="0" b="0"/>
+            <wp:wrapSquare wrapText="bothSides"/>
+            <wp:docPr id="1160162973" name="Kép 1"/>
+            <wp:cNvGraphicFramePr>
+              <a:graphicFrameLocks xmlns:a="http://schemas.openxmlformats.org/drawingml/2006/main" noChangeAspect="1"/>
+            </wp:cNvGraphicFramePr>
+            <a:graphic xmlns:a="http://schemas.openxmlformats.org/drawingml/2006/main">
+              <a:graphicData uri="http://schemas.openxmlformats.org/drawingml/2006/picture">
+                <pic:pic xmlns:pic="http://schemas.openxmlformats.org/drawingml/2006/picture">
+                  <pic:nvPicPr>
+                    <pic:cNvPr id="1160162973" name=""/>
+                    <pic:cNvPicPr/>
+                  </pic:nvPicPr>
+                  <pic:blipFill>
+                    <a:blip r:embed="rId15">
+                      <a:extLst>
+                        <a:ext uri="{28A0092B-C50C-407E-A947-70E740481C1C}">
+                          <a14:useLocalDpi xmlns:a14="http://schemas.microsoft.com/office/drawing/2010/main" val="0"/>
+                        </a:ext>
+                      </a:extLst>
+                    </a:blip>
+                    <a:stretch>
+                      <a:fillRect/>
+                    </a:stretch>
+                  </pic:blipFill>
+                  <pic:spPr>
+                    <a:xfrm>
+                      <a:off x="0" y="0"/>
+                      <a:ext cx="5760720" cy="2464435"/>
+                    </a:xfrm>
+                    <a:prstGeom prst="rect">
+                      <a:avLst/>
+                    </a:prstGeom>
+                  </pic:spPr>
+                </pic:pic>
+              </a:graphicData>
+            </a:graphic>
+          </wp:anchor>
+        </w:drawing>
+      </w:r>
+      <w:r>
+        <w:rPr>
+          <w:rFonts w:ascii="Times New Roman" w:hAnsi="Times New Roman" w:cs="Times New Roman"/>
+          <w:sz w:val="28"/>
+          <w:szCs w:val="28"/>
+          <w:u w:val="single"/>
+        </w:rPr>
+        <w:t>Kosárhoz</w:t>
+      </w:r>
+      <w:r>
+        <w:rPr>
+          <w:rFonts w:ascii="Times New Roman" w:hAnsi="Times New Roman" w:cs="Times New Roman"/>
+          <w:sz w:val="28"/>
+          <w:szCs w:val="28"/>
+          <w:u w:val="single"/>
+        </w:rPr>
+        <w:t>a</w:t>
+      </w:r>
+      <w:r>
+        <w:rPr>
+          <w:rFonts w:ascii="Times New Roman" w:hAnsi="Times New Roman" w:cs="Times New Roman"/>
+          <w:sz w:val="28"/>
+          <w:szCs w:val="28"/>
+          <w:u w:val="single"/>
+        </w:rPr>
+        <w:t>dás:</w:t>
+      </w:r>
+    </w:p>
+    <w:p>
+      <w:pPr>
+        <w:rPr>
+          <w:rFonts w:ascii="Times New Roman" w:hAnsi="Times New Roman" w:cs="Times New Roman"/>
+          <w:sz w:val="24"/>
+          <w:szCs w:val="24"/>
+        </w:rPr>
+      </w:pPr>
+      <w:r>
+        <w:rPr>
+          <w:rFonts w:ascii="Times New Roman" w:hAnsi="Times New Roman" w:cs="Times New Roman"/>
+          <w:sz w:val="24"/>
+          <w:szCs w:val="24"/>
+        </w:rPr>
+        <w:t xml:space="preserve">Ebben a tesztben a </w:t>
+      </w:r>
+      <w:r>
+        <w:rPr>
+          <w:rFonts w:ascii="Times New Roman" w:hAnsi="Times New Roman" w:cs="Times New Roman"/>
+          <w:sz w:val="24"/>
+          <w:szCs w:val="24"/>
+        </w:rPr>
+        <w:t>kosárhoz adás</w:t>
+      </w:r>
+      <w:r>
+        <w:rPr>
+          <w:rFonts w:ascii="Times New Roman" w:hAnsi="Times New Roman" w:cs="Times New Roman"/>
+          <w:sz w:val="24"/>
+          <w:szCs w:val="24"/>
+        </w:rPr>
+        <w:t xml:space="preserve"> végpontot teszteljük. Megnézzük, hogy a termék kosárba helyezésekor:</w:t>
+      </w:r>
+    </w:p>
+    <w:p>
+      <w:pPr>
+        <w:pStyle w:val="Listaszerbekezds"/>
+        <w:numPr>
+          <w:ilvl w:val="0"/>
+          <w:numId w:val="6"/>
+        </w:numPr>
+        <w:rPr>
+          <w:rFonts w:ascii="Times New Roman" w:hAnsi="Times New Roman" w:cs="Times New Roman"/>
+          <w:sz w:val="24"/>
+          <w:szCs w:val="24"/>
+        </w:rPr>
+      </w:pPr>
+      <w:r>
+        <w:rPr>
+          <w:rFonts w:ascii="Times New Roman" w:hAnsi="Times New Roman" w:cs="Times New Roman"/>
+          <w:sz w:val="24"/>
+          <w:szCs w:val="24"/>
+        </w:rPr>
+        <w:t>A válasz üzenete megfelel a várt szövegek egyikének</w:t>
+      </w:r>
+    </w:p>
+    <w:p>
+      <w:pPr>
+        <w:pStyle w:val="Listaszerbekezds"/>
+        <w:numPr>
+          <w:ilvl w:val="0"/>
+          <w:numId w:val="6"/>
+        </w:numPr>
+        <w:rPr>
+          <w:rFonts w:ascii="Times New Roman" w:hAnsi="Times New Roman" w:cs="Times New Roman"/>
+          <w:sz w:val="24"/>
+          <w:szCs w:val="24"/>
+        </w:rPr>
+      </w:pPr>
+      <w:r>
+        <w:rPr>
+          <w:rFonts w:ascii="Times New Roman" w:hAnsi="Times New Roman" w:cs="Times New Roman"/>
+          <w:sz w:val="24"/>
+          <w:szCs w:val="24"/>
+        </w:rPr>
+        <w:t>A termék mennyisége legalább 1</w:t>
+      </w:r>
+    </w:p>
+    <w:p>
+      <w:pPr>
+        <w:pStyle w:val="Listaszerbekezds"/>
+        <w:numPr>
+          <w:ilvl w:val="0"/>
+          <w:numId w:val="6"/>
+        </w:numPr>
+        <w:rPr>
+          <w:rFonts w:ascii="Times New Roman" w:hAnsi="Times New Roman" w:cs="Times New Roman"/>
+          <w:sz w:val="24"/>
+          <w:szCs w:val="24"/>
+        </w:rPr>
+      </w:pPr>
+      <w:r>
+        <w:rPr>
+          <w:rFonts w:ascii="Times New Roman" w:hAnsi="Times New Roman" w:cs="Times New Roman"/>
+          <w:sz w:val="24"/>
+          <w:szCs w:val="24"/>
+        </w:rPr>
+        <w:t>Hiba esetén a megfelelő hibaüzenet érkezik vissza</w:t>
+      </w:r>
+    </w:p>
+    <w:p>
+      <w:pPr>
+        <w:pStyle w:val="Cmsor1"/>
         <w:rPr>
           <w:rFonts w:ascii="Times New Roman" w:hAnsi="Times New Roman" w:cs="Times New Roman"/>
         </w:rPr>
@@ -2467,7 +2850,244 @@
     </w:p>
     <w:p>
       <w:pPr>
-        <w:pStyle w:val="Heading1"/>
+        <w:rPr>
+          <w:rFonts w:ascii="Times New Roman" w:hAnsi="Times New Roman" w:cs="Times New Roman"/>
+          <w:sz w:val="28"/>
+          <w:szCs w:val="28"/>
+        </w:rPr>
+      </w:pPr>
+      <w:r>
+        <w:rPr>
+          <w:rFonts w:ascii="Times New Roman" w:hAnsi="Times New Roman" w:cs="Times New Roman"/>
+          <w:sz w:val="28"/>
+          <w:szCs w:val="28"/>
+        </w:rPr>
+        <w:t>Valós fizetési integráció</w:t>
+      </w:r>
+    </w:p>
+    <w:p>
+      <w:pPr>
+        <w:rPr>
+          <w:rFonts w:ascii="Times New Roman" w:hAnsi="Times New Roman" w:cs="Times New Roman"/>
+          <w:sz w:val="24"/>
+          <w:szCs w:val="24"/>
+        </w:rPr>
+      </w:pPr>
+      <w:r>
+        <w:rPr>
+          <w:rFonts w:ascii="Times New Roman" w:hAnsi="Times New Roman" w:cs="Times New Roman"/>
+          <w:sz w:val="24"/>
+          <w:szCs w:val="24"/>
+        </w:rPr>
+        <w:t xml:space="preserve">Jelenleg a fizetési funkció csak demonstrációs célú, valódi tranzakciókat nem kezel. Egy éles rendszerben érdemes lenne valódi fizetési kaput integrálni, például </w:t>
+      </w:r>
+      <w:r>
+        <w:rPr>
+          <w:rFonts w:ascii="Times New Roman" w:hAnsi="Times New Roman" w:cs="Times New Roman"/>
+          <w:sz w:val="24"/>
+          <w:szCs w:val="24"/>
+        </w:rPr>
+        <w:t>PayPal</w:t>
+      </w:r>
+      <w:r>
+        <w:rPr>
+          <w:rFonts w:ascii="Times New Roman" w:hAnsi="Times New Roman" w:cs="Times New Roman"/>
+          <w:sz w:val="24"/>
+          <w:szCs w:val="24"/>
+        </w:rPr>
+        <w:t xml:space="preserve">, </w:t>
+      </w:r>
+      <w:r>
+        <w:rPr>
+          <w:rFonts w:ascii="Times New Roman" w:hAnsi="Times New Roman" w:cs="Times New Roman"/>
+          <w:sz w:val="24"/>
+          <w:szCs w:val="24"/>
+        </w:rPr>
+        <w:t>Apple Pay</w:t>
+      </w:r>
+      <w:r>
+        <w:rPr>
+          <w:rFonts w:ascii="Times New Roman" w:hAnsi="Times New Roman" w:cs="Times New Roman"/>
+          <w:sz w:val="24"/>
+          <w:szCs w:val="24"/>
+        </w:rPr>
+        <w:t xml:space="preserve"> vagy SimplePay szolgáltatással, amely bankkártyás és online fizetést tenne lehetővé.</w:t>
+      </w:r>
+    </w:p>
+    <w:p>
+      <w:pPr>
+        <w:rPr>
+          <w:rFonts w:ascii="Times New Roman" w:hAnsi="Times New Roman" w:cs="Times New Roman"/>
+          <w:sz w:val="28"/>
+          <w:szCs w:val="28"/>
+        </w:rPr>
+      </w:pPr>
+      <w:r>
+        <w:rPr>
+          <w:rFonts w:ascii="Times New Roman" w:hAnsi="Times New Roman" w:cs="Times New Roman"/>
+          <w:sz w:val="28"/>
+          <w:szCs w:val="28"/>
+        </w:rPr>
+        <w:t>Termékértékelési és véleményezési rendszer</w:t>
+      </w:r>
+    </w:p>
+    <w:p>
+      <w:pPr>
+        <w:rPr>
+          <w:rFonts w:ascii="Times New Roman" w:hAnsi="Times New Roman" w:cs="Times New Roman"/>
+          <w:sz w:val="24"/>
+          <w:szCs w:val="24"/>
+        </w:rPr>
+      </w:pPr>
+      <w:r>
+        <w:rPr>
+          <w:rFonts w:ascii="Times New Roman" w:hAnsi="Times New Roman" w:cs="Times New Roman"/>
+          <w:sz w:val="24"/>
+          <w:szCs w:val="24"/>
+        </w:rPr>
+        <w:t>A felhasználók jelenleg nem tudnak visszajelzést adni a megvásárolt termékekről. Egy csillagos értékelési és szöveges vélemény funkció növelné a vásárlói bizalmat és segítené a többi felhasználó döntéshozatalát.</w:t>
+      </w:r>
+    </w:p>
+    <w:p>
+      <w:pPr>
+        <w:rPr>
+          <w:rFonts w:ascii="Times New Roman" w:hAnsi="Times New Roman" w:cs="Times New Roman"/>
+          <w:sz w:val="28"/>
+          <w:szCs w:val="28"/>
+        </w:rPr>
+      </w:pPr>
+      <w:r>
+        <w:rPr>
+          <w:rFonts w:ascii="Times New Roman" w:hAnsi="Times New Roman" w:cs="Times New Roman"/>
+          <w:sz w:val="28"/>
+          <w:szCs w:val="28"/>
+        </w:rPr>
+        <w:t>Fejlettebb keresés és szűrés</w:t>
+      </w:r>
+    </w:p>
+    <w:p>
+      <w:pPr>
+        <w:rPr>
+          <w:rFonts w:ascii="Times New Roman" w:hAnsi="Times New Roman" w:cs="Times New Roman"/>
+          <w:sz w:val="24"/>
+          <w:szCs w:val="24"/>
+        </w:rPr>
+      </w:pPr>
+      <w:r>
+        <w:rPr>
+          <w:rFonts w:ascii="Times New Roman" w:hAnsi="Times New Roman" w:cs="Times New Roman"/>
+          <w:sz w:val="24"/>
+          <w:szCs w:val="24"/>
+        </w:rPr>
+        <w:t>A jelenlegi szűrési lehetőségek (kategória, ár, akció, készlet) tovább bővíthetők lennének márka, anyag vagy egyéb termékjellemzők szerinti szűréssel, illetve fejlettebb keresési algoritmussal, amely elírásokat is kezel.</w:t>
+      </w:r>
+    </w:p>
+    <w:p>
+      <w:pPr>
+        <w:rPr>
+          <w:rFonts w:ascii="Times New Roman" w:hAnsi="Times New Roman" w:cs="Times New Roman"/>
+          <w:sz w:val="28"/>
+          <w:szCs w:val="28"/>
+        </w:rPr>
+      </w:pPr>
+      <w:r>
+        <w:rPr>
+          <w:rFonts w:ascii="Times New Roman" w:hAnsi="Times New Roman" w:cs="Times New Roman"/>
+          <w:sz w:val="28"/>
+          <w:szCs w:val="28"/>
+        </w:rPr>
+        <w:t>Mobilalkalmazás készítése</w:t>
+      </w:r>
+    </w:p>
+    <w:p>
+      <w:pPr>
+        <w:rPr>
+          <w:rFonts w:ascii="Times New Roman" w:hAnsi="Times New Roman" w:cs="Times New Roman"/>
+          <w:sz w:val="24"/>
+          <w:szCs w:val="24"/>
+        </w:rPr>
+      </w:pPr>
+      <w:r>
+        <w:rPr>
+          <w:rFonts w:ascii="Times New Roman" w:hAnsi="Times New Roman" w:cs="Times New Roman"/>
+          <w:sz w:val="24"/>
+          <w:szCs w:val="24"/>
+        </w:rPr>
+        <w:t>A webshop jelenleg reszponzív webfelületen érhető el. Egy natív Android vagy iOS alkalmazás – push értesítésekkel, egyszerűbb mobilos kosárkezeléssel – jelentősen javíthatná a felhasználói élményt.</w:t>
+      </w:r>
+    </w:p>
+    <w:p>
+      <w:pPr>
+        <w:rPr>
+          <w:rFonts w:ascii="Times New Roman" w:hAnsi="Times New Roman" w:cs="Times New Roman"/>
+          <w:sz w:val="28"/>
+          <w:szCs w:val="28"/>
+        </w:rPr>
+      </w:pPr>
+      <w:r>
+        <w:rPr>
+          <w:rFonts w:ascii="Times New Roman" w:hAnsi="Times New Roman" w:cs="Times New Roman"/>
+          <w:sz w:val="28"/>
+          <w:szCs w:val="28"/>
+        </w:rPr>
+        <w:lastRenderedPageBreak/>
+        <w:t>Szállítási opciók bővítése</w:t>
+      </w:r>
+    </w:p>
+    <w:p>
+      <w:pPr>
+        <w:rPr>
+          <w:rFonts w:ascii="Times New Roman" w:hAnsi="Times New Roman" w:cs="Times New Roman"/>
+          <w:sz w:val="24"/>
+          <w:szCs w:val="24"/>
+        </w:rPr>
+      </w:pPr>
+      <w:r>
+        <w:rPr>
+          <w:rFonts w:ascii="Times New Roman" w:hAnsi="Times New Roman" w:cs="Times New Roman"/>
+          <w:sz w:val="24"/>
+          <w:szCs w:val="24"/>
+        </w:rPr>
+        <w:t>A rendszer jelenleg szállítási cím kiválasztását teszi lehetővé, azonban valódi szállítási szolgáltatók (pl. GLS, DPD, Magyar Posta) integrációjával és csomagkövetési funkcióval teljesebbé válhatna a rendelési folyamat.</w:t>
+      </w:r>
+    </w:p>
+    <w:p>
+      <w:pPr>
+        <w:rPr>
+          <w:rFonts w:ascii="Times New Roman" w:hAnsi="Times New Roman" w:cs="Times New Roman"/>
+          <w:sz w:val="28"/>
+          <w:szCs w:val="28"/>
+        </w:rPr>
+      </w:pPr>
+      <w:r>
+        <w:rPr>
+          <w:rFonts w:ascii="Times New Roman" w:hAnsi="Times New Roman" w:cs="Times New Roman"/>
+          <w:sz w:val="28"/>
+          <w:szCs w:val="28"/>
+        </w:rPr>
+        <w:t>Hűségprogram és kuponrendszer</w:t>
+      </w:r>
+    </w:p>
+    <w:p>
+      <w:pPr>
+        <w:rPr>
+          <w:rFonts w:ascii="Times New Roman" w:hAnsi="Times New Roman" w:cs="Times New Roman"/>
+          <w:sz w:val="24"/>
+          <w:szCs w:val="24"/>
+        </w:rPr>
+      </w:pPr>
+      <w:r>
+        <w:rPr>
+          <w:rFonts w:ascii="Times New Roman" w:hAnsi="Times New Roman" w:cs="Times New Roman"/>
+          <w:sz w:val="24"/>
+          <w:szCs w:val="24"/>
+        </w:rPr>
+        <w:t>A törzsvásárlók statisztikája már elérhető az admin felületen, azonban nincs hozzá hűségprogram. Pontgyűjtési rendszer vagy egyedi kupónkódok bevezetése ösztönözhetné az ismételt vásárlást.</w:t>
+      </w:r>
+    </w:p>
+    <w:p>
+      <w:pPr>
+        <w:pStyle w:val="Cmsor1"/>
         <w:rPr>
           <w:rFonts w:ascii="Times New Roman" w:hAnsi="Times New Roman" w:cs="Times New Roman"/>
         </w:rPr>
@@ -2481,7 +3101,7 @@
     </w:p>
     <w:p>
       <w:pPr>
-        <w:pStyle w:val="ListParagraph"/>
+        <w:pStyle w:val="Listaszerbekezds"/>
         <w:numPr>
           <w:ilvl w:val="0"/>
           <w:numId w:val="3"/>
@@ -2508,10 +3128,10 @@
         </w:rPr>
         <w:t xml:space="preserve">tintható táblázat stackoverflow </w:t>
       </w:r>
-      <w:hyperlink r:id="rId14" w:history="1">
+      <w:hyperlink r:id="rId16" w:history="1">
         <w:r>
           <w:rPr>
-            <w:rStyle w:val="Hyperlink"/>
+            <w:rStyle w:val="Hiperhivatkozs"/>
             <w:rFonts w:ascii="Times New Roman" w:hAnsi="Times New Roman" w:cs="Times New Roman"/>
             <w:sz w:val="24"/>
             <w:szCs w:val="24"/>
@@ -2530,7 +3150,7 @@
     </w:p>
     <w:p>
       <w:pPr>
-        <w:pStyle w:val="ListParagraph"/>
+        <w:pStyle w:val="Listaszerbekezds"/>
         <w:numPr>
           <w:ilvl w:val="0"/>
           <w:numId w:val="3"/>
@@ -2549,10 +3169,10 @@
         </w:rPr>
         <w:t xml:space="preserve">Grafikonok W3schools </w:t>
       </w:r>
-      <w:hyperlink r:id="rId15" w:history="1">
+      <w:hyperlink r:id="rId17" w:history="1">
         <w:r>
           <w:rPr>
-            <w:rStyle w:val="Hyperlink"/>
+            <w:rStyle w:val="Hiperhivatkozs"/>
             <w:rFonts w:ascii="Times New Roman" w:hAnsi="Times New Roman" w:cs="Times New Roman"/>
             <w:sz w:val="24"/>
             <w:szCs w:val="24"/>
@@ -2582,6 +3202,232 @@
 <file path=word/numbering.xml><?xml version="1.0" encoding="utf-8"?>
 <w:numbering xmlns:wpc="http://schemas.microsoft.com/office/word/2010/wordprocessingCanvas" xmlns:cx="http://schemas.microsoft.com/office/drawing/2014/chartex" xmlns:cx1="http://schemas.microsoft.com/office/drawing/2015/9/8/chartex" xmlns:cx2="http://schemas.microsoft.com/office/drawing/2015/10/21/chartex" xmlns:cx3="http://schemas.microsoft.com/office/drawing/2016/5/9/chartex" xmlns:cx4="http://schemas.microsoft.com/office/drawing/2016/5/10/chartex" xmlns:cx5="http://schemas.microsoft.com/office/drawing/2016/5/11/chartex" xmlns:cx6="http://schemas.microsoft.com/office/drawing/2016/5/12/chartex" xmlns:cx7="http://schemas.microsoft.com/office/drawing/2016/5/13/chartex" xmlns:cx8="http://schemas.microsoft.com/office/drawing/2016/5/14/chartex" xmlns:mc="http://schemas.openxmlformats.org/markup-compatibility/2006" xmlns:aink="http://schemas.microsoft.com/office/drawing/2016/ink" xmlns:am3d="http://schemas.microsoft.com/office/drawing/2017/model3d" xmlns:o="urn:schemas-microsoft-com:office:office" xmlns:oel="http://schemas.microsoft.com/office/2019/extlst" xmlns:r="http://schemas.openxmlformats.org/officeDocument/2006/relationships" xmlns:m="http://schemas.openxmlformats.org/officeDocument/2006/math" xmlns:v="urn:schemas-microsoft-com:vml" xmlns:wp14="http://schemas.microsoft.com/office/word/2010/wordprocessingDrawing" xmlns:wp="http://schemas.openxmlformats.org/drawingml/2006/wordprocessingDrawing" xmlns:w10="urn:schemas-microsoft-com:office:word" xmlns:w="http://schemas.openxmlformats.org/wordprocessingml/2006/main" xmlns:w14="http://schemas.microsoft.com/office/word/2010/wordml" xmlns:w15="http://schemas.microsoft.com/office/word/2012/wordml" xmlns:w16cex="http://schemas.microsoft.com/office/word/2018/wordml/cex" xmlns:w16cid="http://schemas.microsoft.com/office/word/2016/wordml/cid" xmlns:w16="http://schemas.microsoft.com/office/word/2018/wordml" xmlns:w16du="http://schemas.microsoft.com/office/word/2023/wordml/word16du" xmlns:w16sdtdh="http://schemas.microsoft.com/office/word/2020/wordml/sdtdatahash" xmlns:w16sdtfl="http://schemas.microsoft.com/office/word/2024/wordml/sdtformatlock" xmlns:w16se="http://schemas.microsoft.com/office/word/2015/wordml/symex" xmlns:wpg="http://schemas.microsoft.com/office/word/2010/wordprocessingGroup" xmlns:wpi="http://schemas.microsoft.com/office/word/2010/wordprocessingInk" xmlns:wne="http://schemas.microsoft.com/office/word/2006/wordml" xmlns:wps="http://schemas.microsoft.com/office/word/2010/wordprocessingShape" mc:Ignorable="w14 w15 w16se w16cid w16 w16cex w16sdtdh w16sdtfl w16du wp14">
   <w:abstractNum w:abstractNumId="0" w15:restartNumberingAfterBreak="0">
+    <w:nsid w:val="08815D2A"/>
+    <w:multiLevelType w:val="hybridMultilevel"/>
+    <w:tmpl w:val="AE488956"/>
+    <w:lvl w:ilvl="0" w:tplc="040E0001">
+      <w:start w:val="1"/>
+      <w:numFmt w:val="bullet"/>
+      <w:lvlText w:val=""/>
+      <w:lvlJc w:val="left"/>
+      <w:pPr>
+        <w:ind w:left="720" w:hanging="360"/>
+      </w:pPr>
+      <w:rPr>
+        <w:rFonts w:ascii="Symbol" w:hAnsi="Symbol" w:hint="default"/>
+      </w:rPr>
+    </w:lvl>
+    <w:lvl w:ilvl="1" w:tplc="040E0003" w:tentative="1">
+      <w:start w:val="1"/>
+      <w:numFmt w:val="bullet"/>
+      <w:lvlText w:val="o"/>
+      <w:lvlJc w:val="left"/>
+      <w:pPr>
+        <w:ind w:left="1440" w:hanging="360"/>
+      </w:pPr>
+      <w:rPr>
+        <w:rFonts w:ascii="Courier New" w:hAnsi="Courier New" w:cs="Courier New" w:hint="default"/>
+      </w:rPr>
+    </w:lvl>
+    <w:lvl w:ilvl="2" w:tplc="040E0005" w:tentative="1">
+      <w:start w:val="1"/>
+      <w:numFmt w:val="bullet"/>
+      <w:lvlText w:val=""/>
+      <w:lvlJc w:val="left"/>
+      <w:pPr>
+        <w:ind w:left="2160" w:hanging="360"/>
+      </w:pPr>
+      <w:rPr>
+        <w:rFonts w:ascii="Wingdings" w:hAnsi="Wingdings" w:hint="default"/>
+      </w:rPr>
+    </w:lvl>
+    <w:lvl w:ilvl="3" w:tplc="040E0001" w:tentative="1">
+      <w:start w:val="1"/>
+      <w:numFmt w:val="bullet"/>
+      <w:lvlText w:val=""/>
+      <w:lvlJc w:val="left"/>
+      <w:pPr>
+        <w:ind w:left="2880" w:hanging="360"/>
+      </w:pPr>
+      <w:rPr>
+        <w:rFonts w:ascii="Symbol" w:hAnsi="Symbol" w:hint="default"/>
+      </w:rPr>
+    </w:lvl>
+    <w:lvl w:ilvl="4" w:tplc="040E0003" w:tentative="1">
+      <w:start w:val="1"/>
+      <w:numFmt w:val="bullet"/>
+      <w:lvlText w:val="o"/>
+      <w:lvlJc w:val="left"/>
+      <w:pPr>
+        <w:ind w:left="3600" w:hanging="360"/>
+      </w:pPr>
+      <w:rPr>
+        <w:rFonts w:ascii="Courier New" w:hAnsi="Courier New" w:cs="Courier New" w:hint="default"/>
+      </w:rPr>
+    </w:lvl>
+    <w:lvl w:ilvl="5" w:tplc="040E0005" w:tentative="1">
+      <w:start w:val="1"/>
+      <w:numFmt w:val="bullet"/>
+      <w:lvlText w:val=""/>
+      <w:lvlJc w:val="left"/>
+      <w:pPr>
+        <w:ind w:left="4320" w:hanging="360"/>
+      </w:pPr>
+      <w:rPr>
+        <w:rFonts w:ascii="Wingdings" w:hAnsi="Wingdings" w:hint="default"/>
+      </w:rPr>
+    </w:lvl>
+    <w:lvl w:ilvl="6" w:tplc="040E0001" w:tentative="1">
+      <w:start w:val="1"/>
+      <w:numFmt w:val="bullet"/>
+      <w:lvlText w:val=""/>
+      <w:lvlJc w:val="left"/>
+      <w:pPr>
+        <w:ind w:left="5040" w:hanging="360"/>
+      </w:pPr>
+      <w:rPr>
+        <w:rFonts w:ascii="Symbol" w:hAnsi="Symbol" w:hint="default"/>
+      </w:rPr>
+    </w:lvl>
+    <w:lvl w:ilvl="7" w:tplc="040E0003" w:tentative="1">
+      <w:start w:val="1"/>
+      <w:numFmt w:val="bullet"/>
+      <w:lvlText w:val="o"/>
+      <w:lvlJc w:val="left"/>
+      <w:pPr>
+        <w:ind w:left="5760" w:hanging="360"/>
+      </w:pPr>
+      <w:rPr>
+        <w:rFonts w:ascii="Courier New" w:hAnsi="Courier New" w:cs="Courier New" w:hint="default"/>
+      </w:rPr>
+    </w:lvl>
+    <w:lvl w:ilvl="8" w:tplc="040E0005" w:tentative="1">
+      <w:start w:val="1"/>
+      <w:numFmt w:val="bullet"/>
+      <w:lvlText w:val=""/>
+      <w:lvlJc w:val="left"/>
+      <w:pPr>
+        <w:ind w:left="6480" w:hanging="360"/>
+      </w:pPr>
+      <w:rPr>
+        <w:rFonts w:ascii="Wingdings" w:hAnsi="Wingdings" w:hint="default"/>
+      </w:rPr>
+    </w:lvl>
+  </w:abstractNum>
+  <w:abstractNum w:abstractNumId="1" w15:restartNumberingAfterBreak="0">
+    <w:nsid w:val="1A5C662D"/>
+    <w:multiLevelType w:val="hybridMultilevel"/>
+    <w:tmpl w:val="4B6A6F42"/>
+    <w:lvl w:ilvl="0" w:tplc="040E0001">
+      <w:start w:val="1"/>
+      <w:numFmt w:val="bullet"/>
+      <w:lvlText w:val=""/>
+      <w:lvlJc w:val="left"/>
+      <w:pPr>
+        <w:ind w:left="720" w:hanging="360"/>
+      </w:pPr>
+      <w:rPr>
+        <w:rFonts w:ascii="Symbol" w:hAnsi="Symbol" w:hint="default"/>
+      </w:rPr>
+    </w:lvl>
+    <w:lvl w:ilvl="1" w:tplc="040E0003" w:tentative="1">
+      <w:start w:val="1"/>
+      <w:numFmt w:val="bullet"/>
+      <w:lvlText w:val="o"/>
+      <w:lvlJc w:val="left"/>
+      <w:pPr>
+        <w:ind w:left="1440" w:hanging="360"/>
+      </w:pPr>
+      <w:rPr>
+        <w:rFonts w:ascii="Courier New" w:hAnsi="Courier New" w:cs="Courier New" w:hint="default"/>
+      </w:rPr>
+    </w:lvl>
+    <w:lvl w:ilvl="2" w:tplc="040E0005" w:tentative="1">
+      <w:start w:val="1"/>
+      <w:numFmt w:val="bullet"/>
+      <w:lvlText w:val=""/>
+      <w:lvlJc w:val="left"/>
+      <w:pPr>
+        <w:ind w:left="2160" w:hanging="360"/>
+      </w:pPr>
+      <w:rPr>
+        <w:rFonts w:ascii="Wingdings" w:hAnsi="Wingdings" w:hint="default"/>
+      </w:rPr>
+    </w:lvl>
+    <w:lvl w:ilvl="3" w:tplc="040E0001" w:tentative="1">
+      <w:start w:val="1"/>
+      <w:numFmt w:val="bullet"/>
+      <w:lvlText w:val=""/>
+      <w:lvlJc w:val="left"/>
+      <w:pPr>
+        <w:ind w:left="2880" w:hanging="360"/>
+      </w:pPr>
+      <w:rPr>
+        <w:rFonts w:ascii="Symbol" w:hAnsi="Symbol" w:hint="default"/>
+      </w:rPr>
+    </w:lvl>
+    <w:lvl w:ilvl="4" w:tplc="040E0003" w:tentative="1">
+      <w:start w:val="1"/>
+      <w:numFmt w:val="bullet"/>
+      <w:lvlText w:val="o"/>
+      <w:lvlJc w:val="left"/>
+      <w:pPr>
+        <w:ind w:left="3600" w:hanging="360"/>
+      </w:pPr>
+      <w:rPr>
+        <w:rFonts w:ascii="Courier New" w:hAnsi="Courier New" w:cs="Courier New" w:hint="default"/>
+      </w:rPr>
+    </w:lvl>
+    <w:lvl w:ilvl="5" w:tplc="040E0005" w:tentative="1">
+      <w:start w:val="1"/>
+      <w:numFmt w:val="bullet"/>
+      <w:lvlText w:val=""/>
+      <w:lvlJc w:val="left"/>
+      <w:pPr>
+        <w:ind w:left="4320" w:hanging="360"/>
+      </w:pPr>
+      <w:rPr>
+        <w:rFonts w:ascii="Wingdings" w:hAnsi="Wingdings" w:hint="default"/>
+      </w:rPr>
+    </w:lvl>
+    <w:lvl w:ilvl="6" w:tplc="040E0001" w:tentative="1">
+      <w:start w:val="1"/>
+      <w:numFmt w:val="bullet"/>
+      <w:lvlText w:val=""/>
+      <w:lvlJc w:val="left"/>
+      <w:pPr>
+        <w:ind w:left="5040" w:hanging="360"/>
+      </w:pPr>
+      <w:rPr>
+        <w:rFonts w:ascii="Symbol" w:hAnsi="Symbol" w:hint="default"/>
+      </w:rPr>
+    </w:lvl>
+    <w:lvl w:ilvl="7" w:tplc="040E0003" w:tentative="1">
+      <w:start w:val="1"/>
+      <w:numFmt w:val="bullet"/>
+      <w:lvlText w:val="o"/>
+      <w:lvlJc w:val="left"/>
+      <w:pPr>
+        <w:ind w:left="5760" w:hanging="360"/>
+      </w:pPr>
+      <w:rPr>
+        <w:rFonts w:ascii="Courier New" w:hAnsi="Courier New" w:cs="Courier New" w:hint="default"/>
+      </w:rPr>
+    </w:lvl>
+    <w:lvl w:ilvl="8" w:tplc="040E0005" w:tentative="1">
+      <w:start w:val="1"/>
+      <w:numFmt w:val="bullet"/>
+      <w:lvlText w:val=""/>
+      <w:lvlJc w:val="left"/>
+      <w:pPr>
+        <w:ind w:left="6480" w:hanging="360"/>
+      </w:pPr>
+      <w:rPr>
+        <w:rFonts w:ascii="Wingdings" w:hAnsi="Wingdings" w:hint="default"/>
+      </w:rPr>
+    </w:lvl>
+  </w:abstractNum>
+  <w:abstractNum w:abstractNumId="2" w15:restartNumberingAfterBreak="0">
     <w:nsid w:val="43E26B94"/>
     <w:multiLevelType w:val="hybridMultilevel"/>
     <w:tmpl w:val="DB2A5DE8"/>
@@ -2694,7 +3540,120 @@
       </w:rPr>
     </w:lvl>
   </w:abstractNum>
-  <w:abstractNum w:abstractNumId="1" w15:restartNumberingAfterBreak="0">
+  <w:abstractNum w:abstractNumId="3" w15:restartNumberingAfterBreak="0">
+    <w:nsid w:val="4A195614"/>
+    <w:multiLevelType w:val="hybridMultilevel"/>
+    <w:tmpl w:val="133E8138"/>
+    <w:lvl w:ilvl="0" w:tplc="040E0001">
+      <w:start w:val="1"/>
+      <w:numFmt w:val="bullet"/>
+      <w:lvlText w:val=""/>
+      <w:lvlJc w:val="left"/>
+      <w:pPr>
+        <w:ind w:left="720" w:hanging="360"/>
+      </w:pPr>
+      <w:rPr>
+        <w:rFonts w:ascii="Symbol" w:hAnsi="Symbol" w:hint="default"/>
+      </w:rPr>
+    </w:lvl>
+    <w:lvl w:ilvl="1" w:tplc="040E0003" w:tentative="1">
+      <w:start w:val="1"/>
+      <w:numFmt w:val="bullet"/>
+      <w:lvlText w:val="o"/>
+      <w:lvlJc w:val="left"/>
+      <w:pPr>
+        <w:ind w:left="1440" w:hanging="360"/>
+      </w:pPr>
+      <w:rPr>
+        <w:rFonts w:ascii="Courier New" w:hAnsi="Courier New" w:cs="Courier New" w:hint="default"/>
+      </w:rPr>
+    </w:lvl>
+    <w:lvl w:ilvl="2" w:tplc="040E0005" w:tentative="1">
+      <w:start w:val="1"/>
+      <w:numFmt w:val="bullet"/>
+      <w:lvlText w:val=""/>
+      <w:lvlJc w:val="left"/>
+      <w:pPr>
+        <w:ind w:left="2160" w:hanging="360"/>
+      </w:pPr>
+      <w:rPr>
+        <w:rFonts w:ascii="Wingdings" w:hAnsi="Wingdings" w:hint="default"/>
+      </w:rPr>
+    </w:lvl>
+    <w:lvl w:ilvl="3" w:tplc="040E0001" w:tentative="1">
+      <w:start w:val="1"/>
+      <w:numFmt w:val="bullet"/>
+      <w:lvlText w:val=""/>
+      <w:lvlJc w:val="left"/>
+      <w:pPr>
+        <w:ind w:left="2880" w:hanging="360"/>
+      </w:pPr>
+      <w:rPr>
+        <w:rFonts w:ascii="Symbol" w:hAnsi="Symbol" w:hint="default"/>
+      </w:rPr>
+    </w:lvl>
+    <w:lvl w:ilvl="4" w:tplc="040E0003" w:tentative="1">
+      <w:start w:val="1"/>
+      <w:numFmt w:val="bullet"/>
+      <w:lvlText w:val="o"/>
+      <w:lvlJc w:val="left"/>
+      <w:pPr>
+        <w:ind w:left="3600" w:hanging="360"/>
+      </w:pPr>
+      <w:rPr>
+        <w:rFonts w:ascii="Courier New" w:hAnsi="Courier New" w:cs="Courier New" w:hint="default"/>
+      </w:rPr>
+    </w:lvl>
+    <w:lvl w:ilvl="5" w:tplc="040E0005" w:tentative="1">
+      <w:start w:val="1"/>
+      <w:numFmt w:val="bullet"/>
+      <w:lvlText w:val=""/>
+      <w:lvlJc w:val="left"/>
+      <w:pPr>
+        <w:ind w:left="4320" w:hanging="360"/>
+      </w:pPr>
+      <w:rPr>
+        <w:rFonts w:ascii="Wingdings" w:hAnsi="Wingdings" w:hint="default"/>
+      </w:rPr>
+    </w:lvl>
+    <w:lvl w:ilvl="6" w:tplc="040E0001" w:tentative="1">
+      <w:start w:val="1"/>
+      <w:numFmt w:val="bullet"/>
+      <w:lvlText w:val=""/>
+      <w:lvlJc w:val="left"/>
+      <w:pPr>
+        <w:ind w:left="5040" w:hanging="360"/>
+      </w:pPr>
+      <w:rPr>
+        <w:rFonts w:ascii="Symbol" w:hAnsi="Symbol" w:hint="default"/>
+      </w:rPr>
+    </w:lvl>
+    <w:lvl w:ilvl="7" w:tplc="040E0003" w:tentative="1">
+      <w:start w:val="1"/>
+      <w:numFmt w:val="bullet"/>
+      <w:lvlText w:val="o"/>
+      <w:lvlJc w:val="left"/>
+      <w:pPr>
+        <w:ind w:left="5760" w:hanging="360"/>
+      </w:pPr>
+      <w:rPr>
+        <w:rFonts w:ascii="Courier New" w:hAnsi="Courier New" w:cs="Courier New" w:hint="default"/>
+      </w:rPr>
+    </w:lvl>
+    <w:lvl w:ilvl="8" w:tplc="040E0005" w:tentative="1">
+      <w:start w:val="1"/>
+      <w:numFmt w:val="bullet"/>
+      <w:lvlText w:val=""/>
+      <w:lvlJc w:val="left"/>
+      <w:pPr>
+        <w:ind w:left="6480" w:hanging="360"/>
+      </w:pPr>
+      <w:rPr>
+        <w:rFonts w:ascii="Wingdings" w:hAnsi="Wingdings" w:hint="default"/>
+      </w:rPr>
+    </w:lvl>
+  </w:abstractNum>
+  <w:abstractNum w:abstractNumId="4" w15:restartNumberingAfterBreak="0">
     <w:nsid w:val="583354E3"/>
     <w:multiLevelType w:val="hybridMultilevel"/>
     <w:tmpl w:val="8850DE64"/>
@@ -2807,7 +3766,7 @@
       </w:rPr>
     </w:lvl>
   </w:abstractNum>
-  <w:abstractNum w:abstractNumId="2" w15:restartNumberingAfterBreak="0">
+  <w:abstractNum w:abstractNumId="5" w15:restartNumberingAfterBreak="0">
     <w:nsid w:val="70BF1CA4"/>
     <w:multiLevelType w:val="hybridMultilevel"/>
     <w:tmpl w:val="FC0860B6"/>
@@ -2921,13 +3880,22 @@
     </w:lvl>
   </w:abstractNum>
   <w:num w:numId="1" w16cid:durableId="1091195399">
+    <w:abstractNumId w:val="5"/>
+  </w:num>
+  <w:num w:numId="2" w16cid:durableId="1891261778">
+    <w:abstractNumId w:val="4"/>
+  </w:num>
+  <w:num w:numId="3" w16cid:durableId="398139325">
     <w:abstractNumId w:val="2"/>
   </w:num>
-  <w:num w:numId="2" w16cid:durableId="1891261778">
+  <w:num w:numId="4" w16cid:durableId="1186602085">
+    <w:abstractNumId w:val="0"/>
+  </w:num>
+  <w:num w:numId="5" w16cid:durableId="1823961133">
+    <w:abstractNumId w:val="3"/>
+  </w:num>
+  <w:num w:numId="6" w16cid:durableId="1927181093">
     <w:abstractNumId w:val="1"/>
-  </w:num>
-  <w:num w:numId="3" w16cid:durableId="398139325">
-    <w:abstractNumId w:val="0"/>
   </w:num>
 </w:numbering>
 </file>
@@ -3327,16 +4295,16 @@
     <w:lsdException w:name="Unresolved Mention" w:semiHidden="1" w:unhideWhenUsed="1"/>
     <w:lsdException w:name="Smart Link" w:semiHidden="1" w:unhideWhenUsed="1"/>
   </w:latentStyles>
-  <w:style w:type="paragraph" w:default="1" w:styleId="Normal">
+  <w:style w:type="paragraph" w:default="1" w:styleId="Norml">
     <w:name w:val="Normal"/>
     <w:qFormat/>
     <w:rsid w:val="00BA3AA0"/>
   </w:style>
-  <w:style w:type="paragraph" w:styleId="Heading1">
+  <w:style w:type="paragraph" w:styleId="Cmsor1">
     <w:name w:val="heading 1"/>
-    <w:basedOn w:val="Normal"/>
-    <w:next w:val="Normal"/>
-    <w:link w:val="Heading1Char"/>
+    <w:basedOn w:val="Norml"/>
+    <w:next w:val="Norml"/>
+    <w:link w:val="Cmsor1Char"/>
     <w:uiPriority w:val="9"/>
     <w:qFormat/>
     <w:rsid w:val="00402772"/>
@@ -3352,11 +4320,11 @@
       <w:szCs w:val="32"/>
     </w:rPr>
   </w:style>
-  <w:style w:type="paragraph" w:styleId="Heading2">
+  <w:style w:type="paragraph" w:styleId="Cmsor2">
     <w:name w:val="heading 2"/>
-    <w:basedOn w:val="Normal"/>
-    <w:next w:val="Normal"/>
-    <w:link w:val="Heading2Char"/>
+    <w:basedOn w:val="Norml"/>
+    <w:next w:val="Norml"/>
+    <w:link w:val="Cmsor2Char"/>
     <w:uiPriority w:val="9"/>
     <w:unhideWhenUsed/>
     <w:qFormat/>
@@ -3373,13 +4341,12 @@
       <w:szCs w:val="26"/>
     </w:rPr>
   </w:style>
-  <w:style w:type="character" w:default="1" w:styleId="DefaultParagraphFont">
+  <w:style w:type="character" w:default="1" w:styleId="Bekezdsalapbettpusa">
     <w:name w:val="Default Paragraph Font"/>
     <w:uiPriority w:val="1"/>
-    <w:semiHidden/>
     <w:unhideWhenUsed/>
   </w:style>
-  <w:style w:type="table" w:default="1" w:styleId="TableNormal">
+  <w:style w:type="table" w:default="1" w:styleId="Normltblzat">
     <w:name w:val="Normal Table"/>
     <w:uiPriority w:val="99"/>
     <w:semiHidden/>
@@ -3394,15 +4361,15 @@
       </w:tblCellMar>
     </w:tblPr>
   </w:style>
-  <w:style w:type="numbering" w:default="1" w:styleId="NoList">
+  <w:style w:type="numbering" w:default="1" w:styleId="Nemlista">
     <w:name w:val="No List"/>
     <w:uiPriority w:val="99"/>
     <w:semiHidden/>
     <w:unhideWhenUsed/>
   </w:style>
-  <w:style w:type="paragraph" w:styleId="NormalWeb">
+  <w:style w:type="paragraph" w:styleId="NormlWeb">
     <w:name w:val="Normal (Web)"/>
-    <w:basedOn w:val="Normal"/>
+    <w:basedOn w:val="Norml"/>
     <w:uiPriority w:val="99"/>
     <w:unhideWhenUsed/>
     <w:rsid w:val="002C7D0F"/>
@@ -3418,12 +4385,12 @@
   </w:style>
   <w:style w:type="character" w:customStyle="1" w:styleId="whitespace-normal">
     <w:name w:val="whitespace-normal"/>
-    <w:basedOn w:val="DefaultParagraphFont"/>
+    <w:basedOn w:val="Bekezdsalapbettpusa"/>
     <w:rsid w:val="002C7D0F"/>
   </w:style>
-  <w:style w:type="paragraph" w:styleId="ListParagraph">
+  <w:style w:type="paragraph" w:styleId="Listaszerbekezds">
     <w:name w:val="List Paragraph"/>
-    <w:basedOn w:val="Normal"/>
+    <w:basedOn w:val="Norml"/>
     <w:uiPriority w:val="34"/>
     <w:qFormat/>
     <w:rsid w:val="004F090F"/>
@@ -3432,9 +4399,9 @@
       <w:contextualSpacing/>
     </w:pPr>
   </w:style>
-  <w:style w:type="character" w:styleId="Hyperlink">
+  <w:style w:type="character" w:styleId="Hiperhivatkozs">
     <w:name w:val="Hyperlink"/>
-    <w:basedOn w:val="DefaultParagraphFont"/>
+    <w:basedOn w:val="Bekezdsalapbettpusa"/>
     <w:uiPriority w:val="99"/>
     <w:unhideWhenUsed/>
     <w:rsid w:val="00734445"/>
@@ -3443,10 +4410,10 @@
       <w:u w:val="single"/>
     </w:rPr>
   </w:style>
-  <w:style w:type="character" w:customStyle="1" w:styleId="Heading1Char">
-    <w:name w:val="Heading 1 Char"/>
-    <w:basedOn w:val="DefaultParagraphFont"/>
-    <w:link w:val="Heading1"/>
+  <w:style w:type="character" w:customStyle="1" w:styleId="Cmsor1Char">
+    <w:name w:val="Címsor 1 Char"/>
+    <w:basedOn w:val="Bekezdsalapbettpusa"/>
+    <w:link w:val="Cmsor1"/>
     <w:uiPriority w:val="9"/>
     <w:rsid w:val="00402772"/>
     <w:rPr>
@@ -3455,10 +4422,10 @@
       <w:szCs w:val="32"/>
     </w:rPr>
   </w:style>
-  <w:style w:type="character" w:customStyle="1" w:styleId="Heading2Char">
-    <w:name w:val="Heading 2 Char"/>
-    <w:basedOn w:val="DefaultParagraphFont"/>
-    <w:link w:val="Heading2"/>
+  <w:style w:type="character" w:customStyle="1" w:styleId="Cmsor2Char">
+    <w:name w:val="Címsor 2 Char"/>
+    <w:basedOn w:val="Bekezdsalapbettpusa"/>
+    <w:link w:val="Cmsor2"/>
     <w:uiPriority w:val="9"/>
     <w:rsid w:val="001969A1"/>
     <w:rPr>
@@ -3467,9 +4434,9 @@
       <w:szCs w:val="26"/>
     </w:rPr>
   </w:style>
-  <w:style w:type="character" w:styleId="UnresolvedMention">
+  <w:style w:type="character" w:styleId="Feloldatlanmegemlts">
     <w:name w:val="Unresolved Mention"/>
-    <w:basedOn w:val="DefaultParagraphFont"/>
+    <w:basedOn w:val="Bekezdsalapbettpusa"/>
     <w:uiPriority w:val="99"/>
     <w:semiHidden/>
     <w:unhideWhenUsed/>

--- a/Fejlesztői_Dokumentáció.docx
+++ b/Fejlesztői_Dokumentáció.docx
@@ -126,23 +126,7 @@
           <w:sz w:val="28"/>
           <w:szCs w:val="28"/>
         </w:rPr>
-        <w:t>Program tervező és tesz</w:t>
-      </w:r>
-      <w:r>
-        <w:rPr>
-          <w:rFonts w:ascii="Times New Roman" w:hAnsi="Times New Roman" w:cs="Times New Roman"/>
-          <w:sz w:val="28"/>
-          <w:szCs w:val="28"/>
-        </w:rPr>
-        <w:t>t</w:t>
-      </w:r>
-      <w:r>
-        <w:rPr>
-          <w:rFonts w:ascii="Times New Roman" w:hAnsi="Times New Roman" w:cs="Times New Roman"/>
-          <w:sz w:val="28"/>
-          <w:szCs w:val="28"/>
-        </w:rPr>
-        <w:t>elő</w:t>
+        <w:t>Program tervező és tesztelő</w:t>
       </w:r>
     </w:p>
     <w:p>
@@ -476,24 +460,1712 @@
         <w:t>Veszprém,2026</w:t>
       </w:r>
     </w:p>
-    <w:p>
-      <w:pPr>
-        <w:pStyle w:val="Cmsor1"/>
-        <w:rPr>
-          <w:rFonts w:ascii="Times New Roman" w:hAnsi="Times New Roman" w:cs="Times New Roman"/>
+    <w:sdt>
+      <w:sdtPr>
+        <w:rPr>
+          <w:rFonts w:ascii="Times New Roman" w:hAnsi="Times New Roman" w:cs="Times New Roman"/>
+        </w:rPr>
+        <w:id w:val="-418483865"/>
+        <w:docPartObj>
+          <w:docPartGallery w:val="Table of Contents"/>
+          <w:docPartUnique/>
+        </w:docPartObj>
+      </w:sdtPr>
+      <w:sdtEndPr>
+        <w:rPr>
+          <w:rFonts w:eastAsiaTheme="minorHAnsi"/>
           <w:b/>
           <w:bCs/>
-        </w:rPr>
-      </w:pPr>
-      <w:r>
-        <w:rPr>
-          <w:rFonts w:ascii="Times New Roman" w:hAnsi="Times New Roman" w:cs="Times New Roman"/>
+          <w:color w:val="auto"/>
+          <w:sz w:val="22"/>
+          <w:szCs w:val="22"/>
+          <w:lang w:eastAsia="en-US"/>
+        </w:rPr>
+      </w:sdtEndPr>
+      <w:sdtContent>
+        <w:p>
+          <w:pPr>
+            <w:pStyle w:val="TOCHeading"/>
+            <w:rPr>
+              <w:rFonts w:ascii="Times New Roman" w:hAnsi="Times New Roman" w:cs="Times New Roman"/>
+            </w:rPr>
+          </w:pPr>
+          <w:r>
+            <w:rPr>
+              <w:rFonts w:ascii="Times New Roman" w:hAnsi="Times New Roman" w:cs="Times New Roman"/>
+            </w:rPr>
+            <w:t>Tartalom</w:t>
+          </w:r>
+          <w:r>
+            <w:rPr>
+              <w:rFonts w:ascii="Times New Roman" w:hAnsi="Times New Roman" w:cs="Times New Roman"/>
+            </w:rPr>
+            <w:t>jegyzék</w:t>
+          </w:r>
+        </w:p>
+        <w:p>
+          <w:pPr>
+            <w:pStyle w:val="TOC1"/>
+            <w:tabs>
+              <w:tab w:val="right" w:leader="dot" w:pos="9062"/>
+            </w:tabs>
+            <w:rPr>
+              <w:rFonts w:eastAsiaTheme="minorEastAsia"/>
+              <w:noProof/>
+              <w:kern w:val="2"/>
+              <w:sz w:val="24"/>
+              <w:szCs w:val="24"/>
+              <w:lang w:eastAsia="hu-HU"/>
+              <w14:ligatures w14:val="standardContextual"/>
+            </w:rPr>
+          </w:pPr>
+          <w:r>
+            <w:rPr>
+              <w:rFonts w:ascii="Times New Roman" w:hAnsi="Times New Roman" w:cs="Times New Roman"/>
+            </w:rPr>
+            <w:fldChar w:fldCharType="begin"/>
+          </w:r>
+          <w:r>
+            <w:rPr>
+              <w:rFonts w:ascii="Times New Roman" w:hAnsi="Times New Roman" w:cs="Times New Roman"/>
+            </w:rPr>
+            <w:instrText xml:space="preserve"> TOC \o "1-3" \h \z \u </w:instrText>
+          </w:r>
+          <w:r>
+            <w:rPr>
+              <w:rFonts w:ascii="Times New Roman" w:hAnsi="Times New Roman" w:cs="Times New Roman"/>
+            </w:rPr>
+            <w:fldChar w:fldCharType="separate"/>
+          </w:r>
+          <w:hyperlink w:anchor="_Toc228966677" w:history="1">
+            <w:r>
+              <w:rPr>
+                <w:rStyle w:val="Hyperlink"/>
+                <w:rFonts w:ascii="Times New Roman" w:hAnsi="Times New Roman" w:cs="Times New Roman"/>
+                <w:b/>
+                <w:bCs/>
+                <w:noProof/>
+              </w:rPr>
+              <w:t>Témaválasztás indoklása:</w:t>
+            </w:r>
+            <w:r>
+              <w:rPr>
+                <w:noProof/>
+                <w:webHidden/>
+              </w:rPr>
+              <w:tab/>
+            </w:r>
+            <w:r>
+              <w:rPr>
+                <w:noProof/>
+                <w:webHidden/>
+              </w:rPr>
+              <w:fldChar w:fldCharType="begin"/>
+            </w:r>
+            <w:r>
+              <w:rPr>
+                <w:noProof/>
+                <w:webHidden/>
+              </w:rPr>
+              <w:instrText xml:space="preserve"> PAGEREF _Toc228966677 \h </w:instrText>
+            </w:r>
+            <w:r>
+              <w:rPr>
+                <w:noProof/>
+                <w:webHidden/>
+              </w:rPr>
+            </w:r>
+            <w:r>
+              <w:rPr>
+                <w:noProof/>
+                <w:webHidden/>
+              </w:rPr>
+              <w:fldChar w:fldCharType="separate"/>
+            </w:r>
+            <w:r>
+              <w:rPr>
+                <w:noProof/>
+                <w:webHidden/>
+              </w:rPr>
+              <w:t>3</w:t>
+            </w:r>
+            <w:r>
+              <w:rPr>
+                <w:noProof/>
+                <w:webHidden/>
+              </w:rPr>
+              <w:fldChar w:fldCharType="end"/>
+            </w:r>
+          </w:hyperlink>
+        </w:p>
+        <w:p>
+          <w:pPr>
+            <w:pStyle w:val="TOC1"/>
+            <w:tabs>
+              <w:tab w:val="right" w:leader="dot" w:pos="9062"/>
+            </w:tabs>
+            <w:rPr>
+              <w:rFonts w:eastAsiaTheme="minorEastAsia"/>
+              <w:noProof/>
+              <w:kern w:val="2"/>
+              <w:sz w:val="24"/>
+              <w:szCs w:val="24"/>
+              <w:lang w:eastAsia="hu-HU"/>
+              <w14:ligatures w14:val="standardContextual"/>
+            </w:rPr>
+          </w:pPr>
+          <w:hyperlink w:anchor="_Toc228966678" w:history="1">
+            <w:r>
+              <w:rPr>
+                <w:rStyle w:val="Hyperlink"/>
+                <w:rFonts w:ascii="Times New Roman" w:hAnsi="Times New Roman" w:cs="Times New Roman"/>
+                <w:b/>
+                <w:bCs/>
+                <w:noProof/>
+              </w:rPr>
+              <w:t>Alkalmazott fejlesztői eszközök:</w:t>
+            </w:r>
+            <w:r>
+              <w:rPr>
+                <w:noProof/>
+                <w:webHidden/>
+              </w:rPr>
+              <w:tab/>
+            </w:r>
+            <w:r>
+              <w:rPr>
+                <w:noProof/>
+                <w:webHidden/>
+              </w:rPr>
+              <w:fldChar w:fldCharType="begin"/>
+            </w:r>
+            <w:r>
+              <w:rPr>
+                <w:noProof/>
+                <w:webHidden/>
+              </w:rPr>
+              <w:instrText xml:space="preserve"> PAGEREF _Toc228966678 \h </w:instrText>
+            </w:r>
+            <w:r>
+              <w:rPr>
+                <w:noProof/>
+                <w:webHidden/>
+              </w:rPr>
+            </w:r>
+            <w:r>
+              <w:rPr>
+                <w:noProof/>
+                <w:webHidden/>
+              </w:rPr>
+              <w:fldChar w:fldCharType="separate"/>
+            </w:r>
+            <w:r>
+              <w:rPr>
+                <w:noProof/>
+                <w:webHidden/>
+              </w:rPr>
+              <w:t>3</w:t>
+            </w:r>
+            <w:r>
+              <w:rPr>
+                <w:noProof/>
+                <w:webHidden/>
+              </w:rPr>
+              <w:fldChar w:fldCharType="end"/>
+            </w:r>
+          </w:hyperlink>
+        </w:p>
+        <w:p>
+          <w:pPr>
+            <w:pStyle w:val="TOC1"/>
+            <w:tabs>
+              <w:tab w:val="right" w:leader="dot" w:pos="9062"/>
+            </w:tabs>
+            <w:rPr>
+              <w:rFonts w:eastAsiaTheme="minorEastAsia"/>
+              <w:noProof/>
+              <w:kern w:val="2"/>
+              <w:sz w:val="24"/>
+              <w:szCs w:val="24"/>
+              <w:lang w:eastAsia="hu-HU"/>
+              <w14:ligatures w14:val="standardContextual"/>
+            </w:rPr>
+          </w:pPr>
+          <w:hyperlink w:anchor="_Toc228966679" w:history="1">
+            <w:r>
+              <w:rPr>
+                <w:rStyle w:val="Hyperlink"/>
+                <w:rFonts w:ascii="Times New Roman" w:hAnsi="Times New Roman" w:cs="Times New Roman"/>
+                <w:b/>
+                <w:bCs/>
+                <w:noProof/>
+              </w:rPr>
+              <w:t>Adatmodell leírása:</w:t>
+            </w:r>
+            <w:r>
+              <w:rPr>
+                <w:noProof/>
+                <w:webHidden/>
+              </w:rPr>
+              <w:tab/>
+            </w:r>
+            <w:r>
+              <w:rPr>
+                <w:noProof/>
+                <w:webHidden/>
+              </w:rPr>
+              <w:fldChar w:fldCharType="begin"/>
+            </w:r>
+            <w:r>
+              <w:rPr>
+                <w:noProof/>
+                <w:webHidden/>
+              </w:rPr>
+              <w:instrText xml:space="preserve"> PAGEREF _Toc228966679 \h </w:instrText>
+            </w:r>
+            <w:r>
+              <w:rPr>
+                <w:noProof/>
+                <w:webHidden/>
+              </w:rPr>
+            </w:r>
+            <w:r>
+              <w:rPr>
+                <w:noProof/>
+                <w:webHidden/>
+              </w:rPr>
+              <w:fldChar w:fldCharType="separate"/>
+            </w:r>
+            <w:r>
+              <w:rPr>
+                <w:noProof/>
+                <w:webHidden/>
+              </w:rPr>
+              <w:t>3</w:t>
+            </w:r>
+            <w:r>
+              <w:rPr>
+                <w:noProof/>
+                <w:webHidden/>
+              </w:rPr>
+              <w:fldChar w:fldCharType="end"/>
+            </w:r>
+          </w:hyperlink>
+        </w:p>
+        <w:p>
+          <w:pPr>
+            <w:pStyle w:val="TOC2"/>
+            <w:tabs>
+              <w:tab w:val="right" w:leader="dot" w:pos="9062"/>
+            </w:tabs>
+            <w:rPr>
+              <w:rFonts w:eastAsiaTheme="minorEastAsia"/>
+              <w:noProof/>
+              <w:kern w:val="2"/>
+              <w:sz w:val="24"/>
+              <w:szCs w:val="24"/>
+              <w:lang w:eastAsia="hu-HU"/>
+              <w14:ligatures w14:val="standardContextual"/>
+            </w:rPr>
+          </w:pPr>
+          <w:hyperlink w:anchor="_Toc228966680" w:history="1">
+            <w:r>
+              <w:rPr>
+                <w:rStyle w:val="Hyperlink"/>
+                <w:rFonts w:ascii="Times New Roman" w:hAnsi="Times New Roman" w:cs="Times New Roman"/>
+                <w:noProof/>
+              </w:rPr>
+              <w:t>Felhasznalo</w:t>
+            </w:r>
+            <w:r>
+              <w:rPr>
+                <w:noProof/>
+                <w:webHidden/>
+              </w:rPr>
+              <w:tab/>
+            </w:r>
+            <w:r>
+              <w:rPr>
+                <w:noProof/>
+                <w:webHidden/>
+              </w:rPr>
+              <w:fldChar w:fldCharType="begin"/>
+            </w:r>
+            <w:r>
+              <w:rPr>
+                <w:noProof/>
+                <w:webHidden/>
+              </w:rPr>
+              <w:instrText xml:space="preserve"> PAGEREF _Toc228966680 \h </w:instrText>
+            </w:r>
+            <w:r>
+              <w:rPr>
+                <w:noProof/>
+                <w:webHidden/>
+              </w:rPr>
+            </w:r>
+            <w:r>
+              <w:rPr>
+                <w:noProof/>
+                <w:webHidden/>
+              </w:rPr>
+              <w:fldChar w:fldCharType="separate"/>
+            </w:r>
+            <w:r>
+              <w:rPr>
+                <w:noProof/>
+                <w:webHidden/>
+              </w:rPr>
+              <w:t>4</w:t>
+            </w:r>
+            <w:r>
+              <w:rPr>
+                <w:noProof/>
+                <w:webHidden/>
+              </w:rPr>
+              <w:fldChar w:fldCharType="end"/>
+            </w:r>
+          </w:hyperlink>
+        </w:p>
+        <w:p>
+          <w:pPr>
+            <w:pStyle w:val="TOC2"/>
+            <w:tabs>
+              <w:tab w:val="right" w:leader="dot" w:pos="9062"/>
+            </w:tabs>
+            <w:rPr>
+              <w:rFonts w:eastAsiaTheme="minorEastAsia"/>
+              <w:noProof/>
+              <w:kern w:val="2"/>
+              <w:sz w:val="24"/>
+              <w:szCs w:val="24"/>
+              <w:lang w:eastAsia="hu-HU"/>
+              <w14:ligatures w14:val="standardContextual"/>
+            </w:rPr>
+          </w:pPr>
+          <w:hyperlink w:anchor="_Toc228966681" w:history="1">
+            <w:r>
+              <w:rPr>
+                <w:rStyle w:val="Hyperlink"/>
+                <w:rFonts w:ascii="Times New Roman" w:hAnsi="Times New Roman" w:cs="Times New Roman"/>
+                <w:noProof/>
+              </w:rPr>
+              <w:t>Rang</w:t>
+            </w:r>
+            <w:r>
+              <w:rPr>
+                <w:noProof/>
+                <w:webHidden/>
+              </w:rPr>
+              <w:tab/>
+            </w:r>
+            <w:r>
+              <w:rPr>
+                <w:noProof/>
+                <w:webHidden/>
+              </w:rPr>
+              <w:fldChar w:fldCharType="begin"/>
+            </w:r>
+            <w:r>
+              <w:rPr>
+                <w:noProof/>
+                <w:webHidden/>
+              </w:rPr>
+              <w:instrText xml:space="preserve"> PAGEREF _Toc228966681 \h </w:instrText>
+            </w:r>
+            <w:r>
+              <w:rPr>
+                <w:noProof/>
+                <w:webHidden/>
+              </w:rPr>
+            </w:r>
+            <w:r>
+              <w:rPr>
+                <w:noProof/>
+                <w:webHidden/>
+              </w:rPr>
+              <w:fldChar w:fldCharType="separate"/>
+            </w:r>
+            <w:r>
+              <w:rPr>
+                <w:noProof/>
+                <w:webHidden/>
+              </w:rPr>
+              <w:t>4</w:t>
+            </w:r>
+            <w:r>
+              <w:rPr>
+                <w:noProof/>
+                <w:webHidden/>
+              </w:rPr>
+              <w:fldChar w:fldCharType="end"/>
+            </w:r>
+          </w:hyperlink>
+        </w:p>
+        <w:p>
+          <w:pPr>
+            <w:pStyle w:val="TOC2"/>
+            <w:tabs>
+              <w:tab w:val="right" w:leader="dot" w:pos="9062"/>
+            </w:tabs>
+            <w:rPr>
+              <w:rFonts w:eastAsiaTheme="minorEastAsia"/>
+              <w:noProof/>
+              <w:kern w:val="2"/>
+              <w:sz w:val="24"/>
+              <w:szCs w:val="24"/>
+              <w:lang w:eastAsia="hu-HU"/>
+              <w14:ligatures w14:val="standardContextual"/>
+            </w:rPr>
+          </w:pPr>
+          <w:hyperlink w:anchor="_Toc228966682" w:history="1">
+            <w:r>
+              <w:rPr>
+                <w:rStyle w:val="Hyperlink"/>
+                <w:rFonts w:ascii="Times New Roman" w:hAnsi="Times New Roman" w:cs="Times New Roman"/>
+                <w:noProof/>
+              </w:rPr>
+              <w:t>Szallitasicimek</w:t>
+            </w:r>
+            <w:r>
+              <w:rPr>
+                <w:noProof/>
+                <w:webHidden/>
+              </w:rPr>
+              <w:tab/>
+            </w:r>
+            <w:r>
+              <w:rPr>
+                <w:noProof/>
+                <w:webHidden/>
+              </w:rPr>
+              <w:fldChar w:fldCharType="begin"/>
+            </w:r>
+            <w:r>
+              <w:rPr>
+                <w:noProof/>
+                <w:webHidden/>
+              </w:rPr>
+              <w:instrText xml:space="preserve"> PAGEREF _Toc228966682 \h </w:instrText>
+            </w:r>
+            <w:r>
+              <w:rPr>
+                <w:noProof/>
+                <w:webHidden/>
+              </w:rPr>
+            </w:r>
+            <w:r>
+              <w:rPr>
+                <w:noProof/>
+                <w:webHidden/>
+              </w:rPr>
+              <w:fldChar w:fldCharType="separate"/>
+            </w:r>
+            <w:r>
+              <w:rPr>
+                <w:noProof/>
+                <w:webHidden/>
+              </w:rPr>
+              <w:t>4</w:t>
+            </w:r>
+            <w:r>
+              <w:rPr>
+                <w:noProof/>
+                <w:webHidden/>
+              </w:rPr>
+              <w:fldChar w:fldCharType="end"/>
+            </w:r>
+          </w:hyperlink>
+        </w:p>
+        <w:p>
+          <w:pPr>
+            <w:pStyle w:val="TOC2"/>
+            <w:tabs>
+              <w:tab w:val="right" w:leader="dot" w:pos="9062"/>
+            </w:tabs>
+            <w:rPr>
+              <w:rFonts w:eastAsiaTheme="minorEastAsia"/>
+              <w:noProof/>
+              <w:kern w:val="2"/>
+              <w:sz w:val="24"/>
+              <w:szCs w:val="24"/>
+              <w:lang w:eastAsia="hu-HU"/>
+              <w14:ligatures w14:val="standardContextual"/>
+            </w:rPr>
+          </w:pPr>
+          <w:hyperlink w:anchor="_Toc228966683" w:history="1">
+            <w:r>
+              <w:rPr>
+                <w:rStyle w:val="Hyperlink"/>
+                <w:rFonts w:ascii="Times New Roman" w:hAnsi="Times New Roman" w:cs="Times New Roman"/>
+                <w:noProof/>
+              </w:rPr>
+              <w:t>Rendeles</w:t>
+            </w:r>
+            <w:r>
+              <w:rPr>
+                <w:noProof/>
+                <w:webHidden/>
+              </w:rPr>
+              <w:tab/>
+            </w:r>
+            <w:r>
+              <w:rPr>
+                <w:noProof/>
+                <w:webHidden/>
+              </w:rPr>
+              <w:fldChar w:fldCharType="begin"/>
+            </w:r>
+            <w:r>
+              <w:rPr>
+                <w:noProof/>
+                <w:webHidden/>
+              </w:rPr>
+              <w:instrText xml:space="preserve"> PAGEREF _Toc228966683 \h </w:instrText>
+            </w:r>
+            <w:r>
+              <w:rPr>
+                <w:noProof/>
+                <w:webHidden/>
+              </w:rPr>
+            </w:r>
+            <w:r>
+              <w:rPr>
+                <w:noProof/>
+                <w:webHidden/>
+              </w:rPr>
+              <w:fldChar w:fldCharType="separate"/>
+            </w:r>
+            <w:r>
+              <w:rPr>
+                <w:noProof/>
+                <w:webHidden/>
+              </w:rPr>
+              <w:t>4</w:t>
+            </w:r>
+            <w:r>
+              <w:rPr>
+                <w:noProof/>
+                <w:webHidden/>
+              </w:rPr>
+              <w:fldChar w:fldCharType="end"/>
+            </w:r>
+          </w:hyperlink>
+        </w:p>
+        <w:p>
+          <w:pPr>
+            <w:pStyle w:val="TOC2"/>
+            <w:tabs>
+              <w:tab w:val="right" w:leader="dot" w:pos="9062"/>
+            </w:tabs>
+            <w:rPr>
+              <w:rFonts w:eastAsiaTheme="minorEastAsia"/>
+              <w:noProof/>
+              <w:kern w:val="2"/>
+              <w:sz w:val="24"/>
+              <w:szCs w:val="24"/>
+              <w:lang w:eastAsia="hu-HU"/>
+              <w14:ligatures w14:val="standardContextual"/>
+            </w:rPr>
+          </w:pPr>
+          <w:hyperlink w:anchor="_Toc228966684" w:history="1">
+            <w:r>
+              <w:rPr>
+                <w:rStyle w:val="Hyperlink"/>
+                <w:rFonts w:ascii="Times New Roman" w:hAnsi="Times New Roman" w:cs="Times New Roman"/>
+                <w:noProof/>
+              </w:rPr>
+              <w:t>Tetelek</w:t>
+            </w:r>
+            <w:r>
+              <w:rPr>
+                <w:noProof/>
+                <w:webHidden/>
+              </w:rPr>
+              <w:tab/>
+            </w:r>
+            <w:r>
+              <w:rPr>
+                <w:noProof/>
+                <w:webHidden/>
+              </w:rPr>
+              <w:fldChar w:fldCharType="begin"/>
+            </w:r>
+            <w:r>
+              <w:rPr>
+                <w:noProof/>
+                <w:webHidden/>
+              </w:rPr>
+              <w:instrText xml:space="preserve"> PAGEREF _Toc228966684 \h </w:instrText>
+            </w:r>
+            <w:r>
+              <w:rPr>
+                <w:noProof/>
+                <w:webHidden/>
+              </w:rPr>
+            </w:r>
+            <w:r>
+              <w:rPr>
+                <w:noProof/>
+                <w:webHidden/>
+              </w:rPr>
+              <w:fldChar w:fldCharType="separate"/>
+            </w:r>
+            <w:r>
+              <w:rPr>
+                <w:noProof/>
+                <w:webHidden/>
+              </w:rPr>
+              <w:t>5</w:t>
+            </w:r>
+            <w:r>
+              <w:rPr>
+                <w:noProof/>
+                <w:webHidden/>
+              </w:rPr>
+              <w:fldChar w:fldCharType="end"/>
+            </w:r>
+          </w:hyperlink>
+        </w:p>
+        <w:p>
+          <w:pPr>
+            <w:pStyle w:val="TOC2"/>
+            <w:tabs>
+              <w:tab w:val="right" w:leader="dot" w:pos="9062"/>
+            </w:tabs>
+            <w:rPr>
+              <w:rFonts w:eastAsiaTheme="minorEastAsia"/>
+              <w:noProof/>
+              <w:kern w:val="2"/>
+              <w:sz w:val="24"/>
+              <w:szCs w:val="24"/>
+              <w:lang w:eastAsia="hu-HU"/>
+              <w14:ligatures w14:val="standardContextual"/>
+            </w:rPr>
+          </w:pPr>
+          <w:hyperlink w:anchor="_Toc228966685" w:history="1">
+            <w:r>
+              <w:rPr>
+                <w:rStyle w:val="Hyperlink"/>
+                <w:rFonts w:ascii="Times New Roman" w:hAnsi="Times New Roman" w:cs="Times New Roman"/>
+                <w:noProof/>
+              </w:rPr>
+              <w:t>Termek</w:t>
+            </w:r>
+            <w:r>
+              <w:rPr>
+                <w:noProof/>
+                <w:webHidden/>
+              </w:rPr>
+              <w:tab/>
+            </w:r>
+            <w:r>
+              <w:rPr>
+                <w:noProof/>
+                <w:webHidden/>
+              </w:rPr>
+              <w:fldChar w:fldCharType="begin"/>
+            </w:r>
+            <w:r>
+              <w:rPr>
+                <w:noProof/>
+                <w:webHidden/>
+              </w:rPr>
+              <w:instrText xml:space="preserve"> PAGEREF _Toc228966685 \h </w:instrText>
+            </w:r>
+            <w:r>
+              <w:rPr>
+                <w:noProof/>
+                <w:webHidden/>
+              </w:rPr>
+            </w:r>
+            <w:r>
+              <w:rPr>
+                <w:noProof/>
+                <w:webHidden/>
+              </w:rPr>
+              <w:fldChar w:fldCharType="separate"/>
+            </w:r>
+            <w:r>
+              <w:rPr>
+                <w:noProof/>
+                <w:webHidden/>
+              </w:rPr>
+              <w:t>5</w:t>
+            </w:r>
+            <w:r>
+              <w:rPr>
+                <w:noProof/>
+                <w:webHidden/>
+              </w:rPr>
+              <w:fldChar w:fldCharType="end"/>
+            </w:r>
+          </w:hyperlink>
+        </w:p>
+        <w:p>
+          <w:pPr>
+            <w:pStyle w:val="TOC2"/>
+            <w:tabs>
+              <w:tab w:val="right" w:leader="dot" w:pos="9062"/>
+            </w:tabs>
+            <w:rPr>
+              <w:rFonts w:eastAsiaTheme="minorEastAsia"/>
+              <w:noProof/>
+              <w:kern w:val="2"/>
+              <w:sz w:val="24"/>
+              <w:szCs w:val="24"/>
+              <w:lang w:eastAsia="hu-HU"/>
+              <w14:ligatures w14:val="standardContextual"/>
+            </w:rPr>
+          </w:pPr>
+          <w:hyperlink w:anchor="_Toc228966686" w:history="1">
+            <w:r>
+              <w:rPr>
+                <w:rStyle w:val="Hyperlink"/>
+                <w:rFonts w:ascii="Times New Roman" w:hAnsi="Times New Roman" w:cs="Times New Roman"/>
+                <w:noProof/>
+              </w:rPr>
+              <w:t>Kategoria</w:t>
+            </w:r>
+            <w:r>
+              <w:rPr>
+                <w:noProof/>
+                <w:webHidden/>
+              </w:rPr>
+              <w:tab/>
+            </w:r>
+            <w:r>
+              <w:rPr>
+                <w:noProof/>
+                <w:webHidden/>
+              </w:rPr>
+              <w:fldChar w:fldCharType="begin"/>
+            </w:r>
+            <w:r>
+              <w:rPr>
+                <w:noProof/>
+                <w:webHidden/>
+              </w:rPr>
+              <w:instrText xml:space="preserve"> PAGEREF _Toc228966686 \h </w:instrText>
+            </w:r>
+            <w:r>
+              <w:rPr>
+                <w:noProof/>
+                <w:webHidden/>
+              </w:rPr>
+            </w:r>
+            <w:r>
+              <w:rPr>
+                <w:noProof/>
+                <w:webHidden/>
+              </w:rPr>
+              <w:fldChar w:fldCharType="separate"/>
+            </w:r>
+            <w:r>
+              <w:rPr>
+                <w:noProof/>
+                <w:webHidden/>
+              </w:rPr>
+              <w:t>5</w:t>
+            </w:r>
+            <w:r>
+              <w:rPr>
+                <w:noProof/>
+                <w:webHidden/>
+              </w:rPr>
+              <w:fldChar w:fldCharType="end"/>
+            </w:r>
+          </w:hyperlink>
+        </w:p>
+        <w:p>
+          <w:pPr>
+            <w:pStyle w:val="TOC2"/>
+            <w:tabs>
+              <w:tab w:val="right" w:leader="dot" w:pos="9062"/>
+            </w:tabs>
+            <w:rPr>
+              <w:rFonts w:eastAsiaTheme="minorEastAsia"/>
+              <w:noProof/>
+              <w:kern w:val="2"/>
+              <w:sz w:val="24"/>
+              <w:szCs w:val="24"/>
+              <w:lang w:eastAsia="hu-HU"/>
+              <w14:ligatures w14:val="standardContextual"/>
+            </w:rPr>
+          </w:pPr>
+          <w:hyperlink w:anchor="_Toc228966687" w:history="1">
+            <w:r>
+              <w:rPr>
+                <w:rStyle w:val="Hyperlink"/>
+                <w:rFonts w:ascii="Times New Roman" w:hAnsi="Times New Roman" w:cs="Times New Roman"/>
+                <w:noProof/>
+              </w:rPr>
+              <w:t>Learazas</w:t>
+            </w:r>
+            <w:r>
+              <w:rPr>
+                <w:noProof/>
+                <w:webHidden/>
+              </w:rPr>
+              <w:tab/>
+            </w:r>
+            <w:r>
+              <w:rPr>
+                <w:noProof/>
+                <w:webHidden/>
+              </w:rPr>
+              <w:fldChar w:fldCharType="begin"/>
+            </w:r>
+            <w:r>
+              <w:rPr>
+                <w:noProof/>
+                <w:webHidden/>
+              </w:rPr>
+              <w:instrText xml:space="preserve"> PAGEREF _Toc228966687 \h </w:instrText>
+            </w:r>
+            <w:r>
+              <w:rPr>
+                <w:noProof/>
+                <w:webHidden/>
+              </w:rPr>
+            </w:r>
+            <w:r>
+              <w:rPr>
+                <w:noProof/>
+                <w:webHidden/>
+              </w:rPr>
+              <w:fldChar w:fldCharType="separate"/>
+            </w:r>
+            <w:r>
+              <w:rPr>
+                <w:noProof/>
+                <w:webHidden/>
+              </w:rPr>
+              <w:t>5</w:t>
+            </w:r>
+            <w:r>
+              <w:rPr>
+                <w:noProof/>
+                <w:webHidden/>
+              </w:rPr>
+              <w:fldChar w:fldCharType="end"/>
+            </w:r>
+          </w:hyperlink>
+        </w:p>
+        <w:p>
+          <w:pPr>
+            <w:pStyle w:val="TOC2"/>
+            <w:tabs>
+              <w:tab w:val="right" w:leader="dot" w:pos="9062"/>
+            </w:tabs>
+            <w:rPr>
+              <w:rFonts w:eastAsiaTheme="minorEastAsia"/>
+              <w:noProof/>
+              <w:kern w:val="2"/>
+              <w:sz w:val="24"/>
+              <w:szCs w:val="24"/>
+              <w:lang w:eastAsia="hu-HU"/>
+              <w14:ligatures w14:val="standardContextual"/>
+            </w:rPr>
+          </w:pPr>
+          <w:hyperlink w:anchor="_Toc228966688" w:history="1">
+            <w:r>
+              <w:rPr>
+                <w:rStyle w:val="Hyperlink"/>
+                <w:rFonts w:ascii="Times New Roman" w:hAnsi="Times New Roman" w:cs="Times New Roman"/>
+                <w:noProof/>
+              </w:rPr>
+              <w:t>Szoveg</w:t>
+            </w:r>
+            <w:r>
+              <w:rPr>
+                <w:noProof/>
+                <w:webHidden/>
+              </w:rPr>
+              <w:tab/>
+            </w:r>
+            <w:r>
+              <w:rPr>
+                <w:noProof/>
+                <w:webHidden/>
+              </w:rPr>
+              <w:fldChar w:fldCharType="begin"/>
+            </w:r>
+            <w:r>
+              <w:rPr>
+                <w:noProof/>
+                <w:webHidden/>
+              </w:rPr>
+              <w:instrText xml:space="preserve"> PAGEREF _Toc228966688 \h </w:instrText>
+            </w:r>
+            <w:r>
+              <w:rPr>
+                <w:noProof/>
+                <w:webHidden/>
+              </w:rPr>
+            </w:r>
+            <w:r>
+              <w:rPr>
+                <w:noProof/>
+                <w:webHidden/>
+              </w:rPr>
+              <w:fldChar w:fldCharType="separate"/>
+            </w:r>
+            <w:r>
+              <w:rPr>
+                <w:noProof/>
+                <w:webHidden/>
+              </w:rPr>
+              <w:t>5</w:t>
+            </w:r>
+            <w:r>
+              <w:rPr>
+                <w:noProof/>
+                <w:webHidden/>
+              </w:rPr>
+              <w:fldChar w:fldCharType="end"/>
+            </w:r>
+          </w:hyperlink>
+        </w:p>
+        <w:p>
+          <w:pPr>
+            <w:pStyle w:val="TOC2"/>
+            <w:tabs>
+              <w:tab w:val="right" w:leader="dot" w:pos="9062"/>
+            </w:tabs>
+            <w:rPr>
+              <w:rFonts w:eastAsiaTheme="minorEastAsia"/>
+              <w:noProof/>
+              <w:kern w:val="2"/>
+              <w:sz w:val="24"/>
+              <w:szCs w:val="24"/>
+              <w:lang w:eastAsia="hu-HU"/>
+              <w14:ligatures w14:val="standardContextual"/>
+            </w:rPr>
+          </w:pPr>
+          <w:hyperlink w:anchor="_Toc228966689" w:history="1">
+            <w:r>
+              <w:rPr>
+                <w:rStyle w:val="Hyperlink"/>
+                <w:rFonts w:ascii="Times New Roman" w:hAnsi="Times New Roman" w:cs="Times New Roman"/>
+                <w:noProof/>
+              </w:rPr>
+              <w:t>Jelszo_visszaallitas</w:t>
+            </w:r>
+            <w:r>
+              <w:rPr>
+                <w:noProof/>
+                <w:webHidden/>
+              </w:rPr>
+              <w:tab/>
+            </w:r>
+            <w:r>
+              <w:rPr>
+                <w:noProof/>
+                <w:webHidden/>
+              </w:rPr>
+              <w:fldChar w:fldCharType="begin"/>
+            </w:r>
+            <w:r>
+              <w:rPr>
+                <w:noProof/>
+                <w:webHidden/>
+              </w:rPr>
+              <w:instrText xml:space="preserve"> PAGEREF _Toc228966689 \h </w:instrText>
+            </w:r>
+            <w:r>
+              <w:rPr>
+                <w:noProof/>
+                <w:webHidden/>
+              </w:rPr>
+            </w:r>
+            <w:r>
+              <w:rPr>
+                <w:noProof/>
+                <w:webHidden/>
+              </w:rPr>
+              <w:fldChar w:fldCharType="separate"/>
+            </w:r>
+            <w:r>
+              <w:rPr>
+                <w:noProof/>
+                <w:webHidden/>
+              </w:rPr>
+              <w:t>5</w:t>
+            </w:r>
+            <w:r>
+              <w:rPr>
+                <w:noProof/>
+                <w:webHidden/>
+              </w:rPr>
+              <w:fldChar w:fldCharType="end"/>
+            </w:r>
+          </w:hyperlink>
+        </w:p>
+        <w:p>
+          <w:pPr>
+            <w:pStyle w:val="TOC1"/>
+            <w:tabs>
+              <w:tab w:val="right" w:leader="dot" w:pos="9062"/>
+            </w:tabs>
+            <w:rPr>
+              <w:rFonts w:eastAsiaTheme="minorEastAsia"/>
+              <w:noProof/>
+              <w:kern w:val="2"/>
+              <w:sz w:val="24"/>
+              <w:szCs w:val="24"/>
+              <w:lang w:eastAsia="hu-HU"/>
+              <w14:ligatures w14:val="standardContextual"/>
+            </w:rPr>
+          </w:pPr>
+          <w:hyperlink w:anchor="_Toc228966690" w:history="1">
+            <w:r>
+              <w:rPr>
+                <w:rStyle w:val="Hyperlink"/>
+                <w:rFonts w:ascii="Times New Roman" w:hAnsi="Times New Roman" w:cs="Times New Roman"/>
+                <w:b/>
+                <w:bCs/>
+                <w:noProof/>
+              </w:rPr>
+              <w:t>Részletes feladatspecifikáció:</w:t>
+            </w:r>
+            <w:r>
+              <w:rPr>
+                <w:noProof/>
+                <w:webHidden/>
+              </w:rPr>
+              <w:tab/>
+            </w:r>
+            <w:r>
+              <w:rPr>
+                <w:noProof/>
+                <w:webHidden/>
+              </w:rPr>
+              <w:fldChar w:fldCharType="begin"/>
+            </w:r>
+            <w:r>
+              <w:rPr>
+                <w:noProof/>
+                <w:webHidden/>
+              </w:rPr>
+              <w:instrText xml:space="preserve"> PAGEREF _Toc228966690 \h </w:instrText>
+            </w:r>
+            <w:r>
+              <w:rPr>
+                <w:noProof/>
+                <w:webHidden/>
+              </w:rPr>
+            </w:r>
+            <w:r>
+              <w:rPr>
+                <w:noProof/>
+                <w:webHidden/>
+              </w:rPr>
+              <w:fldChar w:fldCharType="separate"/>
+            </w:r>
+            <w:r>
+              <w:rPr>
+                <w:noProof/>
+                <w:webHidden/>
+              </w:rPr>
+              <w:t>6</w:t>
+            </w:r>
+            <w:r>
+              <w:rPr>
+                <w:noProof/>
+                <w:webHidden/>
+              </w:rPr>
+              <w:fldChar w:fldCharType="end"/>
+            </w:r>
+          </w:hyperlink>
+        </w:p>
+        <w:p>
+          <w:pPr>
+            <w:pStyle w:val="TOC2"/>
+            <w:tabs>
+              <w:tab w:val="right" w:leader="dot" w:pos="9062"/>
+            </w:tabs>
+            <w:rPr>
+              <w:rFonts w:eastAsiaTheme="minorEastAsia"/>
+              <w:noProof/>
+              <w:kern w:val="2"/>
+              <w:sz w:val="24"/>
+              <w:szCs w:val="24"/>
+              <w:lang w:eastAsia="hu-HU"/>
+              <w14:ligatures w14:val="standardContextual"/>
+            </w:rPr>
+          </w:pPr>
+          <w:hyperlink w:anchor="_Toc228966691" w:history="1">
+            <w:r>
+              <w:rPr>
+                <w:rStyle w:val="Hyperlink"/>
+                <w:rFonts w:ascii="Times New Roman" w:hAnsi="Times New Roman" w:cs="Times New Roman"/>
+                <w:noProof/>
+              </w:rPr>
+              <w:t>A bejelentkezés működése elvei:</w:t>
+            </w:r>
+            <w:r>
+              <w:rPr>
+                <w:noProof/>
+                <w:webHidden/>
+              </w:rPr>
+              <w:tab/>
+            </w:r>
+            <w:r>
+              <w:rPr>
+                <w:noProof/>
+                <w:webHidden/>
+              </w:rPr>
+              <w:fldChar w:fldCharType="begin"/>
+            </w:r>
+            <w:r>
+              <w:rPr>
+                <w:noProof/>
+                <w:webHidden/>
+              </w:rPr>
+              <w:instrText xml:space="preserve"> PAGEREF _Toc228966691 \h </w:instrText>
+            </w:r>
+            <w:r>
+              <w:rPr>
+                <w:noProof/>
+                <w:webHidden/>
+              </w:rPr>
+            </w:r>
+            <w:r>
+              <w:rPr>
+                <w:noProof/>
+                <w:webHidden/>
+              </w:rPr>
+              <w:fldChar w:fldCharType="separate"/>
+            </w:r>
+            <w:r>
+              <w:rPr>
+                <w:noProof/>
+                <w:webHidden/>
+              </w:rPr>
+              <w:t>6</w:t>
+            </w:r>
+            <w:r>
+              <w:rPr>
+                <w:noProof/>
+                <w:webHidden/>
+              </w:rPr>
+              <w:fldChar w:fldCharType="end"/>
+            </w:r>
+          </w:hyperlink>
+        </w:p>
+        <w:p>
+          <w:pPr>
+            <w:pStyle w:val="TOC2"/>
+            <w:tabs>
+              <w:tab w:val="right" w:leader="dot" w:pos="9062"/>
+            </w:tabs>
+            <w:rPr>
+              <w:rFonts w:eastAsiaTheme="minorEastAsia"/>
+              <w:noProof/>
+              <w:kern w:val="2"/>
+              <w:sz w:val="24"/>
+              <w:szCs w:val="24"/>
+              <w:lang w:eastAsia="hu-HU"/>
+              <w14:ligatures w14:val="standardContextual"/>
+            </w:rPr>
+          </w:pPr>
+          <w:hyperlink w:anchor="_Toc228966692" w:history="1">
+            <w:r>
+              <w:rPr>
+                <w:rStyle w:val="Hyperlink"/>
+                <w:rFonts w:ascii="Times New Roman" w:hAnsi="Times New Roman" w:cs="Times New Roman"/>
+                <w:noProof/>
+              </w:rPr>
+              <w:t>Kosárba adás működési elvei:</w:t>
+            </w:r>
+            <w:r>
+              <w:rPr>
+                <w:noProof/>
+                <w:webHidden/>
+              </w:rPr>
+              <w:tab/>
+            </w:r>
+            <w:r>
+              <w:rPr>
+                <w:noProof/>
+                <w:webHidden/>
+              </w:rPr>
+              <w:fldChar w:fldCharType="begin"/>
+            </w:r>
+            <w:r>
+              <w:rPr>
+                <w:noProof/>
+                <w:webHidden/>
+              </w:rPr>
+              <w:instrText xml:space="preserve"> PAGEREF _Toc228966692 \h </w:instrText>
+            </w:r>
+            <w:r>
+              <w:rPr>
+                <w:noProof/>
+                <w:webHidden/>
+              </w:rPr>
+            </w:r>
+            <w:r>
+              <w:rPr>
+                <w:noProof/>
+                <w:webHidden/>
+              </w:rPr>
+              <w:fldChar w:fldCharType="separate"/>
+            </w:r>
+            <w:r>
+              <w:rPr>
+                <w:noProof/>
+                <w:webHidden/>
+              </w:rPr>
+              <w:t>9</w:t>
+            </w:r>
+            <w:r>
+              <w:rPr>
+                <w:noProof/>
+                <w:webHidden/>
+              </w:rPr>
+              <w:fldChar w:fldCharType="end"/>
+            </w:r>
+          </w:hyperlink>
+        </w:p>
+        <w:p>
+          <w:pPr>
+            <w:pStyle w:val="TOC1"/>
+            <w:tabs>
+              <w:tab w:val="right" w:leader="dot" w:pos="9062"/>
+            </w:tabs>
+            <w:rPr>
+              <w:rFonts w:eastAsiaTheme="minorEastAsia"/>
+              <w:noProof/>
+              <w:kern w:val="2"/>
+              <w:sz w:val="24"/>
+              <w:szCs w:val="24"/>
+              <w:lang w:eastAsia="hu-HU"/>
+              <w14:ligatures w14:val="standardContextual"/>
+            </w:rPr>
+          </w:pPr>
+          <w:hyperlink w:anchor="_Toc228966693" w:history="1">
+            <w:r>
+              <w:rPr>
+                <w:rStyle w:val="Hyperlink"/>
+                <w:rFonts w:ascii="Times New Roman" w:hAnsi="Times New Roman" w:cs="Times New Roman"/>
+                <w:b/>
+                <w:bCs/>
+                <w:noProof/>
+              </w:rPr>
+              <w:t>Tesztelési dokumentáció:</w:t>
+            </w:r>
+            <w:r>
+              <w:rPr>
+                <w:noProof/>
+                <w:webHidden/>
+              </w:rPr>
+              <w:tab/>
+            </w:r>
+            <w:r>
+              <w:rPr>
+                <w:noProof/>
+                <w:webHidden/>
+              </w:rPr>
+              <w:fldChar w:fldCharType="begin"/>
+            </w:r>
+            <w:r>
+              <w:rPr>
+                <w:noProof/>
+                <w:webHidden/>
+              </w:rPr>
+              <w:instrText xml:space="preserve"> PAGEREF _Toc228966693 \h </w:instrText>
+            </w:r>
+            <w:r>
+              <w:rPr>
+                <w:noProof/>
+                <w:webHidden/>
+              </w:rPr>
+            </w:r>
+            <w:r>
+              <w:rPr>
+                <w:noProof/>
+                <w:webHidden/>
+              </w:rPr>
+              <w:fldChar w:fldCharType="separate"/>
+            </w:r>
+            <w:r>
+              <w:rPr>
+                <w:noProof/>
+                <w:webHidden/>
+              </w:rPr>
+              <w:t>10</w:t>
+            </w:r>
+            <w:r>
+              <w:rPr>
+                <w:noProof/>
+                <w:webHidden/>
+              </w:rPr>
+              <w:fldChar w:fldCharType="end"/>
+            </w:r>
+          </w:hyperlink>
+        </w:p>
+        <w:p>
+          <w:pPr>
+            <w:pStyle w:val="TOC2"/>
+            <w:tabs>
+              <w:tab w:val="right" w:leader="dot" w:pos="9062"/>
+            </w:tabs>
+            <w:rPr>
+              <w:rFonts w:eastAsiaTheme="minorEastAsia"/>
+              <w:noProof/>
+              <w:kern w:val="2"/>
+              <w:sz w:val="24"/>
+              <w:szCs w:val="24"/>
+              <w:lang w:eastAsia="hu-HU"/>
+              <w14:ligatures w14:val="standardContextual"/>
+            </w:rPr>
+          </w:pPr>
+          <w:hyperlink w:anchor="_Toc228966694" w:history="1">
+            <w:r>
+              <w:rPr>
+                <w:rStyle w:val="Hyperlink"/>
+                <w:rFonts w:ascii="Times New Roman" w:hAnsi="Times New Roman" w:cs="Times New Roman"/>
+                <w:noProof/>
+              </w:rPr>
+              <w:t>Frontend:</w:t>
+            </w:r>
+            <w:r>
+              <w:rPr>
+                <w:noProof/>
+                <w:webHidden/>
+              </w:rPr>
+              <w:tab/>
+            </w:r>
+            <w:r>
+              <w:rPr>
+                <w:noProof/>
+                <w:webHidden/>
+              </w:rPr>
+              <w:fldChar w:fldCharType="begin"/>
+            </w:r>
+            <w:r>
+              <w:rPr>
+                <w:noProof/>
+                <w:webHidden/>
+              </w:rPr>
+              <w:instrText xml:space="preserve"> PAGEREF _Toc228966694 \h </w:instrText>
+            </w:r>
+            <w:r>
+              <w:rPr>
+                <w:noProof/>
+                <w:webHidden/>
+              </w:rPr>
+            </w:r>
+            <w:r>
+              <w:rPr>
+                <w:noProof/>
+                <w:webHidden/>
+              </w:rPr>
+              <w:fldChar w:fldCharType="separate"/>
+            </w:r>
+            <w:r>
+              <w:rPr>
+                <w:noProof/>
+                <w:webHidden/>
+              </w:rPr>
+              <w:t>10</w:t>
+            </w:r>
+            <w:r>
+              <w:rPr>
+                <w:noProof/>
+                <w:webHidden/>
+              </w:rPr>
+              <w:fldChar w:fldCharType="end"/>
+            </w:r>
+          </w:hyperlink>
+        </w:p>
+        <w:p>
+          <w:pPr>
+            <w:pStyle w:val="TOC2"/>
+            <w:tabs>
+              <w:tab w:val="right" w:leader="dot" w:pos="9062"/>
+            </w:tabs>
+            <w:rPr>
+              <w:rFonts w:eastAsiaTheme="minorEastAsia"/>
+              <w:noProof/>
+              <w:kern w:val="2"/>
+              <w:sz w:val="24"/>
+              <w:szCs w:val="24"/>
+              <w:lang w:eastAsia="hu-HU"/>
+              <w14:ligatures w14:val="standardContextual"/>
+            </w:rPr>
+          </w:pPr>
+          <w:hyperlink w:anchor="_Toc228966695" w:history="1">
+            <w:r>
+              <w:rPr>
+                <w:rStyle w:val="Hyperlink"/>
+                <w:rFonts w:ascii="Times New Roman" w:hAnsi="Times New Roman" w:cs="Times New Roman"/>
+                <w:noProof/>
+              </w:rPr>
+              <w:t>Backend:</w:t>
+            </w:r>
+            <w:r>
+              <w:rPr>
+                <w:noProof/>
+                <w:webHidden/>
+              </w:rPr>
+              <w:tab/>
+            </w:r>
+            <w:r>
+              <w:rPr>
+                <w:noProof/>
+                <w:webHidden/>
+              </w:rPr>
+              <w:fldChar w:fldCharType="begin"/>
+            </w:r>
+            <w:r>
+              <w:rPr>
+                <w:noProof/>
+                <w:webHidden/>
+              </w:rPr>
+              <w:instrText xml:space="preserve"> PAGEREF _Toc228966695 \h </w:instrText>
+            </w:r>
+            <w:r>
+              <w:rPr>
+                <w:noProof/>
+                <w:webHidden/>
+              </w:rPr>
+            </w:r>
+            <w:r>
+              <w:rPr>
+                <w:noProof/>
+                <w:webHidden/>
+              </w:rPr>
+              <w:fldChar w:fldCharType="separate"/>
+            </w:r>
+            <w:r>
+              <w:rPr>
+                <w:noProof/>
+                <w:webHidden/>
+              </w:rPr>
+              <w:t>13</w:t>
+            </w:r>
+            <w:r>
+              <w:rPr>
+                <w:noProof/>
+                <w:webHidden/>
+              </w:rPr>
+              <w:fldChar w:fldCharType="end"/>
+            </w:r>
+          </w:hyperlink>
+        </w:p>
+        <w:p>
+          <w:pPr>
+            <w:pStyle w:val="TOC1"/>
+            <w:tabs>
+              <w:tab w:val="right" w:leader="dot" w:pos="9062"/>
+            </w:tabs>
+            <w:rPr>
+              <w:rFonts w:eastAsiaTheme="minorEastAsia"/>
+              <w:noProof/>
+              <w:kern w:val="2"/>
+              <w:sz w:val="24"/>
+              <w:szCs w:val="24"/>
+              <w:lang w:eastAsia="hu-HU"/>
+              <w14:ligatures w14:val="standardContextual"/>
+            </w:rPr>
+          </w:pPr>
+          <w:hyperlink w:anchor="_Toc228966696" w:history="1">
+            <w:r>
+              <w:rPr>
+                <w:rStyle w:val="Hyperlink"/>
+                <w:rFonts w:ascii="Times New Roman" w:hAnsi="Times New Roman" w:cs="Times New Roman"/>
+                <w:b/>
+                <w:bCs/>
+                <w:noProof/>
+              </w:rPr>
+              <w:t>Továbbfejlesztési lehetőségek:</w:t>
+            </w:r>
+            <w:r>
+              <w:rPr>
+                <w:noProof/>
+                <w:webHidden/>
+              </w:rPr>
+              <w:tab/>
+            </w:r>
+            <w:r>
+              <w:rPr>
+                <w:noProof/>
+                <w:webHidden/>
+              </w:rPr>
+              <w:fldChar w:fldCharType="begin"/>
+            </w:r>
+            <w:r>
+              <w:rPr>
+                <w:noProof/>
+                <w:webHidden/>
+              </w:rPr>
+              <w:instrText xml:space="preserve"> PAGEREF _Toc228966696 \h </w:instrText>
+            </w:r>
+            <w:r>
+              <w:rPr>
+                <w:noProof/>
+                <w:webHidden/>
+              </w:rPr>
+            </w:r>
+            <w:r>
+              <w:rPr>
+                <w:noProof/>
+                <w:webHidden/>
+              </w:rPr>
+              <w:fldChar w:fldCharType="separate"/>
+            </w:r>
+            <w:r>
+              <w:rPr>
+                <w:noProof/>
+                <w:webHidden/>
+              </w:rPr>
+              <w:t>14</w:t>
+            </w:r>
+            <w:r>
+              <w:rPr>
+                <w:noProof/>
+                <w:webHidden/>
+              </w:rPr>
+              <w:fldChar w:fldCharType="end"/>
+            </w:r>
+          </w:hyperlink>
+        </w:p>
+        <w:p>
+          <w:pPr>
+            <w:pStyle w:val="TOC1"/>
+            <w:tabs>
+              <w:tab w:val="right" w:leader="dot" w:pos="9062"/>
+            </w:tabs>
+            <w:rPr>
+              <w:rFonts w:eastAsiaTheme="minorEastAsia"/>
+              <w:noProof/>
+              <w:kern w:val="2"/>
+              <w:sz w:val="24"/>
+              <w:szCs w:val="24"/>
+              <w:lang w:eastAsia="hu-HU"/>
+              <w14:ligatures w14:val="standardContextual"/>
+            </w:rPr>
+          </w:pPr>
+          <w:hyperlink w:anchor="_Toc228966697" w:history="1">
+            <w:r>
+              <w:rPr>
+                <w:rStyle w:val="Hyperlink"/>
+                <w:rFonts w:ascii="Times New Roman" w:hAnsi="Times New Roman" w:cs="Times New Roman"/>
+                <w:b/>
+                <w:bCs/>
+                <w:noProof/>
+              </w:rPr>
+              <w:t>Forrásmegjelölő, irodalomjegyzék:</w:t>
+            </w:r>
+            <w:r>
+              <w:rPr>
+                <w:noProof/>
+                <w:webHidden/>
+              </w:rPr>
+              <w:tab/>
+            </w:r>
+            <w:r>
+              <w:rPr>
+                <w:noProof/>
+                <w:webHidden/>
+              </w:rPr>
+              <w:fldChar w:fldCharType="begin"/>
+            </w:r>
+            <w:r>
+              <w:rPr>
+                <w:noProof/>
+                <w:webHidden/>
+              </w:rPr>
+              <w:instrText xml:space="preserve"> PAGEREF _Toc228966697 \h </w:instrText>
+            </w:r>
+            <w:r>
+              <w:rPr>
+                <w:noProof/>
+                <w:webHidden/>
+              </w:rPr>
+            </w:r>
+            <w:r>
+              <w:rPr>
+                <w:noProof/>
+                <w:webHidden/>
+              </w:rPr>
+              <w:fldChar w:fldCharType="separate"/>
+            </w:r>
+            <w:r>
+              <w:rPr>
+                <w:noProof/>
+                <w:webHidden/>
+              </w:rPr>
+              <w:t>15</w:t>
+            </w:r>
+            <w:r>
+              <w:rPr>
+                <w:noProof/>
+                <w:webHidden/>
+              </w:rPr>
+              <w:fldChar w:fldCharType="end"/>
+            </w:r>
+          </w:hyperlink>
+        </w:p>
+        <w:p>
+          <w:pPr>
+            <w:rPr>
+              <w:rFonts w:ascii="Times New Roman" w:hAnsi="Times New Roman" w:cs="Times New Roman"/>
+            </w:rPr>
+          </w:pPr>
+          <w:r>
+            <w:rPr>
+              <w:rFonts w:ascii="Times New Roman" w:hAnsi="Times New Roman" w:cs="Times New Roman"/>
+              <w:b/>
+              <w:bCs/>
+            </w:rPr>
+            <w:fldChar w:fldCharType="end"/>
+          </w:r>
+        </w:p>
+      </w:sdtContent>
+    </w:sdt>
+    <w:p>
+      <w:pPr>
+        <w:rPr>
+          <w:rFonts w:ascii="Times New Roman" w:eastAsiaTheme="majorEastAsia" w:hAnsi="Times New Roman" w:cs="Times New Roman"/>
           <w:b/>
           <w:bCs/>
+          <w:sz w:val="32"/>
+          <w:szCs w:val="32"/>
+        </w:rPr>
+      </w:pPr>
+      <w:r>
+        <w:rPr>
+          <w:rFonts w:ascii="Times New Roman" w:hAnsi="Times New Roman" w:cs="Times New Roman"/>
+          <w:b/>
+          <w:bCs/>
+        </w:rPr>
+        <w:br w:type="page"/>
+      </w:r>
+    </w:p>
+    <w:p>
+      <w:pPr>
+        <w:pStyle w:val="Heading1"/>
+        <w:rPr>
+          <w:rFonts w:ascii="Times New Roman" w:hAnsi="Times New Roman" w:cs="Times New Roman"/>
+          <w:b/>
+          <w:bCs/>
+        </w:rPr>
+      </w:pPr>
+      <w:bookmarkStart w:id="0" w:name="_Toc228966677"/>
+      <w:r>
+        <w:rPr>
+          <w:rFonts w:ascii="Times New Roman" w:hAnsi="Times New Roman" w:cs="Times New Roman"/>
+          <w:b/>
+          <w:bCs/>
         </w:rPr>
         <w:lastRenderedPageBreak/>
         <w:t>Témaválasztás indoklása:</w:t>
       </w:r>
+      <w:bookmarkEnd w:id="0"/>
     </w:p>
     <w:p>
       <w:pPr>
@@ -651,7 +2323,7 @@
     </w:p>
     <w:p>
       <w:pPr>
-        <w:pStyle w:val="NormlWeb"/>
+        <w:pStyle w:val="NormalWeb"/>
       </w:pPr>
       <w:r>
         <w:t>Összességében azért választottuk ezt a témát, mert komplex feladatként jól bemutatja a tudásunkat, miközben egy kézzelfogható, saját készítésű eredményt hoztunk létre</w:t>
@@ -665,13 +2337,14 @@
     </w:p>
     <w:p>
       <w:pPr>
-        <w:pStyle w:val="Cmsor1"/>
+        <w:pStyle w:val="Heading1"/>
         <w:rPr>
           <w:rFonts w:ascii="Times New Roman" w:hAnsi="Times New Roman" w:cs="Times New Roman"/>
           <w:b/>
           <w:bCs/>
         </w:rPr>
       </w:pPr>
+      <w:bookmarkStart w:id="1" w:name="_Toc228966678"/>
       <w:r>
         <w:rPr>
           <w:rFonts w:ascii="Times New Roman" w:hAnsi="Times New Roman" w:cs="Times New Roman"/>
@@ -680,10 +2353,11 @@
         </w:rPr>
         <w:t>Alkalmazott fejlesztői eszközök:</w:t>
       </w:r>
-    </w:p>
-    <w:p>
-      <w:pPr>
-        <w:pStyle w:val="Listaszerbekezds"/>
+      <w:bookmarkEnd w:id="1"/>
+    </w:p>
+    <w:p>
+      <w:pPr>
+        <w:pStyle w:val="ListParagraph"/>
         <w:numPr>
           <w:ilvl w:val="0"/>
           <w:numId w:val="1"/>
@@ -705,7 +2379,7 @@
     </w:p>
     <w:p>
       <w:pPr>
-        <w:pStyle w:val="Listaszerbekezds"/>
+        <w:pStyle w:val="ListParagraph"/>
         <w:numPr>
           <w:ilvl w:val="0"/>
           <w:numId w:val="1"/>
@@ -727,7 +2401,7 @@
     </w:p>
     <w:p>
       <w:pPr>
-        <w:pStyle w:val="Listaszerbekezds"/>
+        <w:pStyle w:val="ListParagraph"/>
         <w:numPr>
           <w:ilvl w:val="0"/>
           <w:numId w:val="1"/>
@@ -749,7 +2423,7 @@
     </w:p>
     <w:p>
       <w:pPr>
-        <w:pStyle w:val="Listaszerbekezds"/>
+        <w:pStyle w:val="ListParagraph"/>
         <w:numPr>
           <w:ilvl w:val="0"/>
           <w:numId w:val="1"/>
@@ -771,7 +2445,7 @@
     </w:p>
     <w:p>
       <w:pPr>
-        <w:pStyle w:val="Listaszerbekezds"/>
+        <w:pStyle w:val="ListParagraph"/>
         <w:numPr>
           <w:ilvl w:val="0"/>
           <w:numId w:val="1"/>
@@ -793,7 +2467,7 @@
     </w:p>
     <w:p>
       <w:pPr>
-        <w:pStyle w:val="Listaszerbekezds"/>
+        <w:pStyle w:val="ListParagraph"/>
         <w:numPr>
           <w:ilvl w:val="0"/>
           <w:numId w:val="1"/>
@@ -815,7 +2489,7 @@
     </w:p>
     <w:p>
       <w:pPr>
-        <w:pStyle w:val="Listaszerbekezds"/>
+        <w:pStyle w:val="ListParagraph"/>
         <w:numPr>
           <w:ilvl w:val="0"/>
           <w:numId w:val="1"/>
@@ -837,7 +2511,7 @@
     </w:p>
     <w:p>
       <w:pPr>
-        <w:pStyle w:val="Listaszerbekezds"/>
+        <w:pStyle w:val="ListParagraph"/>
         <w:numPr>
           <w:ilvl w:val="0"/>
           <w:numId w:val="1"/>
@@ -859,7 +2533,7 @@
     </w:p>
     <w:p>
       <w:pPr>
-        <w:pStyle w:val="Listaszerbekezds"/>
+        <w:pStyle w:val="ListParagraph"/>
         <w:numPr>
           <w:ilvl w:val="0"/>
           <w:numId w:val="1"/>
@@ -881,7 +2555,7 @@
     </w:p>
     <w:p>
       <w:pPr>
-        <w:pStyle w:val="Listaszerbekezds"/>
+        <w:pStyle w:val="ListParagraph"/>
         <w:numPr>
           <w:ilvl w:val="0"/>
           <w:numId w:val="1"/>
@@ -903,7 +2577,7 @@
     </w:p>
     <w:p>
       <w:pPr>
-        <w:pStyle w:val="Listaszerbekezds"/>
+        <w:pStyle w:val="ListParagraph"/>
         <w:numPr>
           <w:ilvl w:val="0"/>
           <w:numId w:val="1"/>
@@ -925,7 +2599,7 @@
     </w:p>
     <w:p>
       <w:pPr>
-        <w:pStyle w:val="Listaszerbekezds"/>
+        <w:pStyle w:val="ListParagraph"/>
         <w:numPr>
           <w:ilvl w:val="0"/>
           <w:numId w:val="1"/>
@@ -947,7 +2621,7 @@
     </w:p>
     <w:p>
       <w:pPr>
-        <w:pStyle w:val="Listaszerbekezds"/>
+        <w:pStyle w:val="ListParagraph"/>
         <w:numPr>
           <w:ilvl w:val="0"/>
           <w:numId w:val="1"/>
@@ -974,11 +2648,11 @@
         </w:rPr>
         <w:t>PHP-JWT (</w:t>
       </w:r>
-      <w:hyperlink r:id="rId5" w:history="1">
+      <w:hyperlink r:id="rId8" w:history="1">
         <w:r>
           <w:rPr>
-            <w:rStyle w:val="Hiperhivatkozs"/>
-            <w:rFonts w:ascii="Segoe UI" w:hAnsi="Segoe UI" w:cs="Segoe UI"/>
+            <w:rStyle w:val="Hyperlink"/>
+            <w:rFonts w:ascii="Times New Roman" w:hAnsi="Times New Roman" w:cs="Times New Roman"/>
             <w:color w:val="0969DA"/>
             <w:shd w:val="clear" w:color="auto" w:fill="FFFFFF"/>
           </w:rPr>
@@ -986,18 +2660,22 @@
         </w:r>
       </w:hyperlink>
       <w:r>
+        <w:rPr>
+          <w:rFonts w:ascii="Times New Roman" w:hAnsi="Times New Roman" w:cs="Times New Roman"/>
+        </w:rPr>
         <w:t>)</w:t>
       </w:r>
     </w:p>
     <w:p>
       <w:pPr>
-        <w:pStyle w:val="Cmsor1"/>
+        <w:pStyle w:val="Heading1"/>
         <w:rPr>
           <w:rFonts w:ascii="Times New Roman" w:hAnsi="Times New Roman" w:cs="Times New Roman"/>
           <w:b/>
           <w:bCs/>
         </w:rPr>
       </w:pPr>
+      <w:bookmarkStart w:id="2" w:name="_Toc228966679"/>
       <w:r>
         <w:rPr>
           <w:rFonts w:ascii="Times New Roman" w:hAnsi="Times New Roman" w:cs="Times New Roman"/>
@@ -1006,6 +2684,7 @@
         </w:rPr>
         <w:t>Adatmodell leírása:</w:t>
       </w:r>
+      <w:bookmarkEnd w:id="2"/>
     </w:p>
     <w:p>
       <w:pPr>
@@ -1041,13 +2720,19 @@
       </w:r>
     </w:p>
     <w:p>
-      <w:r>
-        <w:rPr>
+      <w:pPr>
+        <w:rPr>
+          <w:rFonts w:ascii="Times New Roman" w:hAnsi="Times New Roman" w:cs="Times New Roman"/>
+        </w:rPr>
+      </w:pPr>
+      <w:r>
+        <w:rPr>
+          <w:rFonts w:ascii="Times New Roman" w:hAnsi="Times New Roman" w:cs="Times New Roman"/>
           <w:noProof/>
         </w:rPr>
         <w:lastRenderedPageBreak/>
         <w:drawing>
-          <wp:anchor distT="0" distB="0" distL="114300" distR="114300" simplePos="0" relativeHeight="251660288" behindDoc="0" locked="0" layoutInCell="1" allowOverlap="1" wp14:anchorId="4B11E9E6" wp14:editId="725D8AE6">
+          <wp:anchor distT="0" distB="0" distL="114300" distR="114300" simplePos="0" relativeHeight="251660288" behindDoc="0" locked="0" layoutInCell="1" allowOverlap="1" wp14:anchorId="4B11E9E6" wp14:editId="5048D01B">
             <wp:simplePos x="0" y="0"/>
             <wp:positionH relativeFrom="margin">
               <wp:align>right</wp:align>
@@ -1072,7 +2757,7 @@
                     </pic:cNvPicPr>
                   </pic:nvPicPr>
                   <pic:blipFill>
-                    <a:blip r:embed="rId6" cstate="print">
+                    <a:blip r:embed="rId9" cstate="print">
                       <a:extLst>
                         <a:ext uri="{28A0092B-C50C-407E-A947-70E740481C1C}">
                           <a14:useLocalDpi xmlns:a14="http://schemas.microsoft.com/office/drawing/2010/main" val="0"/>
@@ -1134,32 +2819,25 @@
     </w:p>
     <w:p>
       <w:pPr>
-        <w:spacing w:afterLines="160" w:after="384"/>
-        <w:rPr>
-          <w:rFonts w:ascii="Times New Roman" w:hAnsi="Times New Roman" w:cs="Times New Roman"/>
-          <w:sz w:val="24"/>
-          <w:szCs w:val="24"/>
-          <w:u w:val="single"/>
-        </w:rPr>
-      </w:pPr>
-      <w:r>
-        <w:rPr>
-          <w:rFonts w:ascii="Times New Roman" w:hAnsi="Times New Roman" w:cs="Times New Roman"/>
-          <w:sz w:val="24"/>
-          <w:szCs w:val="24"/>
-          <w:u w:val="single"/>
+        <w:pStyle w:val="Heading2"/>
+        <w:rPr>
+          <w:rFonts w:ascii="Times New Roman" w:hAnsi="Times New Roman" w:cs="Times New Roman"/>
+        </w:rPr>
+      </w:pPr>
+      <w:bookmarkStart w:id="3" w:name="_Toc228966680"/>
+      <w:r>
+        <w:rPr>
+          <w:rFonts w:ascii="Times New Roman" w:hAnsi="Times New Roman" w:cs="Times New Roman"/>
         </w:rPr>
         <w:t>F</w:t>
       </w:r>
       <w:r>
         <w:rPr>
           <w:rFonts w:ascii="Times New Roman" w:hAnsi="Times New Roman" w:cs="Times New Roman"/>
-          <w:sz w:val="24"/>
-          <w:szCs w:val="24"/>
-          <w:u w:val="single"/>
         </w:rPr>
         <w:t>elhasznalo</w:t>
       </w:r>
+      <w:bookmarkEnd w:id="3"/>
     </w:p>
     <w:p>
       <w:pPr>
@@ -1180,31 +2858,25 @@
     </w:p>
     <w:p>
       <w:pPr>
-        <w:rPr>
-          <w:rFonts w:ascii="Times New Roman" w:hAnsi="Times New Roman" w:cs="Times New Roman"/>
-          <w:sz w:val="24"/>
-          <w:szCs w:val="24"/>
-          <w:u w:val="single"/>
-        </w:rPr>
-      </w:pPr>
-      <w:r>
-        <w:rPr>
-          <w:rFonts w:ascii="Times New Roman" w:hAnsi="Times New Roman" w:cs="Times New Roman"/>
-          <w:sz w:val="24"/>
-          <w:szCs w:val="24"/>
-          <w:u w:val="single"/>
+        <w:pStyle w:val="Heading2"/>
+        <w:rPr>
+          <w:rFonts w:ascii="Times New Roman" w:hAnsi="Times New Roman" w:cs="Times New Roman"/>
+        </w:rPr>
+      </w:pPr>
+      <w:bookmarkStart w:id="4" w:name="_Toc228966681"/>
+      <w:r>
+        <w:rPr>
+          <w:rFonts w:ascii="Times New Roman" w:hAnsi="Times New Roman" w:cs="Times New Roman"/>
         </w:rPr>
         <w:t>R</w:t>
       </w:r>
       <w:r>
         <w:rPr>
           <w:rFonts w:ascii="Times New Roman" w:hAnsi="Times New Roman" w:cs="Times New Roman"/>
-          <w:sz w:val="24"/>
-          <w:szCs w:val="24"/>
-          <w:u w:val="single"/>
         </w:rPr>
         <w:t>ang</w:t>
       </w:r>
+      <w:bookmarkEnd w:id="4"/>
     </w:p>
     <w:p>
       <w:pPr>
@@ -1225,31 +2897,25 @@
     </w:p>
     <w:p>
       <w:pPr>
-        <w:rPr>
-          <w:rFonts w:ascii="Times New Roman" w:hAnsi="Times New Roman" w:cs="Times New Roman"/>
-          <w:sz w:val="24"/>
-          <w:szCs w:val="24"/>
-          <w:u w:val="single"/>
-        </w:rPr>
-      </w:pPr>
-      <w:r>
-        <w:rPr>
-          <w:rFonts w:ascii="Times New Roman" w:hAnsi="Times New Roman" w:cs="Times New Roman"/>
-          <w:sz w:val="24"/>
-          <w:szCs w:val="24"/>
-          <w:u w:val="single"/>
+        <w:pStyle w:val="Heading2"/>
+        <w:rPr>
+          <w:rFonts w:ascii="Times New Roman" w:hAnsi="Times New Roman" w:cs="Times New Roman"/>
+        </w:rPr>
+      </w:pPr>
+      <w:bookmarkStart w:id="5" w:name="_Toc228966682"/>
+      <w:r>
+        <w:rPr>
+          <w:rFonts w:ascii="Times New Roman" w:hAnsi="Times New Roman" w:cs="Times New Roman"/>
         </w:rPr>
         <w:t>S</w:t>
       </w:r>
       <w:r>
         <w:rPr>
           <w:rFonts w:ascii="Times New Roman" w:hAnsi="Times New Roman" w:cs="Times New Roman"/>
-          <w:sz w:val="24"/>
-          <w:szCs w:val="24"/>
-          <w:u w:val="single"/>
         </w:rPr>
         <w:t>zallitasicimek</w:t>
       </w:r>
+      <w:bookmarkEnd w:id="5"/>
     </w:p>
     <w:p>
       <w:pPr>
@@ -1270,31 +2936,25 @@
     </w:p>
     <w:p>
       <w:pPr>
-        <w:rPr>
-          <w:rFonts w:ascii="Times New Roman" w:hAnsi="Times New Roman" w:cs="Times New Roman"/>
-          <w:sz w:val="24"/>
-          <w:szCs w:val="24"/>
-          <w:u w:val="single"/>
-        </w:rPr>
-      </w:pPr>
-      <w:r>
-        <w:rPr>
-          <w:rFonts w:ascii="Times New Roman" w:hAnsi="Times New Roman" w:cs="Times New Roman"/>
-          <w:sz w:val="24"/>
-          <w:szCs w:val="24"/>
-          <w:u w:val="single"/>
+        <w:pStyle w:val="Heading2"/>
+        <w:rPr>
+          <w:rFonts w:ascii="Times New Roman" w:hAnsi="Times New Roman" w:cs="Times New Roman"/>
+        </w:rPr>
+      </w:pPr>
+      <w:bookmarkStart w:id="6" w:name="_Toc228966683"/>
+      <w:r>
+        <w:rPr>
+          <w:rFonts w:ascii="Times New Roman" w:hAnsi="Times New Roman" w:cs="Times New Roman"/>
         </w:rPr>
         <w:t>R</w:t>
       </w:r>
       <w:r>
         <w:rPr>
           <w:rFonts w:ascii="Times New Roman" w:hAnsi="Times New Roman" w:cs="Times New Roman"/>
-          <w:sz w:val="24"/>
-          <w:szCs w:val="24"/>
-          <w:u w:val="single"/>
         </w:rPr>
         <w:t>endeles</w:t>
       </w:r>
+      <w:bookmarkEnd w:id="6"/>
     </w:p>
     <w:p>
       <w:pPr>
@@ -1315,19 +2975,15 @@
     </w:p>
     <w:p>
       <w:pPr>
-        <w:rPr>
-          <w:rFonts w:ascii="Times New Roman" w:hAnsi="Times New Roman" w:cs="Times New Roman"/>
-          <w:sz w:val="24"/>
-          <w:szCs w:val="24"/>
-          <w:u w:val="single"/>
-        </w:rPr>
-      </w:pPr>
-      <w:r>
-        <w:rPr>
-          <w:rFonts w:ascii="Times New Roman" w:hAnsi="Times New Roman" w:cs="Times New Roman"/>
-          <w:sz w:val="24"/>
-          <w:szCs w:val="24"/>
-          <w:u w:val="single"/>
+        <w:pStyle w:val="Heading2"/>
+        <w:rPr>
+          <w:rFonts w:ascii="Times New Roman" w:hAnsi="Times New Roman" w:cs="Times New Roman"/>
+        </w:rPr>
+      </w:pPr>
+      <w:bookmarkStart w:id="7" w:name="_Toc228966684"/>
+      <w:r>
+        <w:rPr>
+          <w:rFonts w:ascii="Times New Roman" w:hAnsi="Times New Roman" w:cs="Times New Roman"/>
         </w:rPr>
         <w:lastRenderedPageBreak/>
         <w:t>T</w:t>
@@ -1335,12 +2991,10 @@
       <w:r>
         <w:rPr>
           <w:rFonts w:ascii="Times New Roman" w:hAnsi="Times New Roman" w:cs="Times New Roman"/>
-          <w:sz w:val="24"/>
-          <w:szCs w:val="24"/>
-          <w:u w:val="single"/>
         </w:rPr>
         <w:t>etelek</w:t>
       </w:r>
+      <w:bookmarkEnd w:id="7"/>
     </w:p>
     <w:p>
       <w:pPr>
@@ -1361,31 +3015,25 @@
     </w:p>
     <w:p>
       <w:pPr>
-        <w:rPr>
-          <w:rFonts w:ascii="Times New Roman" w:hAnsi="Times New Roman" w:cs="Times New Roman"/>
-          <w:sz w:val="24"/>
-          <w:szCs w:val="24"/>
-          <w:u w:val="single"/>
-        </w:rPr>
-      </w:pPr>
-      <w:r>
-        <w:rPr>
-          <w:rFonts w:ascii="Times New Roman" w:hAnsi="Times New Roman" w:cs="Times New Roman"/>
-          <w:sz w:val="24"/>
-          <w:szCs w:val="24"/>
-          <w:u w:val="single"/>
+        <w:pStyle w:val="Heading2"/>
+        <w:rPr>
+          <w:rFonts w:ascii="Times New Roman" w:hAnsi="Times New Roman" w:cs="Times New Roman"/>
+        </w:rPr>
+      </w:pPr>
+      <w:bookmarkStart w:id="8" w:name="_Toc228966685"/>
+      <w:r>
+        <w:rPr>
+          <w:rFonts w:ascii="Times New Roman" w:hAnsi="Times New Roman" w:cs="Times New Roman"/>
         </w:rPr>
         <w:t>T</w:t>
       </w:r>
       <w:r>
         <w:rPr>
           <w:rFonts w:ascii="Times New Roman" w:hAnsi="Times New Roman" w:cs="Times New Roman"/>
-          <w:sz w:val="24"/>
-          <w:szCs w:val="24"/>
-          <w:u w:val="single"/>
         </w:rPr>
         <w:t>ermek</w:t>
       </w:r>
+      <w:bookmarkEnd w:id="8"/>
     </w:p>
     <w:p>
       <w:pPr>
@@ -1406,140 +3054,64 @@
     </w:p>
     <w:p>
       <w:pPr>
-        <w:rPr>
-          <w:rFonts w:ascii="Times New Roman" w:hAnsi="Times New Roman" w:cs="Times New Roman"/>
-          <w:sz w:val="24"/>
-          <w:szCs w:val="24"/>
-          <w:u w:val="single"/>
-        </w:rPr>
-      </w:pPr>
-      <w:r>
-        <w:rPr>
-          <w:rFonts w:ascii="Times New Roman" w:hAnsi="Times New Roman" w:cs="Times New Roman"/>
-          <w:sz w:val="24"/>
-          <w:szCs w:val="24"/>
-          <w:u w:val="single"/>
+        <w:pStyle w:val="Heading2"/>
+        <w:rPr>
+          <w:rFonts w:ascii="Times New Roman" w:hAnsi="Times New Roman" w:cs="Times New Roman"/>
+        </w:rPr>
+      </w:pPr>
+      <w:bookmarkStart w:id="9" w:name="_Toc228966686"/>
+      <w:r>
+        <w:rPr>
+          <w:rFonts w:ascii="Times New Roman" w:hAnsi="Times New Roman" w:cs="Times New Roman"/>
         </w:rPr>
         <w:t>K</w:t>
       </w:r>
       <w:r>
         <w:rPr>
           <w:rFonts w:ascii="Times New Roman" w:hAnsi="Times New Roman" w:cs="Times New Roman"/>
-          <w:sz w:val="24"/>
-          <w:szCs w:val="24"/>
-          <w:u w:val="single"/>
         </w:rPr>
         <w:t>ategoria</w:t>
       </w:r>
-    </w:p>
-    <w:p>
-      <w:pPr>
-        <w:rPr>
-          <w:rFonts w:ascii="Times New Roman" w:hAnsi="Times New Roman" w:cs="Times New Roman"/>
-          <w:sz w:val="24"/>
-          <w:szCs w:val="24"/>
-        </w:rPr>
-      </w:pPr>
-      <w:r>
-        <w:rPr>
-          <w:rFonts w:ascii="Times New Roman" w:hAnsi="Times New Roman" w:cs="Times New Roman"/>
-          <w:sz w:val="24"/>
-          <w:szCs w:val="24"/>
-        </w:rPr>
-        <w:t xml:space="preserve">A kategoria tábla a termékek csoportosítására szolgál. Minden kategória két név mezővel rendelkezik: kategoria (magyar) és kategoriaEn (angol), megvalósítva a kétnyelvű termék böngészést. A webshopban 20 kategória található, például </w:t>
-      </w:r>
-      <w:r>
-        <w:rPr>
-          <w:rFonts w:ascii="Times New Roman" w:hAnsi="Times New Roman" w:cs="Times New Roman"/>
-          <w:sz w:val="24"/>
-          <w:szCs w:val="24"/>
-        </w:rPr>
-        <w:t>v</w:t>
-      </w:r>
-      <w:r>
-        <w:rPr>
-          <w:rFonts w:ascii="Times New Roman" w:hAnsi="Times New Roman" w:cs="Times New Roman"/>
-          <w:sz w:val="24"/>
-          <w:szCs w:val="24"/>
-        </w:rPr>
-        <w:t xml:space="preserve">adászruházat, </w:t>
-      </w:r>
-      <w:r>
-        <w:rPr>
-          <w:rFonts w:ascii="Times New Roman" w:hAnsi="Times New Roman" w:cs="Times New Roman"/>
-          <w:sz w:val="24"/>
-          <w:szCs w:val="24"/>
-        </w:rPr>
-        <w:t>f</w:t>
-      </w:r>
-      <w:r>
-        <w:rPr>
-          <w:rFonts w:ascii="Times New Roman" w:hAnsi="Times New Roman" w:cs="Times New Roman"/>
-          <w:sz w:val="24"/>
-          <w:szCs w:val="24"/>
-        </w:rPr>
-        <w:t xml:space="preserve">egyver alkatrészek, </w:t>
-      </w:r>
-      <w:r>
-        <w:rPr>
-          <w:rFonts w:ascii="Times New Roman" w:hAnsi="Times New Roman" w:cs="Times New Roman"/>
-          <w:sz w:val="24"/>
-          <w:szCs w:val="24"/>
-        </w:rPr>
-        <w:t>t</w:t>
-      </w:r>
-      <w:r>
-        <w:rPr>
-          <w:rFonts w:ascii="Times New Roman" w:hAnsi="Times New Roman" w:cs="Times New Roman"/>
-          <w:sz w:val="24"/>
-          <w:szCs w:val="24"/>
-        </w:rPr>
-        <w:t xml:space="preserve">ávcsövek, </w:t>
-      </w:r>
-      <w:r>
-        <w:rPr>
-          <w:rFonts w:ascii="Times New Roman" w:hAnsi="Times New Roman" w:cs="Times New Roman"/>
-          <w:sz w:val="24"/>
-          <w:szCs w:val="24"/>
-        </w:rPr>
-        <w:t>k</w:t>
-      </w:r>
-      <w:r>
-        <w:rPr>
-          <w:rFonts w:ascii="Times New Roman" w:hAnsi="Times New Roman" w:cs="Times New Roman"/>
-          <w:sz w:val="24"/>
-          <w:szCs w:val="24"/>
-        </w:rPr>
-        <w:t>ések stb.</w:t>
-      </w:r>
-    </w:p>
-    <w:p>
-      <w:pPr>
-        <w:rPr>
-          <w:rFonts w:ascii="Times New Roman" w:hAnsi="Times New Roman" w:cs="Times New Roman"/>
-          <w:sz w:val="24"/>
-          <w:szCs w:val="24"/>
-          <w:u w:val="single"/>
-        </w:rPr>
-      </w:pPr>
-      <w:r>
-        <w:rPr>
-          <w:rFonts w:ascii="Times New Roman" w:hAnsi="Times New Roman" w:cs="Times New Roman"/>
-          <w:sz w:val="24"/>
-          <w:szCs w:val="24"/>
-          <w:u w:val="single"/>
+      <w:bookmarkEnd w:id="9"/>
+    </w:p>
+    <w:p>
+      <w:pPr>
+        <w:rPr>
+          <w:rFonts w:ascii="Times New Roman" w:hAnsi="Times New Roman" w:cs="Times New Roman"/>
+          <w:sz w:val="24"/>
+          <w:szCs w:val="24"/>
+        </w:rPr>
+      </w:pPr>
+      <w:r>
+        <w:rPr>
+          <w:rFonts w:ascii="Times New Roman" w:hAnsi="Times New Roman" w:cs="Times New Roman"/>
+          <w:sz w:val="24"/>
+          <w:szCs w:val="24"/>
+        </w:rPr>
+        <w:t>A kategoria tábla a termékek csoportosítására szolgál. Minden kategória két név mezővel rendelkezik: kategoria (magyar) és kategoriaEn (angol), megvalósítva a kétnyelvű termék böngészést. A webshopban 20 kategória található, például vadászruházat, fegyver alkatrészek, távcsövek, kések stb.</w:t>
+      </w:r>
+    </w:p>
+    <w:p>
+      <w:pPr>
+        <w:pStyle w:val="Heading2"/>
+        <w:rPr>
+          <w:rFonts w:ascii="Times New Roman" w:hAnsi="Times New Roman" w:cs="Times New Roman"/>
+        </w:rPr>
+      </w:pPr>
+      <w:bookmarkStart w:id="10" w:name="_Toc228966687"/>
+      <w:r>
+        <w:rPr>
+          <w:rFonts w:ascii="Times New Roman" w:hAnsi="Times New Roman" w:cs="Times New Roman"/>
         </w:rPr>
         <w:t>L</w:t>
       </w:r>
       <w:r>
         <w:rPr>
           <w:rFonts w:ascii="Times New Roman" w:hAnsi="Times New Roman" w:cs="Times New Roman"/>
-          <w:sz w:val="24"/>
-          <w:szCs w:val="24"/>
-          <w:u w:val="single"/>
         </w:rPr>
         <w:t>earazas</w:t>
       </w:r>
+      <w:bookmarkEnd w:id="10"/>
     </w:p>
     <w:p>
       <w:pPr>
@@ -1560,31 +3132,25 @@
     </w:p>
     <w:p>
       <w:pPr>
-        <w:rPr>
-          <w:rFonts w:ascii="Times New Roman" w:hAnsi="Times New Roman" w:cs="Times New Roman"/>
-          <w:sz w:val="24"/>
-          <w:szCs w:val="24"/>
-          <w:u w:val="single"/>
-        </w:rPr>
-      </w:pPr>
-      <w:r>
-        <w:rPr>
-          <w:rFonts w:ascii="Times New Roman" w:hAnsi="Times New Roman" w:cs="Times New Roman"/>
-          <w:sz w:val="24"/>
-          <w:szCs w:val="24"/>
-          <w:u w:val="single"/>
+        <w:pStyle w:val="Heading2"/>
+        <w:rPr>
+          <w:rFonts w:ascii="Times New Roman" w:hAnsi="Times New Roman" w:cs="Times New Roman"/>
+        </w:rPr>
+      </w:pPr>
+      <w:bookmarkStart w:id="11" w:name="_Toc228966688"/>
+      <w:r>
+        <w:rPr>
+          <w:rFonts w:ascii="Times New Roman" w:hAnsi="Times New Roman" w:cs="Times New Roman"/>
         </w:rPr>
         <w:t>S</w:t>
       </w:r>
       <w:r>
         <w:rPr>
           <w:rFonts w:ascii="Times New Roman" w:hAnsi="Times New Roman" w:cs="Times New Roman"/>
-          <w:sz w:val="24"/>
-          <w:szCs w:val="24"/>
-          <w:u w:val="single"/>
         </w:rPr>
         <w:t>zoveg</w:t>
       </w:r>
+      <w:bookmarkEnd w:id="11"/>
     </w:p>
     <w:p>
       <w:pPr>
@@ -1605,32 +3171,25 @@
     </w:p>
     <w:p>
       <w:pPr>
-        <w:spacing w:afterLines="160" w:after="384"/>
-        <w:rPr>
-          <w:rFonts w:ascii="Times New Roman" w:hAnsi="Times New Roman" w:cs="Times New Roman"/>
-          <w:sz w:val="24"/>
-          <w:szCs w:val="24"/>
-          <w:u w:val="single"/>
-        </w:rPr>
-      </w:pPr>
-      <w:r>
-        <w:rPr>
-          <w:rFonts w:ascii="Times New Roman" w:hAnsi="Times New Roman" w:cs="Times New Roman"/>
-          <w:sz w:val="24"/>
-          <w:szCs w:val="24"/>
-          <w:u w:val="single"/>
+        <w:pStyle w:val="Heading2"/>
+        <w:rPr>
+          <w:rFonts w:ascii="Times New Roman" w:hAnsi="Times New Roman" w:cs="Times New Roman"/>
+        </w:rPr>
+      </w:pPr>
+      <w:bookmarkStart w:id="12" w:name="_Toc228966689"/>
+      <w:r>
+        <w:rPr>
+          <w:rFonts w:ascii="Times New Roman" w:hAnsi="Times New Roman" w:cs="Times New Roman"/>
         </w:rPr>
         <w:t>J</w:t>
       </w:r>
       <w:r>
         <w:rPr>
           <w:rFonts w:ascii="Times New Roman" w:hAnsi="Times New Roman" w:cs="Times New Roman"/>
-          <w:sz w:val="24"/>
-          <w:szCs w:val="24"/>
-          <w:u w:val="single"/>
         </w:rPr>
         <w:t>elszo_visszaallitas</w:t>
       </w:r>
+      <w:bookmarkEnd w:id="12"/>
     </w:p>
     <w:p>
       <w:pPr>
@@ -1685,95 +3244,100 @@
           <w:sz w:val="26"/>
           <w:szCs w:val="26"/>
         </w:rPr>
-        <w:t>Táblák közötti kapcsolatok</w:t>
-      </w:r>
-      <w:r>
+        <w:t>Táblák közötti kapcsolatok:</w:t>
+      </w:r>
+    </w:p>
+    <w:p>
+      <w:pPr>
+        <w:spacing w:afterLines="160" w:after="384"/>
+        <w:rPr>
+          <w:rFonts w:ascii="Times New Roman" w:hAnsi="Times New Roman" w:cs="Times New Roman"/>
+          <w:sz w:val="24"/>
+          <w:szCs w:val="24"/>
+        </w:rPr>
+      </w:pPr>
+      <w:r>
+        <w:rPr>
+          <w:rFonts w:ascii="Times New Roman" w:hAnsi="Times New Roman" w:cs="Times New Roman"/>
+          <w:sz w:val="24"/>
+          <w:szCs w:val="24"/>
+        </w:rPr>
+        <w:t xml:space="preserve">Az adatbázis kapcsolatrendszere a következőképpen épül fel. A felhasznalo tábla kapcsolódik a rang táblához (rangId idegen kulcson keresztül), a szallitasicimek táblához (egy felhasználónak több szállítási címe lehet), és a rendeles táblához (egy felhasználónak több rendelése lehet). A rendeles tábla kapcsolódik a szallitasicimek táblához (szallitasId idegen kulcson), és a tetelek táblán keresztül a termek táblához. A termek tábla kapcsolódik a kategoria táblához (kategoriaId) és a learazas táblához (learazasid). A jelszo_visszaallitas tábla önállóan működik: a felhasználó e-mail címén keresztül közvetve kapcsolódik a </w:t>
+      </w:r>
+      <w:r>
+        <w:rPr>
+          <w:rFonts w:ascii="Times New Roman" w:hAnsi="Times New Roman" w:cs="Times New Roman"/>
+          <w:sz w:val="24"/>
+          <w:szCs w:val="24"/>
+        </w:rPr>
+        <w:lastRenderedPageBreak/>
+        <w:t>felhasznalo táblához, de közvetlen idegen kulcs kapcsolat nincs köztük. A fenti kapcsolatok normalizált, 3NF-nek megfelelő adatbázisszerkezetet alkotnak, amelyben az adatredundancia minimálisra csökkentett.</w:t>
+      </w:r>
+    </w:p>
+    <w:p>
+      <w:pPr>
+        <w:pStyle w:val="Heading1"/>
         <w:rPr>
           <w:rFonts w:ascii="Times New Roman" w:hAnsi="Times New Roman" w:cs="Times New Roman"/>
           <w:b/>
           <w:bCs/>
-          <w:sz w:val="26"/>
-          <w:szCs w:val="26"/>
-        </w:rPr>
-        <w:t>:</w:t>
-      </w:r>
-    </w:p>
-    <w:p>
-      <w:pPr>
-        <w:spacing w:afterLines="160" w:after="384"/>
-        <w:rPr>
-          <w:rFonts w:ascii="Times New Roman" w:hAnsi="Times New Roman" w:cs="Times New Roman"/>
-          <w:sz w:val="24"/>
-          <w:szCs w:val="24"/>
-        </w:rPr>
-      </w:pPr>
-      <w:r>
-        <w:rPr>
-          <w:rFonts w:ascii="Times New Roman" w:hAnsi="Times New Roman" w:cs="Times New Roman"/>
-          <w:sz w:val="24"/>
-          <w:szCs w:val="24"/>
-        </w:rPr>
-        <w:t xml:space="preserve">Az adatbázis kapcsolatrendszere a következőképpen épül fel. A felhasznalo tábla kapcsolódik a rang táblához (rangId idegen kulcson keresztül), a szallitasicimek táblához (egy felhasználónak több szállítási címe lehet), és a rendeles táblához (egy felhasználónak több </w:t>
-      </w:r>
-      <w:r>
-        <w:rPr>
-          <w:rFonts w:ascii="Times New Roman" w:hAnsi="Times New Roman" w:cs="Times New Roman"/>
-          <w:sz w:val="24"/>
-          <w:szCs w:val="24"/>
-        </w:rPr>
-        <w:lastRenderedPageBreak/>
-        <w:t>rendelése lehet). A rendeles tábla kapcsolódik a szallitasicimek táblához (szallitasId idegen kulcson), és a tetelek táblán keresztül a termek táblához. A termek tábla kapcsolódik a kategoria táblához (kategoriaId) és a learazas táblához (learazasid). A jelszo_visszaallitas tábla önállóan működik: a felhasználó e-mail címén keresztül közvetve kapcsolódik a felhasznalo táblához, de közvetlen idegen kulcs kapcsolat nincs köztük. A fenti kapcsolatok normalizált, 3NF-nek megfelelő adatbázisszerkezetet alkotnak, amelyben az adatredundancia minimálisra csökkentett.</w:t>
-      </w:r>
-    </w:p>
-    <w:p>
-      <w:pPr>
-        <w:pStyle w:val="Cmsor1"/>
+        </w:rPr>
+      </w:pPr>
+      <w:bookmarkStart w:id="13" w:name="_Toc228966690"/>
+      <w:r>
         <w:rPr>
           <w:rFonts w:ascii="Times New Roman" w:hAnsi="Times New Roman" w:cs="Times New Roman"/>
           <w:b/>
           <w:bCs/>
         </w:rPr>
-      </w:pPr>
-      <w:r>
-        <w:rPr>
-          <w:rFonts w:ascii="Times New Roman" w:hAnsi="Times New Roman" w:cs="Times New Roman"/>
-          <w:b/>
-          <w:bCs/>
-        </w:rPr>
-        <w:t>Részletes feladatspecifikáció</w:t>
-      </w:r>
-      <w:r>
-        <w:rPr>
-          <w:rFonts w:ascii="Times New Roman" w:hAnsi="Times New Roman" w:cs="Times New Roman"/>
-          <w:b/>
-          <w:bCs/>
-        </w:rPr>
-        <w:t>:</w:t>
-      </w:r>
-    </w:p>
-    <w:p>
-      <w:pPr>
-        <w:pStyle w:val="Cmsor2"/>
-      </w:pPr>
-      <w:r>
+        <w:t>Részletes feladatspecifikáció:</w:t>
+      </w:r>
+      <w:bookmarkEnd w:id="13"/>
+    </w:p>
+    <w:p>
+      <w:pPr>
+        <w:pStyle w:val="Heading2"/>
+        <w:rPr>
+          <w:rFonts w:ascii="Times New Roman" w:hAnsi="Times New Roman" w:cs="Times New Roman"/>
+        </w:rPr>
+      </w:pPr>
+      <w:bookmarkStart w:id="14" w:name="_Toc228966691"/>
+      <w:r>
+        <w:rPr>
+          <w:rFonts w:ascii="Times New Roman" w:hAnsi="Times New Roman" w:cs="Times New Roman"/>
+        </w:rPr>
         <w:t>A bejelentkezés működése</w:t>
       </w:r>
       <w:r>
+        <w:rPr>
+          <w:rFonts w:ascii="Times New Roman" w:hAnsi="Times New Roman" w:cs="Times New Roman"/>
+        </w:rPr>
         <w:t xml:space="preserve"> elvei:</w:t>
       </w:r>
-    </w:p>
-    <w:p>
-      <w:r>
+      <w:bookmarkEnd w:id="14"/>
+    </w:p>
+    <w:p>
+      <w:pPr>
+        <w:rPr>
+          <w:rFonts w:ascii="Times New Roman" w:hAnsi="Times New Roman" w:cs="Times New Roman"/>
+        </w:rPr>
+      </w:pPr>
+      <w:r>
+        <w:rPr>
+          <w:rFonts w:ascii="Times New Roman" w:hAnsi="Times New Roman" w:cs="Times New Roman"/>
+        </w:rPr>
         <w:t>Frontend:</w:t>
       </w:r>
       <w:r>
         <w:rPr>
+          <w:rFonts w:ascii="Times New Roman" w:hAnsi="Times New Roman" w:cs="Times New Roman"/>
           <w:noProof/>
         </w:rPr>
         <w:t xml:space="preserve"> </w:t>
       </w:r>
       <w:r>
         <w:rPr>
+          <w:rFonts w:ascii="Times New Roman" w:hAnsi="Times New Roman" w:cs="Times New Roman"/>
           <w:noProof/>
         </w:rPr>
         <w:drawing>
@@ -1792,7 +3356,7 @@
                     <pic:cNvPicPr/>
                   </pic:nvPicPr>
                   <pic:blipFill>
-                    <a:blip r:embed="rId7"/>
+                    <a:blip r:embed="rId10"/>
                     <a:stretch>
                       <a:fillRect/>
                     </a:stretch>
@@ -1814,7 +3378,19 @@
       </w:r>
     </w:p>
     <w:p>
-      <w:r>
+      <w:pPr>
+        <w:rPr>
+          <w:rFonts w:ascii="Times New Roman" w:hAnsi="Times New Roman" w:cs="Times New Roman"/>
+          <w:sz w:val="24"/>
+          <w:szCs w:val="24"/>
+        </w:rPr>
+      </w:pPr>
+      <w:r>
+        <w:rPr>
+          <w:rFonts w:ascii="Times New Roman" w:hAnsi="Times New Roman" w:cs="Times New Roman"/>
+          <w:sz w:val="24"/>
+          <w:szCs w:val="24"/>
+        </w:rPr>
         <w:t>A bejelentkezés gombra rányomva fut le a következő függvény:</w:t>
       </w:r>
     </w:p>
@@ -1828,6 +3404,7 @@
       </w:pPr>
       <w:r>
         <w:rPr>
+          <w:rFonts w:ascii="Times New Roman" w:hAnsi="Times New Roman" w:cs="Times New Roman"/>
           <w:noProof/>
         </w:rPr>
         <w:lastRenderedPageBreak/>
@@ -1847,7 +3424,7 @@
                     <pic:cNvPicPr/>
                   </pic:nvPicPr>
                   <pic:blipFill>
-                    <a:blip r:embed="rId8"/>
+                    <a:blip r:embed="rId11"/>
                     <a:stretch>
                       <a:fillRect/>
                     </a:stretch>
@@ -1927,6 +3504,7 @@
       </w:r>
       <w:r>
         <w:rPr>
+          <w:rFonts w:ascii="Times New Roman" w:hAnsi="Times New Roman" w:cs="Times New Roman"/>
           <w:noProof/>
         </w:rPr>
         <w:drawing>
@@ -1945,7 +3523,7 @@
                     <pic:cNvPicPr/>
                   </pic:nvPicPr>
                   <pic:blipFill>
-                    <a:blip r:embed="rId9"/>
+                    <a:blip r:embed="rId12"/>
                     <a:stretch>
                       <a:fillRect/>
                     </a:stretch>
@@ -1967,25 +3545,56 @@
       </w:r>
     </w:p>
     <w:p>
-      <w:r>
+      <w:pPr>
+        <w:rPr>
+          <w:rFonts w:ascii="Times New Roman" w:hAnsi="Times New Roman" w:cs="Times New Roman"/>
+          <w:sz w:val="24"/>
+          <w:szCs w:val="24"/>
+        </w:rPr>
+      </w:pPr>
+      <w:r>
+        <w:rPr>
+          <w:rFonts w:ascii="Times New Roman" w:hAnsi="Times New Roman" w:cs="Times New Roman"/>
+          <w:sz w:val="24"/>
+          <w:szCs w:val="24"/>
+        </w:rPr>
         <w:t>A backenden kezeljük azt, hogy hibát dobjon vissza, ha nincs kitöltve a felhasználónév és a jelszó. Ezután megkeressük a felhasználót és ellenőrizzük, hogy a jelszó egyezik a megadottal, ha nem hibát dob vissza. Sikeres lefutás végén generálunk egy tókent</w:t>
       </w:r>
       <w:r>
+        <w:rPr>
+          <w:rFonts w:ascii="Times New Roman" w:hAnsi="Times New Roman" w:cs="Times New Roman"/>
+          <w:sz w:val="24"/>
+          <w:szCs w:val="24"/>
+        </w:rPr>
         <w:t xml:space="preserve"> és azt visszaküldjük.</w:t>
       </w:r>
     </w:p>
     <w:p>
       <w:pPr>
-        <w:pStyle w:val="Cmsor2"/>
-      </w:pPr>
-      <w:r>
+        <w:pStyle w:val="Heading2"/>
+        <w:rPr>
+          <w:rFonts w:ascii="Times New Roman" w:hAnsi="Times New Roman" w:cs="Times New Roman"/>
+        </w:rPr>
+      </w:pPr>
+      <w:bookmarkStart w:id="15" w:name="_Toc228966692"/>
+      <w:r>
+        <w:rPr>
+          <w:rFonts w:ascii="Times New Roman" w:hAnsi="Times New Roman" w:cs="Times New Roman"/>
+        </w:rPr>
         <w:lastRenderedPageBreak/>
         <w:t>Kosárba adás működési elvei:</w:t>
       </w:r>
-    </w:p>
-    <w:p>
-      <w:r>
-        <w:rPr>
+      <w:bookmarkEnd w:id="15"/>
+    </w:p>
+    <w:p>
+      <w:pPr>
+        <w:rPr>
+          <w:rFonts w:ascii="Times New Roman" w:hAnsi="Times New Roman" w:cs="Times New Roman"/>
+        </w:rPr>
+      </w:pPr>
+      <w:r>
+        <w:rPr>
+          <w:rFonts w:ascii="Times New Roman" w:hAnsi="Times New Roman" w:cs="Times New Roman"/>
           <w:noProof/>
         </w:rPr>
         <w:drawing>
@@ -2004,7 +3613,7 @@
                     <pic:cNvPicPr/>
                   </pic:nvPicPr>
                   <pic:blipFill>
-                    <a:blip r:embed="rId10">
+                    <a:blip r:embed="rId13">
                       <a:extLst>
                         <a:ext uri="{28A0092B-C50C-407E-A947-70E740481C1C}">
                           <a14:useLocalDpi xmlns:a14="http://schemas.microsoft.com/office/drawing/2010/main" val="0"/>
@@ -2032,16 +3641,33 @@
       </w:r>
     </w:p>
     <w:p>
-      <w:r>
+      <w:pPr>
+        <w:rPr>
+          <w:rFonts w:ascii="Times New Roman" w:hAnsi="Times New Roman" w:cs="Times New Roman"/>
+        </w:rPr>
+      </w:pPr>
+      <w:r>
+        <w:rPr>
+          <w:rFonts w:ascii="Times New Roman" w:hAnsi="Times New Roman" w:cs="Times New Roman"/>
+        </w:rPr>
         <w:t>A „Kosárba” gomb tartalmazza a termék azonosítóját a data-id-ban. Rányomáskor lefuttatja a „</w:t>
       </w:r>
       <w:r>
+        <w:rPr>
+          <w:rFonts w:ascii="Times New Roman" w:hAnsi="Times New Roman" w:cs="Times New Roman"/>
+        </w:rPr>
         <w:t>Kosarba” függvényt.</w:t>
       </w:r>
     </w:p>
     <w:p>
-      <w:r>
-        <w:rPr>
+      <w:pPr>
+        <w:rPr>
+          <w:rFonts w:ascii="Times New Roman" w:hAnsi="Times New Roman" w:cs="Times New Roman"/>
+        </w:rPr>
+      </w:pPr>
+      <w:r>
+        <w:rPr>
+          <w:rFonts w:ascii="Times New Roman" w:hAnsi="Times New Roman" w:cs="Times New Roman"/>
           <w:noProof/>
         </w:rPr>
         <w:drawing>
@@ -2060,7 +3686,7 @@
                     <pic:cNvPicPr/>
                   </pic:nvPicPr>
                   <pic:blipFill>
-                    <a:blip r:embed="rId11"/>
+                    <a:blip r:embed="rId14"/>
                     <a:stretch>
                       <a:fillRect/>
                     </a:stretch>
@@ -2082,16 +3708,33 @@
       </w:r>
     </w:p>
     <w:p>
-      <w:r>
+      <w:pPr>
+        <w:rPr>
+          <w:rFonts w:ascii="Times New Roman" w:hAnsi="Times New Roman" w:cs="Times New Roman"/>
+        </w:rPr>
+      </w:pPr>
+      <w:r>
+        <w:rPr>
+          <w:rFonts w:ascii="Times New Roman" w:hAnsi="Times New Roman" w:cs="Times New Roman"/>
+        </w:rPr>
         <w:t>Először lekérjük a termék azonosítóját, majd megnézzük, hogy be van jelentkezve a felhasználó. Aki nincsen bejelentkezve azt a bejelentkezés oldalra átirányítunk.</w:t>
       </w:r>
       <w:r>
+        <w:rPr>
+          <w:rFonts w:ascii="Times New Roman" w:hAnsi="Times New Roman" w:cs="Times New Roman"/>
+        </w:rPr>
         <w:t xml:space="preserve"> A bejelentkezett felhasználóknál elküldünk egy POST kérést a „/backend/termekek/index.php/kosarHozaadad” végpontra</w:t>
       </w:r>
     </w:p>
     <w:p>
-      <w:r>
-        <w:rPr>
+      <w:pPr>
+        <w:rPr>
+          <w:rFonts w:ascii="Times New Roman" w:hAnsi="Times New Roman" w:cs="Times New Roman"/>
+        </w:rPr>
+      </w:pPr>
+      <w:r>
+        <w:rPr>
+          <w:rFonts w:ascii="Times New Roman" w:hAnsi="Times New Roman" w:cs="Times New Roman"/>
           <w:noProof/>
         </w:rPr>
         <w:lastRenderedPageBreak/>
@@ -2111,7 +3754,7 @@
                     <pic:cNvPicPr/>
                   </pic:nvPicPr>
                   <pic:blipFill>
-                    <a:blip r:embed="rId12"/>
+                    <a:blip r:embed="rId15"/>
                     <a:stretch>
                       <a:fillRect/>
                     </a:stretch>
@@ -2133,64 +3776,111 @@
       </w:r>
     </w:p>
     <w:p>
-      <w:r>
+      <w:pPr>
+        <w:rPr>
+          <w:rFonts w:ascii="Times New Roman" w:hAnsi="Times New Roman" w:cs="Times New Roman"/>
+        </w:rPr>
+      </w:pPr>
+      <w:r>
+        <w:rPr>
+          <w:rFonts w:ascii="Times New Roman" w:hAnsi="Times New Roman" w:cs="Times New Roman"/>
+        </w:rPr>
         <w:t>A végpont</w:t>
       </w:r>
       <w:r>
+        <w:rPr>
+          <w:rFonts w:ascii="Times New Roman" w:hAnsi="Times New Roman" w:cs="Times New Roman"/>
+        </w:rPr>
         <w:t>on</w:t>
       </w:r>
       <w:r>
+        <w:rPr>
+          <w:rFonts w:ascii="Times New Roman" w:hAnsi="Times New Roman" w:cs="Times New Roman"/>
+        </w:rPr>
         <w:t xml:space="preserve"> először megnéz</w:t>
       </w:r>
       <w:r>
+        <w:rPr>
+          <w:rFonts w:ascii="Times New Roman" w:hAnsi="Times New Roman" w:cs="Times New Roman"/>
+        </w:rPr>
         <w:t>zük</w:t>
       </w:r>
       <w:r>
+        <w:rPr>
+          <w:rFonts w:ascii="Times New Roman" w:hAnsi="Times New Roman" w:cs="Times New Roman"/>
+        </w:rPr>
         <w:t>, hogy be van</w:t>
       </w:r>
       <w:r>
+        <w:rPr>
+          <w:rFonts w:ascii="Times New Roman" w:hAnsi="Times New Roman" w:cs="Times New Roman"/>
+        </w:rPr>
         <w:t>-e jelentkezve a felhasználó, majd lekérjük a felhasználó kosarát, és megnézzük, hogy tartalmazza</w:t>
       </w:r>
       <w:r>
+        <w:rPr>
+          <w:rFonts w:ascii="Times New Roman" w:hAnsi="Times New Roman" w:cs="Times New Roman"/>
+        </w:rPr>
         <w:t>-e</w:t>
       </w:r>
       <w:r>
+        <w:rPr>
+          <w:rFonts w:ascii="Times New Roman" w:hAnsi="Times New Roman" w:cs="Times New Roman"/>
+        </w:rPr>
         <w:t xml:space="preserve"> a kívánt terméket. Ha nem akkor hozzáad, ha igen akkor annak </w:t>
       </w:r>
       <w:r>
+        <w:rPr>
+          <w:rFonts w:ascii="Times New Roman" w:hAnsi="Times New Roman" w:cs="Times New Roman"/>
+        </w:rPr>
         <w:t xml:space="preserve">a </w:t>
       </w:r>
       <w:r>
+        <w:rPr>
+          <w:rFonts w:ascii="Times New Roman" w:hAnsi="Times New Roman" w:cs="Times New Roman"/>
+        </w:rPr>
         <w:t>terméknek a mennyiségét növeli eggyel.</w:t>
       </w:r>
     </w:p>
     <w:p>
       <w:pPr>
-        <w:pStyle w:val="Cmsor1"/>
-        <w:rPr>
-          <w:rFonts w:ascii="Times New Roman" w:hAnsi="Times New Roman" w:cs="Times New Roman"/>
-        </w:rPr>
-      </w:pPr>
-      <w:r>
-        <w:rPr>
-          <w:rFonts w:ascii="Times New Roman" w:hAnsi="Times New Roman" w:cs="Times New Roman"/>
+        <w:pStyle w:val="Heading1"/>
+        <w:rPr>
+          <w:rFonts w:ascii="Times New Roman" w:hAnsi="Times New Roman" w:cs="Times New Roman"/>
+          <w:b/>
+          <w:bCs/>
+        </w:rPr>
+      </w:pPr>
+      <w:bookmarkStart w:id="16" w:name="_Toc228966693"/>
+      <w:r>
+        <w:rPr>
+          <w:rFonts w:ascii="Times New Roman" w:hAnsi="Times New Roman" w:cs="Times New Roman"/>
+          <w:b/>
+          <w:bCs/>
         </w:rPr>
         <w:t>Tesztelési dokumentáció:</w:t>
       </w:r>
-    </w:p>
-    <w:p>
-      <w:pPr>
-        <w:pStyle w:val="Cmsor2"/>
-        <w:rPr>
-          <w:rFonts w:ascii="Times New Roman" w:hAnsi="Times New Roman" w:cs="Times New Roman"/>
-        </w:rPr>
-      </w:pPr>
-      <w:r>
-        <w:rPr>
-          <w:rFonts w:ascii="Times New Roman" w:hAnsi="Times New Roman" w:cs="Times New Roman"/>
+      <w:bookmarkEnd w:id="16"/>
+    </w:p>
+    <w:p>
+      <w:pPr>
+        <w:pStyle w:val="Heading2"/>
+        <w:rPr>
+          <w:rFonts w:ascii="Times New Roman" w:hAnsi="Times New Roman" w:cs="Times New Roman"/>
+          <w:sz w:val="28"/>
+          <w:szCs w:val="28"/>
+        </w:rPr>
+      </w:pPr>
+      <w:bookmarkStart w:id="17" w:name="_Toc228966694"/>
+      <w:r>
+        <w:rPr>
+          <w:rFonts w:ascii="Times New Roman" w:hAnsi="Times New Roman" w:cs="Times New Roman"/>
+          <w:sz w:val="28"/>
+          <w:szCs w:val="28"/>
         </w:rPr>
         <w:t>Frontend:</w:t>
       </w:r>
+      <w:bookmarkEnd w:id="17"/>
     </w:p>
     <w:p>
       <w:pPr>
@@ -2211,17 +3901,394 @@
     </w:p>
     <w:p>
       <w:pPr>
-        <w:pStyle w:val="Cmsor2"/>
-        <w:rPr>
-          <w:rFonts w:ascii="Times New Roman" w:hAnsi="Times New Roman" w:cs="Times New Roman"/>
-        </w:rPr>
-      </w:pPr>
-      <w:r>
-        <w:rPr>
-          <w:rFonts w:ascii="Times New Roman" w:hAnsi="Times New Roman" w:cs="Times New Roman"/>
+        <w:rPr>
+          <w:rFonts w:ascii="Times New Roman" w:hAnsi="Times New Roman" w:cs="Times New Roman"/>
+          <w:sz w:val="28"/>
+          <w:szCs w:val="28"/>
+          <w:u w:val="single"/>
+        </w:rPr>
+      </w:pPr>
+      <w:r>
+        <w:rPr>
+          <w:rFonts w:ascii="Times New Roman" w:hAnsi="Times New Roman" w:cs="Times New Roman"/>
+          <w:sz w:val="28"/>
+          <w:szCs w:val="28"/>
+          <w:u w:val="single"/>
+        </w:rPr>
+        <w:t>Termékteszt</w:t>
+      </w:r>
+    </w:p>
+    <w:p>
+      <w:pPr>
+        <w:rPr>
+          <w:rFonts w:ascii="Times New Roman" w:hAnsi="Times New Roman" w:cs="Times New Roman"/>
+          <w:sz w:val="24"/>
+          <w:szCs w:val="24"/>
+        </w:rPr>
+      </w:pPr>
+      <w:r>
+        <w:rPr>
+          <w:rFonts w:ascii="Times New Roman" w:hAnsi="Times New Roman" w:cs="Times New Roman"/>
+          <w:sz w:val="24"/>
+          <w:szCs w:val="24"/>
+        </w:rPr>
+        <w:drawing>
+          <wp:inline distT="0" distB="0" distL="0" distR="0" wp14:anchorId="3C8C5369" wp14:editId="3FA68402">
+            <wp:extent cx="5200650" cy="1647825"/>
+            <wp:effectExtent l="0" t="0" r="0" b="9525"/>
+            <wp:docPr id="1582300414" name="Picture 13"/>
+            <wp:cNvGraphicFramePr>
+              <a:graphicFrameLocks xmlns:a="http://schemas.openxmlformats.org/drawingml/2006/main" noChangeAspect="1"/>
+            </wp:cNvGraphicFramePr>
+            <a:graphic xmlns:a="http://schemas.openxmlformats.org/drawingml/2006/main">
+              <a:graphicData uri="http://schemas.openxmlformats.org/drawingml/2006/picture">
+                <pic:pic xmlns:pic="http://schemas.openxmlformats.org/drawingml/2006/picture">
+                  <pic:nvPicPr>
+                    <pic:cNvPr id="0" name="Picture 38"/>
+                    <pic:cNvPicPr>
+                      <a:picLocks noChangeAspect="1" noChangeArrowheads="1"/>
+                    </pic:cNvPicPr>
+                  </pic:nvPicPr>
+                  <pic:blipFill>
+                    <a:blip r:embed="rId16">
+                      <a:extLst>
+                        <a:ext uri="{28A0092B-C50C-407E-A947-70E740481C1C}">
+                          <a14:useLocalDpi xmlns:a14="http://schemas.microsoft.com/office/drawing/2010/main" val="0"/>
+                        </a:ext>
+                      </a:extLst>
+                    </a:blip>
+                    <a:srcRect/>
+                    <a:stretch>
+                      <a:fillRect/>
+                    </a:stretch>
+                  </pic:blipFill>
+                  <pic:spPr bwMode="auto">
+                    <a:xfrm>
+                      <a:off x="0" y="0"/>
+                      <a:ext cx="5200650" cy="1647825"/>
+                    </a:xfrm>
+                    <a:prstGeom prst="rect">
+                      <a:avLst/>
+                    </a:prstGeom>
+                    <a:noFill/>
+                    <a:ln>
+                      <a:noFill/>
+                    </a:ln>
+                  </pic:spPr>
+                </pic:pic>
+              </a:graphicData>
+            </a:graphic>
+          </wp:inline>
+        </w:drawing>
+      </w:r>
+    </w:p>
+    <w:p>
+      <w:pPr>
+        <w:rPr>
+          <w:rFonts w:ascii="Times New Roman" w:hAnsi="Times New Roman" w:cs="Times New Roman"/>
+          <w:sz w:val="24"/>
+          <w:szCs w:val="24"/>
+        </w:rPr>
+      </w:pPr>
+      <w:r>
+        <w:rPr>
+          <w:rFonts w:ascii="Times New Roman" w:hAnsi="Times New Roman" w:cs="Times New Roman"/>
+          <w:sz w:val="24"/>
+          <w:szCs w:val="24"/>
+        </w:rPr>
+        <w:lastRenderedPageBreak/>
+        <w:drawing>
+          <wp:inline distT="0" distB="0" distL="0" distR="0" wp14:anchorId="6E68A5AE" wp14:editId="124551C5">
+            <wp:extent cx="5734050" cy="2962275"/>
+            <wp:effectExtent l="0" t="0" r="0" b="9525"/>
+            <wp:docPr id="1094778723" name="Picture 12"/>
+            <wp:cNvGraphicFramePr>
+              <a:graphicFrameLocks xmlns:a="http://schemas.openxmlformats.org/drawingml/2006/main" noChangeAspect="1"/>
+            </wp:cNvGraphicFramePr>
+            <a:graphic xmlns:a="http://schemas.openxmlformats.org/drawingml/2006/main">
+              <a:graphicData uri="http://schemas.openxmlformats.org/drawingml/2006/picture">
+                <pic:pic xmlns:pic="http://schemas.openxmlformats.org/drawingml/2006/picture">
+                  <pic:nvPicPr>
+                    <pic:cNvPr id="0" name="Picture 39"/>
+                    <pic:cNvPicPr>
+                      <a:picLocks noChangeAspect="1" noChangeArrowheads="1"/>
+                    </pic:cNvPicPr>
+                  </pic:nvPicPr>
+                  <pic:blipFill>
+                    <a:blip r:embed="rId17">
+                      <a:extLst>
+                        <a:ext uri="{28A0092B-C50C-407E-A947-70E740481C1C}">
+                          <a14:useLocalDpi xmlns:a14="http://schemas.microsoft.com/office/drawing/2010/main" val="0"/>
+                        </a:ext>
+                      </a:extLst>
+                    </a:blip>
+                    <a:srcRect/>
+                    <a:stretch>
+                      <a:fillRect/>
+                    </a:stretch>
+                  </pic:blipFill>
+                  <pic:spPr bwMode="auto">
+                    <a:xfrm>
+                      <a:off x="0" y="0"/>
+                      <a:ext cx="5734050" cy="2962275"/>
+                    </a:xfrm>
+                    <a:prstGeom prst="rect">
+                      <a:avLst/>
+                    </a:prstGeom>
+                    <a:noFill/>
+                    <a:ln>
+                      <a:noFill/>
+                    </a:ln>
+                  </pic:spPr>
+                </pic:pic>
+              </a:graphicData>
+            </a:graphic>
+          </wp:inline>
+        </w:drawing>
+      </w:r>
+      <w:r>
+        <w:rPr>
+          <w:rFonts w:ascii="Times New Roman" w:hAnsi="Times New Roman" w:cs="Times New Roman"/>
+          <w:sz w:val="24"/>
+          <w:szCs w:val="24"/>
+        </w:rPr>
+        <w:t>Az első teszteset célja annak ellenőrzése, hogy az oldal betöltésekor a felhasználói felület alapvető elemei megjelennek. Ennek során a teszt meglátogatja a termékek oldalát, majd ellenőrzi, hogy a navigációs sáv, a kategóriaválasztó komponens, a szűrő mező, valamint a termékek megjelenítésére szolgáló konténer és a lábléc láthatóak-e a felhasználó számára.</w:t>
+      </w:r>
+    </w:p>
+    <w:p>
+      <w:pPr>
+        <w:rPr>
+          <w:rFonts w:ascii="Times New Roman" w:hAnsi="Times New Roman" w:cs="Times New Roman"/>
+          <w:sz w:val="28"/>
+          <w:szCs w:val="28"/>
+          <w:u w:val="single"/>
+        </w:rPr>
+      </w:pPr>
+      <w:r>
+        <w:rPr>
+          <w:rFonts w:ascii="Times New Roman" w:hAnsi="Times New Roman" w:cs="Times New Roman"/>
+          <w:sz w:val="28"/>
+          <w:szCs w:val="28"/>
+          <w:u w:val="single"/>
+        </w:rPr>
+        <w:t>Termék szűrés test</w:t>
+      </w:r>
+    </w:p>
+    <w:p>
+      <w:pPr>
+        <w:rPr>
+          <w:rFonts w:ascii="Times New Roman" w:hAnsi="Times New Roman" w:cs="Times New Roman"/>
+          <w:sz w:val="24"/>
+          <w:szCs w:val="24"/>
+        </w:rPr>
+      </w:pPr>
+      <w:r>
+        <w:rPr>
+          <w:rFonts w:ascii="Times New Roman" w:hAnsi="Times New Roman" w:cs="Times New Roman"/>
+          <w:sz w:val="24"/>
+          <w:szCs w:val="24"/>
+        </w:rPr>
+        <w:t>A második teszteset azt vizsgálja, hogy a termékek dinamikus betöltése megfelelően működik-e kategória kiválasztása esetén. A teszt kiválasztja az „1-es” értékkel rendelkező kategóriát a legördülő listából, majd ellenőrzi, hogy a termékeket tartalmazó területen pontosan 8 darab, „card” osztállyal rendelkező elem jelenik meg. Ez biztosítja, hogy a kategória szerinti szűrés helyesen működik, és a megfelelő számú termék kerül megjelenítésre</w:t>
+      </w:r>
+    </w:p>
+    <w:p>
+      <w:pPr>
+        <w:rPr>
+          <w:rFonts w:ascii="Times New Roman" w:hAnsi="Times New Roman" w:cs="Times New Roman"/>
+          <w:sz w:val="24"/>
+          <w:szCs w:val="24"/>
+        </w:rPr>
+      </w:pPr>
+    </w:p>
+    <w:p>
+      <w:pPr>
+        <w:rPr>
+          <w:rFonts w:ascii="Times New Roman" w:hAnsi="Times New Roman" w:cs="Times New Roman"/>
+          <w:sz w:val="24"/>
+          <w:szCs w:val="24"/>
+        </w:rPr>
+      </w:pPr>
+      <w:r>
+        <w:rPr>
+          <w:rFonts w:ascii="Times New Roman" w:hAnsi="Times New Roman" w:cs="Times New Roman"/>
+          <w:sz w:val="24"/>
+          <w:szCs w:val="24"/>
+        </w:rPr>
+        <w:lastRenderedPageBreak/>
+        <w:drawing>
+          <wp:inline distT="0" distB="0" distL="0" distR="0" wp14:anchorId="3FA8E970" wp14:editId="1735F778">
+            <wp:extent cx="5276850" cy="1504950"/>
+            <wp:effectExtent l="0" t="0" r="0" b="0"/>
+            <wp:docPr id="2087224023" name="Picture 11"/>
+            <wp:cNvGraphicFramePr>
+              <a:graphicFrameLocks xmlns:a="http://schemas.openxmlformats.org/drawingml/2006/main" noChangeAspect="1"/>
+            </wp:cNvGraphicFramePr>
+            <a:graphic xmlns:a="http://schemas.openxmlformats.org/drawingml/2006/main">
+              <a:graphicData uri="http://schemas.openxmlformats.org/drawingml/2006/picture">
+                <pic:pic xmlns:pic="http://schemas.openxmlformats.org/drawingml/2006/picture">
+                  <pic:nvPicPr>
+                    <pic:cNvPr id="0" name="Picture 40"/>
+                    <pic:cNvPicPr>
+                      <a:picLocks noChangeAspect="1" noChangeArrowheads="1"/>
+                    </pic:cNvPicPr>
+                  </pic:nvPicPr>
+                  <pic:blipFill>
+                    <a:blip r:embed="rId18">
+                      <a:extLst>
+                        <a:ext uri="{28A0092B-C50C-407E-A947-70E740481C1C}">
+                          <a14:useLocalDpi xmlns:a14="http://schemas.microsoft.com/office/drawing/2010/main" val="0"/>
+                        </a:ext>
+                      </a:extLst>
+                    </a:blip>
+                    <a:srcRect/>
+                    <a:stretch>
+                      <a:fillRect/>
+                    </a:stretch>
+                  </pic:blipFill>
+                  <pic:spPr bwMode="auto">
+                    <a:xfrm>
+                      <a:off x="0" y="0"/>
+                      <a:ext cx="5276850" cy="1504950"/>
+                    </a:xfrm>
+                    <a:prstGeom prst="rect">
+                      <a:avLst/>
+                    </a:prstGeom>
+                    <a:noFill/>
+                    <a:ln>
+                      <a:noFill/>
+                    </a:ln>
+                  </pic:spPr>
+                </pic:pic>
+              </a:graphicData>
+            </a:graphic>
+          </wp:inline>
+        </w:drawing>
+      </w:r>
+      <w:r>
+        <w:rPr>
+          <w:rFonts w:ascii="Times New Roman" w:hAnsi="Times New Roman" w:cs="Times New Roman"/>
+          <w:sz w:val="24"/>
+          <w:szCs w:val="24"/>
+        </w:rPr>
+        <w:drawing>
+          <wp:inline distT="0" distB="0" distL="0" distR="0" wp14:anchorId="4E1056D0" wp14:editId="51AAD0BE">
+            <wp:extent cx="5734050" cy="5257800"/>
+            <wp:effectExtent l="0" t="0" r="0" b="0"/>
+            <wp:docPr id="493834600" name="Picture 10"/>
+            <wp:cNvGraphicFramePr>
+              <a:graphicFrameLocks xmlns:a="http://schemas.openxmlformats.org/drawingml/2006/main" noChangeAspect="1"/>
+            </wp:cNvGraphicFramePr>
+            <a:graphic xmlns:a="http://schemas.openxmlformats.org/drawingml/2006/main">
+              <a:graphicData uri="http://schemas.openxmlformats.org/drawingml/2006/picture">
+                <pic:pic xmlns:pic="http://schemas.openxmlformats.org/drawingml/2006/picture">
+                  <pic:nvPicPr>
+                    <pic:cNvPr id="0" name="Picture 41"/>
+                    <pic:cNvPicPr>
+                      <a:picLocks noChangeAspect="1" noChangeArrowheads="1"/>
+                    </pic:cNvPicPr>
+                  </pic:nvPicPr>
+                  <pic:blipFill>
+                    <a:blip r:embed="rId19">
+                      <a:extLst>
+                        <a:ext uri="{28A0092B-C50C-407E-A947-70E740481C1C}">
+                          <a14:useLocalDpi xmlns:a14="http://schemas.microsoft.com/office/drawing/2010/main" val="0"/>
+                        </a:ext>
+                      </a:extLst>
+                    </a:blip>
+                    <a:srcRect/>
+                    <a:stretch>
+                      <a:fillRect/>
+                    </a:stretch>
+                  </pic:blipFill>
+                  <pic:spPr bwMode="auto">
+                    <a:xfrm>
+                      <a:off x="0" y="0"/>
+                      <a:ext cx="5734050" cy="5257800"/>
+                    </a:xfrm>
+                    <a:prstGeom prst="rect">
+                      <a:avLst/>
+                    </a:prstGeom>
+                    <a:noFill/>
+                    <a:ln>
+                      <a:noFill/>
+                    </a:ln>
+                  </pic:spPr>
+                </pic:pic>
+              </a:graphicData>
+            </a:graphic>
+          </wp:inline>
+        </w:drawing>
+      </w:r>
+    </w:p>
+    <w:p>
+      <w:pPr>
+        <w:rPr>
+          <w:rFonts w:ascii="Times New Roman" w:hAnsi="Times New Roman" w:cs="Times New Roman"/>
+          <w:sz w:val="24"/>
+          <w:szCs w:val="24"/>
+        </w:rPr>
+      </w:pPr>
+      <w:r>
+        <w:rPr>
+          <w:rFonts w:ascii="Times New Roman" w:hAnsi="Times New Roman" w:cs="Times New Roman"/>
+          <w:sz w:val="24"/>
+          <w:szCs w:val="24"/>
+        </w:rPr>
+        <w:t>Az első szűrési teszteset célja annak ellenőrzése, hogy a keresési funkció megfelelően működik. A teszt meglátogatja a termékek oldalát, kiválasztja az „1-es” értékkel rendelkező kategóriát a legördülő listából, majd beírja a „sapka” kulcsszót a keresőmezőbe. Rövid várakozás után (amely biztosítja, hogy a háttérben futó JavaScript és szerveroldali feldolgozás lefusson) a teszt megvizsgálja a megjelenített termékkártyákat, és ellenőrzi, hogy minden elem neve vagy leírása tartalmazza a megadott kulcsszót. Ezáltal validálja a szöveges keresés helyes működését.</w:t>
+      </w:r>
+    </w:p>
+    <w:p>
+      <w:pPr>
+        <w:rPr>
+          <w:rFonts w:ascii="Times New Roman" w:hAnsi="Times New Roman" w:cs="Times New Roman"/>
+          <w:sz w:val="24"/>
+          <w:szCs w:val="24"/>
+        </w:rPr>
+      </w:pPr>
+      <w:r>
+        <w:rPr>
+          <w:rFonts w:ascii="Times New Roman" w:hAnsi="Times New Roman" w:cs="Times New Roman"/>
+          <w:sz w:val="24"/>
+          <w:szCs w:val="24"/>
+        </w:rPr>
+        <w:t xml:space="preserve">A második szűrési teszteset az ár szerinti szűrés működését vizsgálja. A teszt szintén meglátogatja az oldalt, kiválasztja az „1-es” kategóriát, majd minimum árként 1000-et, maximum árként 5000-et ad meg. A szűrés lefutása után a teszt minden megjelenített </w:t>
+      </w:r>
+      <w:r>
+        <w:rPr>
+          <w:rFonts w:ascii="Times New Roman" w:hAnsi="Times New Roman" w:cs="Times New Roman"/>
+          <w:sz w:val="24"/>
+          <w:szCs w:val="24"/>
+        </w:rPr>
+        <w:lastRenderedPageBreak/>
+        <w:t>termékkártya ellenőrzi, hogy az ár értéke az előre megadott tartományon belül helyezkedik el. Az ár feldolgozásához a .replace(/\D/g, '') metódus kerül alkalmazásra, amely eltávolít minden nem numerikus karaktert (például pénznemet), így biztosítva a helyes numerikus összehasonlítást.</w:t>
+      </w:r>
+    </w:p>
+    <w:p>
+      <w:pPr>
+        <w:rPr>
+          <w:rFonts w:ascii="Times New Roman" w:hAnsi="Times New Roman" w:cs="Times New Roman"/>
+          <w:sz w:val="24"/>
+          <w:szCs w:val="24"/>
+        </w:rPr>
+      </w:pPr>
+    </w:p>
+    <w:p>
+      <w:pPr>
+        <w:pStyle w:val="Heading2"/>
+        <w:rPr>
+          <w:rFonts w:ascii="Times New Roman" w:hAnsi="Times New Roman" w:cs="Times New Roman"/>
+        </w:rPr>
+      </w:pPr>
+      <w:bookmarkStart w:id="18" w:name="_Toc228966695"/>
+      <w:r>
+        <w:rPr>
+          <w:rFonts w:ascii="Times New Roman" w:hAnsi="Times New Roman" w:cs="Times New Roman"/>
+          <w:sz w:val="28"/>
+          <w:szCs w:val="28"/>
         </w:rPr>
         <w:t>Backend:</w:t>
       </w:r>
+      <w:bookmarkEnd w:id="18"/>
     </w:p>
     <w:p>
       <w:pPr>
@@ -2256,17 +4323,18 @@
           <w:szCs w:val="28"/>
           <w:u w:val="single"/>
         </w:rPr>
-        <w:lastRenderedPageBreak/>
         <w:t>Termékteszt:</w:t>
       </w:r>
       <w:r>
         <w:rPr>
+          <w:rFonts w:ascii="Times New Roman" w:hAnsi="Times New Roman" w:cs="Times New Roman"/>
           <w:noProof/>
         </w:rPr>
         <w:t xml:space="preserve"> </w:t>
       </w:r>
       <w:r>
         <w:rPr>
+          <w:rFonts w:ascii="Times New Roman" w:hAnsi="Times New Roman" w:cs="Times New Roman"/>
           <w:noProof/>
         </w:rPr>
         <w:drawing>
@@ -2285,7 +4353,7 @@
                     <pic:cNvPicPr/>
                   </pic:nvPicPr>
                   <pic:blipFill>
-                    <a:blip r:embed="rId13"/>
+                    <a:blip r:embed="rId20"/>
                     <a:stretch>
                       <a:fillRect/>
                     </a:stretch>
@@ -2357,7 +4425,7 @@
     </w:p>
     <w:p>
       <w:pPr>
-        <w:pStyle w:val="Listaszerbekezds"/>
+        <w:pStyle w:val="ListParagraph"/>
         <w:numPr>
           <w:ilvl w:val="0"/>
           <w:numId w:val="2"/>
@@ -2379,7 +4447,7 @@
     </w:p>
     <w:p>
       <w:pPr>
-        <w:pStyle w:val="Listaszerbekezds"/>
+        <w:pStyle w:val="ListParagraph"/>
         <w:numPr>
           <w:ilvl w:val="0"/>
           <w:numId w:val="2"/>
@@ -2401,7 +4469,7 @@
     </w:p>
     <w:p>
       <w:pPr>
-        <w:pStyle w:val="Listaszerbekezds"/>
+        <w:pStyle w:val="ListParagraph"/>
         <w:numPr>
           <w:ilvl w:val="0"/>
           <w:numId w:val="2"/>
@@ -2423,7 +4491,7 @@
     </w:p>
     <w:p>
       <w:pPr>
-        <w:pStyle w:val="Listaszerbekezds"/>
+        <w:pStyle w:val="ListParagraph"/>
         <w:numPr>
           <w:ilvl w:val="0"/>
           <w:numId w:val="2"/>
@@ -2473,9 +4541,11 @@
       <w:r>
         <w:rPr>
           <w:rFonts w:ascii="Times New Roman" w:hAnsi="Times New Roman" w:cs="Times New Roman"/>
-          <w:sz w:val="24"/>
-          <w:szCs w:val="24"/>
-        </w:rPr>
+          <w:noProof/>
+          <w:sz w:val="24"/>
+          <w:szCs w:val="24"/>
+        </w:rPr>
+        <w:lastRenderedPageBreak/>
         <w:drawing>
           <wp:anchor distT="0" distB="0" distL="114300" distR="114300" simplePos="0" relativeHeight="251661312" behindDoc="0" locked="0" layoutInCell="1" allowOverlap="1" wp14:anchorId="4954337D" wp14:editId="075677AA">
             <wp:simplePos x="0" y="0"/>
@@ -2500,7 +4570,7 @@
                     <pic:cNvPicPr/>
                   </pic:nvPicPr>
                   <pic:blipFill>
-                    <a:blip r:embed="rId14">
+                    <a:blip r:embed="rId21">
                       <a:extLst>
                         <a:ext uri="{28A0092B-C50C-407E-A947-70E740481C1C}">
                           <a14:useLocalDpi xmlns:a14="http://schemas.microsoft.com/office/drawing/2010/main" val="0"/>
@@ -2532,23 +4602,7 @@
           <w:sz w:val="24"/>
           <w:szCs w:val="24"/>
         </w:rPr>
-        <w:t xml:space="preserve">Ebben a tesztben a </w:t>
-      </w:r>
-      <w:r>
-        <w:rPr>
-          <w:rFonts w:ascii="Times New Roman" w:hAnsi="Times New Roman" w:cs="Times New Roman"/>
-          <w:sz w:val="24"/>
-          <w:szCs w:val="24"/>
-        </w:rPr>
-        <w:t>„felhasznaloAdat”</w:t>
-      </w:r>
-      <w:r>
-        <w:rPr>
-          <w:rFonts w:ascii="Times New Roman" w:hAnsi="Times New Roman" w:cs="Times New Roman"/>
-          <w:sz w:val="24"/>
-          <w:szCs w:val="24"/>
-        </w:rPr>
-        <w:t xml:space="preserve"> végpontot teszteljük. Megnézzük, hogy a felhasználók lekérésekor</w:t>
+        <w:t>Ebben a tesztben a „felhasznaloAdat” végpontot teszteljük. Megnézzük, hogy a felhasználók lekérésekor</w:t>
       </w:r>
       <w:r>
         <w:rPr>
@@ -2561,7 +4615,7 @@
     </w:p>
     <w:p>
       <w:pPr>
-        <w:pStyle w:val="Listaszerbekezds"/>
+        <w:pStyle w:val="ListParagraph"/>
         <w:numPr>
           <w:ilvl w:val="0"/>
           <w:numId w:val="5"/>
@@ -2578,13 +4632,12 @@
           <w:sz w:val="24"/>
           <w:szCs w:val="24"/>
         </w:rPr>
-        <w:lastRenderedPageBreak/>
         <w:t>200-as státusszal tér vissza</w:t>
       </w:r>
     </w:p>
     <w:p>
       <w:pPr>
-        <w:pStyle w:val="Listaszerbekezds"/>
+        <w:pStyle w:val="ListParagraph"/>
         <w:numPr>
           <w:ilvl w:val="0"/>
           <w:numId w:val="5"/>
@@ -2606,7 +4659,7 @@
     </w:p>
     <w:p>
       <w:pPr>
-        <w:pStyle w:val="Listaszerbekezds"/>
+        <w:pStyle w:val="ListParagraph"/>
         <w:numPr>
           <w:ilvl w:val="0"/>
           <w:numId w:val="5"/>
@@ -2623,23 +4676,7 @@
           <w:sz w:val="24"/>
           <w:szCs w:val="24"/>
         </w:rPr>
-        <w:t xml:space="preserve">A tömb elemei tartalmazzák a </w:t>
-      </w:r>
-      <w:r>
-        <w:rPr>
-          <w:rFonts w:ascii="Times New Roman" w:hAnsi="Times New Roman" w:cs="Times New Roman"/>
-          <w:sz w:val="24"/>
-          <w:szCs w:val="24"/>
-        </w:rPr>
-        <w:t>felhasznalonev es email</w:t>
-      </w:r>
-      <w:r>
-        <w:rPr>
-          <w:rFonts w:ascii="Times New Roman" w:hAnsi="Times New Roman" w:cs="Times New Roman"/>
-          <w:sz w:val="24"/>
-          <w:szCs w:val="24"/>
-        </w:rPr>
-        <w:t xml:space="preserve"> mezőket</w:t>
+        <w:t>A tömb elemei tartalmazzák a felhasznalonev es email mezőket</w:t>
       </w:r>
     </w:p>
     <w:p>
@@ -2654,6 +4691,7 @@
       <w:r>
         <w:rPr>
           <w:rFonts w:ascii="Times New Roman" w:hAnsi="Times New Roman" w:cs="Times New Roman"/>
+          <w:noProof/>
           <w:sz w:val="24"/>
           <w:szCs w:val="24"/>
         </w:rPr>
@@ -2681,7 +4719,7 @@
                     <pic:cNvPicPr/>
                   </pic:nvPicPr>
                   <pic:blipFill>
-                    <a:blip r:embed="rId15">
+                    <a:blip r:embed="rId22">
                       <a:extLst>
                         <a:ext uri="{28A0092B-C50C-407E-A947-70E740481C1C}">
                           <a14:useLocalDpi xmlns:a14="http://schemas.microsoft.com/office/drawing/2010/main" val="0"/>
@@ -2714,25 +4752,7 @@
           <w:szCs w:val="28"/>
           <w:u w:val="single"/>
         </w:rPr>
-        <w:t>Kosárhoz</w:t>
-      </w:r>
-      <w:r>
-        <w:rPr>
-          <w:rFonts w:ascii="Times New Roman" w:hAnsi="Times New Roman" w:cs="Times New Roman"/>
-          <w:sz w:val="28"/>
-          <w:szCs w:val="28"/>
-          <w:u w:val="single"/>
-        </w:rPr>
-        <w:t>a</w:t>
-      </w:r>
-      <w:r>
-        <w:rPr>
-          <w:rFonts w:ascii="Times New Roman" w:hAnsi="Times New Roman" w:cs="Times New Roman"/>
-          <w:sz w:val="28"/>
-          <w:szCs w:val="28"/>
-          <w:u w:val="single"/>
-        </w:rPr>
-        <w:t>dás:</w:t>
+        <w:t>Kosárhozadás:</w:t>
       </w:r>
     </w:p>
     <w:p>
@@ -2770,7 +4790,7 @@
     </w:p>
     <w:p>
       <w:pPr>
-        <w:pStyle w:val="Listaszerbekezds"/>
+        <w:pStyle w:val="ListParagraph"/>
         <w:numPr>
           <w:ilvl w:val="0"/>
           <w:numId w:val="6"/>
@@ -2792,7 +4812,7 @@
     </w:p>
     <w:p>
       <w:pPr>
-        <w:pStyle w:val="Listaszerbekezds"/>
+        <w:pStyle w:val="ListParagraph"/>
         <w:numPr>
           <w:ilvl w:val="0"/>
           <w:numId w:val="6"/>
@@ -2814,7 +4834,7 @@
     </w:p>
     <w:p>
       <w:pPr>
-        <w:pStyle w:val="Listaszerbekezds"/>
+        <w:pStyle w:val="ListParagraph"/>
         <w:numPr>
           <w:ilvl w:val="0"/>
           <w:numId w:val="6"/>
@@ -2836,17 +4856,23 @@
     </w:p>
     <w:p>
       <w:pPr>
-        <w:pStyle w:val="Cmsor1"/>
-        <w:rPr>
-          <w:rFonts w:ascii="Times New Roman" w:hAnsi="Times New Roman" w:cs="Times New Roman"/>
-        </w:rPr>
-      </w:pPr>
-      <w:r>
-        <w:rPr>
-          <w:rFonts w:ascii="Times New Roman" w:hAnsi="Times New Roman" w:cs="Times New Roman"/>
+        <w:pStyle w:val="Heading1"/>
+        <w:rPr>
+          <w:rFonts w:ascii="Times New Roman" w:hAnsi="Times New Roman" w:cs="Times New Roman"/>
+          <w:b/>
+          <w:bCs/>
+        </w:rPr>
+      </w:pPr>
+      <w:bookmarkStart w:id="19" w:name="_Toc228966696"/>
+      <w:r>
+        <w:rPr>
+          <w:rFonts w:ascii="Times New Roman" w:hAnsi="Times New Roman" w:cs="Times New Roman"/>
+          <w:b/>
+          <w:bCs/>
         </w:rPr>
         <w:t>Továbbfejlesztési lehetőségek:</w:t>
       </w:r>
+      <w:bookmarkEnd w:id="19"/>
     </w:p>
     <w:p>
       <w:pPr>
@@ -2879,55 +4905,24 @@
           <w:sz w:val="24"/>
           <w:szCs w:val="24"/>
         </w:rPr>
-        <w:t xml:space="preserve">Jelenleg a fizetési funkció csak demonstrációs célú, valódi tranzakciókat nem kezel. Egy éles rendszerben érdemes lenne valódi fizetési kaput integrálni, például </w:t>
-      </w:r>
-      <w:r>
-        <w:rPr>
-          <w:rFonts w:ascii="Times New Roman" w:hAnsi="Times New Roman" w:cs="Times New Roman"/>
-          <w:sz w:val="24"/>
-          <w:szCs w:val="24"/>
-        </w:rPr>
-        <w:t>PayPal</w:t>
-      </w:r>
-      <w:r>
-        <w:rPr>
-          <w:rFonts w:ascii="Times New Roman" w:hAnsi="Times New Roman" w:cs="Times New Roman"/>
-          <w:sz w:val="24"/>
-          <w:szCs w:val="24"/>
-        </w:rPr>
-        <w:t xml:space="preserve">, </w:t>
-      </w:r>
-      <w:r>
-        <w:rPr>
-          <w:rFonts w:ascii="Times New Roman" w:hAnsi="Times New Roman" w:cs="Times New Roman"/>
-          <w:sz w:val="24"/>
-          <w:szCs w:val="24"/>
-        </w:rPr>
-        <w:t>Apple Pay</w:t>
-      </w:r>
-      <w:r>
-        <w:rPr>
-          <w:rFonts w:ascii="Times New Roman" w:hAnsi="Times New Roman" w:cs="Times New Roman"/>
-          <w:sz w:val="24"/>
-          <w:szCs w:val="24"/>
-        </w:rPr>
-        <w:t xml:space="preserve"> vagy SimplePay szolgáltatással, amely bankkártyás és online fizetést tenne lehetővé.</w:t>
-      </w:r>
-    </w:p>
-    <w:p>
-      <w:pPr>
-        <w:rPr>
-          <w:rFonts w:ascii="Times New Roman" w:hAnsi="Times New Roman" w:cs="Times New Roman"/>
-          <w:sz w:val="28"/>
-          <w:szCs w:val="28"/>
-        </w:rPr>
-      </w:pPr>
-      <w:r>
-        <w:rPr>
-          <w:rFonts w:ascii="Times New Roman" w:hAnsi="Times New Roman" w:cs="Times New Roman"/>
-          <w:sz w:val="28"/>
-          <w:szCs w:val="28"/>
-        </w:rPr>
+        <w:t>Jelenleg a fizetési funkció csak demonstrációs célú, valódi tranzakciókat nem kezel. Egy éles rendszerben érdemes lenne valódi fizetési kaput integrálni, például PayPal, Apple Pay vagy SimplePay szolgáltatással, amely bankkártyás és online fizetést tenne lehetővé.</w:t>
+      </w:r>
+    </w:p>
+    <w:p>
+      <w:pPr>
+        <w:rPr>
+          <w:rFonts w:ascii="Times New Roman" w:hAnsi="Times New Roman" w:cs="Times New Roman"/>
+          <w:sz w:val="28"/>
+          <w:szCs w:val="28"/>
+        </w:rPr>
+      </w:pPr>
+      <w:r>
+        <w:rPr>
+          <w:rFonts w:ascii="Times New Roman" w:hAnsi="Times New Roman" w:cs="Times New Roman"/>
+          <w:sz w:val="28"/>
+          <w:szCs w:val="28"/>
+        </w:rPr>
+        <w:lastRenderedPageBreak/>
         <w:t>Termékértékelési és véleményezési rendszer</w:t>
       </w:r>
     </w:p>
@@ -3030,7 +5025,6 @@
           <w:sz w:val="28"/>
           <w:szCs w:val="28"/>
         </w:rPr>
-        <w:lastRenderedPageBreak/>
         <w:t>Szállítási opciók bővítése</w:t>
       </w:r>
     </w:p>
@@ -3087,21 +5081,27 @@
     </w:p>
     <w:p>
       <w:pPr>
-        <w:pStyle w:val="Cmsor1"/>
-        <w:rPr>
-          <w:rFonts w:ascii="Times New Roman" w:hAnsi="Times New Roman" w:cs="Times New Roman"/>
-        </w:rPr>
-      </w:pPr>
-      <w:r>
-        <w:rPr>
-          <w:rFonts w:ascii="Times New Roman" w:hAnsi="Times New Roman" w:cs="Times New Roman"/>
+        <w:pStyle w:val="Heading1"/>
+        <w:rPr>
+          <w:rFonts w:ascii="Times New Roman" w:hAnsi="Times New Roman" w:cs="Times New Roman"/>
+          <w:b/>
+          <w:bCs/>
+        </w:rPr>
+      </w:pPr>
+      <w:bookmarkStart w:id="20" w:name="_Toc228966697"/>
+      <w:r>
+        <w:rPr>
+          <w:rFonts w:ascii="Times New Roman" w:hAnsi="Times New Roman" w:cs="Times New Roman"/>
+          <w:b/>
+          <w:bCs/>
         </w:rPr>
         <w:t>Forrásmegjelölő, irodalomjegyzék:</w:t>
       </w:r>
-    </w:p>
-    <w:p>
-      <w:pPr>
-        <w:pStyle w:val="Listaszerbekezds"/>
+      <w:bookmarkEnd w:id="20"/>
+    </w:p>
+    <w:p>
+      <w:pPr>
+        <w:pStyle w:val="ListParagraph"/>
         <w:numPr>
           <w:ilvl w:val="0"/>
           <w:numId w:val="3"/>
@@ -3118,20 +5118,12 @@
           <w:sz w:val="24"/>
           <w:szCs w:val="24"/>
         </w:rPr>
-        <w:t>Kat</w:t>
-      </w:r>
-      <w:r>
-        <w:rPr>
-          <w:rFonts w:ascii="Times New Roman" w:hAnsi="Times New Roman" w:cs="Times New Roman"/>
-          <w:sz w:val="24"/>
-          <w:szCs w:val="24"/>
-        </w:rPr>
-        <w:t xml:space="preserve">tintható táblázat stackoverflow </w:t>
-      </w:r>
-      <w:hyperlink r:id="rId16" w:history="1">
+        <w:t xml:space="preserve">Kattintható táblázat stackoverflow </w:t>
+      </w:r>
+      <w:hyperlink r:id="rId23" w:history="1">
         <w:r>
           <w:rPr>
-            <w:rStyle w:val="Hiperhivatkozs"/>
+            <w:rStyle w:val="Hyperlink"/>
             <w:rFonts w:ascii="Times New Roman" w:hAnsi="Times New Roman" w:cs="Times New Roman"/>
             <w:sz w:val="24"/>
             <w:szCs w:val="24"/>
@@ -3150,7 +5142,7 @@
     </w:p>
     <w:p>
       <w:pPr>
-        <w:pStyle w:val="Listaszerbekezds"/>
+        <w:pStyle w:val="ListParagraph"/>
         <w:numPr>
           <w:ilvl w:val="0"/>
           <w:numId w:val="3"/>
@@ -3169,10 +5161,10 @@
         </w:rPr>
         <w:t xml:space="preserve">Grafikonok W3schools </w:t>
       </w:r>
-      <w:hyperlink r:id="rId17" w:history="1">
+      <w:hyperlink r:id="rId24" w:history="1">
         <w:r>
           <w:rPr>
-            <w:rStyle w:val="Hiperhivatkozs"/>
+            <w:rStyle w:val="Hyperlink"/>
             <w:rFonts w:ascii="Times New Roman" w:hAnsi="Times New Roman" w:cs="Times New Roman"/>
             <w:sz w:val="24"/>
             <w:szCs w:val="24"/>
@@ -3189,14 +5181,287 @@
         <w:t xml:space="preserve"> (megtekintve: 2026. március 22.)</w:t>
       </w:r>
     </w:p>
+    <w:p>
+      <w:pPr>
+        <w:pStyle w:val="ListParagraph"/>
+        <w:numPr>
+          <w:ilvl w:val="0"/>
+          <w:numId w:val="3"/>
+        </w:numPr>
+        <w:rPr>
+          <w:rFonts w:ascii="Times New Roman" w:hAnsi="Times New Roman" w:cs="Times New Roman"/>
+          <w:sz w:val="24"/>
+          <w:szCs w:val="24"/>
+        </w:rPr>
+      </w:pPr>
+      <w:r>
+        <w:rPr>
+          <w:rFonts w:ascii="Times New Roman" w:hAnsi="Times New Roman" w:cs="Times New Roman"/>
+          <w:sz w:val="24"/>
+          <w:szCs w:val="24"/>
+        </w:rPr>
+        <w:t xml:space="preserve">Bootstrap kinézethez </w:t>
+      </w:r>
+      <w:r>
+        <w:rPr>
+          <w:rFonts w:ascii="Times New Roman" w:hAnsi="Times New Roman" w:cs="Times New Roman"/>
+          <w:sz w:val="24"/>
+          <w:szCs w:val="24"/>
+        </w:rPr>
+        <w:t>https://getbootstrap.com</w:t>
+      </w:r>
+    </w:p>
+    <w:p>
+      <w:pPr>
+        <w:pStyle w:val="ListParagraph"/>
+        <w:numPr>
+          <w:ilvl w:val="0"/>
+          <w:numId w:val="3"/>
+        </w:numPr>
+        <w:rPr>
+          <w:rFonts w:ascii="Times New Roman" w:hAnsi="Times New Roman" w:cs="Times New Roman"/>
+          <w:sz w:val="24"/>
+          <w:szCs w:val="24"/>
+        </w:rPr>
+      </w:pPr>
+      <w:r>
+        <w:rPr>
+          <w:rFonts w:ascii="Times New Roman" w:hAnsi="Times New Roman" w:cs="Times New Roman"/>
+          <w:sz w:val="24"/>
+          <w:szCs w:val="24"/>
+        </w:rPr>
+        <w:t xml:space="preserve">felugró ablakok: </w:t>
+      </w:r>
+      <w:hyperlink r:id="rId25" w:history="1">
+        <w:r>
+          <w:rPr>
+            <w:rStyle w:val="Hyperlink"/>
+            <w:rFonts w:ascii="Times New Roman" w:hAnsi="Times New Roman" w:cs="Times New Roman"/>
+            <w:sz w:val="24"/>
+            <w:szCs w:val="24"/>
+          </w:rPr>
+          <w:t>https://getbootstrap.com/docs/4.0/components/modal/</w:t>
+        </w:r>
+      </w:hyperlink>
+      <w:r>
+        <w:rPr>
+          <w:rFonts w:ascii="Times New Roman" w:hAnsi="Times New Roman" w:cs="Times New Roman"/>
+          <w:sz w:val="24"/>
+          <w:szCs w:val="24"/>
+        </w:rPr>
+        <w:t xml:space="preserve"> (2026. január 30.)</w:t>
+      </w:r>
+    </w:p>
+    <w:p>
+      <w:pPr>
+        <w:pStyle w:val="ListParagraph"/>
+        <w:numPr>
+          <w:ilvl w:val="0"/>
+          <w:numId w:val="3"/>
+        </w:numPr>
+        <w:rPr>
+          <w:rFonts w:ascii="Times New Roman" w:hAnsi="Times New Roman" w:cs="Times New Roman"/>
+          <w:sz w:val="24"/>
+          <w:szCs w:val="24"/>
+        </w:rPr>
+      </w:pPr>
+      <w:r>
+        <w:rPr>
+          <w:rFonts w:ascii="Times New Roman" w:hAnsi="Times New Roman" w:cs="Times New Roman"/>
+          <w:sz w:val="24"/>
+          <w:szCs w:val="24"/>
+        </w:rPr>
+        <w:t>phpmailer-hez a Farkas által megosztott kép: 2026. április 23. </w:t>
+      </w:r>
+    </w:p>
+    <w:p>
+      <w:pPr>
+        <w:ind w:left="360"/>
+        <w:rPr>
+          <w:rFonts w:ascii="Times New Roman" w:hAnsi="Times New Roman" w:cs="Times New Roman"/>
+          <w:sz w:val="24"/>
+          <w:szCs w:val="24"/>
+        </w:rPr>
+      </w:pPr>
+      <w:r>
+        <w:rPr>
+          <w:rFonts w:ascii="Times New Roman" w:hAnsi="Times New Roman" w:cs="Times New Roman"/>
+        </w:rPr>
+        <w:lastRenderedPageBreak/>
+        <w:drawing>
+          <wp:inline distT="0" distB="0" distL="0" distR="0" wp14:anchorId="7DE44D17" wp14:editId="2FF0A9A0">
+            <wp:extent cx="5734050" cy="4391025"/>
+            <wp:effectExtent l="0" t="0" r="0" b="9525"/>
+            <wp:docPr id="1191302000" name="Picture 5"/>
+            <wp:cNvGraphicFramePr>
+              <a:graphicFrameLocks xmlns:a="http://schemas.openxmlformats.org/drawingml/2006/main" noChangeAspect="1"/>
+            </wp:cNvGraphicFramePr>
+            <a:graphic xmlns:a="http://schemas.openxmlformats.org/drawingml/2006/main">
+              <a:graphicData uri="http://schemas.openxmlformats.org/drawingml/2006/picture">
+                <pic:pic xmlns:pic="http://schemas.openxmlformats.org/drawingml/2006/picture">
+                  <pic:nvPicPr>
+                    <pic:cNvPr id="0" name="Picture 16"/>
+                    <pic:cNvPicPr>
+                      <a:picLocks noChangeAspect="1" noChangeArrowheads="1"/>
+                    </pic:cNvPicPr>
+                  </pic:nvPicPr>
+                  <pic:blipFill>
+                    <a:blip r:embed="rId26">
+                      <a:extLst>
+                        <a:ext uri="{28A0092B-C50C-407E-A947-70E740481C1C}">
+                          <a14:useLocalDpi xmlns:a14="http://schemas.microsoft.com/office/drawing/2010/main" val="0"/>
+                        </a:ext>
+                      </a:extLst>
+                    </a:blip>
+                    <a:srcRect/>
+                    <a:stretch>
+                      <a:fillRect/>
+                    </a:stretch>
+                  </pic:blipFill>
+                  <pic:spPr bwMode="auto">
+                    <a:xfrm>
+                      <a:off x="0" y="0"/>
+                      <a:ext cx="5734050" cy="4391025"/>
+                    </a:xfrm>
+                    <a:prstGeom prst="rect">
+                      <a:avLst/>
+                    </a:prstGeom>
+                    <a:noFill/>
+                    <a:ln>
+                      <a:noFill/>
+                    </a:ln>
+                  </pic:spPr>
+                </pic:pic>
+              </a:graphicData>
+            </a:graphic>
+          </wp:inline>
+        </w:drawing>
+      </w:r>
+    </w:p>
+    <w:p>
+      <w:pPr>
+        <w:pStyle w:val="ListParagraph"/>
+        <w:numPr>
+          <w:ilvl w:val="0"/>
+          <w:numId w:val="3"/>
+        </w:numPr>
+        <w:rPr>
+          <w:rFonts w:ascii="Times New Roman" w:hAnsi="Times New Roman" w:cs="Times New Roman"/>
+          <w:sz w:val="24"/>
+          <w:szCs w:val="24"/>
+        </w:rPr>
+      </w:pPr>
+      <w:r>
+        <w:rPr>
+          <w:rFonts w:ascii="Times New Roman" w:hAnsi="Times New Roman" w:cs="Times New Roman"/>
+          <w:sz w:val="24"/>
+          <w:szCs w:val="24"/>
+        </w:rPr>
+        <w:t>ChatGPT bootstrap kinézethez</w:t>
+      </w:r>
+    </w:p>
     <w:sectPr>
+      <w:footerReference w:type="default" r:id="rId27"/>
       <w:pgSz w:w="11906" w:h="16838"/>
       <w:pgMar w:top="1417" w:right="1417" w:bottom="1417" w:left="1417" w:header="708" w:footer="708" w:gutter="0"/>
       <w:cols w:space="708"/>
+      <w:titlePg/>
       <w:docGrid w:linePitch="360"/>
     </w:sectPr>
   </w:body>
 </w:document>
+</file>
+
+<file path=word/endnotes.xml><?xml version="1.0" encoding="utf-8"?>
+<w:endnotes xmlns:wpc="http://schemas.microsoft.com/office/word/2010/wordprocessingCanvas" xmlns:cx="http://schemas.microsoft.com/office/drawing/2014/chartex" xmlns:cx1="http://schemas.microsoft.com/office/drawing/2015/9/8/chartex" xmlns:cx2="http://schemas.microsoft.com/office/drawing/2015/10/21/chartex" xmlns:cx3="http://schemas.microsoft.com/office/drawing/2016/5/9/chartex" xmlns:cx4="http://schemas.microsoft.com/office/drawing/2016/5/10/chartex" xmlns:cx5="http://schemas.microsoft.com/office/drawing/2016/5/11/chartex" xmlns:cx6="http://schemas.microsoft.com/office/drawing/2016/5/12/chartex" xmlns:cx7="http://schemas.microsoft.com/office/drawing/2016/5/13/chartex" xmlns:cx8="http://schemas.microsoft.com/office/drawing/2016/5/14/chartex" xmlns:mc="http://schemas.openxmlformats.org/markup-compatibility/2006" xmlns:aink="http://schemas.microsoft.com/office/drawing/2016/ink" xmlns:am3d="http://schemas.microsoft.com/office/drawing/2017/model3d" xmlns:o="urn:schemas-microsoft-com:office:office" xmlns:oel="http://schemas.microsoft.com/office/2019/extlst" xmlns:r="http://schemas.openxmlformats.org/officeDocument/2006/relationships" xmlns:m="http://schemas.openxmlformats.org/officeDocument/2006/math" xmlns:v="urn:schemas-microsoft-com:vml" xmlns:wp14="http://schemas.microsoft.com/office/word/2010/wordprocessingDrawing" xmlns:wp="http://schemas.openxmlformats.org/drawingml/2006/wordprocessingDrawing" xmlns:w10="urn:schemas-microsoft-com:office:word" xmlns:w="http://schemas.openxmlformats.org/wordprocessingml/2006/main" xmlns:w14="http://schemas.microsoft.com/office/word/2010/wordml" xmlns:w15="http://schemas.microsoft.com/office/word/2012/wordml" xmlns:w16cex="http://schemas.microsoft.com/office/word/2018/wordml/cex" xmlns:w16cid="http://schemas.microsoft.com/office/word/2016/wordml/cid" xmlns:w16="http://schemas.microsoft.com/office/word/2018/wordml" xmlns:w16du="http://schemas.microsoft.com/office/word/2023/wordml/word16du" xmlns:w16sdtdh="http://schemas.microsoft.com/office/word/2020/wordml/sdtdatahash" xmlns:w16sdtfl="http://schemas.microsoft.com/office/word/2024/wordml/sdtformatlock" xmlns:w16se="http://schemas.microsoft.com/office/word/2015/wordml/symex" xmlns:wpg="http://schemas.microsoft.com/office/word/2010/wordprocessingGroup" xmlns:wpi="http://schemas.microsoft.com/office/word/2010/wordprocessingInk" xmlns:wne="http://schemas.microsoft.com/office/word/2006/wordml" xmlns:wps="http://schemas.microsoft.com/office/word/2010/wordprocessingShape" mc:Ignorable="w14 w15 w16se w16cid w16 w16cex w16sdtdh w16sdtfl w16du wp14">
+  <w:endnote w:type="separator" w:id="-1">
+    <w:p>
+      <w:pPr>
+        <w:spacing w:after="0" w:line="240" w:lineRule="auto"/>
+      </w:pPr>
+      <w:r>
+        <w:separator/>
+      </w:r>
+    </w:p>
+  </w:endnote>
+  <w:endnote w:type="continuationSeparator" w:id="0">
+    <w:p>
+      <w:pPr>
+        <w:spacing w:after="0" w:line="240" w:lineRule="auto"/>
+      </w:pPr>
+      <w:r>
+        <w:continuationSeparator/>
+      </w:r>
+    </w:p>
+  </w:endnote>
+</w:endnotes>
+</file>
+
+<file path=word/footer1.xml><?xml version="1.0" encoding="utf-8"?>
+<w:ftr xmlns:wpc="http://schemas.microsoft.com/office/word/2010/wordprocessingCanvas" xmlns:cx="http://schemas.microsoft.com/office/drawing/2014/chartex" xmlns:cx1="http://schemas.microsoft.com/office/drawing/2015/9/8/chartex" xmlns:cx2="http://schemas.microsoft.com/office/drawing/2015/10/21/chartex" xmlns:cx3="http://schemas.microsoft.com/office/drawing/2016/5/9/chartex" xmlns:cx4="http://schemas.microsoft.com/office/drawing/2016/5/10/chartex" xmlns:cx5="http://schemas.microsoft.com/office/drawing/2016/5/11/chartex" xmlns:cx6="http://schemas.microsoft.com/office/drawing/2016/5/12/chartex" xmlns:cx7="http://schemas.microsoft.com/office/drawing/2016/5/13/chartex" xmlns:cx8="http://schemas.microsoft.com/office/drawing/2016/5/14/chartex" xmlns:mc="http://schemas.openxmlformats.org/markup-compatibility/2006" xmlns:aink="http://schemas.microsoft.com/office/drawing/2016/ink" xmlns:am3d="http://schemas.microsoft.com/office/drawing/2017/model3d" xmlns:o="urn:schemas-microsoft-com:office:office" xmlns:oel="http://schemas.microsoft.com/office/2019/extlst" xmlns:r="http://schemas.openxmlformats.org/officeDocument/2006/relationships" xmlns:m="http://schemas.openxmlformats.org/officeDocument/2006/math" xmlns:v="urn:schemas-microsoft-com:vml" xmlns:wp14="http://schemas.microsoft.com/office/word/2010/wordprocessingDrawing" xmlns:wp="http://schemas.openxmlformats.org/drawingml/2006/wordprocessingDrawing" xmlns:w10="urn:schemas-microsoft-com:office:word" xmlns:w="http://schemas.openxmlformats.org/wordprocessingml/2006/main" xmlns:w14="http://schemas.microsoft.com/office/word/2010/wordml" xmlns:w15="http://schemas.microsoft.com/office/word/2012/wordml" xmlns:w16cex="http://schemas.microsoft.com/office/word/2018/wordml/cex" xmlns:w16cid="http://schemas.microsoft.com/office/word/2016/wordml/cid" xmlns:w16="http://schemas.microsoft.com/office/word/2018/wordml" xmlns:w16du="http://schemas.microsoft.com/office/word/2023/wordml/word16du" xmlns:w16sdtdh="http://schemas.microsoft.com/office/word/2020/wordml/sdtdatahash" xmlns:w16sdtfl="http://schemas.microsoft.com/office/word/2024/wordml/sdtformatlock" xmlns:w16se="http://schemas.microsoft.com/office/word/2015/wordml/symex" xmlns:wpg="http://schemas.microsoft.com/office/word/2010/wordprocessingGroup" xmlns:wpi="http://schemas.microsoft.com/office/word/2010/wordprocessingInk" xmlns:wne="http://schemas.microsoft.com/office/word/2006/wordml" xmlns:wps="http://schemas.microsoft.com/office/word/2010/wordprocessingShape" mc:Ignorable="w14 w15 w16se w16cid w16 w16cex w16sdtdh w16sdtfl w16du wp14">
+  <w:sdt>
+    <w:sdtPr>
+      <w:id w:val="-1928338423"/>
+      <w:docPartObj>
+        <w:docPartGallery w:val="Page Numbers (Bottom of Page)"/>
+        <w:docPartUnique/>
+      </w:docPartObj>
+    </w:sdtPr>
+    <w:sdtContent>
+      <w:p>
+        <w:pPr>
+          <w:pStyle w:val="Footer"/>
+          <w:jc w:val="right"/>
+        </w:pPr>
+        <w:r>
+          <w:fldChar w:fldCharType="begin"/>
+        </w:r>
+        <w:r>
+          <w:instrText>PAGE   \* MERGEFORMAT</w:instrText>
+        </w:r>
+        <w:r>
+          <w:fldChar w:fldCharType="separate"/>
+        </w:r>
+        <w:r>
+          <w:t>2</w:t>
+        </w:r>
+        <w:r>
+          <w:fldChar w:fldCharType="end"/>
+        </w:r>
+      </w:p>
+    </w:sdtContent>
+  </w:sdt>
+  <w:p>
+    <w:pPr>
+      <w:pStyle w:val="Footer"/>
+    </w:pPr>
+  </w:p>
+</w:ftr>
+</file>
+
+<file path=word/footnotes.xml><?xml version="1.0" encoding="utf-8"?>
+<w:footnotes xmlns:wpc="http://schemas.microsoft.com/office/word/2010/wordprocessingCanvas" xmlns:cx="http://schemas.microsoft.com/office/drawing/2014/chartex" xmlns:cx1="http://schemas.microsoft.com/office/drawing/2015/9/8/chartex" xmlns:cx2="http://schemas.microsoft.com/office/drawing/2015/10/21/chartex" xmlns:cx3="http://schemas.microsoft.com/office/drawing/2016/5/9/chartex" xmlns:cx4="http://schemas.microsoft.com/office/drawing/2016/5/10/chartex" xmlns:cx5="http://schemas.microsoft.com/office/drawing/2016/5/11/chartex" xmlns:cx6="http://schemas.microsoft.com/office/drawing/2016/5/12/chartex" xmlns:cx7="http://schemas.microsoft.com/office/drawing/2016/5/13/chartex" xmlns:cx8="http://schemas.microsoft.com/office/drawing/2016/5/14/chartex" xmlns:mc="http://schemas.openxmlformats.org/markup-compatibility/2006" xmlns:aink="http://schemas.microsoft.com/office/drawing/2016/ink" xmlns:am3d="http://schemas.microsoft.com/office/drawing/2017/model3d" xmlns:o="urn:schemas-microsoft-com:office:office" xmlns:oel="http://schemas.microsoft.com/office/2019/extlst" xmlns:r="http://schemas.openxmlformats.org/officeDocument/2006/relationships" xmlns:m="http://schemas.openxmlformats.org/officeDocument/2006/math" xmlns:v="urn:schemas-microsoft-com:vml" xmlns:wp14="http://schemas.microsoft.com/office/word/2010/wordprocessingDrawing" xmlns:wp="http://schemas.openxmlformats.org/drawingml/2006/wordprocessingDrawing" xmlns:w10="urn:schemas-microsoft-com:office:word" xmlns:w="http://schemas.openxmlformats.org/wordprocessingml/2006/main" xmlns:w14="http://schemas.microsoft.com/office/word/2010/wordml" xmlns:w15="http://schemas.microsoft.com/office/word/2012/wordml" xmlns:w16cex="http://schemas.microsoft.com/office/word/2018/wordml/cex" xmlns:w16cid="http://schemas.microsoft.com/office/word/2016/wordml/cid" xmlns:w16="http://schemas.microsoft.com/office/word/2018/wordml" xmlns:w16du="http://schemas.microsoft.com/office/word/2023/wordml/word16du" xmlns:w16sdtdh="http://schemas.microsoft.com/office/word/2020/wordml/sdtdatahash" xmlns:w16sdtfl="http://schemas.microsoft.com/office/word/2024/wordml/sdtformatlock" xmlns:w16se="http://schemas.microsoft.com/office/word/2015/wordml/symex" xmlns:wpg="http://schemas.microsoft.com/office/word/2010/wordprocessingGroup" xmlns:wpi="http://schemas.microsoft.com/office/word/2010/wordprocessingInk" xmlns:wne="http://schemas.microsoft.com/office/word/2006/wordml" xmlns:wps="http://schemas.microsoft.com/office/word/2010/wordprocessingShape" mc:Ignorable="w14 w15 w16se w16cid w16 w16cex w16sdtdh w16sdtfl w16du wp14">
+  <w:footnote w:type="separator" w:id="-1">
+    <w:p>
+      <w:pPr>
+        <w:spacing w:after="0" w:line="240" w:lineRule="auto"/>
+      </w:pPr>
+      <w:r>
+        <w:separator/>
+      </w:r>
+    </w:p>
+  </w:footnote>
+  <w:footnote w:type="continuationSeparator" w:id="0">
+    <w:p>
+      <w:pPr>
+        <w:spacing w:after="0" w:line="240" w:lineRule="auto"/>
+      </w:pPr>
+      <w:r>
+        <w:continuationSeparator/>
+      </w:r>
+    </w:p>
+  </w:footnote>
+</w:footnotes>
 </file>
 
 <file path=word/numbering.xml><?xml version="1.0" encoding="utf-8"?>
@@ -3767,6 +6032,155 @@
     </w:lvl>
   </w:abstractNum>
   <w:abstractNum w:abstractNumId="5" w15:restartNumberingAfterBreak="0">
+    <w:nsid w:val="67393565"/>
+    <w:multiLevelType w:val="multilevel"/>
+    <w:tmpl w:val="1E726BEA"/>
+    <w:lvl w:ilvl="0">
+      <w:start w:val="1"/>
+      <w:numFmt w:val="bullet"/>
+      <w:lvlText w:val=""/>
+      <w:lvlJc w:val="left"/>
+      <w:pPr>
+        <w:tabs>
+          <w:tab w:val="num" w:pos="720"/>
+        </w:tabs>
+        <w:ind w:left="720" w:hanging="360"/>
+      </w:pPr>
+      <w:rPr>
+        <w:rFonts w:ascii="Symbol" w:hAnsi="Symbol" w:hint="default"/>
+        <w:sz w:val="20"/>
+      </w:rPr>
+    </w:lvl>
+    <w:lvl w:ilvl="1" w:tentative="1">
+      <w:start w:val="1"/>
+      <w:numFmt w:val="bullet"/>
+      <w:lvlText w:val="o"/>
+      <w:lvlJc w:val="left"/>
+      <w:pPr>
+        <w:tabs>
+          <w:tab w:val="num" w:pos="1440"/>
+        </w:tabs>
+        <w:ind w:left="1440" w:hanging="360"/>
+      </w:pPr>
+      <w:rPr>
+        <w:rFonts w:ascii="Courier New" w:hAnsi="Courier New" w:hint="default"/>
+        <w:sz w:val="20"/>
+      </w:rPr>
+    </w:lvl>
+    <w:lvl w:ilvl="2" w:tentative="1">
+      <w:start w:val="1"/>
+      <w:numFmt w:val="bullet"/>
+      <w:lvlText w:val=""/>
+      <w:lvlJc w:val="left"/>
+      <w:pPr>
+        <w:tabs>
+          <w:tab w:val="num" w:pos="2160"/>
+        </w:tabs>
+        <w:ind w:left="2160" w:hanging="360"/>
+      </w:pPr>
+      <w:rPr>
+        <w:rFonts w:ascii="Wingdings" w:hAnsi="Wingdings" w:hint="default"/>
+        <w:sz w:val="20"/>
+      </w:rPr>
+    </w:lvl>
+    <w:lvl w:ilvl="3" w:tentative="1">
+      <w:start w:val="1"/>
+      <w:numFmt w:val="bullet"/>
+      <w:lvlText w:val=""/>
+      <w:lvlJc w:val="left"/>
+      <w:pPr>
+        <w:tabs>
+          <w:tab w:val="num" w:pos="2880"/>
+        </w:tabs>
+        <w:ind w:left="2880" w:hanging="360"/>
+      </w:pPr>
+      <w:rPr>
+        <w:rFonts w:ascii="Wingdings" w:hAnsi="Wingdings" w:hint="default"/>
+        <w:sz w:val="20"/>
+      </w:rPr>
+    </w:lvl>
+    <w:lvl w:ilvl="4" w:tentative="1">
+      <w:start w:val="1"/>
+      <w:numFmt w:val="bullet"/>
+      <w:lvlText w:val=""/>
+      <w:lvlJc w:val="left"/>
+      <w:pPr>
+        <w:tabs>
+          <w:tab w:val="num" w:pos="3600"/>
+        </w:tabs>
+        <w:ind w:left="3600" w:hanging="360"/>
+      </w:pPr>
+      <w:rPr>
+        <w:rFonts w:ascii="Wingdings" w:hAnsi="Wingdings" w:hint="default"/>
+        <w:sz w:val="20"/>
+      </w:rPr>
+    </w:lvl>
+    <w:lvl w:ilvl="5" w:tentative="1">
+      <w:start w:val="1"/>
+      <w:numFmt w:val="bullet"/>
+      <w:lvlText w:val=""/>
+      <w:lvlJc w:val="left"/>
+      <w:pPr>
+        <w:tabs>
+          <w:tab w:val="num" w:pos="4320"/>
+        </w:tabs>
+        <w:ind w:left="4320" w:hanging="360"/>
+      </w:pPr>
+      <w:rPr>
+        <w:rFonts w:ascii="Wingdings" w:hAnsi="Wingdings" w:hint="default"/>
+        <w:sz w:val="20"/>
+      </w:rPr>
+    </w:lvl>
+    <w:lvl w:ilvl="6" w:tentative="1">
+      <w:start w:val="1"/>
+      <w:numFmt w:val="bullet"/>
+      <w:lvlText w:val=""/>
+      <w:lvlJc w:val="left"/>
+      <w:pPr>
+        <w:tabs>
+          <w:tab w:val="num" w:pos="5040"/>
+        </w:tabs>
+        <w:ind w:left="5040" w:hanging="360"/>
+      </w:pPr>
+      <w:rPr>
+        <w:rFonts w:ascii="Wingdings" w:hAnsi="Wingdings" w:hint="default"/>
+        <w:sz w:val="20"/>
+      </w:rPr>
+    </w:lvl>
+    <w:lvl w:ilvl="7" w:tentative="1">
+      <w:start w:val="1"/>
+      <w:numFmt w:val="bullet"/>
+      <w:lvlText w:val=""/>
+      <w:lvlJc w:val="left"/>
+      <w:pPr>
+        <w:tabs>
+          <w:tab w:val="num" w:pos="5760"/>
+        </w:tabs>
+        <w:ind w:left="5760" w:hanging="360"/>
+      </w:pPr>
+      <w:rPr>
+        <w:rFonts w:ascii="Wingdings" w:hAnsi="Wingdings" w:hint="default"/>
+        <w:sz w:val="20"/>
+      </w:rPr>
+    </w:lvl>
+    <w:lvl w:ilvl="8" w:tentative="1">
+      <w:start w:val="1"/>
+      <w:numFmt w:val="bullet"/>
+      <w:lvlText w:val=""/>
+      <w:lvlJc w:val="left"/>
+      <w:pPr>
+        <w:tabs>
+          <w:tab w:val="num" w:pos="6480"/>
+        </w:tabs>
+        <w:ind w:left="6480" w:hanging="360"/>
+      </w:pPr>
+      <w:rPr>
+        <w:rFonts w:ascii="Wingdings" w:hAnsi="Wingdings" w:hint="default"/>
+        <w:sz w:val="20"/>
+      </w:rPr>
+    </w:lvl>
+  </w:abstractNum>
+  <w:abstractNum w:abstractNumId="6" w15:restartNumberingAfterBreak="0">
     <w:nsid w:val="70BF1CA4"/>
     <w:multiLevelType w:val="hybridMultilevel"/>
     <w:tmpl w:val="FC0860B6"/>
@@ -3880,7 +6294,7 @@
     </w:lvl>
   </w:abstractNum>
   <w:num w:numId="1" w16cid:durableId="1091195399">
-    <w:abstractNumId w:val="5"/>
+    <w:abstractNumId w:val="6"/>
   </w:num>
   <w:num w:numId="2" w16cid:durableId="1891261778">
     <w:abstractNumId w:val="4"/>
@@ -3896,6 +6310,9 @@
   </w:num>
   <w:num w:numId="6" w16cid:durableId="1927181093">
     <w:abstractNumId w:val="1"/>
+  </w:num>
+  <w:num w:numId="7" w16cid:durableId="930968656">
+    <w:abstractNumId w:val="5"/>
   </w:num>
 </w:numbering>
 </file>
@@ -4295,16 +6712,16 @@
     <w:lsdException w:name="Unresolved Mention" w:semiHidden="1" w:unhideWhenUsed="1"/>
     <w:lsdException w:name="Smart Link" w:semiHidden="1" w:unhideWhenUsed="1"/>
   </w:latentStyles>
-  <w:style w:type="paragraph" w:default="1" w:styleId="Norml">
+  <w:style w:type="paragraph" w:default="1" w:styleId="Normal">
     <w:name w:val="Normal"/>
     <w:qFormat/>
     <w:rsid w:val="00BA3AA0"/>
   </w:style>
-  <w:style w:type="paragraph" w:styleId="Cmsor1">
+  <w:style w:type="paragraph" w:styleId="Heading1">
     <w:name w:val="heading 1"/>
-    <w:basedOn w:val="Norml"/>
-    <w:next w:val="Norml"/>
-    <w:link w:val="Cmsor1Char"/>
+    <w:basedOn w:val="Normal"/>
+    <w:next w:val="Normal"/>
+    <w:link w:val="Heading1Char"/>
     <w:uiPriority w:val="9"/>
     <w:qFormat/>
     <w:rsid w:val="00402772"/>
@@ -4320,11 +6737,11 @@
       <w:szCs w:val="32"/>
     </w:rPr>
   </w:style>
-  <w:style w:type="paragraph" w:styleId="Cmsor2">
+  <w:style w:type="paragraph" w:styleId="Heading2">
     <w:name w:val="heading 2"/>
-    <w:basedOn w:val="Norml"/>
-    <w:next w:val="Norml"/>
-    <w:link w:val="Cmsor2Char"/>
+    <w:basedOn w:val="Normal"/>
+    <w:next w:val="Normal"/>
+    <w:link w:val="Heading2Char"/>
     <w:uiPriority w:val="9"/>
     <w:unhideWhenUsed/>
     <w:qFormat/>
@@ -4341,12 +6758,12 @@
       <w:szCs w:val="26"/>
     </w:rPr>
   </w:style>
-  <w:style w:type="character" w:default="1" w:styleId="Bekezdsalapbettpusa">
+  <w:style w:type="character" w:default="1" w:styleId="DefaultParagraphFont">
     <w:name w:val="Default Paragraph Font"/>
     <w:uiPriority w:val="1"/>
     <w:unhideWhenUsed/>
   </w:style>
-  <w:style w:type="table" w:default="1" w:styleId="Normltblzat">
+  <w:style w:type="table" w:default="1" w:styleId="TableNormal">
     <w:name w:val="Normal Table"/>
     <w:uiPriority w:val="99"/>
     <w:semiHidden/>
@@ -4361,15 +6778,15 @@
       </w:tblCellMar>
     </w:tblPr>
   </w:style>
-  <w:style w:type="numbering" w:default="1" w:styleId="Nemlista">
+  <w:style w:type="numbering" w:default="1" w:styleId="NoList">
     <w:name w:val="No List"/>
     <w:uiPriority w:val="99"/>
     <w:semiHidden/>
     <w:unhideWhenUsed/>
   </w:style>
-  <w:style w:type="paragraph" w:styleId="NormlWeb">
+  <w:style w:type="paragraph" w:styleId="NormalWeb">
     <w:name w:val="Normal (Web)"/>
-    <w:basedOn w:val="Norml"/>
+    <w:basedOn w:val="Normal"/>
     <w:uiPriority w:val="99"/>
     <w:unhideWhenUsed/>
     <w:rsid w:val="002C7D0F"/>
@@ -4385,12 +6802,12 @@
   </w:style>
   <w:style w:type="character" w:customStyle="1" w:styleId="whitespace-normal">
     <w:name w:val="whitespace-normal"/>
-    <w:basedOn w:val="Bekezdsalapbettpusa"/>
+    <w:basedOn w:val="DefaultParagraphFont"/>
     <w:rsid w:val="002C7D0F"/>
   </w:style>
-  <w:style w:type="paragraph" w:styleId="Listaszerbekezds">
+  <w:style w:type="paragraph" w:styleId="ListParagraph">
     <w:name w:val="List Paragraph"/>
-    <w:basedOn w:val="Norml"/>
+    <w:basedOn w:val="Normal"/>
     <w:uiPriority w:val="34"/>
     <w:qFormat/>
     <w:rsid w:val="004F090F"/>
@@ -4399,9 +6816,9 @@
       <w:contextualSpacing/>
     </w:pPr>
   </w:style>
-  <w:style w:type="character" w:styleId="Hiperhivatkozs">
+  <w:style w:type="character" w:styleId="Hyperlink">
     <w:name w:val="Hyperlink"/>
-    <w:basedOn w:val="Bekezdsalapbettpusa"/>
+    <w:basedOn w:val="DefaultParagraphFont"/>
     <w:uiPriority w:val="99"/>
     <w:unhideWhenUsed/>
     <w:rsid w:val="00734445"/>
@@ -4410,10 +6827,10 @@
       <w:u w:val="single"/>
     </w:rPr>
   </w:style>
-  <w:style w:type="character" w:customStyle="1" w:styleId="Cmsor1Char">
-    <w:name w:val="Címsor 1 Char"/>
-    <w:basedOn w:val="Bekezdsalapbettpusa"/>
-    <w:link w:val="Cmsor1"/>
+  <w:style w:type="character" w:customStyle="1" w:styleId="Heading1Char">
+    <w:name w:val="Heading 1 Char"/>
+    <w:basedOn w:val="DefaultParagraphFont"/>
+    <w:link w:val="Heading1"/>
     <w:uiPriority w:val="9"/>
     <w:rsid w:val="00402772"/>
     <w:rPr>
@@ -4422,10 +6839,10 @@
       <w:szCs w:val="32"/>
     </w:rPr>
   </w:style>
-  <w:style w:type="character" w:customStyle="1" w:styleId="Cmsor2Char">
-    <w:name w:val="Címsor 2 Char"/>
-    <w:basedOn w:val="Bekezdsalapbettpusa"/>
-    <w:link w:val="Cmsor2"/>
+  <w:style w:type="character" w:customStyle="1" w:styleId="Heading2Char">
+    <w:name w:val="Heading 2 Char"/>
+    <w:basedOn w:val="DefaultParagraphFont"/>
+    <w:link w:val="Heading2"/>
     <w:uiPriority w:val="9"/>
     <w:rsid w:val="001969A1"/>
     <w:rPr>
@@ -4434,9 +6851,9 @@
       <w:szCs w:val="26"/>
     </w:rPr>
   </w:style>
-  <w:style w:type="character" w:styleId="Feloldatlanmegemlts">
+  <w:style w:type="character" w:styleId="UnresolvedMention">
     <w:name w:val="Unresolved Mention"/>
-    <w:basedOn w:val="Bekezdsalapbettpusa"/>
+    <w:basedOn w:val="DefaultParagraphFont"/>
     <w:uiPriority w:val="99"/>
     <w:semiHidden/>
     <w:unhideWhenUsed/>
@@ -4445,6 +6862,91 @@
       <w:color w:val="605E5C"/>
       <w:shd w:val="clear" w:color="auto" w:fill="E1DFDD"/>
     </w:rPr>
+  </w:style>
+  <w:style w:type="paragraph" w:styleId="Header">
+    <w:name w:val="header"/>
+    <w:basedOn w:val="Normal"/>
+    <w:link w:val="HeaderChar"/>
+    <w:uiPriority w:val="99"/>
+    <w:unhideWhenUsed/>
+    <w:rsid w:val="00FF3E82"/>
+    <w:pPr>
+      <w:tabs>
+        <w:tab w:val="center" w:pos="4536"/>
+        <w:tab w:val="right" w:pos="9072"/>
+      </w:tabs>
+      <w:spacing w:after="0" w:line="240" w:lineRule="auto"/>
+    </w:pPr>
+  </w:style>
+  <w:style w:type="character" w:customStyle="1" w:styleId="HeaderChar">
+    <w:name w:val="Header Char"/>
+    <w:basedOn w:val="DefaultParagraphFont"/>
+    <w:link w:val="Header"/>
+    <w:uiPriority w:val="99"/>
+    <w:rsid w:val="00FF3E82"/>
+  </w:style>
+  <w:style w:type="paragraph" w:styleId="Footer">
+    <w:name w:val="footer"/>
+    <w:basedOn w:val="Normal"/>
+    <w:link w:val="FooterChar"/>
+    <w:uiPriority w:val="99"/>
+    <w:unhideWhenUsed/>
+    <w:rsid w:val="00FF3E82"/>
+    <w:pPr>
+      <w:tabs>
+        <w:tab w:val="center" w:pos="4536"/>
+        <w:tab w:val="right" w:pos="9072"/>
+      </w:tabs>
+      <w:spacing w:after="0" w:line="240" w:lineRule="auto"/>
+    </w:pPr>
+  </w:style>
+  <w:style w:type="character" w:customStyle="1" w:styleId="FooterChar">
+    <w:name w:val="Footer Char"/>
+    <w:basedOn w:val="DefaultParagraphFont"/>
+    <w:link w:val="Footer"/>
+    <w:uiPriority w:val="99"/>
+    <w:rsid w:val="00FF3E82"/>
+  </w:style>
+  <w:style w:type="paragraph" w:styleId="TOCHeading">
+    <w:name w:val="TOC Heading"/>
+    <w:basedOn w:val="Heading1"/>
+    <w:next w:val="Normal"/>
+    <w:uiPriority w:val="39"/>
+    <w:unhideWhenUsed/>
+    <w:qFormat/>
+    <w:rsid w:val="001436EF"/>
+    <w:pPr>
+      <w:outlineLvl w:val="9"/>
+    </w:pPr>
+    <w:rPr>
+      <w:color w:val="2F5496" w:themeColor="accent1" w:themeShade="BF"/>
+      <w:lang w:eastAsia="hu-HU"/>
+    </w:rPr>
+  </w:style>
+  <w:style w:type="paragraph" w:styleId="TOC1">
+    <w:name w:val="toc 1"/>
+    <w:basedOn w:val="Normal"/>
+    <w:next w:val="Normal"/>
+    <w:autoRedefine/>
+    <w:uiPriority w:val="39"/>
+    <w:unhideWhenUsed/>
+    <w:rsid w:val="001436EF"/>
+    <w:pPr>
+      <w:spacing w:after="100"/>
+    </w:pPr>
+  </w:style>
+  <w:style w:type="paragraph" w:styleId="TOC2">
+    <w:name w:val="toc 2"/>
+    <w:basedOn w:val="Normal"/>
+    <w:next w:val="Normal"/>
+    <w:autoRedefine/>
+    <w:uiPriority w:val="39"/>
+    <w:unhideWhenUsed/>
+    <w:rsid w:val="001436EF"/>
+    <w:pPr>
+      <w:spacing w:after="100"/>
+      <w:ind w:left="220"/>
+    </w:pPr>
   </w:style>
 </w:styles>
 </file>
@@ -4742,4 +7244,16 @@
     </a:ext>
   </a:extLst>
 </a:theme>
+</file>
+
+<file path=customXml/item1.xml><?xml version="1.0" encoding="utf-8"?>
+<b:Sources xmlns:b="http://schemas.openxmlformats.org/officeDocument/2006/bibliography" xmlns="http://schemas.openxmlformats.org/officeDocument/2006/bibliography" SelectedStyle="\APASixthEditionOfficeOnline.xsl" StyleName="APA" Version="6"/>
+</file>
+
+<file path=customXml/itemProps1.xml><?xml version="1.0" encoding="utf-8"?>
+<ds:datastoreItem xmlns:ds="http://schemas.openxmlformats.org/officeDocument/2006/customXml" ds:itemID="{1947110C-EDDD-4E92-9873-205629196481}">
+  <ds:schemaRefs>
+    <ds:schemaRef ds:uri="http://schemas.openxmlformats.org/officeDocument/2006/bibliography"/>
+  </ds:schemaRefs>
+</ds:datastoreItem>
 </file>